--- a/internet and mobile programming task 1.docx
+++ b/internet and mobile programming task 1.docx
@@ -4,7 +4,7 @@
   <w:body>
     <w:p>
       <w:pPr>
-        <w:spacing w:after="0" w:line="240" w:lineRule="auto"/>
+        <w:spacing w:line="240" w:lineRule="auto"/>
         <w:jc w:val="center"/>
         <w:rPr>
           <w:rFonts w:ascii="Times New Roman" w:eastAsia="Times New Roman" w:hAnsi="Times New Roman" w:cs="Times New Roman"/>
@@ -82,7 +82,7 @@
     </w:p>
     <w:p>
       <w:pPr>
-        <w:spacing w:after="0" w:line="240" w:lineRule="auto"/>
+        <w:spacing w:line="240" w:lineRule="auto"/>
         <w:jc w:val="center"/>
         <w:rPr>
           <w:rFonts w:ascii="Times New Roman" w:eastAsia="Times New Roman" w:hAnsi="Times New Roman" w:cs="Times New Roman"/>
@@ -95,7 +95,7 @@
     </w:p>
     <w:p>
       <w:pPr>
-        <w:spacing w:after="0" w:line="240" w:lineRule="auto"/>
+        <w:spacing w:line="240" w:lineRule="auto"/>
         <w:jc w:val="center"/>
         <w:rPr>
           <w:rFonts w:ascii="Times New Roman" w:eastAsia="Times New Roman" w:hAnsi="Times New Roman" w:cs="Times New Roman"/>
@@ -108,7 +108,7 @@
     </w:p>
     <w:p>
       <w:pPr>
-        <w:spacing w:after="0" w:line="240" w:lineRule="auto"/>
+        <w:spacing w:line="240" w:lineRule="auto"/>
         <w:jc w:val="center"/>
         <w:rPr>
           <w:rFonts w:ascii="Times New Roman" w:eastAsia="Times New Roman" w:hAnsi="Times New Roman" w:cs="Times New Roman"/>
@@ -121,7 +121,7 @@
     </w:p>
     <w:p>
       <w:pPr>
-        <w:spacing w:after="0" w:line="240" w:lineRule="auto"/>
+        <w:spacing w:line="240" w:lineRule="auto"/>
         <w:jc w:val="center"/>
         <w:rPr>
           <w:rFonts w:ascii="Times New Roman" w:eastAsia="Times New Roman" w:hAnsi="Times New Roman" w:cs="Times New Roman"/>
@@ -134,7 +134,7 @@
     </w:p>
     <w:p>
       <w:pPr>
-        <w:spacing w:after="0" w:line="360" w:lineRule="auto"/>
+        <w:spacing w:line="360" w:lineRule="auto"/>
         <w:jc w:val="center"/>
         <w:rPr>
           <w:rFonts w:ascii="Times New Roman" w:eastAsia="Times New Roman" w:hAnsi="Times New Roman" w:cs="Times New Roman"/>
@@ -157,7 +157,7 @@
     </w:p>
     <w:p>
       <w:pPr>
-        <w:spacing w:after="0" w:line="360" w:lineRule="auto"/>
+        <w:spacing w:line="360" w:lineRule="auto"/>
         <w:jc w:val="center"/>
         <w:rPr>
           <w:rFonts w:ascii="Times New Roman" w:eastAsia="Times New Roman" w:hAnsi="Times New Roman" w:cs="Times New Roman"/>
@@ -180,7 +180,7 @@
     </w:p>
     <w:p>
       <w:pPr>
-        <w:spacing w:after="0" w:line="360" w:lineRule="auto"/>
+        <w:spacing w:line="360" w:lineRule="auto"/>
         <w:jc w:val="center"/>
         <w:rPr>
           <w:rFonts w:ascii="Times New Roman" w:eastAsia="Times New Roman" w:hAnsi="Times New Roman" w:cs="Times New Roman"/>
@@ -258,7 +258,7 @@
                         <w:txbxContent>
                           <w:p>
                             <w:pPr>
-                              <w:spacing w:after="0" w:line="240" w:lineRule="auto"/>
+                              <w:spacing w:line="240" w:lineRule="auto"/>
                               <w:jc w:val="center"/>
                               <w:rPr>
                                 <w:rFonts w:ascii="Times New Roman" w:eastAsia="Times New Roman" w:hAnsi="Times New Roman" w:cs="Times New Roman"/>
@@ -370,7 +370,7 @@
                   <w:txbxContent>
                     <w:p>
                       <w:pPr>
-                        <w:spacing w:after="0" w:line="240" w:lineRule="auto"/>
+                        <w:spacing w:line="240" w:lineRule="auto"/>
                         <w:jc w:val="center"/>
                         <w:rPr>
                           <w:rFonts w:ascii="Times New Roman" w:eastAsia="Times New Roman" w:hAnsi="Times New Roman" w:cs="Times New Roman"/>
@@ -460,7 +460,7 @@
     </w:p>
     <w:p>
       <w:pPr>
-        <w:spacing w:after="0" w:line="240" w:lineRule="auto"/>
+        <w:spacing w:line="240" w:lineRule="auto"/>
         <w:jc w:val="center"/>
         <w:rPr>
           <w:rFonts w:ascii="Times New Roman" w:eastAsia="Times New Roman" w:hAnsi="Times New Roman" w:cs="Times New Roman"/>
@@ -473,7 +473,7 @@
     </w:p>
     <w:p>
       <w:pPr>
-        <w:spacing w:after="0" w:line="240" w:lineRule="auto"/>
+        <w:spacing w:line="240" w:lineRule="auto"/>
         <w:jc w:val="center"/>
         <w:rPr>
           <w:rFonts w:ascii="Times New Roman" w:eastAsia="Times New Roman" w:hAnsi="Times New Roman" w:cs="Times New Roman"/>
@@ -496,7 +496,7 @@
     </w:p>
     <w:p>
       <w:pPr>
-        <w:spacing w:after="0" w:line="240" w:lineRule="auto"/>
+        <w:spacing w:line="240" w:lineRule="auto"/>
         <w:jc w:val="center"/>
         <w:rPr>
           <w:rFonts w:ascii="Times New Roman" w:eastAsia="Times New Roman" w:hAnsi="Times New Roman" w:cs="Times New Roman"/>
@@ -710,6 +710,7 @@
                 <w:sz w:val="24"/>
                 <w:szCs w:val="24"/>
               </w:rPr>
+              <w:lastRenderedPageBreak/>
               <w:t xml:space="preserve">NEIL AMBAYI MPOCHE </w:t>
             </w:r>
           </w:p>
@@ -853,7 +854,7 @@
     </w:tbl>
     <w:p>
       <w:pPr>
-        <w:spacing w:after="0" w:line="240" w:lineRule="auto"/>
+        <w:spacing w:line="240" w:lineRule="auto"/>
         <w:rPr>
           <w:rFonts w:ascii="Times New Roman" w:eastAsia="Times New Roman" w:hAnsi="Times New Roman" w:cs="Times New Roman"/>
           <w:color w:val="0D0D0D"/>
@@ -951,7 +952,6 @@
           <w:sz w:val="24"/>
           <w:szCs w:val="24"/>
         </w:rPr>
-        <w:lastRenderedPageBreak/>
         <w:t>Task 1 Report</w:t>
       </w:r>
     </w:p>
@@ -1022,7 +1022,7 @@
           <w:ilvl w:val="0"/>
           <w:numId w:val="53"/>
         </w:numPr>
-        <w:spacing w:before="100" w:beforeAutospacing="1" w:after="100" w:afterAutospacing="1" w:line="240" w:lineRule="auto"/>
+        <w:spacing w:after="100" w:afterAutospacing="1" w:line="240" w:lineRule="auto"/>
         <w:rPr>
           <w:rFonts w:ascii="Times New Roman" w:hAnsi="Times New Roman" w:cs="Times New Roman"/>
           <w:sz w:val="24"/>
@@ -1041,29 +1041,51 @@
     <w:p>
       <w:pPr>
         <w:pStyle w:val="Heading2"/>
-      </w:pPr>
-      <w:r>
-        <w:t>1. Major Types of Mobile Applications</w:t>
-      </w:r>
-    </w:p>
-    <w:p>
-      <w:pPr>
-        <w:spacing w:before="100" w:beforeAutospacing="1" w:after="100" w:afterAutospacing="1" w:line="390" w:lineRule="atLeast"/>
-        <w:rPr>
-          <w:rFonts w:ascii="Times New Roman" w:eastAsia="Times New Roman" w:hAnsi="Times New Roman" w:cs="Times New Roman"/>
-          <w:color w:val="0D0D0D"/>
-          <w:sz w:val="24"/>
-          <w:szCs w:val="24"/>
-        </w:rPr>
-      </w:pPr>
-      <w:r>
-        <w:rPr>
-          <w:rFonts w:ascii="Times New Roman" w:eastAsia="Times New Roman" w:hAnsi="Times New Roman" w:cs="Times New Roman"/>
-          <w:color w:val="0D0D0D"/>
-          <w:sz w:val="24"/>
-          <w:szCs w:val="24"/>
-        </w:rPr>
-        <w:t>Mobile applications can be classified into three main categories:</w:t>
+        <w:numPr>
+          <w:ilvl w:val="0"/>
+          <w:numId w:val="56"/>
+        </w:numPr>
+      </w:pPr>
+      <w:r>
+        <w:t>Major Types of Mobile Applications</w:t>
+      </w:r>
+    </w:p>
+    <w:p>
+      <w:pPr>
+        <w:spacing w:beforeAutospacing="0" w:after="100" w:afterAutospacing="1" w:line="390" w:lineRule="atLeast"/>
+        <w:rPr>
+          <w:rFonts w:ascii="Times New Roman" w:eastAsia="Times New Roman" w:hAnsi="Times New Roman" w:cs="Times New Roman"/>
+          <w:color w:val="0D0D0D"/>
+          <w:sz w:val="24"/>
+          <w:szCs w:val="24"/>
+        </w:rPr>
+      </w:pPr>
+      <w:r>
+        <w:rPr>
+          <w:rFonts w:ascii="Times New Roman" w:eastAsia="Times New Roman" w:hAnsi="Times New Roman" w:cs="Times New Roman"/>
+          <w:color w:val="0D0D0D"/>
+          <w:sz w:val="24"/>
+          <w:szCs w:val="24"/>
+        </w:rPr>
+        <w:t>Mobile applications are categorized based on their underlying technology and how they interact with the device hardware.</w:t>
+      </w:r>
+      <w:r>
+        <w:rPr>
+          <w:rFonts w:ascii="Times New Roman" w:eastAsia="Times New Roman" w:hAnsi="Times New Roman" w:cs="Times New Roman"/>
+          <w:color w:val="0D0D0D"/>
+          <w:sz w:val="24"/>
+          <w:szCs w:val="24"/>
+        </w:rPr>
+        <w:t xml:space="preserve"> They </w:t>
+      </w:r>
+      <w:r>
+        <w:rPr>
+          <w:rFonts w:ascii="Times New Roman" w:eastAsia="Times New Roman" w:hAnsi="Times New Roman" w:cs="Times New Roman"/>
+          <w:color w:val="0D0D0D"/>
+          <w:sz w:val="24"/>
+          <w:szCs w:val="24"/>
+        </w:rPr>
+        <w:t>can be classified into three main categories:</w:t>
       </w:r>
     </w:p>
     <w:p>
@@ -1076,21 +1098,22 @@
     </w:p>
     <w:p>
       <w:pPr>
-        <w:spacing w:before="100" w:beforeAutospacing="1" w:after="100" w:afterAutospacing="1" w:line="390" w:lineRule="atLeast"/>
-        <w:rPr>
-          <w:rFonts w:ascii="Times New Roman" w:eastAsia="Times New Roman" w:hAnsi="Times New Roman" w:cs="Times New Roman"/>
-          <w:color w:val="0D0D0D"/>
-          <w:sz w:val="24"/>
-          <w:szCs w:val="24"/>
-        </w:rPr>
-      </w:pPr>
-      <w:r>
-        <w:rPr>
-          <w:rFonts w:ascii="Times New Roman" w:eastAsia="Times New Roman" w:hAnsi="Times New Roman" w:cs="Times New Roman"/>
-          <w:color w:val="0D0D0D"/>
-          <w:sz w:val="24"/>
-          <w:szCs w:val="24"/>
-        </w:rPr>
+        <w:spacing w:after="100" w:afterAutospacing="1" w:line="390" w:lineRule="atLeast"/>
+        <w:rPr>
+          <w:rFonts w:ascii="Times New Roman" w:eastAsia="Times New Roman" w:hAnsi="Times New Roman" w:cs="Times New Roman"/>
+          <w:color w:val="0D0D0D"/>
+          <w:sz w:val="24"/>
+          <w:szCs w:val="24"/>
+        </w:rPr>
+      </w:pPr>
+      <w:r>
+        <w:rPr>
+          <w:rFonts w:ascii="Times New Roman" w:eastAsia="Times New Roman" w:hAnsi="Times New Roman" w:cs="Times New Roman"/>
+          <w:color w:val="0D0D0D"/>
+          <w:sz w:val="24"/>
+          <w:szCs w:val="24"/>
+        </w:rPr>
+        <w:lastRenderedPageBreak/>
         <w:t>Native applications are developed specifically for one operating system such as Android or iOS.</w:t>
       </w:r>
     </w:p>
@@ -1125,7 +1148,7 @@
           <w:ilvl w:val="0"/>
           <w:numId w:val="1"/>
         </w:numPr>
-        <w:spacing w:after="0" w:line="390" w:lineRule="atLeast"/>
+        <w:spacing w:line="390" w:lineRule="atLeast"/>
         <w:ind w:left="360"/>
         <w:rPr>
           <w:rFonts w:ascii="Times New Roman" w:eastAsia="Times New Roman" w:hAnsi="Times New Roman" w:cs="Times New Roman"/>
@@ -1150,7 +1173,7 @@
           <w:ilvl w:val="0"/>
           <w:numId w:val="1"/>
         </w:numPr>
-        <w:spacing w:after="0" w:line="390" w:lineRule="atLeast"/>
+        <w:spacing w:line="390" w:lineRule="atLeast"/>
         <w:ind w:left="360"/>
         <w:rPr>
           <w:rFonts w:ascii="Times New Roman" w:eastAsia="Times New Roman" w:hAnsi="Times New Roman" w:cs="Times New Roman"/>
@@ -1175,7 +1198,7 @@
           <w:ilvl w:val="0"/>
           <w:numId w:val="1"/>
         </w:numPr>
-        <w:spacing w:after="0" w:line="390" w:lineRule="atLeast"/>
+        <w:spacing w:line="390" w:lineRule="atLeast"/>
         <w:ind w:left="360"/>
         <w:rPr>
           <w:rFonts w:ascii="Times New Roman" w:eastAsia="Times New Roman" w:hAnsi="Times New Roman" w:cs="Times New Roman"/>
@@ -1200,7 +1223,7 @@
           <w:ilvl w:val="0"/>
           <w:numId w:val="1"/>
         </w:numPr>
-        <w:spacing w:after="0" w:line="390" w:lineRule="atLeast"/>
+        <w:spacing w:line="390" w:lineRule="atLeast"/>
         <w:ind w:left="360"/>
         <w:rPr>
           <w:rFonts w:ascii="Times New Roman" w:eastAsia="Times New Roman" w:hAnsi="Times New Roman" w:cs="Times New Roman"/>
@@ -1250,7 +1273,7 @@
           <w:ilvl w:val="0"/>
           <w:numId w:val="2"/>
         </w:numPr>
-        <w:spacing w:after="0" w:line="390" w:lineRule="atLeast"/>
+        <w:spacing w:line="390" w:lineRule="atLeast"/>
         <w:ind w:left="360"/>
         <w:rPr>
           <w:rFonts w:ascii="Times New Roman" w:eastAsia="Times New Roman" w:hAnsi="Times New Roman" w:cs="Times New Roman"/>
@@ -1284,7 +1307,7 @@
           <w:ilvl w:val="0"/>
           <w:numId w:val="2"/>
         </w:numPr>
-        <w:spacing w:after="0" w:line="390" w:lineRule="atLeast"/>
+        <w:spacing w:line="390" w:lineRule="atLeast"/>
         <w:ind w:left="360"/>
         <w:rPr>
           <w:rFonts w:ascii="Times New Roman" w:eastAsia="Times New Roman" w:hAnsi="Times New Roman" w:cs="Times New Roman"/>
@@ -1300,7 +1323,6 @@
           <w:sz w:val="24"/>
           <w:szCs w:val="24"/>
         </w:rPr>
-        <w:lastRenderedPageBreak/>
         <w:t>iOS -</w:t>
       </w:r>
       <w:r>
@@ -1344,7 +1366,7 @@
           <w:ilvl w:val="0"/>
           <w:numId w:val="3"/>
         </w:numPr>
-        <w:spacing w:after="0" w:line="390" w:lineRule="atLeast"/>
+        <w:spacing w:line="390" w:lineRule="atLeast"/>
         <w:ind w:left="360"/>
         <w:rPr>
           <w:rFonts w:ascii="Times New Roman" w:eastAsia="Times New Roman" w:hAnsi="Times New Roman" w:cs="Times New Roman"/>
@@ -1378,7 +1400,7 @@
           <w:ilvl w:val="0"/>
           <w:numId w:val="3"/>
         </w:numPr>
-        <w:spacing w:after="0" w:line="390" w:lineRule="atLeast"/>
+        <w:spacing w:line="390" w:lineRule="atLeast"/>
         <w:ind w:left="360"/>
         <w:rPr>
           <w:rFonts w:ascii="Times New Roman" w:eastAsia="Times New Roman" w:hAnsi="Times New Roman" w:cs="Times New Roman"/>
@@ -1412,7 +1434,7 @@
           <w:ilvl w:val="0"/>
           <w:numId w:val="3"/>
         </w:numPr>
-        <w:spacing w:after="0" w:line="390" w:lineRule="atLeast"/>
+        <w:spacing w:line="390" w:lineRule="atLeast"/>
         <w:ind w:left="360"/>
         <w:rPr>
           <w:rFonts w:ascii="Times New Roman" w:eastAsia="Times New Roman" w:hAnsi="Times New Roman" w:cs="Times New Roman"/>
@@ -1446,7 +1468,7 @@
           <w:ilvl w:val="0"/>
           <w:numId w:val="3"/>
         </w:numPr>
-        <w:spacing w:after="0" w:line="390" w:lineRule="atLeast"/>
+        <w:spacing w:line="390" w:lineRule="atLeast"/>
         <w:ind w:left="360"/>
         <w:rPr>
           <w:rFonts w:ascii="Times New Roman" w:eastAsia="Times New Roman" w:hAnsi="Times New Roman" w:cs="Times New Roman"/>
@@ -1505,7 +1527,7 @@
           <w:ilvl w:val="0"/>
           <w:numId w:val="4"/>
         </w:numPr>
-        <w:spacing w:after="0" w:line="390" w:lineRule="atLeast"/>
+        <w:spacing w:line="390" w:lineRule="atLeast"/>
         <w:ind w:left="360"/>
         <w:rPr>
           <w:rFonts w:ascii="Times New Roman" w:eastAsia="Times New Roman" w:hAnsi="Times New Roman" w:cs="Times New Roman"/>
@@ -1539,7 +1561,7 @@
           <w:ilvl w:val="0"/>
           <w:numId w:val="4"/>
         </w:numPr>
-        <w:spacing w:after="0" w:line="390" w:lineRule="atLeast"/>
+        <w:spacing w:line="390" w:lineRule="atLeast"/>
         <w:ind w:left="360"/>
         <w:rPr>
           <w:rFonts w:ascii="Times New Roman" w:eastAsia="Times New Roman" w:hAnsi="Times New Roman" w:cs="Times New Roman"/>
@@ -1573,7 +1595,7 @@
           <w:ilvl w:val="0"/>
           <w:numId w:val="4"/>
         </w:numPr>
-        <w:spacing w:after="0" w:line="390" w:lineRule="atLeast"/>
+        <w:spacing w:line="390" w:lineRule="atLeast"/>
         <w:ind w:left="360"/>
         <w:rPr>
           <w:rFonts w:ascii="Times New Roman" w:eastAsia="Times New Roman" w:hAnsi="Times New Roman" w:cs="Times New Roman"/>
@@ -1632,7 +1654,7 @@
           <w:ilvl w:val="0"/>
           <w:numId w:val="5"/>
         </w:numPr>
-        <w:spacing w:after="0" w:line="390" w:lineRule="atLeast"/>
+        <w:spacing w:line="390" w:lineRule="atLeast"/>
         <w:ind w:left="360"/>
         <w:rPr>
           <w:rFonts w:ascii="Times New Roman" w:eastAsia="Times New Roman" w:hAnsi="Times New Roman" w:cs="Times New Roman"/>
@@ -1657,7 +1679,7 @@
           <w:ilvl w:val="0"/>
           <w:numId w:val="5"/>
         </w:numPr>
-        <w:spacing w:after="0" w:line="390" w:lineRule="atLeast"/>
+        <w:spacing w:line="390" w:lineRule="atLeast"/>
         <w:ind w:left="360"/>
         <w:rPr>
           <w:rFonts w:ascii="Times New Roman" w:eastAsia="Times New Roman" w:hAnsi="Times New Roman" w:cs="Times New Roman"/>
@@ -1682,7 +1704,7 @@
           <w:ilvl w:val="0"/>
           <w:numId w:val="5"/>
         </w:numPr>
-        <w:spacing w:after="0" w:line="390" w:lineRule="atLeast"/>
+        <w:spacing w:line="390" w:lineRule="atLeast"/>
         <w:ind w:left="360"/>
         <w:rPr>
           <w:rFonts w:ascii="Times New Roman" w:eastAsia="Times New Roman" w:hAnsi="Times New Roman" w:cs="Times New Roman"/>
@@ -1703,7 +1725,7 @@
     </w:p>
     <w:p>
       <w:pPr>
-        <w:spacing w:after="0" w:line="390" w:lineRule="atLeast"/>
+        <w:spacing w:line="390" w:lineRule="atLeast"/>
         <w:rPr>
           <w:rFonts w:ascii="Times New Roman" w:eastAsia="Times New Roman" w:hAnsi="Times New Roman" w:cs="Times New Roman"/>
           <w:color w:val="0D0D0D"/>
@@ -1722,7 +1744,7 @@
     </w:p>
     <w:p>
       <w:pPr>
-        <w:spacing w:before="100" w:beforeAutospacing="1" w:after="100" w:afterAutospacing="1" w:line="390" w:lineRule="atLeast"/>
+        <w:spacing w:after="100" w:afterAutospacing="1" w:line="390" w:lineRule="atLeast"/>
         <w:rPr>
           <w:rFonts w:ascii="Times New Roman" w:eastAsia="Times New Roman" w:hAnsi="Times New Roman" w:cs="Times New Roman"/>
           <w:color w:val="0D0D0D"/>
@@ -1762,6 +1784,7 @@
           <w:sz w:val="24"/>
           <w:szCs w:val="24"/>
         </w:rPr>
+        <w:lastRenderedPageBreak/>
         <w:t>Characteristics:</w:t>
       </w:r>
     </w:p>
@@ -1771,7 +1794,7 @@
           <w:ilvl w:val="0"/>
           <w:numId w:val="6"/>
         </w:numPr>
-        <w:spacing w:after="0" w:line="390" w:lineRule="atLeast"/>
+        <w:spacing w:line="390" w:lineRule="atLeast"/>
         <w:ind w:left="360"/>
         <w:rPr>
           <w:rFonts w:ascii="Times New Roman" w:eastAsia="Times New Roman" w:hAnsi="Times New Roman" w:cs="Times New Roman"/>
@@ -1796,7 +1819,7 @@
           <w:ilvl w:val="0"/>
           <w:numId w:val="6"/>
         </w:numPr>
-        <w:spacing w:after="0" w:line="390" w:lineRule="atLeast"/>
+        <w:spacing w:line="390" w:lineRule="atLeast"/>
         <w:ind w:left="360"/>
         <w:rPr>
           <w:rFonts w:ascii="Times New Roman" w:eastAsia="Times New Roman" w:hAnsi="Times New Roman" w:cs="Times New Roman"/>
@@ -1821,7 +1844,7 @@
           <w:ilvl w:val="0"/>
           <w:numId w:val="6"/>
         </w:numPr>
-        <w:spacing w:after="0" w:line="390" w:lineRule="atLeast"/>
+        <w:spacing w:line="390" w:lineRule="atLeast"/>
         <w:ind w:left="360"/>
         <w:rPr>
           <w:rFonts w:ascii="Times New Roman" w:eastAsia="Times New Roman" w:hAnsi="Times New Roman" w:cs="Times New Roman"/>
@@ -1846,7 +1869,7 @@
           <w:ilvl w:val="0"/>
           <w:numId w:val="6"/>
         </w:numPr>
-        <w:spacing w:after="0" w:line="390" w:lineRule="atLeast"/>
+        <w:spacing w:line="390" w:lineRule="atLeast"/>
         <w:ind w:left="360"/>
         <w:rPr>
           <w:rFonts w:ascii="Times New Roman" w:eastAsia="Times New Roman" w:hAnsi="Times New Roman" w:cs="Times New Roman"/>
@@ -1896,7 +1919,7 @@
           <w:ilvl w:val="0"/>
           <w:numId w:val="7"/>
         </w:numPr>
-        <w:spacing w:after="0" w:line="390" w:lineRule="atLeast"/>
+        <w:spacing w:line="390" w:lineRule="atLeast"/>
         <w:ind w:left="360"/>
         <w:rPr>
           <w:rFonts w:ascii="Times New Roman" w:eastAsia="Times New Roman" w:hAnsi="Times New Roman" w:cs="Times New Roman"/>
@@ -1921,7 +1944,7 @@
           <w:ilvl w:val="0"/>
           <w:numId w:val="7"/>
         </w:numPr>
-        <w:spacing w:after="0" w:line="390" w:lineRule="atLeast"/>
+        <w:spacing w:line="390" w:lineRule="atLeast"/>
         <w:ind w:left="360"/>
         <w:rPr>
           <w:rFonts w:ascii="Times New Roman" w:eastAsia="Times New Roman" w:hAnsi="Times New Roman" w:cs="Times New Roman"/>
@@ -1946,7 +1969,7 @@
           <w:ilvl w:val="0"/>
           <w:numId w:val="7"/>
         </w:numPr>
-        <w:spacing w:after="0" w:line="390" w:lineRule="atLeast"/>
+        <w:spacing w:line="390" w:lineRule="atLeast"/>
         <w:ind w:left="360"/>
         <w:rPr>
           <w:rFonts w:ascii="Times New Roman" w:eastAsia="Times New Roman" w:hAnsi="Times New Roman" w:cs="Times New Roman"/>
@@ -1971,7 +1994,7 @@
           <w:ilvl w:val="0"/>
           <w:numId w:val="7"/>
         </w:numPr>
-        <w:spacing w:after="0" w:line="390" w:lineRule="atLeast"/>
+        <w:spacing w:line="390" w:lineRule="atLeast"/>
         <w:ind w:left="360"/>
         <w:rPr>
           <w:rFonts w:ascii="Times New Roman" w:eastAsia="Times New Roman" w:hAnsi="Times New Roman" w:cs="Times New Roman"/>
@@ -2021,7 +2044,7 @@
           <w:ilvl w:val="0"/>
           <w:numId w:val="8"/>
         </w:numPr>
-        <w:spacing w:after="0" w:line="390" w:lineRule="atLeast"/>
+        <w:spacing w:line="390" w:lineRule="atLeast"/>
         <w:ind w:left="360"/>
         <w:rPr>
           <w:rFonts w:ascii="Times New Roman" w:eastAsia="Times New Roman" w:hAnsi="Times New Roman" w:cs="Times New Roman"/>
@@ -2082,7 +2105,7 @@
           <w:ilvl w:val="0"/>
           <w:numId w:val="8"/>
         </w:numPr>
-        <w:spacing w:after="0" w:line="390" w:lineRule="atLeast"/>
+        <w:spacing w:line="390" w:lineRule="atLeast"/>
         <w:ind w:left="360"/>
         <w:rPr>
           <w:rFonts w:ascii="Times New Roman" w:eastAsia="Times New Roman" w:hAnsi="Times New Roman" w:cs="Times New Roman"/>
@@ -2098,7 +2121,6 @@
           <w:sz w:val="24"/>
           <w:szCs w:val="24"/>
         </w:rPr>
-        <w:lastRenderedPageBreak/>
         <w:t>Fast deployment</w:t>
       </w:r>
       <w:r>
@@ -2117,7 +2139,7 @@
           <w:ilvl w:val="0"/>
           <w:numId w:val="8"/>
         </w:numPr>
-        <w:spacing w:after="0" w:line="390" w:lineRule="atLeast"/>
+        <w:spacing w:line="390" w:lineRule="atLeast"/>
         <w:ind w:left="360"/>
         <w:rPr>
           <w:rFonts w:ascii="Times New Roman" w:eastAsia="Times New Roman" w:hAnsi="Times New Roman" w:cs="Times New Roman"/>
@@ -2151,7 +2173,7 @@
           <w:ilvl w:val="0"/>
           <w:numId w:val="8"/>
         </w:numPr>
-        <w:spacing w:after="0" w:line="390" w:lineRule="atLeast"/>
+        <w:spacing w:line="390" w:lineRule="atLeast"/>
         <w:ind w:left="360"/>
         <w:rPr>
           <w:rFonts w:ascii="Times New Roman" w:eastAsia="Times New Roman" w:hAnsi="Times New Roman" w:cs="Times New Roman"/>
@@ -2210,7 +2232,7 @@
           <w:ilvl w:val="0"/>
           <w:numId w:val="9"/>
         </w:numPr>
-        <w:spacing w:after="0" w:line="390" w:lineRule="atLeast"/>
+        <w:spacing w:line="390" w:lineRule="atLeast"/>
         <w:ind w:left="360"/>
         <w:rPr>
           <w:rFonts w:ascii="Times New Roman" w:eastAsia="Times New Roman" w:hAnsi="Times New Roman" w:cs="Times New Roman"/>
@@ -2244,7 +2266,7 @@
           <w:ilvl w:val="0"/>
           <w:numId w:val="9"/>
         </w:numPr>
-        <w:spacing w:after="0" w:line="390" w:lineRule="atLeast"/>
+        <w:spacing w:line="390" w:lineRule="atLeast"/>
         <w:ind w:left="360"/>
         <w:rPr>
           <w:rFonts w:ascii="Times New Roman" w:eastAsia="Times New Roman" w:hAnsi="Times New Roman" w:cs="Times New Roman"/>
@@ -2278,7 +2300,7 @@
           <w:ilvl w:val="0"/>
           <w:numId w:val="9"/>
         </w:numPr>
-        <w:spacing w:after="0" w:line="390" w:lineRule="atLeast"/>
+        <w:spacing w:line="390" w:lineRule="atLeast"/>
         <w:ind w:left="360"/>
         <w:rPr>
           <w:rFonts w:ascii="Times New Roman" w:eastAsia="Times New Roman" w:hAnsi="Times New Roman" w:cs="Times New Roman"/>
@@ -2337,7 +2359,7 @@
           <w:ilvl w:val="0"/>
           <w:numId w:val="10"/>
         </w:numPr>
-        <w:spacing w:after="0" w:line="390" w:lineRule="atLeast"/>
+        <w:spacing w:line="390" w:lineRule="atLeast"/>
         <w:ind w:left="360"/>
         <w:rPr>
           <w:rFonts w:ascii="Times New Roman" w:eastAsia="Times New Roman" w:hAnsi="Times New Roman" w:cs="Times New Roman"/>
@@ -2362,7 +2384,7 @@
           <w:ilvl w:val="0"/>
           <w:numId w:val="10"/>
         </w:numPr>
-        <w:spacing w:after="0" w:line="390" w:lineRule="atLeast"/>
+        <w:spacing w:line="390" w:lineRule="atLeast"/>
         <w:ind w:left="360"/>
         <w:rPr>
           <w:rFonts w:ascii="Times New Roman" w:eastAsia="Times New Roman" w:hAnsi="Times New Roman" w:cs="Times New Roman"/>
@@ -2387,7 +2409,7 @@
           <w:ilvl w:val="0"/>
           <w:numId w:val="10"/>
         </w:numPr>
-        <w:spacing w:after="0" w:line="390" w:lineRule="atLeast"/>
+        <w:spacing w:line="390" w:lineRule="atLeast"/>
         <w:ind w:left="360"/>
         <w:rPr>
           <w:rFonts w:ascii="Times New Roman" w:eastAsia="Times New Roman" w:hAnsi="Times New Roman" w:cs="Times New Roman"/>
@@ -2445,7 +2467,7 @@
     </w:p>
     <w:p>
       <w:pPr>
-        <w:spacing w:before="100" w:beforeAutospacing="1" w:after="100" w:afterAutospacing="1" w:line="390" w:lineRule="atLeast"/>
+        <w:spacing w:after="100" w:afterAutospacing="1" w:line="390" w:lineRule="atLeast"/>
         <w:rPr>
           <w:rFonts w:ascii="Times New Roman" w:eastAsia="Times New Roman" w:hAnsi="Times New Roman" w:cs="Times New Roman"/>
           <w:color w:val="0D0D0D"/>
@@ -2485,6 +2507,7 @@
           <w:sz w:val="24"/>
           <w:szCs w:val="24"/>
         </w:rPr>
+        <w:lastRenderedPageBreak/>
         <w:t>Characteristics:</w:t>
       </w:r>
     </w:p>
@@ -2494,7 +2517,7 @@
           <w:ilvl w:val="0"/>
           <w:numId w:val="11"/>
         </w:numPr>
-        <w:spacing w:after="0" w:line="390" w:lineRule="atLeast"/>
+        <w:spacing w:line="390" w:lineRule="atLeast"/>
         <w:ind w:left="360"/>
         <w:rPr>
           <w:rFonts w:ascii="Times New Roman" w:eastAsia="Times New Roman" w:hAnsi="Times New Roman" w:cs="Times New Roman"/>
@@ -2528,7 +2551,7 @@
           <w:ilvl w:val="0"/>
           <w:numId w:val="11"/>
         </w:numPr>
-        <w:spacing w:after="0" w:line="390" w:lineRule="atLeast"/>
+        <w:spacing w:line="390" w:lineRule="atLeast"/>
         <w:ind w:left="360"/>
         <w:rPr>
           <w:rFonts w:ascii="Times New Roman" w:eastAsia="Times New Roman" w:hAnsi="Times New Roman" w:cs="Times New Roman"/>
@@ -2562,7 +2585,7 @@
           <w:ilvl w:val="0"/>
           <w:numId w:val="11"/>
         </w:numPr>
-        <w:spacing w:after="0" w:line="390" w:lineRule="atLeast"/>
+        <w:spacing w:line="390" w:lineRule="atLeast"/>
         <w:ind w:left="360"/>
         <w:rPr>
           <w:rFonts w:ascii="Times New Roman" w:eastAsia="Times New Roman" w:hAnsi="Times New Roman" w:cs="Times New Roman"/>
@@ -2621,7 +2644,7 @@
           <w:ilvl w:val="0"/>
           <w:numId w:val="12"/>
         </w:numPr>
-        <w:spacing w:after="0" w:line="390" w:lineRule="atLeast"/>
+        <w:spacing w:line="390" w:lineRule="atLeast"/>
         <w:ind w:left="360"/>
         <w:rPr>
           <w:rFonts w:ascii="Times New Roman" w:eastAsia="Times New Roman" w:hAnsi="Times New Roman" w:cs="Times New Roman"/>
@@ -2646,7 +2669,7 @@
           <w:ilvl w:val="0"/>
           <w:numId w:val="12"/>
         </w:numPr>
-        <w:spacing w:after="0" w:line="390" w:lineRule="atLeast"/>
+        <w:spacing w:line="390" w:lineRule="atLeast"/>
         <w:ind w:left="360"/>
         <w:rPr>
           <w:rFonts w:ascii="Times New Roman" w:eastAsia="Times New Roman" w:hAnsi="Times New Roman" w:cs="Times New Roman"/>
@@ -2671,7 +2694,7 @@
           <w:ilvl w:val="0"/>
           <w:numId w:val="12"/>
         </w:numPr>
-        <w:spacing w:after="0" w:line="390" w:lineRule="atLeast"/>
+        <w:spacing w:line="390" w:lineRule="atLeast"/>
         <w:ind w:left="360"/>
         <w:rPr>
           <w:rFonts w:ascii="Times New Roman" w:eastAsia="Times New Roman" w:hAnsi="Times New Roman" w:cs="Times New Roman"/>
@@ -2696,7 +2719,7 @@
           <w:ilvl w:val="0"/>
           <w:numId w:val="12"/>
         </w:numPr>
-        <w:spacing w:after="0" w:line="390" w:lineRule="atLeast"/>
+        <w:spacing w:line="390" w:lineRule="atLeast"/>
         <w:ind w:left="360"/>
         <w:rPr>
           <w:rFonts w:ascii="Times New Roman" w:eastAsia="Times New Roman" w:hAnsi="Times New Roman" w:cs="Times New Roman"/>
@@ -2746,7 +2769,7 @@
           <w:ilvl w:val="0"/>
           <w:numId w:val="13"/>
         </w:numPr>
-        <w:spacing w:after="0" w:line="390" w:lineRule="atLeast"/>
+        <w:spacing w:line="390" w:lineRule="atLeast"/>
         <w:ind w:left="360"/>
         <w:rPr>
           <w:rFonts w:ascii="Times New Roman" w:eastAsia="Times New Roman" w:hAnsi="Times New Roman" w:cs="Times New Roman"/>
@@ -2780,7 +2803,7 @@
           <w:ilvl w:val="0"/>
           <w:numId w:val="13"/>
         </w:numPr>
-        <w:spacing w:after="0" w:line="390" w:lineRule="atLeast"/>
+        <w:spacing w:line="390" w:lineRule="atLeast"/>
         <w:ind w:left="360"/>
         <w:rPr>
           <w:rFonts w:ascii="Times New Roman" w:eastAsia="Times New Roman" w:hAnsi="Times New Roman" w:cs="Times New Roman"/>
@@ -2814,7 +2837,7 @@
           <w:ilvl w:val="0"/>
           <w:numId w:val="13"/>
         </w:numPr>
-        <w:spacing w:after="0" w:line="390" w:lineRule="atLeast"/>
+        <w:spacing w:line="390" w:lineRule="atLeast"/>
         <w:ind w:left="360"/>
         <w:rPr>
           <w:rFonts w:ascii="Times New Roman" w:eastAsia="Times New Roman" w:hAnsi="Times New Roman" w:cs="Times New Roman"/>
@@ -2848,7 +2871,7 @@
           <w:ilvl w:val="0"/>
           <w:numId w:val="13"/>
         </w:numPr>
-        <w:spacing w:after="0" w:line="390" w:lineRule="atLeast"/>
+        <w:spacing w:line="390" w:lineRule="atLeast"/>
         <w:ind w:left="360"/>
         <w:rPr>
           <w:rFonts w:ascii="Times New Roman" w:eastAsia="Times New Roman" w:hAnsi="Times New Roman" w:cs="Times New Roman"/>
@@ -2907,7 +2930,7 @@
           <w:ilvl w:val="0"/>
           <w:numId w:val="14"/>
         </w:numPr>
-        <w:spacing w:after="0" w:line="390" w:lineRule="atLeast"/>
+        <w:spacing w:line="390" w:lineRule="atLeast"/>
         <w:ind w:left="360"/>
         <w:rPr>
           <w:rFonts w:ascii="Times New Roman" w:eastAsia="Times New Roman" w:hAnsi="Times New Roman" w:cs="Times New Roman"/>
@@ -2923,7 +2946,6 @@
           <w:sz w:val="24"/>
           <w:szCs w:val="24"/>
         </w:rPr>
-        <w:lastRenderedPageBreak/>
         <w:t>Slightly lower performance than native</w:t>
       </w:r>
     </w:p>
@@ -2933,7 +2955,7 @@
           <w:ilvl w:val="0"/>
           <w:numId w:val="14"/>
         </w:numPr>
-        <w:spacing w:after="0" w:line="390" w:lineRule="atLeast"/>
+        <w:spacing w:line="390" w:lineRule="atLeast"/>
         <w:ind w:left="360"/>
         <w:rPr>
           <w:rFonts w:ascii="Times New Roman" w:eastAsia="Times New Roman" w:hAnsi="Times New Roman" w:cs="Times New Roman"/>
@@ -2958,7 +2980,7 @@
           <w:ilvl w:val="0"/>
           <w:numId w:val="14"/>
         </w:numPr>
-        <w:spacing w:after="0" w:line="390" w:lineRule="atLeast"/>
+        <w:spacing w:line="390" w:lineRule="atLeast"/>
         <w:ind w:left="360"/>
         <w:rPr>
           <w:rFonts w:ascii="Times New Roman" w:eastAsia="Times New Roman" w:hAnsi="Times New Roman" w:cs="Times New Roman"/>
@@ -3008,7 +3030,7 @@
           <w:ilvl w:val="0"/>
           <w:numId w:val="15"/>
         </w:numPr>
-        <w:spacing w:after="0" w:line="390" w:lineRule="atLeast"/>
+        <w:spacing w:line="390" w:lineRule="atLeast"/>
         <w:ind w:left="360"/>
         <w:rPr>
           <w:rFonts w:ascii="Times New Roman" w:eastAsia="Times New Roman" w:hAnsi="Times New Roman" w:cs="Times New Roman"/>
@@ -3033,7 +3055,7 @@
           <w:ilvl w:val="0"/>
           <w:numId w:val="15"/>
         </w:numPr>
-        <w:spacing w:after="0" w:line="390" w:lineRule="atLeast"/>
+        <w:spacing w:line="390" w:lineRule="atLeast"/>
         <w:ind w:left="360"/>
         <w:rPr>
           <w:rFonts w:ascii="Times New Roman" w:eastAsia="Times New Roman" w:hAnsi="Times New Roman" w:cs="Times New Roman"/>
@@ -3058,7 +3080,7 @@
           <w:ilvl w:val="0"/>
           <w:numId w:val="15"/>
         </w:numPr>
-        <w:spacing w:after="0" w:line="390" w:lineRule="atLeast"/>
+        <w:spacing w:line="390" w:lineRule="atLeast"/>
         <w:ind w:left="360"/>
         <w:rPr>
           <w:rFonts w:ascii="Times New Roman" w:eastAsia="Times New Roman" w:hAnsi="Times New Roman" w:cs="Times New Roman"/>
@@ -3110,6 +3132,7 @@
         <w:spacing w:after="0" w:afterAutospacing="0" w:line="360" w:lineRule="auto"/>
       </w:pPr>
       <w:r>
+        <w:lastRenderedPageBreak/>
         <w:t>Examples include:</w:t>
       </w:r>
     </w:p>
@@ -3141,7 +3164,7 @@
     </w:p>
     <w:p>
       <w:pPr>
-        <w:spacing w:after="0" w:line="360" w:lineRule="auto"/>
+        <w:spacing w:line="360" w:lineRule="auto"/>
         <w:rPr>
           <w:rFonts w:ascii="Times New Roman" w:eastAsia="Times New Roman" w:hAnsi="Times New Roman" w:cs="Times New Roman"/>
           <w:color w:val="0D0D0D"/>
@@ -3161,7 +3184,7 @@
     </w:p>
     <w:p>
       <w:pPr>
-        <w:spacing w:before="100" w:beforeAutospacing="1" w:after="100" w:afterAutospacing="1" w:line="390" w:lineRule="atLeast"/>
+        <w:spacing w:after="100" w:afterAutospacing="1" w:line="390" w:lineRule="atLeast"/>
         <w:rPr>
           <w:rFonts w:ascii="Times New Roman" w:eastAsia="Times New Roman" w:hAnsi="Times New Roman" w:cs="Times New Roman"/>
           <w:b/>
@@ -3189,7 +3212,7 @@
           <w:ilvl w:val="0"/>
           <w:numId w:val="16"/>
         </w:numPr>
-        <w:spacing w:after="0" w:line="390" w:lineRule="atLeast"/>
+        <w:spacing w:line="390" w:lineRule="atLeast"/>
         <w:ind w:left="360"/>
         <w:rPr>
           <w:rFonts w:ascii="Times New Roman" w:eastAsia="Times New Roman" w:hAnsi="Times New Roman" w:cs="Times New Roman"/>
@@ -3214,7 +3237,7 @@
           <w:ilvl w:val="0"/>
           <w:numId w:val="16"/>
         </w:numPr>
-        <w:spacing w:after="0" w:line="390" w:lineRule="atLeast"/>
+        <w:spacing w:line="390" w:lineRule="atLeast"/>
         <w:ind w:left="360"/>
         <w:rPr>
           <w:rFonts w:ascii="Times New Roman" w:eastAsia="Times New Roman" w:hAnsi="Times New Roman" w:cs="Times New Roman"/>
@@ -3239,7 +3262,7 @@
           <w:ilvl w:val="0"/>
           <w:numId w:val="16"/>
         </w:numPr>
-        <w:spacing w:after="0" w:line="390" w:lineRule="atLeast"/>
+        <w:spacing w:line="390" w:lineRule="atLeast"/>
         <w:ind w:left="360"/>
         <w:rPr>
           <w:rFonts w:ascii="Times New Roman" w:eastAsia="Times New Roman" w:hAnsi="Times New Roman" w:cs="Times New Roman"/>
@@ -3260,7 +3283,7 @@
     </w:p>
     <w:p>
       <w:pPr>
-        <w:spacing w:before="100" w:beforeAutospacing="1" w:after="100" w:afterAutospacing="1" w:line="390" w:lineRule="atLeast"/>
+        <w:spacing w:after="100" w:afterAutospacing="1" w:line="390" w:lineRule="atLeast"/>
         <w:rPr>
           <w:rFonts w:ascii="Times New Roman" w:eastAsia="Times New Roman" w:hAnsi="Times New Roman" w:cs="Times New Roman"/>
           <w:b/>
@@ -3288,7 +3311,7 @@
           <w:ilvl w:val="0"/>
           <w:numId w:val="17"/>
         </w:numPr>
-        <w:spacing w:after="0" w:line="390" w:lineRule="atLeast"/>
+        <w:spacing w:line="390" w:lineRule="atLeast"/>
         <w:ind w:left="360"/>
         <w:rPr>
           <w:rFonts w:ascii="Times New Roman" w:eastAsia="Times New Roman" w:hAnsi="Times New Roman" w:cs="Times New Roman"/>
@@ -3313,7 +3336,7 @@
           <w:ilvl w:val="0"/>
           <w:numId w:val="17"/>
         </w:numPr>
-        <w:spacing w:after="0" w:line="390" w:lineRule="atLeast"/>
+        <w:spacing w:line="390" w:lineRule="atLeast"/>
         <w:ind w:left="360"/>
         <w:rPr>
           <w:rFonts w:ascii="Times New Roman" w:eastAsia="Times New Roman" w:hAnsi="Times New Roman" w:cs="Times New Roman"/>
@@ -3371,28 +3394,27 @@
     </w:p>
     <w:p>
       <w:pPr>
-        <w:spacing w:before="100" w:beforeAutospacing="1" w:after="100" w:afterAutospacing="1" w:line="390" w:lineRule="atLeast"/>
-        <w:rPr>
-          <w:rFonts w:ascii="Times New Roman" w:eastAsia="Times New Roman" w:hAnsi="Times New Roman" w:cs="Times New Roman"/>
-          <w:color w:val="0D0D0D"/>
-          <w:sz w:val="24"/>
-          <w:szCs w:val="24"/>
-        </w:rPr>
-      </w:pPr>
-      <w:r>
-        <w:rPr>
-          <w:rFonts w:ascii="Times New Roman" w:eastAsia="Times New Roman" w:hAnsi="Times New Roman" w:cs="Times New Roman"/>
-          <w:color w:val="0D0D0D"/>
-          <w:sz w:val="24"/>
-          <w:szCs w:val="24"/>
-        </w:rPr>
-        <w:lastRenderedPageBreak/>
+        <w:spacing w:after="100" w:afterAutospacing="1" w:line="390" w:lineRule="atLeast"/>
+        <w:rPr>
+          <w:rFonts w:ascii="Times New Roman" w:eastAsia="Times New Roman" w:hAnsi="Times New Roman" w:cs="Times New Roman"/>
+          <w:color w:val="0D0D0D"/>
+          <w:sz w:val="24"/>
+          <w:szCs w:val="24"/>
+        </w:rPr>
+      </w:pPr>
+      <w:r>
+        <w:rPr>
+          <w:rFonts w:ascii="Times New Roman" w:eastAsia="Times New Roman" w:hAnsi="Times New Roman" w:cs="Times New Roman"/>
+          <w:color w:val="0D0D0D"/>
+          <w:sz w:val="24"/>
+          <w:szCs w:val="24"/>
+        </w:rPr>
         <w:t>Modern Android language.</w:t>
       </w:r>
     </w:p>
     <w:p>
       <w:pPr>
-        <w:spacing w:before="100" w:beforeAutospacing="1" w:after="100" w:afterAutospacing="1" w:line="390" w:lineRule="atLeast"/>
+        <w:spacing w:after="100" w:afterAutospacing="1" w:line="390" w:lineRule="atLeast"/>
         <w:rPr>
           <w:rFonts w:ascii="Times New Roman" w:eastAsia="Times New Roman" w:hAnsi="Times New Roman" w:cs="Times New Roman"/>
           <w:b/>
@@ -3420,7 +3442,7 @@
           <w:ilvl w:val="0"/>
           <w:numId w:val="18"/>
         </w:numPr>
-        <w:spacing w:after="0" w:line="390" w:lineRule="atLeast"/>
+        <w:spacing w:line="390" w:lineRule="atLeast"/>
         <w:ind w:left="360"/>
         <w:rPr>
           <w:rFonts w:ascii="Times New Roman" w:eastAsia="Times New Roman" w:hAnsi="Times New Roman" w:cs="Times New Roman"/>
@@ -3445,7 +3467,7 @@
           <w:ilvl w:val="0"/>
           <w:numId w:val="18"/>
         </w:numPr>
-        <w:spacing w:after="0" w:line="390" w:lineRule="atLeast"/>
+        <w:spacing w:line="390" w:lineRule="atLeast"/>
         <w:ind w:left="360"/>
         <w:rPr>
           <w:rFonts w:ascii="Times New Roman" w:eastAsia="Times New Roman" w:hAnsi="Times New Roman" w:cs="Times New Roman"/>
@@ -3470,7 +3492,7 @@
           <w:ilvl w:val="0"/>
           <w:numId w:val="18"/>
         </w:numPr>
-        <w:spacing w:after="0" w:line="390" w:lineRule="atLeast"/>
+        <w:spacing w:line="390" w:lineRule="atLeast"/>
         <w:ind w:left="360"/>
         <w:rPr>
           <w:rFonts w:ascii="Times New Roman" w:eastAsia="Times New Roman" w:hAnsi="Times New Roman" w:cs="Times New Roman"/>
@@ -3491,7 +3513,7 @@
     </w:p>
     <w:p>
       <w:pPr>
-        <w:spacing w:before="100" w:beforeAutospacing="1" w:after="100" w:afterAutospacing="1" w:line="390" w:lineRule="atLeast"/>
+        <w:spacing w:after="100" w:afterAutospacing="1" w:line="390" w:lineRule="atLeast"/>
         <w:rPr>
           <w:rFonts w:ascii="Times New Roman" w:eastAsia="Times New Roman" w:hAnsi="Times New Roman" w:cs="Times New Roman"/>
           <w:b/>
@@ -3519,7 +3541,7 @@
           <w:ilvl w:val="0"/>
           <w:numId w:val="19"/>
         </w:numPr>
-        <w:spacing w:after="0" w:line="390" w:lineRule="atLeast"/>
+        <w:spacing w:line="390" w:lineRule="atLeast"/>
         <w:ind w:left="360"/>
         <w:rPr>
           <w:rFonts w:ascii="Times New Roman" w:eastAsia="Times New Roman" w:hAnsi="Times New Roman" w:cs="Times New Roman"/>
@@ -3549,7 +3571,7 @@
     </w:p>
     <w:p>
       <w:pPr>
-        <w:spacing w:after="0" w:line="390" w:lineRule="atLeast"/>
+        <w:spacing w:line="390" w:lineRule="atLeast"/>
         <w:rPr>
           <w:rFonts w:ascii="Times New Roman" w:eastAsia="Times New Roman" w:hAnsi="Times New Roman" w:cs="Times New Roman"/>
           <w:color w:val="0D0D0D"/>
@@ -3580,6 +3602,7 @@
           <w:sz w:val="24"/>
           <w:szCs w:val="24"/>
         </w:rPr>
+        <w:lastRenderedPageBreak/>
         <w:t>Swift</w:t>
       </w:r>
       <w:r>
@@ -3616,7 +3639,7 @@
     </w:p>
     <w:p>
       <w:pPr>
-        <w:spacing w:before="100" w:beforeAutospacing="1" w:after="100" w:afterAutospacing="1" w:line="390" w:lineRule="atLeast"/>
+        <w:spacing w:after="100" w:afterAutospacing="1" w:line="390" w:lineRule="atLeast"/>
         <w:rPr>
           <w:rFonts w:ascii="Times New Roman" w:eastAsia="Times New Roman" w:hAnsi="Times New Roman" w:cs="Times New Roman"/>
           <w:b/>
@@ -3644,7 +3667,7 @@
           <w:ilvl w:val="0"/>
           <w:numId w:val="20"/>
         </w:numPr>
-        <w:spacing w:after="0" w:line="390" w:lineRule="atLeast"/>
+        <w:spacing w:line="390" w:lineRule="atLeast"/>
         <w:ind w:left="360"/>
         <w:rPr>
           <w:rFonts w:ascii="Times New Roman" w:eastAsia="Times New Roman" w:hAnsi="Times New Roman" w:cs="Times New Roman"/>
@@ -3669,7 +3692,7 @@
           <w:ilvl w:val="0"/>
           <w:numId w:val="20"/>
         </w:numPr>
-        <w:spacing w:after="0" w:line="390" w:lineRule="atLeast"/>
+        <w:spacing w:line="390" w:lineRule="atLeast"/>
         <w:ind w:left="360"/>
         <w:rPr>
           <w:rFonts w:ascii="Times New Roman" w:eastAsia="Times New Roman" w:hAnsi="Times New Roman" w:cs="Times New Roman"/>
@@ -3694,7 +3717,7 @@
           <w:ilvl w:val="0"/>
           <w:numId w:val="20"/>
         </w:numPr>
-        <w:spacing w:after="0" w:line="390" w:lineRule="atLeast"/>
+        <w:spacing w:line="390" w:lineRule="atLeast"/>
         <w:ind w:left="360"/>
         <w:rPr>
           <w:rFonts w:ascii="Times New Roman" w:eastAsia="Times New Roman" w:hAnsi="Times New Roman" w:cs="Times New Roman"/>
@@ -3715,7 +3738,7 @@
     </w:p>
     <w:p>
       <w:pPr>
-        <w:spacing w:before="100" w:beforeAutospacing="1" w:after="100" w:afterAutospacing="1" w:line="390" w:lineRule="atLeast"/>
+        <w:spacing w:after="100" w:afterAutospacing="1" w:line="390" w:lineRule="atLeast"/>
         <w:rPr>
           <w:rFonts w:ascii="Times New Roman" w:eastAsia="Times New Roman" w:hAnsi="Times New Roman" w:cs="Times New Roman"/>
           <w:b/>
@@ -3743,7 +3766,7 @@
           <w:ilvl w:val="0"/>
           <w:numId w:val="21"/>
         </w:numPr>
-        <w:spacing w:after="0" w:line="390" w:lineRule="atLeast"/>
+        <w:spacing w:line="390" w:lineRule="atLeast"/>
         <w:ind w:left="360"/>
         <w:rPr>
           <w:rFonts w:ascii="Times New Roman" w:eastAsia="Times New Roman" w:hAnsi="Times New Roman" w:cs="Times New Roman"/>
@@ -3764,7 +3787,7 @@
     </w:p>
     <w:p>
       <w:pPr>
-        <w:spacing w:after="0" w:line="390" w:lineRule="atLeast"/>
+        <w:spacing w:line="390" w:lineRule="atLeast"/>
         <w:rPr>
           <w:rFonts w:ascii="Times New Roman" w:eastAsia="Times New Roman" w:hAnsi="Times New Roman" w:cs="Times New Roman"/>
           <w:color w:val="0D0D0D"/>
@@ -3831,7 +3854,7 @@
     </w:p>
     <w:p>
       <w:pPr>
-        <w:spacing w:before="100" w:beforeAutospacing="1" w:after="100" w:afterAutospacing="1" w:line="390" w:lineRule="atLeast"/>
+        <w:spacing w:after="100" w:afterAutospacing="1" w:line="390" w:lineRule="atLeast"/>
         <w:rPr>
           <w:rFonts w:ascii="Times New Roman" w:eastAsia="Times New Roman" w:hAnsi="Times New Roman" w:cs="Times New Roman"/>
           <w:b/>
@@ -3859,7 +3882,7 @@
           <w:ilvl w:val="0"/>
           <w:numId w:val="22"/>
         </w:numPr>
-        <w:spacing w:after="0" w:line="390" w:lineRule="atLeast"/>
+        <w:spacing w:line="390" w:lineRule="atLeast"/>
         <w:ind w:left="0"/>
         <w:rPr>
           <w:rFonts w:ascii="Times New Roman" w:eastAsia="Times New Roman" w:hAnsi="Times New Roman" w:cs="Times New Roman"/>
@@ -3884,7 +3907,7 @@
           <w:ilvl w:val="0"/>
           <w:numId w:val="22"/>
         </w:numPr>
-        <w:spacing w:after="0" w:line="390" w:lineRule="atLeast"/>
+        <w:spacing w:line="390" w:lineRule="atLeast"/>
         <w:ind w:left="0"/>
         <w:rPr>
           <w:rFonts w:ascii="Times New Roman" w:eastAsia="Times New Roman" w:hAnsi="Times New Roman" w:cs="Times New Roman"/>
@@ -3909,7 +3932,7 @@
           <w:ilvl w:val="0"/>
           <w:numId w:val="22"/>
         </w:numPr>
-        <w:spacing w:after="0" w:line="390" w:lineRule="atLeast"/>
+        <w:spacing w:line="390" w:lineRule="atLeast"/>
         <w:ind w:left="0"/>
         <w:rPr>
           <w:rFonts w:ascii="Times New Roman" w:eastAsia="Times New Roman" w:hAnsi="Times New Roman" w:cs="Times New Roman"/>
@@ -3930,7 +3953,7 @@
     </w:p>
     <w:p>
       <w:pPr>
-        <w:spacing w:before="100" w:beforeAutospacing="1" w:after="100" w:afterAutospacing="1" w:line="390" w:lineRule="atLeast"/>
+        <w:spacing w:after="100" w:afterAutospacing="1" w:line="390" w:lineRule="atLeast"/>
         <w:rPr>
           <w:rFonts w:ascii="Times New Roman" w:eastAsia="Times New Roman" w:hAnsi="Times New Roman" w:cs="Times New Roman"/>
           <w:b/>
@@ -3958,7 +3981,7 @@
           <w:ilvl w:val="0"/>
           <w:numId w:val="23"/>
         </w:numPr>
-        <w:spacing w:after="0" w:line="390" w:lineRule="atLeast"/>
+        <w:spacing w:line="390" w:lineRule="atLeast"/>
         <w:ind w:left="360"/>
         <w:rPr>
           <w:rFonts w:ascii="Times New Roman" w:eastAsia="Times New Roman" w:hAnsi="Times New Roman" w:cs="Times New Roman"/>
@@ -3979,7 +4002,7 @@
     </w:p>
     <w:p>
       <w:pPr>
-        <w:spacing w:after="0" w:line="390" w:lineRule="atLeast"/>
+        <w:spacing w:line="390" w:lineRule="atLeast"/>
         <w:rPr>
           <w:rFonts w:ascii="Times New Roman" w:eastAsia="Times New Roman" w:hAnsi="Times New Roman" w:cs="Times New Roman"/>
           <w:color w:val="0D0D0D"/>
@@ -4046,7 +4069,7 @@
     </w:p>
     <w:p>
       <w:pPr>
-        <w:spacing w:before="100" w:beforeAutospacing="1" w:after="100" w:afterAutospacing="1" w:line="390" w:lineRule="atLeast"/>
+        <w:spacing w:after="100" w:afterAutospacing="1" w:line="390" w:lineRule="atLeast"/>
         <w:rPr>
           <w:rFonts w:ascii="Times New Roman" w:eastAsia="Times New Roman" w:hAnsi="Times New Roman" w:cs="Times New Roman"/>
           <w:b/>
@@ -4065,7 +4088,6 @@
           <w:sz w:val="24"/>
           <w:szCs w:val="24"/>
         </w:rPr>
-        <w:lastRenderedPageBreak/>
         <w:t>Advantages:</w:t>
       </w:r>
     </w:p>
@@ -4075,7 +4097,7 @@
           <w:ilvl w:val="0"/>
           <w:numId w:val="24"/>
         </w:numPr>
-        <w:spacing w:after="0" w:line="390" w:lineRule="atLeast"/>
+        <w:spacing w:line="390" w:lineRule="atLeast"/>
         <w:ind w:left="360"/>
         <w:rPr>
           <w:rFonts w:ascii="Times New Roman" w:eastAsia="Times New Roman" w:hAnsi="Times New Roman" w:cs="Times New Roman"/>
@@ -4100,7 +4122,7 @@
           <w:ilvl w:val="0"/>
           <w:numId w:val="24"/>
         </w:numPr>
-        <w:spacing w:after="0" w:line="390" w:lineRule="atLeast"/>
+        <w:spacing w:line="390" w:lineRule="atLeast"/>
         <w:ind w:left="360"/>
         <w:rPr>
           <w:rFonts w:ascii="Times New Roman" w:eastAsia="Times New Roman" w:hAnsi="Times New Roman" w:cs="Times New Roman"/>
@@ -4125,7 +4147,7 @@
           <w:ilvl w:val="0"/>
           <w:numId w:val="24"/>
         </w:numPr>
-        <w:spacing w:after="0" w:line="390" w:lineRule="atLeast"/>
+        <w:spacing w:line="390" w:lineRule="atLeast"/>
         <w:ind w:left="360"/>
         <w:rPr>
           <w:rFonts w:ascii="Times New Roman" w:eastAsia="Times New Roman" w:hAnsi="Times New Roman" w:cs="Times New Roman"/>
@@ -4146,7 +4168,7 @@
     </w:p>
     <w:p>
       <w:pPr>
-        <w:spacing w:before="100" w:beforeAutospacing="1" w:after="100" w:afterAutospacing="1" w:line="390" w:lineRule="atLeast"/>
+        <w:spacing w:after="100" w:afterAutospacing="1" w:line="390" w:lineRule="atLeast"/>
         <w:rPr>
           <w:rFonts w:ascii="Times New Roman" w:eastAsia="Times New Roman" w:hAnsi="Times New Roman" w:cs="Times New Roman"/>
           <w:b/>
@@ -4174,7 +4196,7 @@
           <w:ilvl w:val="0"/>
           <w:numId w:val="25"/>
         </w:numPr>
-        <w:spacing w:after="0" w:line="390" w:lineRule="atLeast"/>
+        <w:spacing w:line="390" w:lineRule="atLeast"/>
         <w:ind w:left="360"/>
         <w:rPr>
           <w:rFonts w:ascii="Times New Roman" w:eastAsia="Times New Roman" w:hAnsi="Times New Roman" w:cs="Times New Roman"/>
@@ -4190,12 +4212,13 @@
           <w:sz w:val="24"/>
           <w:szCs w:val="24"/>
         </w:rPr>
+        <w:lastRenderedPageBreak/>
         <w:t>Smaller community than JavaScript</w:t>
       </w:r>
     </w:p>
     <w:p>
       <w:pPr>
-        <w:spacing w:after="0" w:line="390" w:lineRule="atLeast"/>
+        <w:spacing w:line="390" w:lineRule="atLeast"/>
         <w:rPr>
           <w:rFonts w:ascii="Times New Roman" w:eastAsia="Times New Roman" w:hAnsi="Times New Roman" w:cs="Times New Roman"/>
           <w:color w:val="0D0D0D"/>
@@ -4214,7 +4237,7 @@
     </w:p>
     <w:p>
       <w:pPr>
-        <w:spacing w:before="100" w:beforeAutospacing="1" w:after="0" w:line="360" w:lineRule="auto"/>
+        <w:spacing w:line="360" w:lineRule="auto"/>
         <w:rPr>
           <w:rFonts w:ascii="Times New Roman" w:eastAsia="Times New Roman" w:hAnsi="Times New Roman" w:cs="Times New Roman"/>
           <w:sz w:val="24"/>
@@ -4250,7 +4273,7 @@
     </w:p>
     <w:p>
       <w:pPr>
-        <w:spacing w:after="0" w:line="360" w:lineRule="auto"/>
+        <w:spacing w:line="360" w:lineRule="auto"/>
         <w:rPr>
           <w:rFonts w:ascii="Times New Roman" w:eastAsia="Times New Roman" w:hAnsi="Times New Roman" w:cs="Times New Roman"/>
           <w:sz w:val="24"/>
@@ -4294,7 +4317,7 @@
           <w:ilvl w:val="0"/>
           <w:numId w:val="54"/>
         </w:numPr>
-        <w:spacing w:before="100" w:beforeAutospacing="1" w:after="100" w:afterAutospacing="1" w:line="360" w:lineRule="auto"/>
+        <w:spacing w:after="100" w:afterAutospacing="1" w:line="360" w:lineRule="auto"/>
         <w:rPr>
           <w:rFonts w:ascii="Times New Roman" w:eastAsia="Times New Roman" w:hAnsi="Times New Roman" w:cs="Times New Roman"/>
           <w:sz w:val="24"/>
@@ -4316,7 +4339,7 @@
           <w:ilvl w:val="0"/>
           <w:numId w:val="54"/>
         </w:numPr>
-        <w:spacing w:before="100" w:beforeAutospacing="1" w:after="100" w:afterAutospacing="1" w:line="360" w:lineRule="auto"/>
+        <w:spacing w:after="100" w:afterAutospacing="1" w:line="360" w:lineRule="auto"/>
         <w:rPr>
           <w:rFonts w:ascii="Times New Roman" w:eastAsia="Times New Roman" w:hAnsi="Times New Roman" w:cs="Times New Roman"/>
           <w:sz w:val="24"/>
@@ -4338,7 +4361,7 @@
           <w:ilvl w:val="0"/>
           <w:numId w:val="54"/>
         </w:numPr>
-        <w:spacing w:before="100" w:beforeAutospacing="1" w:after="100" w:afterAutospacing="1" w:line="360" w:lineRule="auto"/>
+        <w:spacing w:after="100" w:afterAutospacing="1" w:line="360" w:lineRule="auto"/>
         <w:rPr>
           <w:rFonts w:ascii="Times New Roman" w:eastAsia="Times New Roman" w:hAnsi="Times New Roman" w:cs="Times New Roman"/>
           <w:sz w:val="24"/>
@@ -4356,7 +4379,7 @@
     </w:p>
     <w:p>
       <w:pPr>
-        <w:spacing w:before="100" w:beforeAutospacing="1" w:after="100" w:afterAutospacing="1" w:line="360" w:lineRule="auto"/>
+        <w:spacing w:after="100" w:afterAutospacing="1" w:line="360" w:lineRule="auto"/>
         <w:rPr>
           <w:rFonts w:ascii="Times New Roman" w:eastAsia="Times New Roman" w:hAnsi="Times New Roman" w:cs="Times New Roman"/>
           <w:sz w:val="24"/>
@@ -4378,7 +4401,7 @@
           <w:ilvl w:val="0"/>
           <w:numId w:val="55"/>
         </w:numPr>
-        <w:spacing w:before="100" w:beforeAutospacing="1" w:after="100" w:afterAutospacing="1" w:line="360" w:lineRule="auto"/>
+        <w:spacing w:after="100" w:afterAutospacing="1" w:line="360" w:lineRule="auto"/>
         <w:rPr>
           <w:rFonts w:ascii="Times New Roman" w:eastAsia="Times New Roman" w:hAnsi="Times New Roman" w:cs="Times New Roman"/>
           <w:sz w:val="24"/>
@@ -4400,7 +4423,7 @@
           <w:ilvl w:val="0"/>
           <w:numId w:val="55"/>
         </w:numPr>
-        <w:spacing w:before="100" w:beforeAutospacing="1" w:after="100" w:afterAutospacing="1" w:line="360" w:lineRule="auto"/>
+        <w:spacing w:after="100" w:afterAutospacing="1" w:line="360" w:lineRule="auto"/>
         <w:rPr>
           <w:rFonts w:ascii="Times New Roman" w:eastAsia="Times New Roman" w:hAnsi="Times New Roman" w:cs="Times New Roman"/>
           <w:sz w:val="24"/>
@@ -4422,7 +4445,7 @@
           <w:ilvl w:val="0"/>
           <w:numId w:val="55"/>
         </w:numPr>
-        <w:spacing w:before="100" w:beforeAutospacing="1" w:after="100" w:afterAutospacing="1" w:line="360" w:lineRule="auto"/>
+        <w:spacing w:after="100" w:afterAutospacing="1" w:line="360" w:lineRule="auto"/>
         <w:rPr>
           <w:rFonts w:ascii="Times New Roman" w:eastAsia="Times New Roman" w:hAnsi="Times New Roman" w:cs="Times New Roman"/>
           <w:sz w:val="24"/>
@@ -4444,7 +4467,7 @@
           <w:ilvl w:val="0"/>
           <w:numId w:val="55"/>
         </w:numPr>
-        <w:spacing w:before="100" w:beforeAutospacing="1" w:after="100" w:afterAutospacing="1" w:line="360" w:lineRule="auto"/>
+        <w:spacing w:after="100" w:afterAutospacing="1" w:line="360" w:lineRule="auto"/>
         <w:rPr>
           <w:rFonts w:ascii="Times New Roman" w:eastAsia="Times New Roman" w:hAnsi="Times New Roman" w:cs="Times New Roman"/>
           <w:sz w:val="24"/>
@@ -4462,7 +4485,7 @@
     </w:p>
     <w:p>
       <w:pPr>
-        <w:spacing w:before="100" w:beforeAutospacing="1" w:after="100" w:afterAutospacing="1" w:line="360" w:lineRule="auto"/>
+        <w:spacing w:after="100" w:afterAutospacing="1" w:line="360" w:lineRule="auto"/>
         <w:rPr>
           <w:rFonts w:ascii="Times New Roman" w:eastAsia="Times New Roman" w:hAnsi="Times New Roman" w:cs="Times New Roman"/>
           <w:color w:val="0D0D0D"/>
@@ -4507,7 +4530,7 @@
     </w:p>
     <w:p>
       <w:pPr>
-        <w:spacing w:before="100" w:beforeAutospacing="1" w:after="100" w:afterAutospacing="1" w:line="390" w:lineRule="atLeast"/>
+        <w:spacing w:after="100" w:afterAutospacing="1" w:line="390" w:lineRule="atLeast"/>
         <w:rPr>
           <w:rFonts w:ascii="Times New Roman" w:eastAsia="Times New Roman" w:hAnsi="Times New Roman" w:cs="Times New Roman"/>
           <w:b/>
@@ -4531,22 +4554,21 @@
     </w:p>
     <w:p>
       <w:pPr>
-        <w:spacing w:beforeAutospacing="1" w:after="0" w:afterAutospacing="1" w:line="390" w:lineRule="atLeast"/>
-        <w:rPr>
-          <w:rFonts w:ascii="Times New Roman" w:eastAsia="Times New Roman" w:hAnsi="Times New Roman" w:cs="Times New Roman"/>
-          <w:color w:val="0D0D0D"/>
-          <w:sz w:val="24"/>
-          <w:szCs w:val="24"/>
-        </w:rPr>
-      </w:pPr>
-      <w:r>
-        <w:rPr>
-          <w:rFonts w:ascii="Times New Roman" w:eastAsia="Times New Roman" w:hAnsi="Times New Roman" w:cs="Times New Roman"/>
-          <w:color w:val="0D0D0D"/>
-          <w:sz w:val="24"/>
-          <w:szCs w:val="24"/>
-        </w:rPr>
-        <w:lastRenderedPageBreak/>
+        <w:spacing w:afterAutospacing="1" w:line="390" w:lineRule="atLeast"/>
+        <w:rPr>
+          <w:rFonts w:ascii="Times New Roman" w:eastAsia="Times New Roman" w:hAnsi="Times New Roman" w:cs="Times New Roman"/>
+          <w:color w:val="0D0D0D"/>
+          <w:sz w:val="24"/>
+          <w:szCs w:val="24"/>
+        </w:rPr>
+      </w:pPr>
+      <w:r>
+        <w:rPr>
+          <w:rFonts w:ascii="Times New Roman" w:eastAsia="Times New Roman" w:hAnsi="Times New Roman" w:cs="Times New Roman"/>
+          <w:color w:val="0D0D0D"/>
+          <w:sz w:val="24"/>
+          <w:szCs w:val="24"/>
+        </w:rPr>
         <w:t>Language:</w:t>
       </w:r>
       <w:r>
@@ -4562,7 +4584,7 @@
     </w:p>
     <w:p>
       <w:pPr>
-        <w:spacing w:before="100" w:beforeAutospacing="1" w:after="100" w:afterAutospacing="1" w:line="390" w:lineRule="atLeast"/>
+        <w:spacing w:after="100" w:afterAutospacing="1" w:line="390" w:lineRule="atLeast"/>
         <w:rPr>
           <w:rFonts w:ascii="Times New Roman" w:eastAsia="Times New Roman" w:hAnsi="Times New Roman" w:cs="Times New Roman"/>
           <w:b/>
@@ -4590,7 +4612,7 @@
           <w:ilvl w:val="0"/>
           <w:numId w:val="26"/>
         </w:numPr>
-        <w:spacing w:after="0" w:line="390" w:lineRule="atLeast"/>
+        <w:spacing w:line="390" w:lineRule="atLeast"/>
         <w:ind w:left="360"/>
         <w:rPr>
           <w:rFonts w:ascii="Times New Roman" w:eastAsia="Times New Roman" w:hAnsi="Times New Roman" w:cs="Times New Roman"/>
@@ -4615,7 +4637,7 @@
           <w:ilvl w:val="0"/>
           <w:numId w:val="26"/>
         </w:numPr>
-        <w:spacing w:after="0" w:line="390" w:lineRule="atLeast"/>
+        <w:spacing w:line="390" w:lineRule="atLeast"/>
         <w:ind w:left="360"/>
         <w:rPr>
           <w:rFonts w:ascii="Times New Roman" w:eastAsia="Times New Roman" w:hAnsi="Times New Roman" w:cs="Times New Roman"/>
@@ -4640,7 +4662,7 @@
           <w:ilvl w:val="0"/>
           <w:numId w:val="26"/>
         </w:numPr>
-        <w:spacing w:after="0" w:line="390" w:lineRule="atLeast"/>
+        <w:spacing w:line="390" w:lineRule="atLeast"/>
         <w:ind w:left="360"/>
         <w:rPr>
           <w:rFonts w:ascii="Times New Roman" w:eastAsia="Times New Roman" w:hAnsi="Times New Roman" w:cs="Times New Roman"/>
@@ -4656,12 +4678,13 @@
           <w:sz w:val="24"/>
           <w:szCs w:val="24"/>
         </w:rPr>
+        <w:lastRenderedPageBreak/>
         <w:t>Fast development</w:t>
       </w:r>
     </w:p>
     <w:p>
       <w:pPr>
-        <w:spacing w:beforeAutospacing="1" w:after="0" w:afterAutospacing="1" w:line="390" w:lineRule="atLeast"/>
+        <w:spacing w:afterAutospacing="1" w:line="390" w:lineRule="atLeast"/>
         <w:rPr>
           <w:rFonts w:ascii="Times New Roman" w:eastAsia="Times New Roman" w:hAnsi="Times New Roman" w:cs="Times New Roman"/>
           <w:color w:val="0D0D0D"/>
@@ -4703,7 +4726,7 @@
     </w:p>
     <w:p>
       <w:pPr>
-        <w:spacing w:before="100" w:beforeAutospacing="1" w:after="100" w:afterAutospacing="1" w:line="390" w:lineRule="atLeast"/>
+        <w:spacing w:after="100" w:afterAutospacing="1" w:line="390" w:lineRule="atLeast"/>
         <w:rPr>
           <w:rFonts w:ascii="Times New Roman" w:eastAsia="Times New Roman" w:hAnsi="Times New Roman" w:cs="Times New Roman"/>
           <w:b/>
@@ -4731,7 +4754,7 @@
           <w:ilvl w:val="0"/>
           <w:numId w:val="27"/>
         </w:numPr>
-        <w:spacing w:after="0" w:line="390" w:lineRule="atLeast"/>
+        <w:spacing w:line="390" w:lineRule="atLeast"/>
         <w:ind w:left="360"/>
         <w:rPr>
           <w:rFonts w:ascii="Times New Roman" w:eastAsia="Times New Roman" w:hAnsi="Times New Roman" w:cs="Times New Roman"/>
@@ -4756,7 +4779,7 @@
           <w:ilvl w:val="0"/>
           <w:numId w:val="27"/>
         </w:numPr>
-        <w:spacing w:after="0" w:line="390" w:lineRule="atLeast"/>
+        <w:spacing w:line="390" w:lineRule="atLeast"/>
         <w:ind w:left="360"/>
         <w:rPr>
           <w:rFonts w:ascii="Times New Roman" w:eastAsia="Times New Roman" w:hAnsi="Times New Roman" w:cs="Times New Roman"/>
@@ -4781,7 +4804,7 @@
           <w:ilvl w:val="0"/>
           <w:numId w:val="27"/>
         </w:numPr>
-        <w:spacing w:after="0" w:line="390" w:lineRule="atLeast"/>
+        <w:spacing w:line="390" w:lineRule="atLeast"/>
         <w:ind w:left="360"/>
         <w:rPr>
           <w:rFonts w:ascii="Times New Roman" w:eastAsia="Times New Roman" w:hAnsi="Times New Roman" w:cs="Times New Roman"/>
@@ -4802,7 +4825,7 @@
     </w:p>
     <w:p>
       <w:pPr>
-        <w:spacing w:after="0" w:line="390" w:lineRule="atLeast"/>
+        <w:spacing w:line="390" w:lineRule="atLeast"/>
         <w:rPr>
           <w:rFonts w:ascii="Times New Roman" w:eastAsia="Times New Roman" w:hAnsi="Times New Roman" w:cs="Times New Roman"/>
           <w:color w:val="0D0D0D"/>
@@ -4838,7 +4861,7 @@
     </w:p>
     <w:p>
       <w:pPr>
-        <w:spacing w:before="100" w:beforeAutospacing="1" w:after="100" w:afterAutospacing="1" w:line="390" w:lineRule="atLeast"/>
+        <w:spacing w:after="100" w:afterAutospacing="1" w:line="390" w:lineRule="atLeast"/>
         <w:rPr>
           <w:rFonts w:ascii="Times New Roman" w:eastAsia="Times New Roman" w:hAnsi="Times New Roman" w:cs="Times New Roman"/>
           <w:color w:val="0D0D0D"/>
@@ -4858,7 +4881,7 @@
     </w:p>
     <w:p>
       <w:pPr>
-        <w:spacing w:beforeAutospacing="1" w:after="0" w:afterAutospacing="1" w:line="390" w:lineRule="atLeast"/>
+        <w:spacing w:afterAutospacing="1" w:line="390" w:lineRule="atLeast"/>
         <w:rPr>
           <w:rFonts w:ascii="Times New Roman" w:eastAsia="Times New Roman" w:hAnsi="Times New Roman" w:cs="Times New Roman"/>
           <w:color w:val="0D0D0D"/>
@@ -4888,7 +4911,7 @@
     </w:p>
     <w:p>
       <w:pPr>
-        <w:spacing w:before="100" w:beforeAutospacing="1" w:after="100" w:afterAutospacing="1" w:line="390" w:lineRule="atLeast"/>
+        <w:spacing w:after="100" w:afterAutospacing="1" w:line="390" w:lineRule="atLeast"/>
         <w:rPr>
           <w:rFonts w:ascii="Times New Roman" w:eastAsia="Times New Roman" w:hAnsi="Times New Roman" w:cs="Times New Roman"/>
           <w:b/>
@@ -4916,7 +4939,7 @@
           <w:ilvl w:val="0"/>
           <w:numId w:val="28"/>
         </w:numPr>
-        <w:spacing w:after="0" w:line="390" w:lineRule="atLeast"/>
+        <w:spacing w:line="390" w:lineRule="atLeast"/>
         <w:ind w:left="360"/>
         <w:rPr>
           <w:rFonts w:ascii="Times New Roman" w:eastAsia="Times New Roman" w:hAnsi="Times New Roman" w:cs="Times New Roman"/>
@@ -4941,7 +4964,7 @@
           <w:ilvl w:val="0"/>
           <w:numId w:val="28"/>
         </w:numPr>
-        <w:spacing w:after="0" w:line="390" w:lineRule="atLeast"/>
+        <w:spacing w:line="390" w:lineRule="atLeast"/>
         <w:ind w:left="360"/>
         <w:rPr>
           <w:rFonts w:ascii="Times New Roman" w:eastAsia="Times New Roman" w:hAnsi="Times New Roman" w:cs="Times New Roman"/>
@@ -4966,7 +4989,7 @@
           <w:ilvl w:val="0"/>
           <w:numId w:val="28"/>
         </w:numPr>
-        <w:spacing w:after="0" w:line="390" w:lineRule="atLeast"/>
+        <w:spacing w:line="390" w:lineRule="atLeast"/>
         <w:ind w:left="360"/>
         <w:rPr>
           <w:rFonts w:ascii="Times New Roman" w:eastAsia="Times New Roman" w:hAnsi="Times New Roman" w:cs="Times New Roman"/>
@@ -4987,7 +5010,7 @@
     </w:p>
     <w:p>
       <w:pPr>
-        <w:spacing w:beforeAutospacing="1" w:after="0" w:afterAutospacing="1" w:line="390" w:lineRule="atLeast"/>
+        <w:spacing w:afterAutospacing="1" w:line="390" w:lineRule="atLeast"/>
         <w:rPr>
           <w:rFonts w:ascii="Times New Roman" w:eastAsia="Times New Roman" w:hAnsi="Times New Roman" w:cs="Times New Roman"/>
           <w:color w:val="0D0D0D"/>
@@ -5029,7 +5052,7 @@
     </w:p>
     <w:p>
       <w:pPr>
-        <w:spacing w:beforeAutospacing="1" w:after="0" w:afterAutospacing="1" w:line="390" w:lineRule="atLeast"/>
+        <w:spacing w:afterAutospacing="1" w:line="390" w:lineRule="atLeast"/>
         <w:rPr>
           <w:rFonts w:ascii="Times New Roman" w:eastAsia="Times New Roman" w:hAnsi="Times New Roman" w:cs="Times New Roman"/>
           <w:color w:val="0D0D0D"/>
@@ -5053,7 +5076,7 @@
           <w:ilvl w:val="0"/>
           <w:numId w:val="29"/>
         </w:numPr>
-        <w:spacing w:after="0" w:line="390" w:lineRule="atLeast"/>
+        <w:spacing w:line="390" w:lineRule="atLeast"/>
         <w:ind w:left="360"/>
         <w:rPr>
           <w:rFonts w:ascii="Times New Roman" w:eastAsia="Times New Roman" w:hAnsi="Times New Roman" w:cs="Times New Roman"/>
@@ -5069,7 +5092,6 @@
           <w:sz w:val="24"/>
           <w:szCs w:val="24"/>
         </w:rPr>
-        <w:lastRenderedPageBreak/>
         <w:t>Startup apps</w:t>
       </w:r>
     </w:p>
@@ -5079,7 +5101,7 @@
           <w:ilvl w:val="0"/>
           <w:numId w:val="29"/>
         </w:numPr>
-        <w:spacing w:after="0" w:line="390" w:lineRule="atLeast"/>
+        <w:spacing w:line="390" w:lineRule="atLeast"/>
         <w:ind w:left="360"/>
         <w:rPr>
           <w:rFonts w:ascii="Times New Roman" w:eastAsia="Times New Roman" w:hAnsi="Times New Roman" w:cs="Times New Roman"/>
@@ -5104,7 +5126,7 @@
           <w:ilvl w:val="0"/>
           <w:numId w:val="29"/>
         </w:numPr>
-        <w:spacing w:after="0" w:line="390" w:lineRule="atLeast"/>
+        <w:spacing w:line="390" w:lineRule="atLeast"/>
         <w:ind w:left="360"/>
         <w:rPr>
           <w:rFonts w:ascii="Times New Roman" w:eastAsia="Times New Roman" w:hAnsi="Times New Roman" w:cs="Times New Roman"/>
@@ -5125,7 +5147,7 @@
     </w:p>
     <w:p>
       <w:pPr>
-        <w:spacing w:after="0" w:line="390" w:lineRule="atLeast"/>
+        <w:spacing w:line="390" w:lineRule="atLeast"/>
         <w:ind w:left="360"/>
         <w:rPr>
           <w:rFonts w:ascii="Times New Roman" w:eastAsia="Times New Roman" w:hAnsi="Times New Roman" w:cs="Times New Roman"/>
@@ -5157,12 +5179,13 @@
           <w:sz w:val="24"/>
           <w:szCs w:val="24"/>
         </w:rPr>
+        <w:lastRenderedPageBreak/>
         <w:t>Xamarin</w:t>
       </w:r>
     </w:p>
     <w:p>
       <w:pPr>
-        <w:spacing w:before="100" w:beforeAutospacing="1" w:after="100" w:afterAutospacing="1" w:line="390" w:lineRule="atLeast"/>
+        <w:spacing w:after="100" w:afterAutospacing="1" w:line="390" w:lineRule="atLeast"/>
         <w:rPr>
           <w:rFonts w:ascii="Times New Roman" w:eastAsia="Times New Roman" w:hAnsi="Times New Roman" w:cs="Times New Roman"/>
           <w:color w:val="0D0D0D"/>
@@ -5182,7 +5205,7 @@
     </w:p>
     <w:p>
       <w:pPr>
-        <w:spacing w:beforeAutospacing="1" w:after="0" w:afterAutospacing="1" w:line="390" w:lineRule="atLeast"/>
+        <w:spacing w:afterAutospacing="1" w:line="390" w:lineRule="atLeast"/>
         <w:rPr>
           <w:rFonts w:ascii="Times New Roman" w:eastAsia="Times New Roman" w:hAnsi="Times New Roman" w:cs="Times New Roman"/>
           <w:color w:val="0D0D0D"/>
@@ -5224,7 +5247,7 @@
     </w:p>
     <w:p>
       <w:pPr>
-        <w:spacing w:before="100" w:beforeAutospacing="1" w:after="100" w:afterAutospacing="1" w:line="390" w:lineRule="atLeast"/>
+        <w:spacing w:after="100" w:afterAutospacing="1" w:line="390" w:lineRule="atLeast"/>
         <w:rPr>
           <w:rFonts w:ascii="Times New Roman" w:eastAsia="Times New Roman" w:hAnsi="Times New Roman" w:cs="Times New Roman"/>
           <w:color w:val="0D0D0D"/>
@@ -5248,7 +5271,7 @@
           <w:ilvl w:val="0"/>
           <w:numId w:val="30"/>
         </w:numPr>
-        <w:spacing w:after="0" w:line="390" w:lineRule="atLeast"/>
+        <w:spacing w:line="390" w:lineRule="atLeast"/>
         <w:ind w:left="360"/>
         <w:rPr>
           <w:rFonts w:ascii="Times New Roman" w:eastAsia="Times New Roman" w:hAnsi="Times New Roman" w:cs="Times New Roman"/>
@@ -5273,7 +5296,7 @@
           <w:ilvl w:val="0"/>
           <w:numId w:val="30"/>
         </w:numPr>
-        <w:spacing w:after="0" w:line="390" w:lineRule="atLeast"/>
+        <w:spacing w:line="390" w:lineRule="atLeast"/>
         <w:ind w:left="360"/>
         <w:rPr>
           <w:rFonts w:ascii="Times New Roman" w:eastAsia="Times New Roman" w:hAnsi="Times New Roman" w:cs="Times New Roman"/>
@@ -5298,7 +5321,7 @@
           <w:ilvl w:val="0"/>
           <w:numId w:val="30"/>
         </w:numPr>
-        <w:spacing w:after="0" w:line="390" w:lineRule="atLeast"/>
+        <w:spacing w:line="390" w:lineRule="atLeast"/>
         <w:ind w:left="360"/>
         <w:rPr>
           <w:rFonts w:ascii="Times New Roman" w:eastAsia="Times New Roman" w:hAnsi="Times New Roman" w:cs="Times New Roman"/>
@@ -5319,7 +5342,7 @@
     </w:p>
     <w:p>
       <w:pPr>
-        <w:spacing w:beforeAutospacing="1" w:after="0" w:afterAutospacing="1" w:line="390" w:lineRule="atLeast"/>
+        <w:spacing w:afterAutospacing="1" w:line="390" w:lineRule="atLeast"/>
         <w:rPr>
           <w:rFonts w:ascii="Times New Roman" w:eastAsia="Times New Roman" w:hAnsi="Times New Roman" w:cs="Times New Roman"/>
           <w:color w:val="0D0D0D"/>
@@ -5349,7 +5372,7 @@
     </w:p>
     <w:p>
       <w:pPr>
-        <w:spacing w:before="100" w:beforeAutospacing="1" w:after="100" w:afterAutospacing="1" w:line="390" w:lineRule="atLeast"/>
+        <w:spacing w:after="100" w:afterAutospacing="1" w:line="390" w:lineRule="atLeast"/>
         <w:rPr>
           <w:rFonts w:ascii="Times New Roman" w:eastAsia="Times New Roman" w:hAnsi="Times New Roman" w:cs="Times New Roman"/>
           <w:color w:val="0D0D0D"/>
@@ -5373,7 +5396,7 @@
           <w:ilvl w:val="0"/>
           <w:numId w:val="31"/>
         </w:numPr>
-        <w:spacing w:after="0" w:line="390" w:lineRule="atLeast"/>
+        <w:spacing w:line="390" w:lineRule="atLeast"/>
         <w:ind w:left="360"/>
         <w:rPr>
           <w:rFonts w:ascii="Times New Roman" w:eastAsia="Times New Roman" w:hAnsi="Times New Roman" w:cs="Times New Roman"/>
@@ -5402,7 +5425,7 @@
     </w:p>
     <w:p>
       <w:pPr>
-        <w:spacing w:before="100" w:beforeAutospacing="1" w:after="100" w:afterAutospacing="1" w:line="390" w:lineRule="atLeast"/>
+        <w:spacing w:after="100" w:afterAutospacing="1" w:line="390" w:lineRule="atLeast"/>
         <w:rPr>
           <w:rFonts w:ascii="Times New Roman" w:eastAsia="Times New Roman" w:hAnsi="Times New Roman" w:cs="Times New Roman"/>
           <w:color w:val="0D0D0D"/>
@@ -5418,6 +5441,24 @@
           <w:szCs w:val="24"/>
         </w:rPr>
         <w:t>Mobile architecture defines how components interact.</w:t>
+      </w:r>
+      <w:r>
+        <w:rPr>
+          <w:rFonts w:ascii="Times New Roman" w:eastAsia="Times New Roman" w:hAnsi="Times New Roman" w:cs="Times New Roman"/>
+          <w:color w:val="0D0D0D"/>
+          <w:sz w:val="24"/>
+          <w:szCs w:val="24"/>
+        </w:rPr>
+        <w:t xml:space="preserve"> This is crucial as it aims to ensure that </w:t>
+      </w:r>
+      <w:r>
+        <w:rPr>
+          <w:rFonts w:ascii="Times New Roman" w:eastAsia="Times New Roman" w:hAnsi="Times New Roman" w:cs="Times New Roman"/>
+          <w:color w:val="0D0D0D"/>
+          <w:sz w:val="24"/>
+          <w:szCs w:val="24"/>
+        </w:rPr>
+        <w:t>the application is scalable and efficiently testable.</w:t>
       </w:r>
     </w:p>
     <w:p>
@@ -5472,240 +5513,87 @@
     </w:p>
     <w:p>
       <w:pPr>
-        <w:spacing w:before="100" w:beforeAutospacing="1" w:after="100" w:afterAutospacing="1" w:line="390" w:lineRule="atLeast"/>
-        <w:rPr>
-          <w:rFonts w:ascii="Times New Roman" w:eastAsia="Times New Roman" w:hAnsi="Times New Roman" w:cs="Times New Roman"/>
-          <w:color w:val="0D0D0D"/>
-          <w:sz w:val="24"/>
-          <w:szCs w:val="24"/>
-        </w:rPr>
-      </w:pPr>
-      <w:r>
-        <w:rPr>
-          <w:rFonts w:ascii="Times New Roman" w:eastAsia="Times New Roman" w:hAnsi="Times New Roman" w:cs="Times New Roman"/>
-          <w:color w:val="0D0D0D"/>
-          <w:sz w:val="24"/>
-          <w:szCs w:val="24"/>
-        </w:rPr>
-        <w:t>Structure:</w:t>
-      </w:r>
-    </w:p>
-    <w:p>
-      <w:pPr>
-        <w:numPr>
-          <w:ilvl w:val="0"/>
-          <w:numId w:val="32"/>
-        </w:numPr>
-        <w:spacing w:after="0" w:line="390" w:lineRule="atLeast"/>
-        <w:ind w:left="0"/>
-        <w:rPr>
-          <w:rFonts w:ascii="Times New Roman" w:eastAsia="Times New Roman" w:hAnsi="Times New Roman" w:cs="Times New Roman"/>
-          <w:color w:val="0D0D0D"/>
-          <w:sz w:val="24"/>
-          <w:szCs w:val="24"/>
-        </w:rPr>
-      </w:pPr>
-      <w:r>
-        <w:rPr>
-          <w:rFonts w:ascii="Times New Roman" w:eastAsia="Times New Roman" w:hAnsi="Times New Roman" w:cs="Times New Roman"/>
-          <w:color w:val="0D0D0D"/>
-          <w:sz w:val="24"/>
-          <w:szCs w:val="24"/>
-        </w:rPr>
-        <w:t>Model -</w:t>
-      </w:r>
-      <w:r>
-        <w:rPr>
-          <w:rFonts w:ascii="Times New Roman" w:eastAsia="Times New Roman" w:hAnsi="Times New Roman" w:cs="Times New Roman"/>
-          <w:color w:val="0D0D0D"/>
-          <w:sz w:val="24"/>
-          <w:szCs w:val="24"/>
-        </w:rPr>
-        <w:t xml:space="preserve"> Data</w:t>
-      </w:r>
-    </w:p>
-    <w:p>
-      <w:pPr>
-        <w:numPr>
-          <w:ilvl w:val="0"/>
-          <w:numId w:val="32"/>
-        </w:numPr>
-        <w:spacing w:after="0" w:line="390" w:lineRule="atLeast"/>
-        <w:ind w:left="0"/>
-        <w:rPr>
-          <w:rFonts w:ascii="Times New Roman" w:eastAsia="Times New Roman" w:hAnsi="Times New Roman" w:cs="Times New Roman"/>
-          <w:color w:val="0D0D0D"/>
-          <w:sz w:val="24"/>
-          <w:szCs w:val="24"/>
-        </w:rPr>
-      </w:pPr>
-      <w:r>
-        <w:rPr>
-          <w:rFonts w:ascii="Times New Roman" w:eastAsia="Times New Roman" w:hAnsi="Times New Roman" w:cs="Times New Roman"/>
-          <w:color w:val="0D0D0D"/>
-          <w:sz w:val="24"/>
-          <w:szCs w:val="24"/>
-        </w:rPr>
-        <w:t>View -</w:t>
-      </w:r>
-      <w:r>
-        <w:rPr>
-          <w:rFonts w:ascii="Times New Roman" w:eastAsia="Times New Roman" w:hAnsi="Times New Roman" w:cs="Times New Roman"/>
-          <w:color w:val="0D0D0D"/>
-          <w:sz w:val="24"/>
-          <w:szCs w:val="24"/>
-        </w:rPr>
-        <w:t xml:space="preserve"> UI</w:t>
-      </w:r>
-    </w:p>
-    <w:p>
-      <w:pPr>
-        <w:numPr>
-          <w:ilvl w:val="0"/>
-          <w:numId w:val="32"/>
-        </w:numPr>
-        <w:spacing w:after="0" w:line="390" w:lineRule="atLeast"/>
-        <w:ind w:left="0"/>
-        <w:rPr>
-          <w:rFonts w:ascii="Times New Roman" w:eastAsia="Times New Roman" w:hAnsi="Times New Roman" w:cs="Times New Roman"/>
-          <w:color w:val="0D0D0D"/>
-          <w:sz w:val="24"/>
-          <w:szCs w:val="24"/>
-        </w:rPr>
-      </w:pPr>
-      <w:r>
-        <w:rPr>
-          <w:rFonts w:ascii="Times New Roman" w:eastAsia="Times New Roman" w:hAnsi="Times New Roman" w:cs="Times New Roman"/>
-          <w:color w:val="0D0D0D"/>
-          <w:sz w:val="24"/>
-          <w:szCs w:val="24"/>
-        </w:rPr>
-        <w:t>Controller -</w:t>
-      </w:r>
-      <w:r>
-        <w:rPr>
-          <w:rFonts w:ascii="Times New Roman" w:eastAsia="Times New Roman" w:hAnsi="Times New Roman" w:cs="Times New Roman"/>
-          <w:color w:val="0D0D0D"/>
-          <w:sz w:val="24"/>
-          <w:szCs w:val="24"/>
-        </w:rPr>
-        <w:t xml:space="preserve"> Logic</w:t>
-      </w:r>
-    </w:p>
-    <w:p>
-      <w:pPr>
-        <w:spacing w:before="100" w:beforeAutospacing="1" w:after="100" w:afterAutospacing="1" w:line="390" w:lineRule="atLeast"/>
-        <w:rPr>
-          <w:rFonts w:ascii="Times New Roman" w:eastAsia="Times New Roman" w:hAnsi="Times New Roman" w:cs="Times New Roman"/>
-          <w:color w:val="0D0D0D"/>
-          <w:sz w:val="24"/>
-          <w:szCs w:val="24"/>
-        </w:rPr>
-      </w:pPr>
-      <w:r>
-        <w:rPr>
-          <w:rFonts w:ascii="Times New Roman" w:eastAsia="Times New Roman" w:hAnsi="Times New Roman" w:cs="Times New Roman"/>
-          <w:color w:val="0D0D0D"/>
-          <w:sz w:val="24"/>
-          <w:szCs w:val="24"/>
-        </w:rPr>
-        <w:t>Advantages:</w:t>
-      </w:r>
-    </w:p>
-    <w:p>
-      <w:pPr>
-        <w:numPr>
-          <w:ilvl w:val="0"/>
-          <w:numId w:val="33"/>
-        </w:numPr>
-        <w:spacing w:after="0" w:line="390" w:lineRule="atLeast"/>
-        <w:ind w:left="0"/>
-        <w:rPr>
-          <w:rFonts w:ascii="Times New Roman" w:eastAsia="Times New Roman" w:hAnsi="Times New Roman" w:cs="Times New Roman"/>
-          <w:color w:val="0D0D0D"/>
-          <w:sz w:val="24"/>
-          <w:szCs w:val="24"/>
-        </w:rPr>
-      </w:pPr>
-      <w:r>
-        <w:rPr>
-          <w:rFonts w:ascii="Times New Roman" w:eastAsia="Times New Roman" w:hAnsi="Times New Roman" w:cs="Times New Roman"/>
-          <w:color w:val="0D0D0D"/>
-          <w:sz w:val="24"/>
-          <w:szCs w:val="24"/>
-        </w:rPr>
-        <w:lastRenderedPageBreak/>
-        <w:t>Simple</w:t>
-      </w:r>
-    </w:p>
-    <w:p>
-      <w:pPr>
-        <w:numPr>
-          <w:ilvl w:val="0"/>
-          <w:numId w:val="33"/>
-        </w:numPr>
-        <w:spacing w:after="0" w:line="390" w:lineRule="atLeast"/>
-        <w:ind w:left="0"/>
-        <w:rPr>
-          <w:rFonts w:ascii="Times New Roman" w:eastAsia="Times New Roman" w:hAnsi="Times New Roman" w:cs="Times New Roman"/>
-          <w:color w:val="0D0D0D"/>
-          <w:sz w:val="24"/>
-          <w:szCs w:val="24"/>
-        </w:rPr>
-      </w:pPr>
-      <w:r>
-        <w:rPr>
-          <w:rFonts w:ascii="Times New Roman" w:eastAsia="Times New Roman" w:hAnsi="Times New Roman" w:cs="Times New Roman"/>
-          <w:color w:val="0D0D0D"/>
-          <w:sz w:val="24"/>
-          <w:szCs w:val="24"/>
-        </w:rPr>
-        <w:t>Easy to understand</w:t>
-      </w:r>
-    </w:p>
-    <w:p>
-      <w:pPr>
-        <w:spacing w:before="100" w:beforeAutospacing="1" w:after="100" w:afterAutospacing="1" w:line="390" w:lineRule="atLeast"/>
-        <w:rPr>
-          <w:rFonts w:ascii="Times New Roman" w:eastAsia="Times New Roman" w:hAnsi="Times New Roman" w:cs="Times New Roman"/>
-          <w:color w:val="0D0D0D"/>
-          <w:sz w:val="24"/>
-          <w:szCs w:val="24"/>
-        </w:rPr>
-      </w:pPr>
-      <w:r>
-        <w:rPr>
-          <w:rFonts w:ascii="Times New Roman" w:eastAsia="Times New Roman" w:hAnsi="Times New Roman" w:cs="Times New Roman"/>
-          <w:color w:val="0D0D0D"/>
-          <w:sz w:val="24"/>
-          <w:szCs w:val="24"/>
-        </w:rPr>
-        <w:t>Disadvantages:</w:t>
-      </w:r>
-    </w:p>
-    <w:p>
-      <w:pPr>
-        <w:numPr>
-          <w:ilvl w:val="0"/>
-          <w:numId w:val="34"/>
-        </w:numPr>
-        <w:spacing w:after="0" w:line="390" w:lineRule="atLeast"/>
-        <w:ind w:left="0"/>
-        <w:rPr>
-          <w:rFonts w:ascii="Times New Roman" w:eastAsia="Times New Roman" w:hAnsi="Times New Roman" w:cs="Times New Roman"/>
-          <w:color w:val="0D0D0D"/>
-          <w:sz w:val="24"/>
-          <w:szCs w:val="24"/>
-        </w:rPr>
-      </w:pPr>
-      <w:r>
-        <w:rPr>
-          <w:rFonts w:ascii="Times New Roman" w:eastAsia="Times New Roman" w:hAnsi="Times New Roman" w:cs="Times New Roman"/>
-          <w:color w:val="0D0D0D"/>
-          <w:sz w:val="24"/>
-          <w:szCs w:val="24"/>
-        </w:rPr>
-        <w:t>Controller becomes large</w:t>
+        <w:spacing w:before="0" w:beforeAutospacing="0" w:line="360" w:lineRule="auto"/>
+        <w:jc w:val="both"/>
+        <w:rPr>
+          <w:rFonts w:ascii="Times New Roman" w:eastAsia="Times New Roman" w:hAnsi="Times New Roman" w:cs="Times New Roman"/>
+          <w:color w:val="0D0D0D"/>
+          <w:sz w:val="24"/>
+          <w:szCs w:val="24"/>
+        </w:rPr>
+      </w:pPr>
+      <w:r>
+        <w:rPr>
+          <w:rFonts w:ascii="Times New Roman" w:eastAsia="Times New Roman" w:hAnsi="Times New Roman" w:cs="Times New Roman"/>
+          <w:color w:val="0D0D0D"/>
+          <w:sz w:val="24"/>
+          <w:szCs w:val="24"/>
+        </w:rPr>
+        <w:t>Here the controller (which takes care of the application logic) acts as the central hub, receiving input from the View (the UI) and updating the Model (the application data) accordingly.</w:t>
+      </w:r>
+    </w:p>
+    <w:p>
+      <w:pPr>
+        <w:spacing w:before="0" w:beforeAutospacing="0" w:line="360" w:lineRule="auto"/>
+        <w:jc w:val="both"/>
+        <w:rPr>
+          <w:rFonts w:ascii="Times New Roman" w:eastAsia="Times New Roman" w:hAnsi="Times New Roman" w:cs="Times New Roman"/>
+          <w:color w:val="0D0D0D"/>
+          <w:sz w:val="24"/>
+          <w:szCs w:val="24"/>
+        </w:rPr>
+      </w:pPr>
+      <w:r>
+        <w:rPr>
+          <w:rFonts w:ascii="Times New Roman" w:eastAsia="Times New Roman" w:hAnsi="Times New Roman" w:cs="Times New Roman"/>
+          <w:b/>
+          <w:bCs/>
+          <w:color w:val="0D0D0D"/>
+          <w:sz w:val="24"/>
+          <w:szCs w:val="24"/>
+        </w:rPr>
+        <w:t xml:space="preserve">Advantage: </w:t>
+      </w:r>
+      <w:r>
+        <w:rPr>
+          <w:rFonts w:ascii="Times New Roman" w:eastAsia="Times New Roman" w:hAnsi="Times New Roman" w:cs="Times New Roman"/>
+          <w:color w:val="0D0D0D"/>
+          <w:sz w:val="24"/>
+          <w:szCs w:val="24"/>
+        </w:rPr>
+        <w:t>it is the simplest and fastest architecture to implement for small-scale projects.</w:t>
+      </w:r>
+    </w:p>
+    <w:p>
+      <w:pPr>
+        <w:spacing w:before="0" w:beforeAutospacing="0" w:line="360" w:lineRule="auto"/>
+        <w:jc w:val="both"/>
+        <w:rPr>
+          <w:rFonts w:ascii="Times New Roman" w:eastAsia="Times New Roman" w:hAnsi="Times New Roman" w:cs="Times New Roman"/>
+          <w:color w:val="0D0D0D"/>
+          <w:sz w:val="24"/>
+          <w:szCs w:val="24"/>
+        </w:rPr>
+      </w:pPr>
+      <w:r>
+        <w:rPr>
+          <w:rFonts w:ascii="Times New Roman" w:eastAsia="Times New Roman" w:hAnsi="Times New Roman" w:cs="Times New Roman"/>
+          <w:b/>
+          <w:bCs/>
+          <w:color w:val="0D0D0D"/>
+          <w:sz w:val="24"/>
+          <w:szCs w:val="24"/>
+        </w:rPr>
+        <w:t xml:space="preserve">Disadvantage: </w:t>
+      </w:r>
+      <w:r>
+        <w:rPr>
+          <w:rFonts w:ascii="Times New Roman" w:eastAsia="Times New Roman" w:hAnsi="Times New Roman" w:cs="Times New Roman"/>
+          <w:color w:val="0D0D0D"/>
+          <w:sz w:val="24"/>
+          <w:szCs w:val="24"/>
+        </w:rPr>
+        <w:t>the controller often becomes very large and hard to manage because it handles both the business logic and UI updates, making it difficult for independent testing.</w:t>
       </w:r>
     </w:p>
     <w:p>
@@ -5714,11 +5602,122 @@
         <w:outlineLvl w:val="2"/>
         <w:rPr>
           <w:rFonts w:ascii="Times New Roman" w:eastAsia="Times New Roman" w:hAnsi="Times New Roman" w:cs="Times New Roman"/>
-          <w:color w:val="0D0D0D"/>
-          <w:sz w:val="24"/>
-          <w:szCs w:val="24"/>
-        </w:rPr>
-      </w:pPr>
+          <w:b/>
+          <w:bCs/>
+          <w:color w:val="0D0D0D"/>
+          <w:sz w:val="24"/>
+          <w:szCs w:val="24"/>
+        </w:rPr>
+      </w:pPr>
+      <w:r>
+        <w:rPr>
+          <w:rFonts w:ascii="Times New Roman" w:eastAsia="Times New Roman" w:hAnsi="Times New Roman" w:cs="Times New Roman"/>
+          <w:b/>
+          <w:bCs/>
+          <w:color w:val="0D0D0D"/>
+          <w:sz w:val="24"/>
+          <w:szCs w:val="24"/>
+        </w:rPr>
+        <w:t>MVP (Model View Presenter)</w:t>
+      </w:r>
+    </w:p>
+    <w:p>
+      <w:pPr>
+        <w:spacing w:after="60" w:line="360" w:lineRule="auto"/>
+        <w:jc w:val="both"/>
+        <w:outlineLvl w:val="2"/>
+        <w:rPr>
+          <w:rFonts w:ascii="Times New Roman" w:eastAsia="Times New Roman" w:hAnsi="Times New Roman" w:cs="Times New Roman"/>
+          <w:color w:val="0D0D0D"/>
+          <w:sz w:val="24"/>
+          <w:szCs w:val="24"/>
+        </w:rPr>
+      </w:pPr>
+      <w:r>
+        <w:rPr>
+          <w:rFonts w:ascii="Times New Roman" w:eastAsia="Times New Roman" w:hAnsi="Times New Roman" w:cs="Times New Roman"/>
+          <w:color w:val="0D0D0D"/>
+          <w:sz w:val="24"/>
+          <w:szCs w:val="24"/>
+        </w:rPr>
+        <w:t>In this architecture, the presenter sits between the Model and the View, manually pushing updates to the UI whenever the data changes.</w:t>
+      </w:r>
+    </w:p>
+    <w:p>
+      <w:pPr>
+        <w:spacing w:after="60" w:line="360" w:lineRule="auto"/>
+        <w:jc w:val="both"/>
+        <w:outlineLvl w:val="2"/>
+        <w:rPr>
+          <w:rFonts w:ascii="Times New Roman" w:eastAsia="Times New Roman" w:hAnsi="Times New Roman" w:cs="Times New Roman"/>
+          <w:color w:val="0D0D0D"/>
+          <w:sz w:val="24"/>
+          <w:szCs w:val="24"/>
+        </w:rPr>
+      </w:pPr>
+      <w:r>
+        <w:rPr>
+          <w:rFonts w:ascii="Times New Roman" w:eastAsia="Times New Roman" w:hAnsi="Times New Roman" w:cs="Times New Roman"/>
+          <w:b/>
+          <w:bCs/>
+          <w:color w:val="0D0D0D"/>
+          <w:sz w:val="24"/>
+          <w:szCs w:val="24"/>
+        </w:rPr>
+        <w:lastRenderedPageBreak/>
+        <w:t xml:space="preserve">Advantages: </w:t>
+      </w:r>
+      <w:r>
+        <w:rPr>
+          <w:rFonts w:ascii="Times New Roman" w:eastAsia="Times New Roman" w:hAnsi="Times New Roman" w:cs="Times New Roman"/>
+          <w:color w:val="0D0D0D"/>
+          <w:sz w:val="24"/>
+          <w:szCs w:val="24"/>
+        </w:rPr>
+        <w:t xml:space="preserve">it </w:t>
+      </w:r>
+      <w:r>
+        <w:rPr>
+          <w:rFonts w:ascii="Times New Roman" w:eastAsia="Times New Roman" w:hAnsi="Times New Roman" w:cs="Times New Roman"/>
+          <w:color w:val="0D0D0D"/>
+          <w:sz w:val="24"/>
+          <w:szCs w:val="24"/>
+        </w:rPr>
+        <w:t>offers a better separation of functions than the MVC, this is because the Presenter handles the logic and the View just receives updates and is rather ‘passive’. This implies that the developers can test the logic without needing to launch the mobile UI.</w:t>
+      </w:r>
+    </w:p>
+    <w:p>
+      <w:pPr>
+        <w:spacing w:after="60" w:line="360" w:lineRule="auto"/>
+        <w:jc w:val="both"/>
+        <w:outlineLvl w:val="2"/>
+        <w:rPr>
+          <w:rFonts w:ascii="Times New Roman" w:eastAsia="Times New Roman" w:hAnsi="Times New Roman" w:cs="Times New Roman"/>
+          <w:color w:val="0D0D0D"/>
+          <w:sz w:val="24"/>
+          <w:szCs w:val="24"/>
+        </w:rPr>
+      </w:pPr>
+      <w:r>
+        <w:rPr>
+          <w:rFonts w:ascii="Times New Roman" w:eastAsia="Times New Roman" w:hAnsi="Times New Roman" w:cs="Times New Roman"/>
+          <w:b/>
+          <w:bCs/>
+          <w:color w:val="0D0D0D"/>
+          <w:sz w:val="24"/>
+          <w:szCs w:val="24"/>
+        </w:rPr>
+        <w:t xml:space="preserve">Disadvantages: </w:t>
+      </w:r>
+      <w:r>
+        <w:rPr>
+          <w:rFonts w:ascii="Times New Roman" w:eastAsia="Times New Roman" w:hAnsi="Times New Roman" w:cs="Times New Roman"/>
+          <w:color w:val="0D0D0D"/>
+          <w:sz w:val="24"/>
+          <w:szCs w:val="24"/>
+        </w:rPr>
+        <w:t>it requires many more classes and interfaces to set up which can increase the initial development time.</w:t>
+      </w:r>
     </w:p>
     <w:p>
       <w:pPr>
@@ -5742,244 +5741,341 @@
           <w:sz w:val="24"/>
           <w:szCs w:val="24"/>
         </w:rPr>
-        <w:t>MVP (Model View Presenter)</w:t>
-      </w:r>
-    </w:p>
-    <w:p>
-      <w:pPr>
-        <w:spacing w:before="100" w:beforeAutospacing="1" w:after="100" w:afterAutospacing="1" w:line="390" w:lineRule="atLeast"/>
-        <w:rPr>
-          <w:rFonts w:ascii="Times New Roman" w:eastAsia="Times New Roman" w:hAnsi="Times New Roman" w:cs="Times New Roman"/>
-          <w:color w:val="0D0D0D"/>
-          <w:sz w:val="24"/>
-          <w:szCs w:val="24"/>
-        </w:rPr>
-      </w:pPr>
-      <w:r>
-        <w:rPr>
-          <w:rFonts w:ascii="Times New Roman" w:eastAsia="Times New Roman" w:hAnsi="Times New Roman" w:cs="Times New Roman"/>
-          <w:color w:val="0D0D0D"/>
-          <w:sz w:val="24"/>
-          <w:szCs w:val="24"/>
-        </w:rPr>
-        <w:t>Structure:</w:t>
-      </w:r>
-    </w:p>
-    <w:p>
-      <w:pPr>
-        <w:numPr>
-          <w:ilvl w:val="0"/>
-          <w:numId w:val="35"/>
-        </w:numPr>
-        <w:spacing w:after="0" w:line="390" w:lineRule="atLeast"/>
-        <w:ind w:left="0"/>
-        <w:rPr>
-          <w:rFonts w:ascii="Times New Roman" w:eastAsia="Times New Roman" w:hAnsi="Times New Roman" w:cs="Times New Roman"/>
-          <w:color w:val="0D0D0D"/>
-          <w:sz w:val="24"/>
-          <w:szCs w:val="24"/>
-        </w:rPr>
-      </w:pPr>
-      <w:r>
-        <w:rPr>
-          <w:rFonts w:ascii="Times New Roman" w:eastAsia="Times New Roman" w:hAnsi="Times New Roman" w:cs="Times New Roman"/>
-          <w:color w:val="0D0D0D"/>
-          <w:sz w:val="24"/>
-          <w:szCs w:val="24"/>
-        </w:rPr>
-        <w:t>Model -</w:t>
-      </w:r>
-      <w:r>
-        <w:rPr>
-          <w:rFonts w:ascii="Times New Roman" w:eastAsia="Times New Roman" w:hAnsi="Times New Roman" w:cs="Times New Roman"/>
-          <w:color w:val="0D0D0D"/>
-          <w:sz w:val="24"/>
-          <w:szCs w:val="24"/>
-        </w:rPr>
-        <w:t xml:space="preserve"> Data</w:t>
-      </w:r>
-    </w:p>
-    <w:p>
-      <w:pPr>
-        <w:numPr>
-          <w:ilvl w:val="0"/>
-          <w:numId w:val="35"/>
-        </w:numPr>
-        <w:spacing w:after="0" w:line="390" w:lineRule="atLeast"/>
-        <w:ind w:left="0"/>
-        <w:rPr>
-          <w:rFonts w:ascii="Times New Roman" w:eastAsia="Times New Roman" w:hAnsi="Times New Roman" w:cs="Times New Roman"/>
-          <w:color w:val="0D0D0D"/>
-          <w:sz w:val="24"/>
-          <w:szCs w:val="24"/>
-        </w:rPr>
-      </w:pPr>
-      <w:r>
-        <w:rPr>
-          <w:rFonts w:ascii="Times New Roman" w:eastAsia="Times New Roman" w:hAnsi="Times New Roman" w:cs="Times New Roman"/>
-          <w:color w:val="0D0D0D"/>
-          <w:sz w:val="24"/>
-          <w:szCs w:val="24"/>
-        </w:rPr>
-        <w:t>View -</w:t>
-      </w:r>
-      <w:r>
-        <w:rPr>
-          <w:rFonts w:ascii="Times New Roman" w:eastAsia="Times New Roman" w:hAnsi="Times New Roman" w:cs="Times New Roman"/>
-          <w:color w:val="0D0D0D"/>
-          <w:sz w:val="24"/>
-          <w:szCs w:val="24"/>
-        </w:rPr>
-        <w:t xml:space="preserve"> UI</w:t>
-      </w:r>
-    </w:p>
-    <w:p>
-      <w:pPr>
-        <w:numPr>
-          <w:ilvl w:val="0"/>
-          <w:numId w:val="35"/>
-        </w:numPr>
-        <w:spacing w:after="0" w:line="390" w:lineRule="atLeast"/>
-        <w:ind w:left="0"/>
-        <w:rPr>
-          <w:rFonts w:ascii="Times New Roman" w:eastAsia="Times New Roman" w:hAnsi="Times New Roman" w:cs="Times New Roman"/>
-          <w:color w:val="0D0D0D"/>
-          <w:sz w:val="24"/>
-          <w:szCs w:val="24"/>
-        </w:rPr>
-      </w:pPr>
-      <w:r>
-        <w:rPr>
-          <w:rFonts w:ascii="Times New Roman" w:eastAsia="Times New Roman" w:hAnsi="Times New Roman" w:cs="Times New Roman"/>
-          <w:color w:val="0D0D0D"/>
-          <w:sz w:val="24"/>
-          <w:szCs w:val="24"/>
-        </w:rPr>
-        <w:t>Presenter → Logic</w:t>
-      </w:r>
-      <w:r>
-        <w:rPr>
-          <w:rFonts w:ascii="Times New Roman" w:eastAsia="Times New Roman" w:hAnsi="Times New Roman" w:cs="Times New Roman"/>
-          <w:color w:val="0D0D0D"/>
-          <w:sz w:val="24"/>
-          <w:szCs w:val="24"/>
-        </w:rPr>
-        <w:t xml:space="preserve"> </w:t>
-      </w:r>
-    </w:p>
-    <w:p>
-      <w:pPr>
-        <w:spacing w:before="100" w:beforeAutospacing="1" w:after="100" w:afterAutospacing="1" w:line="390" w:lineRule="atLeast"/>
-        <w:rPr>
-          <w:rFonts w:ascii="Times New Roman" w:eastAsia="Times New Roman" w:hAnsi="Times New Roman" w:cs="Times New Roman"/>
-          <w:color w:val="0D0D0D"/>
-          <w:sz w:val="24"/>
-          <w:szCs w:val="24"/>
-        </w:rPr>
-      </w:pPr>
-      <w:r>
-        <w:rPr>
-          <w:rFonts w:ascii="Times New Roman" w:eastAsia="Times New Roman" w:hAnsi="Times New Roman" w:cs="Times New Roman"/>
-          <w:color w:val="0D0D0D"/>
-          <w:sz w:val="24"/>
-          <w:szCs w:val="24"/>
-        </w:rPr>
-        <w:t>Advantages:</w:t>
-      </w:r>
-    </w:p>
-    <w:p>
-      <w:pPr>
-        <w:numPr>
-          <w:ilvl w:val="0"/>
-          <w:numId w:val="36"/>
-        </w:numPr>
-        <w:spacing w:after="0" w:line="390" w:lineRule="atLeast"/>
-        <w:ind w:left="0"/>
-        <w:rPr>
-          <w:rFonts w:ascii="Times New Roman" w:eastAsia="Times New Roman" w:hAnsi="Times New Roman" w:cs="Times New Roman"/>
-          <w:color w:val="0D0D0D"/>
-          <w:sz w:val="24"/>
-          <w:szCs w:val="24"/>
-        </w:rPr>
-      </w:pPr>
-      <w:r>
-        <w:rPr>
-          <w:rFonts w:ascii="Times New Roman" w:eastAsia="Times New Roman" w:hAnsi="Times New Roman" w:cs="Times New Roman"/>
-          <w:color w:val="0D0D0D"/>
-          <w:sz w:val="24"/>
-          <w:szCs w:val="24"/>
-        </w:rPr>
-        <w:t>Better separation</w:t>
-      </w:r>
-    </w:p>
-    <w:p>
-      <w:pPr>
-        <w:numPr>
-          <w:ilvl w:val="0"/>
-          <w:numId w:val="36"/>
-        </w:numPr>
-        <w:spacing w:after="0" w:line="390" w:lineRule="atLeast"/>
-        <w:ind w:left="0"/>
-        <w:rPr>
-          <w:rFonts w:ascii="Times New Roman" w:eastAsia="Times New Roman" w:hAnsi="Times New Roman" w:cs="Times New Roman"/>
-          <w:color w:val="0D0D0D"/>
-          <w:sz w:val="24"/>
-          <w:szCs w:val="24"/>
-        </w:rPr>
-      </w:pPr>
-      <w:r>
-        <w:rPr>
-          <w:rFonts w:ascii="Times New Roman" w:eastAsia="Times New Roman" w:hAnsi="Times New Roman" w:cs="Times New Roman"/>
-          <w:color w:val="0D0D0D"/>
-          <w:sz w:val="24"/>
-          <w:szCs w:val="24"/>
-        </w:rPr>
-        <w:t>Easier testing</w:t>
-      </w:r>
-    </w:p>
-    <w:p>
-      <w:pPr>
-        <w:spacing w:before="100" w:beforeAutospacing="1" w:after="100" w:afterAutospacing="1" w:line="390" w:lineRule="atLeast"/>
-        <w:rPr>
-          <w:rFonts w:ascii="Times New Roman" w:eastAsia="Times New Roman" w:hAnsi="Times New Roman" w:cs="Times New Roman"/>
-          <w:color w:val="0D0D0D"/>
-          <w:sz w:val="24"/>
-          <w:szCs w:val="24"/>
-        </w:rPr>
-      </w:pPr>
-      <w:r>
-        <w:rPr>
-          <w:rFonts w:ascii="Times New Roman" w:eastAsia="Times New Roman" w:hAnsi="Times New Roman" w:cs="Times New Roman"/>
-          <w:color w:val="0D0D0D"/>
-          <w:sz w:val="24"/>
-          <w:szCs w:val="24"/>
-        </w:rPr>
-        <w:t>Disadvantages:</w:t>
-      </w:r>
-    </w:p>
-    <w:p>
-      <w:pPr>
-        <w:numPr>
-          <w:ilvl w:val="0"/>
-          <w:numId w:val="37"/>
-        </w:numPr>
-        <w:spacing w:after="0" w:line="390" w:lineRule="atLeast"/>
-        <w:ind w:left="0"/>
-        <w:rPr>
-          <w:rFonts w:ascii="Times New Roman" w:eastAsia="Times New Roman" w:hAnsi="Times New Roman" w:cs="Times New Roman"/>
-          <w:color w:val="0D0D0D"/>
-          <w:sz w:val="24"/>
-          <w:szCs w:val="24"/>
-        </w:rPr>
-      </w:pPr>
-      <w:r>
-        <w:rPr>
-          <w:rFonts w:ascii="Times New Roman" w:eastAsia="Times New Roman" w:hAnsi="Times New Roman" w:cs="Times New Roman"/>
-          <w:color w:val="0D0D0D"/>
-          <w:sz w:val="24"/>
-          <w:szCs w:val="24"/>
-        </w:rPr>
-        <w:t>More classes required</w:t>
+        <w:t xml:space="preserve">MVVM (Model View </w:t>
+      </w:r>
+      <w:proofErr w:type="spellStart"/>
+      <w:r>
+        <w:rPr>
+          <w:rFonts w:ascii="Times New Roman" w:eastAsia="Times New Roman" w:hAnsi="Times New Roman" w:cs="Times New Roman"/>
+          <w:b/>
+          <w:bCs/>
+          <w:color w:val="0D0D0D"/>
+          <w:sz w:val="24"/>
+          <w:szCs w:val="24"/>
+        </w:rPr>
+        <w:t>ViewModel</w:t>
+      </w:r>
+      <w:proofErr w:type="spellEnd"/>
+      <w:r>
+        <w:rPr>
+          <w:rFonts w:ascii="Times New Roman" w:eastAsia="Times New Roman" w:hAnsi="Times New Roman" w:cs="Times New Roman"/>
+          <w:b/>
+          <w:bCs/>
+          <w:color w:val="0D0D0D"/>
+          <w:sz w:val="24"/>
+          <w:szCs w:val="24"/>
+        </w:rPr>
+        <w:t>)</w:t>
+      </w:r>
+    </w:p>
+    <w:p>
+      <w:pPr>
+        <w:spacing w:after="100" w:afterAutospacing="1" w:line="390" w:lineRule="atLeast"/>
+        <w:rPr>
+          <w:rFonts w:ascii="Times New Roman" w:eastAsia="Times New Roman" w:hAnsi="Times New Roman" w:cs="Times New Roman"/>
+          <w:color w:val="0D0D0D"/>
+          <w:sz w:val="24"/>
+          <w:szCs w:val="24"/>
+        </w:rPr>
+      </w:pPr>
+      <w:r>
+        <w:rPr>
+          <w:rFonts w:ascii="Times New Roman" w:eastAsia="Times New Roman" w:hAnsi="Times New Roman" w:cs="Times New Roman"/>
+          <w:color w:val="0D0D0D"/>
+          <w:sz w:val="24"/>
+          <w:szCs w:val="24"/>
+        </w:rPr>
+        <w:t xml:space="preserve">In this architecture, the </w:t>
+      </w:r>
+      <w:proofErr w:type="spellStart"/>
+      <w:r>
+        <w:rPr>
+          <w:rFonts w:ascii="Times New Roman" w:eastAsia="Times New Roman" w:hAnsi="Times New Roman" w:cs="Times New Roman"/>
+          <w:color w:val="0D0D0D"/>
+          <w:sz w:val="24"/>
+          <w:szCs w:val="24"/>
+        </w:rPr>
+        <w:t>ViewModel</w:t>
+      </w:r>
+      <w:proofErr w:type="spellEnd"/>
+      <w:r>
+        <w:rPr>
+          <w:rFonts w:ascii="Times New Roman" w:eastAsia="Times New Roman" w:hAnsi="Times New Roman" w:cs="Times New Roman"/>
+          <w:color w:val="0D0D0D"/>
+          <w:sz w:val="24"/>
+          <w:szCs w:val="24"/>
+        </w:rPr>
+        <w:t xml:space="preserve"> exposes data to the View and the </w:t>
+      </w:r>
+      <w:proofErr w:type="gramStart"/>
+      <w:r>
+        <w:rPr>
+          <w:rFonts w:ascii="Times New Roman" w:eastAsia="Times New Roman" w:hAnsi="Times New Roman" w:cs="Times New Roman"/>
+          <w:color w:val="0D0D0D"/>
+          <w:sz w:val="24"/>
+          <w:szCs w:val="24"/>
+        </w:rPr>
+        <w:t>two stay</w:t>
+      </w:r>
+      <w:proofErr w:type="gramEnd"/>
+      <w:r>
+        <w:rPr>
+          <w:rFonts w:ascii="Times New Roman" w:eastAsia="Times New Roman" w:hAnsi="Times New Roman" w:cs="Times New Roman"/>
+          <w:color w:val="0D0D0D"/>
+          <w:sz w:val="24"/>
+          <w:szCs w:val="24"/>
+        </w:rPr>
+        <w:t xml:space="preserve"> synchronized through an automatic binding mechanism.</w:t>
+      </w:r>
+    </w:p>
+    <w:p>
+      <w:pPr>
+        <w:spacing w:after="100" w:afterAutospacing="1" w:line="390" w:lineRule="atLeast"/>
+        <w:rPr>
+          <w:rFonts w:ascii="Times New Roman" w:eastAsia="Times New Roman" w:hAnsi="Times New Roman" w:cs="Times New Roman"/>
+          <w:color w:val="0D0D0D"/>
+          <w:sz w:val="24"/>
+          <w:szCs w:val="24"/>
+        </w:rPr>
+      </w:pPr>
+      <w:r>
+        <w:rPr>
+          <w:rFonts w:ascii="Times New Roman" w:eastAsia="Times New Roman" w:hAnsi="Times New Roman" w:cs="Times New Roman"/>
+          <w:b/>
+          <w:bCs/>
+          <w:color w:val="0D0D0D"/>
+          <w:sz w:val="24"/>
+          <w:szCs w:val="24"/>
+        </w:rPr>
+        <w:t xml:space="preserve">Advantages: </w:t>
+      </w:r>
+      <w:r>
+        <w:rPr>
+          <w:rFonts w:ascii="Times New Roman" w:eastAsia="Times New Roman" w:hAnsi="Times New Roman" w:cs="Times New Roman"/>
+          <w:color w:val="0D0D0D"/>
+          <w:sz w:val="24"/>
+          <w:szCs w:val="24"/>
+        </w:rPr>
+        <w:t xml:space="preserve">It is the most modern and maintainable architecture for complex apps. It uses </w:t>
+      </w:r>
+      <w:r>
+        <w:rPr>
+          <w:rFonts w:ascii="Times New Roman" w:eastAsia="Times New Roman" w:hAnsi="Times New Roman" w:cs="Times New Roman"/>
+          <w:b/>
+          <w:bCs/>
+          <w:color w:val="0D0D0D"/>
+          <w:sz w:val="24"/>
+          <w:szCs w:val="24"/>
+        </w:rPr>
+        <w:t xml:space="preserve">Data Binding, </w:t>
+      </w:r>
+      <w:r>
+        <w:rPr>
+          <w:rFonts w:ascii="Times New Roman" w:eastAsia="Times New Roman" w:hAnsi="Times New Roman" w:cs="Times New Roman"/>
+          <w:color w:val="0D0D0D"/>
+          <w:sz w:val="24"/>
+          <w:szCs w:val="24"/>
+        </w:rPr>
+        <w:t xml:space="preserve">which allows the UI to update automatically whenever the data in the </w:t>
+      </w:r>
+      <w:proofErr w:type="spellStart"/>
+      <w:r>
+        <w:rPr>
+          <w:rFonts w:ascii="Times New Roman" w:eastAsia="Times New Roman" w:hAnsi="Times New Roman" w:cs="Times New Roman"/>
+          <w:color w:val="0D0D0D"/>
+          <w:sz w:val="24"/>
+          <w:szCs w:val="24"/>
+        </w:rPr>
+        <w:t>ViewModel</w:t>
+      </w:r>
+      <w:proofErr w:type="spellEnd"/>
+      <w:r>
+        <w:rPr>
+          <w:rFonts w:ascii="Times New Roman" w:eastAsia="Times New Roman" w:hAnsi="Times New Roman" w:cs="Times New Roman"/>
+          <w:color w:val="0D0D0D"/>
+          <w:sz w:val="24"/>
+          <w:szCs w:val="24"/>
+        </w:rPr>
+        <w:t xml:space="preserve"> changes, reducing the need for writing manual code to do the updating.</w:t>
+      </w:r>
+    </w:p>
+    <w:p>
+      <w:pPr>
+        <w:spacing w:line="390" w:lineRule="atLeast"/>
+        <w:rPr>
+          <w:rFonts w:ascii="Times New Roman" w:eastAsia="Times New Roman" w:hAnsi="Times New Roman" w:cs="Times New Roman"/>
+          <w:color w:val="0D0D0D"/>
+          <w:sz w:val="24"/>
+          <w:szCs w:val="24"/>
+        </w:rPr>
+      </w:pPr>
+      <w:r>
+        <w:rPr>
+          <w:rFonts w:ascii="Times New Roman" w:eastAsia="Times New Roman" w:hAnsi="Times New Roman" w:cs="Times New Roman"/>
+          <w:b/>
+          <w:bCs/>
+          <w:color w:val="0D0D0D"/>
+          <w:sz w:val="24"/>
+          <w:szCs w:val="24"/>
+        </w:rPr>
+        <w:t xml:space="preserve">Disadvantages: </w:t>
+      </w:r>
+      <w:r>
+        <w:rPr>
+          <w:rFonts w:ascii="Times New Roman" w:eastAsia="Times New Roman" w:hAnsi="Times New Roman" w:cs="Times New Roman"/>
+          <w:color w:val="0D0D0D"/>
+          <w:sz w:val="24"/>
+          <w:szCs w:val="24"/>
+        </w:rPr>
+        <w:t>It has a steeper learning curve than the other architectures and it can be “too much” if used for a simple application such as a basic calculator app.</w:t>
+      </w:r>
+    </w:p>
+    <w:p>
+      <w:pPr>
+        <w:spacing w:before="0" w:beforeAutospacing="0" w:line="390" w:lineRule="atLeast"/>
+        <w:rPr>
+          <w:rFonts w:ascii="Times New Roman" w:eastAsia="Times New Roman" w:hAnsi="Times New Roman" w:cs="Times New Roman"/>
+          <w:color w:val="0D0D0D"/>
+          <w:sz w:val="24"/>
+          <w:szCs w:val="24"/>
+        </w:rPr>
+      </w:pPr>
+    </w:p>
+    <w:p>
+      <w:pPr>
+        <w:pStyle w:val="Heading2"/>
+      </w:pPr>
+      <w:r>
+        <w:t>5. Requirement Engineering</w:t>
+      </w:r>
+    </w:p>
+    <w:p>
+      <w:pPr>
+        <w:spacing w:before="0" w:beforeAutospacing="0" w:line="360" w:lineRule="auto"/>
+        <w:rPr>
+          <w:rFonts w:ascii="Times New Roman" w:eastAsia="Times New Roman" w:hAnsi="Times New Roman" w:cs="Times New Roman"/>
+          <w:color w:val="0D0D0D"/>
+          <w:sz w:val="24"/>
+          <w:szCs w:val="24"/>
+        </w:rPr>
+      </w:pPr>
+      <w:r>
+        <w:rPr>
+          <w:rFonts w:ascii="Times New Roman" w:eastAsia="Times New Roman" w:hAnsi="Times New Roman" w:cs="Times New Roman"/>
+          <w:color w:val="0D0D0D"/>
+          <w:sz w:val="24"/>
+          <w:szCs w:val="24"/>
+        </w:rPr>
+        <w:t>Requirement engineering is the process of identifying what users need</w:t>
+      </w:r>
+      <w:r>
+        <w:rPr>
+          <w:rFonts w:ascii="Times New Roman" w:eastAsia="Times New Roman" w:hAnsi="Times New Roman" w:cs="Times New Roman"/>
+          <w:color w:val="0D0D0D"/>
+          <w:sz w:val="24"/>
+          <w:szCs w:val="24"/>
+        </w:rPr>
+        <w:t xml:space="preserve"> and is a crucial step to a project’s success.</w:t>
+      </w:r>
+    </w:p>
+    <w:p>
+      <w:pPr>
+        <w:spacing w:before="0" w:beforeAutospacing="0" w:line="390" w:lineRule="atLeast"/>
+        <w:rPr>
+          <w:rFonts w:ascii="Times New Roman" w:eastAsia="Times New Roman" w:hAnsi="Times New Roman" w:cs="Times New Roman"/>
+          <w:color w:val="0D0D0D"/>
+          <w:sz w:val="24"/>
+          <w:szCs w:val="24"/>
+        </w:rPr>
+      </w:pPr>
+      <w:r>
+        <w:rPr>
+          <w:rFonts w:ascii="Times New Roman" w:eastAsia="Times New Roman" w:hAnsi="Times New Roman" w:cs="Times New Roman"/>
+          <w:b/>
+          <w:bCs/>
+          <w:color w:val="0D0D0D"/>
+          <w:sz w:val="24"/>
+          <w:szCs w:val="24"/>
+        </w:rPr>
+        <w:t>Requirement Gathering</w:t>
+      </w:r>
+      <w:r>
+        <w:rPr>
+          <w:rFonts w:ascii="Times New Roman" w:eastAsia="Times New Roman" w:hAnsi="Times New Roman" w:cs="Times New Roman"/>
+          <w:b/>
+          <w:bCs/>
+          <w:color w:val="0D0D0D"/>
+          <w:sz w:val="24"/>
+          <w:szCs w:val="24"/>
+        </w:rPr>
+        <w:t xml:space="preserve"> and analysis</w:t>
+      </w:r>
+    </w:p>
+    <w:p>
+      <w:pPr>
+        <w:spacing w:before="0" w:beforeAutospacing="0" w:line="390" w:lineRule="atLeast"/>
+        <w:rPr>
+          <w:rFonts w:ascii="Times New Roman" w:eastAsia="Times New Roman" w:hAnsi="Times New Roman" w:cs="Times New Roman"/>
+          <w:color w:val="0D0D0D"/>
+          <w:sz w:val="24"/>
+          <w:szCs w:val="24"/>
+        </w:rPr>
+      </w:pPr>
+      <w:r>
+        <w:rPr>
+          <w:rFonts w:ascii="Times New Roman" w:eastAsia="Times New Roman" w:hAnsi="Times New Roman" w:cs="Times New Roman"/>
+          <w:color w:val="0D0D0D"/>
+          <w:sz w:val="24"/>
+          <w:szCs w:val="24"/>
+        </w:rPr>
+        <w:t xml:space="preserve">Requirements are divided into Functional (e.g. user login, payment system) and non-functional (e.g. security, performance, scalability, </w:t>
+      </w:r>
+      <w:r>
+        <w:rPr>
+          <w:rFonts w:ascii="Times New Roman" w:eastAsia="Times New Roman" w:hAnsi="Times New Roman" w:cs="Times New Roman"/>
+          <w:color w:val="0D0D0D"/>
+          <w:sz w:val="24"/>
+          <w:szCs w:val="24"/>
+        </w:rPr>
+        <w:t>etc.</w:t>
+      </w:r>
+      <w:r>
+        <w:rPr>
+          <w:rFonts w:ascii="Times New Roman" w:eastAsia="Times New Roman" w:hAnsi="Times New Roman" w:cs="Times New Roman"/>
+          <w:color w:val="0D0D0D"/>
+          <w:sz w:val="24"/>
+          <w:szCs w:val="24"/>
+        </w:rPr>
+        <w:t>)</w:t>
+      </w:r>
+      <w:r>
+        <w:rPr>
+          <w:rFonts w:ascii="Times New Roman" w:eastAsia="Times New Roman" w:hAnsi="Times New Roman" w:cs="Times New Roman"/>
+          <w:color w:val="0D0D0D"/>
+          <w:sz w:val="24"/>
+          <w:szCs w:val="24"/>
+        </w:rPr>
+        <w:t>.</w:t>
+      </w:r>
+    </w:p>
+    <w:p>
+      <w:pPr>
+        <w:spacing w:before="0" w:beforeAutospacing="0" w:line="390" w:lineRule="atLeast"/>
+        <w:rPr>
+          <w:rFonts w:ascii="Times New Roman" w:eastAsia="Times New Roman" w:hAnsi="Times New Roman" w:cs="Times New Roman"/>
+          <w:color w:val="0D0D0D"/>
+          <w:sz w:val="24"/>
+          <w:szCs w:val="24"/>
+        </w:rPr>
+      </w:pPr>
+      <w:r>
+        <w:rPr>
+          <w:rFonts w:ascii="Times New Roman" w:eastAsia="Times New Roman" w:hAnsi="Times New Roman" w:cs="Times New Roman"/>
+          <w:color w:val="0D0D0D"/>
+          <w:sz w:val="24"/>
+          <w:szCs w:val="24"/>
+        </w:rPr>
+        <w:t>These requirements are then gathered using different methods which may include, observation, interviews, questionnaires or surveys.</w:t>
       </w:r>
     </w:p>
     <w:p>
@@ -5988,11 +6084,84 @@
         <w:outlineLvl w:val="2"/>
         <w:rPr>
           <w:rFonts w:ascii="Times New Roman" w:eastAsia="Times New Roman" w:hAnsi="Times New Roman" w:cs="Times New Roman"/>
-          <w:color w:val="0D0D0D"/>
-          <w:sz w:val="24"/>
-          <w:szCs w:val="24"/>
-        </w:rPr>
-      </w:pPr>
+          <w:b/>
+          <w:bCs/>
+          <w:color w:val="0D0D0D"/>
+          <w:sz w:val="24"/>
+          <w:szCs w:val="24"/>
+        </w:rPr>
+      </w:pPr>
+      <w:r>
+        <w:rPr>
+          <w:rFonts w:ascii="Times New Roman" w:eastAsia="Times New Roman" w:hAnsi="Times New Roman" w:cs="Times New Roman"/>
+          <w:b/>
+          <w:bCs/>
+          <w:color w:val="0D0D0D"/>
+          <w:sz w:val="24"/>
+          <w:szCs w:val="24"/>
+        </w:rPr>
+        <w:t>Requirement Documentation</w:t>
+      </w:r>
+    </w:p>
+    <w:p>
+      <w:pPr>
+        <w:spacing w:after="100" w:afterAutospacing="1" w:line="390" w:lineRule="atLeast"/>
+        <w:rPr>
+          <w:rFonts w:ascii="Times New Roman" w:eastAsia="Times New Roman" w:hAnsi="Times New Roman" w:cs="Times New Roman"/>
+          <w:color w:val="0D0D0D"/>
+          <w:sz w:val="24"/>
+          <w:szCs w:val="24"/>
+        </w:rPr>
+      </w:pPr>
+      <w:r>
+        <w:rPr>
+          <w:rFonts w:ascii="Times New Roman" w:eastAsia="Times New Roman" w:hAnsi="Times New Roman" w:cs="Times New Roman"/>
+          <w:color w:val="0D0D0D"/>
+          <w:sz w:val="24"/>
+          <w:szCs w:val="24"/>
+        </w:rPr>
+        <w:t xml:space="preserve">In order to ensure that various user requirements are met, requirements are documented. Some tools for documentation of requirements are </w:t>
+      </w:r>
+      <w:r>
+        <w:rPr>
+          <w:rFonts w:ascii="Times New Roman" w:eastAsia="Times New Roman" w:hAnsi="Times New Roman" w:cs="Times New Roman"/>
+          <w:b/>
+          <w:bCs/>
+          <w:color w:val="0D0D0D"/>
+          <w:sz w:val="24"/>
+          <w:szCs w:val="24"/>
+        </w:rPr>
+        <w:t xml:space="preserve">use cases, user stories. </w:t>
+      </w:r>
+      <w:r>
+        <w:rPr>
+          <w:rFonts w:ascii="Times New Roman" w:eastAsia="Times New Roman" w:hAnsi="Times New Roman" w:cs="Times New Roman"/>
+          <w:color w:val="0D0D0D"/>
+          <w:sz w:val="24"/>
+          <w:szCs w:val="24"/>
+        </w:rPr>
+        <w:t xml:space="preserve">These are then all organized in a </w:t>
+      </w:r>
+      <w:r>
+        <w:rPr>
+          <w:rFonts w:ascii="Times New Roman" w:eastAsia="Times New Roman" w:hAnsi="Times New Roman" w:cs="Times New Roman"/>
+          <w:b/>
+          <w:bCs/>
+          <w:color w:val="0D0D0D"/>
+          <w:sz w:val="24"/>
+          <w:szCs w:val="24"/>
+        </w:rPr>
+        <w:t>software requirement specification document</w:t>
+      </w:r>
+      <w:r>
+        <w:rPr>
+          <w:rFonts w:ascii="Times New Roman" w:eastAsia="Times New Roman" w:hAnsi="Times New Roman" w:cs="Times New Roman"/>
+          <w:color w:val="0D0D0D"/>
+          <w:sz w:val="24"/>
+          <w:szCs w:val="24"/>
+        </w:rPr>
+        <w:t>.</w:t>
+      </w:r>
     </w:p>
     <w:p>
       <w:pPr>
@@ -6016,9 +6185,29 @@
           <w:sz w:val="24"/>
           <w:szCs w:val="24"/>
         </w:rPr>
-        <w:t xml:space="preserve">MVVM (Model View </w:t>
-      </w:r>
-      <w:proofErr w:type="spellStart"/>
+        <w:t>Requirement Validation</w:t>
+      </w:r>
+    </w:p>
+    <w:p>
+      <w:pPr>
+        <w:spacing w:line="390" w:lineRule="atLeast"/>
+        <w:rPr>
+          <w:rFonts w:ascii="Times New Roman" w:eastAsia="Times New Roman" w:hAnsi="Times New Roman" w:cs="Times New Roman"/>
+          <w:color w:val="0D0D0D"/>
+          <w:sz w:val="24"/>
+          <w:szCs w:val="24"/>
+        </w:rPr>
+      </w:pPr>
+      <w:r>
+        <w:rPr>
+          <w:rFonts w:ascii="Times New Roman" w:eastAsia="Times New Roman" w:hAnsi="Times New Roman" w:cs="Times New Roman"/>
+          <w:color w:val="0D0D0D"/>
+          <w:sz w:val="24"/>
+          <w:szCs w:val="24"/>
+        </w:rPr>
+        <w:lastRenderedPageBreak/>
+        <w:t xml:space="preserve">This aims to ensure that requirements are </w:t>
+      </w:r>
       <w:r>
         <w:rPr>
           <w:rFonts w:ascii="Times New Roman" w:eastAsia="Times New Roman" w:hAnsi="Times New Roman" w:cs="Times New Roman"/>
@@ -6028,9 +6217,17 @@
           <w:sz w:val="24"/>
           <w:szCs w:val="24"/>
         </w:rPr>
-        <w:t>ViewModel</w:t>
-      </w:r>
-      <w:proofErr w:type="spellEnd"/>
+        <w:t>correct</w:t>
+      </w:r>
+      <w:r>
+        <w:rPr>
+          <w:rFonts w:ascii="Times New Roman" w:eastAsia="Times New Roman" w:hAnsi="Times New Roman" w:cs="Times New Roman"/>
+          <w:color w:val="0D0D0D"/>
+          <w:sz w:val="24"/>
+          <w:szCs w:val="24"/>
+        </w:rPr>
+        <w:t xml:space="preserve">, </w:t>
+      </w:r>
       <w:r>
         <w:rPr>
           <w:rFonts w:ascii="Times New Roman" w:eastAsia="Times New Roman" w:hAnsi="Times New Roman" w:cs="Times New Roman"/>
@@ -6040,281 +6237,133 @@
           <w:sz w:val="24"/>
           <w:szCs w:val="24"/>
         </w:rPr>
-        <w:t>)</w:t>
-      </w:r>
-    </w:p>
-    <w:p>
-      <w:pPr>
-        <w:spacing w:before="100" w:beforeAutospacing="1" w:after="100" w:afterAutospacing="1" w:line="390" w:lineRule="atLeast"/>
-        <w:rPr>
-          <w:rFonts w:ascii="Times New Roman" w:eastAsia="Times New Roman" w:hAnsi="Times New Roman" w:cs="Times New Roman"/>
-          <w:color w:val="0D0D0D"/>
-          <w:sz w:val="24"/>
-          <w:szCs w:val="24"/>
-        </w:rPr>
-      </w:pPr>
-      <w:r>
-        <w:rPr>
-          <w:rFonts w:ascii="Times New Roman" w:eastAsia="Times New Roman" w:hAnsi="Times New Roman" w:cs="Times New Roman"/>
-          <w:color w:val="0D0D0D"/>
-          <w:sz w:val="24"/>
-          <w:szCs w:val="24"/>
-        </w:rPr>
-        <w:t>Structure:</w:t>
-      </w:r>
-    </w:p>
-    <w:p>
-      <w:pPr>
-        <w:numPr>
-          <w:ilvl w:val="0"/>
-          <w:numId w:val="38"/>
-        </w:numPr>
-        <w:spacing w:after="0" w:line="390" w:lineRule="atLeast"/>
-        <w:ind w:left="0"/>
-        <w:rPr>
-          <w:rFonts w:ascii="Times New Roman" w:eastAsia="Times New Roman" w:hAnsi="Times New Roman" w:cs="Times New Roman"/>
-          <w:color w:val="0D0D0D"/>
-          <w:sz w:val="24"/>
-          <w:szCs w:val="24"/>
-        </w:rPr>
-      </w:pPr>
-      <w:r>
-        <w:rPr>
-          <w:rFonts w:ascii="Times New Roman" w:eastAsia="Times New Roman" w:hAnsi="Times New Roman" w:cs="Times New Roman"/>
-          <w:color w:val="0D0D0D"/>
-          <w:sz w:val="24"/>
-          <w:szCs w:val="24"/>
-        </w:rPr>
-        <w:t xml:space="preserve">Model - </w:t>
-      </w:r>
-      <w:r>
-        <w:rPr>
-          <w:rFonts w:ascii="Times New Roman" w:eastAsia="Times New Roman" w:hAnsi="Times New Roman" w:cs="Times New Roman"/>
-          <w:color w:val="0D0D0D"/>
-          <w:sz w:val="24"/>
-          <w:szCs w:val="24"/>
-        </w:rPr>
-        <w:t>Data</w:t>
-      </w:r>
-    </w:p>
-    <w:p>
-      <w:pPr>
-        <w:numPr>
-          <w:ilvl w:val="0"/>
-          <w:numId w:val="38"/>
-        </w:numPr>
-        <w:spacing w:after="0" w:line="390" w:lineRule="atLeast"/>
-        <w:ind w:left="0"/>
-        <w:rPr>
-          <w:rFonts w:ascii="Times New Roman" w:eastAsia="Times New Roman" w:hAnsi="Times New Roman" w:cs="Times New Roman"/>
-          <w:color w:val="0D0D0D"/>
-          <w:sz w:val="24"/>
-          <w:szCs w:val="24"/>
-        </w:rPr>
-      </w:pPr>
-      <w:r>
-        <w:rPr>
-          <w:rFonts w:ascii="Times New Roman" w:eastAsia="Times New Roman" w:hAnsi="Times New Roman" w:cs="Times New Roman"/>
-          <w:color w:val="0D0D0D"/>
-          <w:sz w:val="24"/>
-          <w:szCs w:val="24"/>
-        </w:rPr>
-        <w:t>View -</w:t>
-      </w:r>
-      <w:r>
-        <w:rPr>
-          <w:rFonts w:ascii="Times New Roman" w:eastAsia="Times New Roman" w:hAnsi="Times New Roman" w:cs="Times New Roman"/>
-          <w:color w:val="0D0D0D"/>
-          <w:sz w:val="24"/>
-          <w:szCs w:val="24"/>
-        </w:rPr>
-        <w:t xml:space="preserve"> UI</w:t>
-      </w:r>
-    </w:p>
-    <w:p>
-      <w:pPr>
-        <w:numPr>
-          <w:ilvl w:val="0"/>
-          <w:numId w:val="38"/>
-        </w:numPr>
-        <w:spacing w:after="0" w:line="390" w:lineRule="atLeast"/>
-        <w:ind w:left="0"/>
-        <w:rPr>
-          <w:rFonts w:ascii="Times New Roman" w:eastAsia="Times New Roman" w:hAnsi="Times New Roman" w:cs="Times New Roman"/>
-          <w:color w:val="0D0D0D"/>
-          <w:sz w:val="24"/>
-          <w:szCs w:val="24"/>
-        </w:rPr>
-      </w:pPr>
-      <w:proofErr w:type="spellStart"/>
-      <w:r>
-        <w:rPr>
-          <w:rFonts w:ascii="Times New Roman" w:eastAsia="Times New Roman" w:hAnsi="Times New Roman" w:cs="Times New Roman"/>
-          <w:color w:val="0D0D0D"/>
-          <w:sz w:val="24"/>
-          <w:szCs w:val="24"/>
-        </w:rPr>
-        <w:t>ViewModel</w:t>
-      </w:r>
-      <w:proofErr w:type="spellEnd"/>
-      <w:r>
-        <w:rPr>
-          <w:rFonts w:ascii="Times New Roman" w:eastAsia="Times New Roman" w:hAnsi="Times New Roman" w:cs="Times New Roman"/>
-          <w:color w:val="0D0D0D"/>
-          <w:sz w:val="24"/>
-          <w:szCs w:val="24"/>
-        </w:rPr>
-        <w:t xml:space="preserve"> -</w:t>
-      </w:r>
-      <w:r>
-        <w:rPr>
-          <w:rFonts w:ascii="Times New Roman" w:eastAsia="Times New Roman" w:hAnsi="Times New Roman" w:cs="Times New Roman"/>
-          <w:color w:val="0D0D0D"/>
-          <w:sz w:val="24"/>
-          <w:szCs w:val="24"/>
-        </w:rPr>
-        <w:t xml:space="preserve"> Business logic</w:t>
-      </w:r>
-    </w:p>
-    <w:p>
-      <w:pPr>
-        <w:spacing w:before="100" w:beforeAutospacing="1" w:after="100" w:afterAutospacing="1" w:line="390" w:lineRule="atLeast"/>
-        <w:rPr>
-          <w:rFonts w:ascii="Times New Roman" w:eastAsia="Times New Roman" w:hAnsi="Times New Roman" w:cs="Times New Roman"/>
-          <w:color w:val="0D0D0D"/>
-          <w:sz w:val="24"/>
-          <w:szCs w:val="24"/>
-        </w:rPr>
-      </w:pPr>
-      <w:r>
-        <w:rPr>
-          <w:rFonts w:ascii="Times New Roman" w:eastAsia="Times New Roman" w:hAnsi="Times New Roman" w:cs="Times New Roman"/>
-          <w:color w:val="0D0D0D"/>
-          <w:sz w:val="24"/>
-          <w:szCs w:val="24"/>
-        </w:rPr>
-        <w:t>Advantages:</w:t>
-      </w:r>
-    </w:p>
-    <w:p>
-      <w:pPr>
-        <w:numPr>
-          <w:ilvl w:val="0"/>
-          <w:numId w:val="39"/>
-        </w:numPr>
-        <w:spacing w:after="0" w:line="390" w:lineRule="atLeast"/>
-        <w:ind w:left="0"/>
-        <w:rPr>
-          <w:rFonts w:ascii="Times New Roman" w:eastAsia="Times New Roman" w:hAnsi="Times New Roman" w:cs="Times New Roman"/>
-          <w:color w:val="0D0D0D"/>
-          <w:sz w:val="24"/>
-          <w:szCs w:val="24"/>
-        </w:rPr>
-      </w:pPr>
-      <w:r>
-        <w:rPr>
-          <w:rFonts w:ascii="Times New Roman" w:eastAsia="Times New Roman" w:hAnsi="Times New Roman" w:cs="Times New Roman"/>
-          <w:color w:val="0D0D0D"/>
-          <w:sz w:val="24"/>
-          <w:szCs w:val="24"/>
-        </w:rPr>
-        <w:t>Modern architecture</w:t>
-      </w:r>
-    </w:p>
-    <w:p>
-      <w:pPr>
-        <w:numPr>
-          <w:ilvl w:val="0"/>
-          <w:numId w:val="39"/>
-        </w:numPr>
-        <w:spacing w:after="0" w:line="390" w:lineRule="atLeast"/>
-        <w:ind w:left="0"/>
-        <w:rPr>
-          <w:rFonts w:ascii="Times New Roman" w:eastAsia="Times New Roman" w:hAnsi="Times New Roman" w:cs="Times New Roman"/>
-          <w:color w:val="0D0D0D"/>
-          <w:sz w:val="24"/>
-          <w:szCs w:val="24"/>
-        </w:rPr>
-      </w:pPr>
-      <w:r>
-        <w:rPr>
-          <w:rFonts w:ascii="Times New Roman" w:eastAsia="Times New Roman" w:hAnsi="Times New Roman" w:cs="Times New Roman"/>
-          <w:color w:val="0D0D0D"/>
-          <w:sz w:val="24"/>
-          <w:szCs w:val="24"/>
-        </w:rPr>
-        <w:t>Good maintainability</w:t>
-      </w:r>
-    </w:p>
-    <w:p>
-      <w:pPr>
-        <w:numPr>
-          <w:ilvl w:val="0"/>
-          <w:numId w:val="39"/>
-        </w:numPr>
-        <w:spacing w:after="0" w:line="390" w:lineRule="atLeast"/>
-        <w:ind w:left="0"/>
-        <w:rPr>
-          <w:rFonts w:ascii="Times New Roman" w:eastAsia="Times New Roman" w:hAnsi="Times New Roman" w:cs="Times New Roman"/>
-          <w:color w:val="0D0D0D"/>
-          <w:sz w:val="24"/>
-          <w:szCs w:val="24"/>
-        </w:rPr>
-      </w:pPr>
-      <w:r>
-        <w:rPr>
-          <w:rFonts w:ascii="Times New Roman" w:eastAsia="Times New Roman" w:hAnsi="Times New Roman" w:cs="Times New Roman"/>
-          <w:color w:val="0D0D0D"/>
-          <w:sz w:val="24"/>
-          <w:szCs w:val="24"/>
-        </w:rPr>
-        <w:t>Testable</w:t>
-      </w:r>
-    </w:p>
-    <w:p>
-      <w:pPr>
-        <w:spacing w:before="100" w:beforeAutospacing="1" w:after="100" w:afterAutospacing="1" w:line="390" w:lineRule="atLeast"/>
-        <w:rPr>
-          <w:rFonts w:ascii="Times New Roman" w:eastAsia="Times New Roman" w:hAnsi="Times New Roman" w:cs="Times New Roman"/>
-          <w:color w:val="0D0D0D"/>
-          <w:sz w:val="24"/>
-          <w:szCs w:val="24"/>
-        </w:rPr>
-      </w:pPr>
-      <w:r>
-        <w:rPr>
-          <w:rFonts w:ascii="Times New Roman" w:eastAsia="Times New Roman" w:hAnsi="Times New Roman" w:cs="Times New Roman"/>
-          <w:color w:val="0D0D0D"/>
-          <w:sz w:val="24"/>
-          <w:szCs w:val="24"/>
-        </w:rPr>
-        <w:lastRenderedPageBreak/>
-        <w:t>Disadvantages:</w:t>
-      </w:r>
-    </w:p>
-    <w:p>
-      <w:pPr>
-        <w:numPr>
-          <w:ilvl w:val="0"/>
-          <w:numId w:val="40"/>
-        </w:numPr>
-        <w:spacing w:after="0" w:line="390" w:lineRule="atLeast"/>
-        <w:ind w:left="0"/>
-        <w:rPr>
-          <w:rFonts w:ascii="Times New Roman" w:eastAsia="Times New Roman" w:hAnsi="Times New Roman" w:cs="Times New Roman"/>
-          <w:color w:val="0D0D0D"/>
-          <w:sz w:val="24"/>
-          <w:szCs w:val="24"/>
-        </w:rPr>
-      </w:pPr>
-      <w:r>
-        <w:rPr>
-          <w:rFonts w:ascii="Times New Roman" w:eastAsia="Times New Roman" w:hAnsi="Times New Roman" w:cs="Times New Roman"/>
-          <w:color w:val="0D0D0D"/>
-          <w:sz w:val="24"/>
-          <w:szCs w:val="24"/>
-        </w:rPr>
-        <w:t>Complex for beginners</w:t>
+        <w:t>feasible</w:t>
+      </w:r>
+      <w:r>
+        <w:rPr>
+          <w:rFonts w:ascii="Times New Roman" w:eastAsia="Times New Roman" w:hAnsi="Times New Roman" w:cs="Times New Roman"/>
+          <w:color w:val="0D0D0D"/>
+          <w:sz w:val="24"/>
+          <w:szCs w:val="24"/>
+        </w:rPr>
+        <w:t xml:space="preserve"> and </w:t>
+      </w:r>
+      <w:r>
+        <w:rPr>
+          <w:rFonts w:ascii="Times New Roman" w:eastAsia="Times New Roman" w:hAnsi="Times New Roman" w:cs="Times New Roman"/>
+          <w:b/>
+          <w:bCs/>
+          <w:color w:val="0D0D0D"/>
+          <w:sz w:val="24"/>
+          <w:szCs w:val="24"/>
+        </w:rPr>
+        <w:t>complete</w:t>
+      </w:r>
+      <w:r>
+        <w:rPr>
+          <w:rFonts w:ascii="Times New Roman" w:eastAsia="Times New Roman" w:hAnsi="Times New Roman" w:cs="Times New Roman"/>
+          <w:color w:val="0D0D0D"/>
+          <w:sz w:val="24"/>
+          <w:szCs w:val="24"/>
+        </w:rPr>
+        <w:t>.</w:t>
+      </w:r>
+    </w:p>
+    <w:p>
+      <w:pPr>
+        <w:pStyle w:val="Heading2"/>
+      </w:pPr>
+      <w:r>
+        <w:t>6. Estimating Mobile App Development Cost</w:t>
+      </w:r>
+    </w:p>
+    <w:p>
+      <w:pPr>
+        <w:spacing w:line="390" w:lineRule="atLeast"/>
+        <w:rPr>
+          <w:rFonts w:ascii="Times New Roman" w:eastAsia="Times New Roman" w:hAnsi="Times New Roman" w:cs="Times New Roman"/>
+          <w:color w:val="0D0D0D"/>
+          <w:sz w:val="24"/>
+          <w:szCs w:val="24"/>
+        </w:rPr>
+      </w:pPr>
+      <w:r>
+        <w:rPr>
+          <w:rFonts w:ascii="Times New Roman" w:eastAsia="Times New Roman" w:hAnsi="Times New Roman" w:cs="Times New Roman"/>
+          <w:color w:val="0D0D0D"/>
+          <w:sz w:val="24"/>
+          <w:szCs w:val="24"/>
+        </w:rPr>
+        <w:t>Cost estimation is generally driven by factors of time, complexity and resource rates.</w:t>
+      </w:r>
+    </w:p>
+    <w:p>
+      <w:pPr>
+        <w:spacing w:before="0" w:beforeAutospacing="0" w:line="390" w:lineRule="atLeast"/>
+        <w:rPr>
+          <w:rFonts w:ascii="Times New Roman" w:eastAsia="Times New Roman" w:hAnsi="Times New Roman" w:cs="Times New Roman"/>
+          <w:color w:val="0D0D0D"/>
+          <w:sz w:val="24"/>
+          <w:szCs w:val="24"/>
+        </w:rPr>
+      </w:pPr>
+      <w:r>
+        <w:rPr>
+          <w:rFonts w:ascii="Times New Roman" w:eastAsia="Times New Roman" w:hAnsi="Times New Roman" w:cs="Times New Roman"/>
+          <w:color w:val="0D0D0D"/>
+          <w:sz w:val="24"/>
+          <w:szCs w:val="24"/>
+        </w:rPr>
+        <w:t xml:space="preserve">Simple apps like calculators or note-taking apps take shorter time </w:t>
+      </w:r>
+      <w:r>
+        <w:rPr>
+          <w:rFonts w:ascii="Times New Roman" w:eastAsia="Times New Roman" w:hAnsi="Times New Roman" w:cs="Times New Roman"/>
+          <w:color w:val="0D0D0D"/>
+          <w:sz w:val="24"/>
+          <w:szCs w:val="24"/>
+        </w:rPr>
+        <w:t>1-2 months for example compared to more complex apps like banking or AI apps which may take up to about 6-12 months to develop.</w:t>
+      </w:r>
+    </w:p>
+    <w:p>
+      <w:pPr>
+        <w:spacing w:before="0" w:beforeAutospacing="0" w:line="390" w:lineRule="atLeast"/>
+        <w:rPr>
+          <w:rFonts w:ascii="Times New Roman" w:eastAsia="Times New Roman" w:hAnsi="Times New Roman" w:cs="Times New Roman"/>
+          <w:color w:val="0D0D0D"/>
+          <w:sz w:val="24"/>
+          <w:szCs w:val="24"/>
+        </w:rPr>
+      </w:pPr>
+      <w:r>
+        <w:rPr>
+          <w:rFonts w:ascii="Times New Roman" w:eastAsia="Times New Roman" w:hAnsi="Times New Roman" w:cs="Times New Roman"/>
+          <w:color w:val="0D0D0D"/>
+          <w:sz w:val="24"/>
+          <w:szCs w:val="24"/>
+        </w:rPr>
+        <w:t>Resources like developers and application features like authentication, API integration, cloud storage are also factors which increase the cost of development of mobile applications.</w:t>
+      </w:r>
+    </w:p>
+    <w:p>
+      <w:pPr>
+        <w:spacing w:before="0" w:beforeAutospacing="0" w:line="390" w:lineRule="atLeast"/>
+        <w:rPr>
+          <w:rFonts w:ascii="Times New Roman" w:eastAsia="Times New Roman" w:hAnsi="Times New Roman" w:cs="Times New Roman"/>
+          <w:color w:val="0D0D0D"/>
+          <w:sz w:val="24"/>
+          <w:szCs w:val="24"/>
+        </w:rPr>
+      </w:pPr>
+      <w:r>
+        <w:rPr>
+          <w:rFonts w:ascii="Times New Roman" w:eastAsia="Times New Roman" w:hAnsi="Times New Roman" w:cs="Times New Roman"/>
+          <w:color w:val="0D0D0D"/>
+          <w:sz w:val="24"/>
+          <w:szCs w:val="24"/>
+        </w:rPr>
+        <w:t>Besides cost of development, there is also cost incurred in maintenance of the application which also depends on other factors. For example, maintenance costs are significantly higher for native apps due to the need for managing multiple codebases.</w:t>
       </w:r>
     </w:p>
     <w:p>
@@ -6323,49 +6372,10 @@
         <w:outlineLvl w:val="0"/>
         <w:rPr>
           <w:rFonts w:ascii="Times New Roman" w:eastAsia="Times New Roman" w:hAnsi="Times New Roman" w:cs="Times New Roman"/>
-          <w:color w:val="0D0D0D"/>
-          <w:sz w:val="24"/>
-          <w:szCs w:val="24"/>
-        </w:rPr>
-      </w:pPr>
-    </w:p>
-    <w:p>
-      <w:pPr>
-        <w:pStyle w:val="Heading2"/>
-      </w:pPr>
-      <w:r>
-        <w:t>5. Requirement Engineering</w:t>
-      </w:r>
-    </w:p>
-    <w:p>
-      <w:pPr>
-        <w:spacing w:before="100" w:beforeAutospacing="1" w:after="100" w:afterAutospacing="1" w:line="390" w:lineRule="atLeast"/>
-        <w:rPr>
-          <w:rFonts w:ascii="Times New Roman" w:eastAsia="Times New Roman" w:hAnsi="Times New Roman" w:cs="Times New Roman"/>
-          <w:color w:val="0D0D0D"/>
-          <w:sz w:val="24"/>
-          <w:szCs w:val="24"/>
-        </w:rPr>
-      </w:pPr>
-      <w:r>
-        <w:rPr>
-          <w:rFonts w:ascii="Times New Roman" w:eastAsia="Times New Roman" w:hAnsi="Times New Roman" w:cs="Times New Roman"/>
-          <w:color w:val="0D0D0D"/>
-          <w:sz w:val="24"/>
-          <w:szCs w:val="24"/>
-        </w:rPr>
-        <w:t>Requirement engineering is the process of identifying what users need.</w:t>
-      </w:r>
-    </w:p>
-    <w:p>
-      <w:pPr>
-        <w:spacing w:before="240" w:after="60" w:line="240" w:lineRule="auto"/>
-        <w:outlineLvl w:val="1"/>
-        <w:rPr>
-          <w:rFonts w:ascii="Times New Roman" w:eastAsia="Times New Roman" w:hAnsi="Times New Roman" w:cs="Times New Roman"/>
           <w:b/>
           <w:bCs/>
           <w:color w:val="0D0D0D"/>
+          <w:kern w:val="36"/>
           <w:sz w:val="24"/>
           <w:szCs w:val="24"/>
         </w:rPr>
@@ -6376,1546 +6386,36 @@
           <w:b/>
           <w:bCs/>
           <w:color w:val="0D0D0D"/>
-          <w:sz w:val="24"/>
-          <w:szCs w:val="24"/>
-        </w:rPr>
-        <w:t>Steps:</w:t>
-      </w:r>
-    </w:p>
-    <w:p>
-      <w:pPr>
-        <w:spacing w:before="240" w:after="60" w:line="240" w:lineRule="auto"/>
-        <w:outlineLvl w:val="2"/>
-        <w:rPr>
-          <w:rFonts w:ascii="Times New Roman" w:eastAsia="Times New Roman" w:hAnsi="Times New Roman" w:cs="Times New Roman"/>
-          <w:b/>
-          <w:bCs/>
-          <w:color w:val="0D0D0D"/>
-          <w:sz w:val="24"/>
-          <w:szCs w:val="24"/>
-        </w:rPr>
-      </w:pPr>
-      <w:r>
-        <w:rPr>
-          <w:rFonts w:ascii="Times New Roman" w:eastAsia="Times New Roman" w:hAnsi="Times New Roman" w:cs="Times New Roman"/>
-          <w:b/>
-          <w:bCs/>
-          <w:color w:val="0D0D0D"/>
-          <w:sz w:val="24"/>
-          <w:szCs w:val="24"/>
-        </w:rPr>
-        <w:t>Requirement Gathering</w:t>
-      </w:r>
-    </w:p>
-    <w:p>
-      <w:pPr>
-        <w:spacing w:before="100" w:beforeAutospacing="1" w:after="100" w:afterAutospacing="1" w:line="390" w:lineRule="atLeast"/>
-        <w:rPr>
-          <w:rFonts w:ascii="Times New Roman" w:eastAsia="Times New Roman" w:hAnsi="Times New Roman" w:cs="Times New Roman"/>
-          <w:color w:val="0D0D0D"/>
-          <w:sz w:val="24"/>
-          <w:szCs w:val="24"/>
-        </w:rPr>
-      </w:pPr>
-      <w:r>
-        <w:rPr>
-          <w:rFonts w:ascii="Times New Roman" w:eastAsia="Times New Roman" w:hAnsi="Times New Roman" w:cs="Times New Roman"/>
-          <w:color w:val="0D0D0D"/>
-          <w:sz w:val="24"/>
-          <w:szCs w:val="24"/>
-        </w:rPr>
-        <w:t>Methods:</w:t>
-      </w:r>
-    </w:p>
-    <w:p>
-      <w:pPr>
-        <w:numPr>
-          <w:ilvl w:val="0"/>
-          <w:numId w:val="41"/>
-        </w:numPr>
-        <w:spacing w:after="0" w:line="390" w:lineRule="atLeast"/>
-        <w:ind w:left="0"/>
-        <w:rPr>
-          <w:rFonts w:ascii="Times New Roman" w:eastAsia="Times New Roman" w:hAnsi="Times New Roman" w:cs="Times New Roman"/>
-          <w:color w:val="0D0D0D"/>
-          <w:sz w:val="24"/>
-          <w:szCs w:val="24"/>
-        </w:rPr>
-      </w:pPr>
-      <w:r>
-        <w:rPr>
-          <w:rFonts w:ascii="Times New Roman" w:eastAsia="Times New Roman" w:hAnsi="Times New Roman" w:cs="Times New Roman"/>
-          <w:color w:val="0D0D0D"/>
-          <w:sz w:val="24"/>
-          <w:szCs w:val="24"/>
-        </w:rPr>
-        <w:t>Interviews</w:t>
-      </w:r>
-    </w:p>
-    <w:p>
-      <w:pPr>
-        <w:numPr>
-          <w:ilvl w:val="0"/>
-          <w:numId w:val="41"/>
-        </w:numPr>
-        <w:spacing w:after="0" w:line="390" w:lineRule="atLeast"/>
-        <w:ind w:left="0"/>
-        <w:rPr>
-          <w:rFonts w:ascii="Times New Roman" w:eastAsia="Times New Roman" w:hAnsi="Times New Roman" w:cs="Times New Roman"/>
-          <w:color w:val="0D0D0D"/>
-          <w:sz w:val="24"/>
-          <w:szCs w:val="24"/>
-        </w:rPr>
-      </w:pPr>
-      <w:r>
-        <w:rPr>
-          <w:rFonts w:ascii="Times New Roman" w:eastAsia="Times New Roman" w:hAnsi="Times New Roman" w:cs="Times New Roman"/>
-          <w:color w:val="0D0D0D"/>
-          <w:sz w:val="24"/>
-          <w:szCs w:val="24"/>
-        </w:rPr>
-        <w:t>Questionnaires</w:t>
-      </w:r>
-    </w:p>
-    <w:p>
-      <w:pPr>
-        <w:numPr>
-          <w:ilvl w:val="0"/>
-          <w:numId w:val="41"/>
-        </w:numPr>
-        <w:spacing w:after="0" w:line="390" w:lineRule="atLeast"/>
-        <w:ind w:left="0"/>
-        <w:rPr>
-          <w:rFonts w:ascii="Times New Roman" w:eastAsia="Times New Roman" w:hAnsi="Times New Roman" w:cs="Times New Roman"/>
-          <w:color w:val="0D0D0D"/>
-          <w:sz w:val="24"/>
-          <w:szCs w:val="24"/>
-        </w:rPr>
-      </w:pPr>
-      <w:r>
-        <w:rPr>
-          <w:rFonts w:ascii="Times New Roman" w:eastAsia="Times New Roman" w:hAnsi="Times New Roman" w:cs="Times New Roman"/>
-          <w:color w:val="0D0D0D"/>
-          <w:sz w:val="24"/>
-          <w:szCs w:val="24"/>
-        </w:rPr>
-        <w:t>Observation</w:t>
-      </w:r>
-    </w:p>
-    <w:p>
-      <w:pPr>
-        <w:numPr>
-          <w:ilvl w:val="0"/>
-          <w:numId w:val="41"/>
-        </w:numPr>
-        <w:spacing w:after="0" w:line="390" w:lineRule="atLeast"/>
-        <w:ind w:left="0"/>
-        <w:rPr>
-          <w:rFonts w:ascii="Times New Roman" w:eastAsia="Times New Roman" w:hAnsi="Times New Roman" w:cs="Times New Roman"/>
-          <w:color w:val="0D0D0D"/>
-          <w:sz w:val="24"/>
-          <w:szCs w:val="24"/>
-        </w:rPr>
-      </w:pPr>
-      <w:r>
-        <w:rPr>
-          <w:rFonts w:ascii="Times New Roman" w:eastAsia="Times New Roman" w:hAnsi="Times New Roman" w:cs="Times New Roman"/>
-          <w:color w:val="0D0D0D"/>
-          <w:sz w:val="24"/>
-          <w:szCs w:val="24"/>
-        </w:rPr>
-        <w:t>Surveys</w:t>
-      </w:r>
-    </w:p>
-    <w:p>
-      <w:pPr>
-        <w:spacing w:after="0" w:line="390" w:lineRule="atLeast"/>
-        <w:rPr>
-          <w:rFonts w:ascii="Times New Roman" w:eastAsia="Times New Roman" w:hAnsi="Times New Roman" w:cs="Times New Roman"/>
-          <w:color w:val="0D0D0D"/>
-          <w:sz w:val="24"/>
-          <w:szCs w:val="24"/>
-        </w:rPr>
-      </w:pPr>
-    </w:p>
-    <w:p>
-      <w:pPr>
-        <w:spacing w:after="60" w:line="240" w:lineRule="auto"/>
-        <w:outlineLvl w:val="2"/>
-        <w:rPr>
-          <w:rFonts w:ascii="Times New Roman" w:eastAsia="Times New Roman" w:hAnsi="Times New Roman" w:cs="Times New Roman"/>
-          <w:b/>
-          <w:bCs/>
-          <w:color w:val="0D0D0D"/>
-          <w:sz w:val="24"/>
-          <w:szCs w:val="24"/>
-        </w:rPr>
-      </w:pPr>
-      <w:r>
-        <w:rPr>
-          <w:rFonts w:ascii="Times New Roman" w:eastAsia="Times New Roman" w:hAnsi="Times New Roman" w:cs="Times New Roman"/>
-          <w:b/>
-          <w:bCs/>
-          <w:color w:val="0D0D0D"/>
-          <w:sz w:val="24"/>
-          <w:szCs w:val="24"/>
-        </w:rPr>
-        <w:t>Requirement Analysis</w:t>
-      </w:r>
-    </w:p>
-    <w:p>
-      <w:pPr>
-        <w:spacing w:before="100" w:beforeAutospacing="1" w:after="100" w:afterAutospacing="1" w:line="390" w:lineRule="atLeast"/>
-        <w:rPr>
-          <w:rFonts w:ascii="Times New Roman" w:eastAsia="Times New Roman" w:hAnsi="Times New Roman" w:cs="Times New Roman"/>
-          <w:color w:val="0D0D0D"/>
-          <w:sz w:val="24"/>
-          <w:szCs w:val="24"/>
-        </w:rPr>
-      </w:pPr>
-      <w:r>
-        <w:rPr>
-          <w:rFonts w:ascii="Times New Roman" w:eastAsia="Times New Roman" w:hAnsi="Times New Roman" w:cs="Times New Roman"/>
-          <w:color w:val="0D0D0D"/>
-          <w:sz w:val="24"/>
-          <w:szCs w:val="24"/>
-        </w:rPr>
-        <w:t>Identify:</w:t>
-      </w:r>
-    </w:p>
-    <w:p>
-      <w:pPr>
-        <w:numPr>
-          <w:ilvl w:val="0"/>
-          <w:numId w:val="42"/>
-        </w:numPr>
-        <w:spacing w:after="0" w:line="390" w:lineRule="atLeast"/>
-        <w:ind w:left="0"/>
-        <w:rPr>
-          <w:rFonts w:ascii="Times New Roman" w:eastAsia="Times New Roman" w:hAnsi="Times New Roman" w:cs="Times New Roman"/>
-          <w:color w:val="0D0D0D"/>
-          <w:sz w:val="24"/>
-          <w:szCs w:val="24"/>
-        </w:rPr>
-      </w:pPr>
-      <w:r>
-        <w:rPr>
-          <w:rFonts w:ascii="Times New Roman" w:eastAsia="Times New Roman" w:hAnsi="Times New Roman" w:cs="Times New Roman"/>
-          <w:color w:val="0D0D0D"/>
-          <w:sz w:val="24"/>
-          <w:szCs w:val="24"/>
-        </w:rPr>
-        <w:t>Functional requirements</w:t>
-      </w:r>
-    </w:p>
-    <w:p>
-      <w:pPr>
-        <w:numPr>
-          <w:ilvl w:val="0"/>
-          <w:numId w:val="42"/>
-        </w:numPr>
-        <w:spacing w:after="0" w:line="390" w:lineRule="atLeast"/>
-        <w:ind w:left="0"/>
-        <w:rPr>
-          <w:rFonts w:ascii="Times New Roman" w:eastAsia="Times New Roman" w:hAnsi="Times New Roman" w:cs="Times New Roman"/>
-          <w:color w:val="0D0D0D"/>
-          <w:sz w:val="24"/>
-          <w:szCs w:val="24"/>
-        </w:rPr>
-      </w:pPr>
-      <w:r>
-        <w:rPr>
-          <w:rFonts w:ascii="Times New Roman" w:eastAsia="Times New Roman" w:hAnsi="Times New Roman" w:cs="Times New Roman"/>
-          <w:color w:val="0D0D0D"/>
-          <w:sz w:val="24"/>
-          <w:szCs w:val="24"/>
-        </w:rPr>
-        <w:t>Non functional requirements</w:t>
-      </w:r>
-    </w:p>
-    <w:p>
-      <w:pPr>
-        <w:spacing w:before="100" w:beforeAutospacing="1" w:after="100" w:afterAutospacing="1" w:line="390" w:lineRule="atLeast"/>
-        <w:rPr>
-          <w:rFonts w:ascii="Times New Roman" w:eastAsia="Times New Roman" w:hAnsi="Times New Roman" w:cs="Times New Roman"/>
-          <w:color w:val="0D0D0D"/>
-          <w:sz w:val="24"/>
-          <w:szCs w:val="24"/>
-        </w:rPr>
-      </w:pPr>
-      <w:r>
-        <w:rPr>
-          <w:rFonts w:ascii="Times New Roman" w:eastAsia="Times New Roman" w:hAnsi="Times New Roman" w:cs="Times New Roman"/>
-          <w:color w:val="0D0D0D"/>
-          <w:sz w:val="24"/>
-          <w:szCs w:val="24"/>
-        </w:rPr>
-        <w:t>Functional example:</w:t>
-      </w:r>
-    </w:p>
-    <w:p>
-      <w:pPr>
-        <w:numPr>
-          <w:ilvl w:val="0"/>
-          <w:numId w:val="43"/>
-        </w:numPr>
-        <w:spacing w:after="0" w:line="390" w:lineRule="atLeast"/>
-        <w:ind w:left="0"/>
-        <w:rPr>
-          <w:rFonts w:ascii="Times New Roman" w:eastAsia="Times New Roman" w:hAnsi="Times New Roman" w:cs="Times New Roman"/>
-          <w:color w:val="0D0D0D"/>
-          <w:sz w:val="24"/>
-          <w:szCs w:val="24"/>
-        </w:rPr>
-      </w:pPr>
-      <w:r>
-        <w:rPr>
-          <w:rFonts w:ascii="Times New Roman" w:eastAsia="Times New Roman" w:hAnsi="Times New Roman" w:cs="Times New Roman"/>
-          <w:color w:val="0D0D0D"/>
-          <w:sz w:val="24"/>
-          <w:szCs w:val="24"/>
-        </w:rPr>
-        <w:t>User login</w:t>
-      </w:r>
-    </w:p>
-    <w:p>
-      <w:pPr>
-        <w:numPr>
-          <w:ilvl w:val="0"/>
-          <w:numId w:val="43"/>
-        </w:numPr>
-        <w:spacing w:after="0" w:line="390" w:lineRule="atLeast"/>
-        <w:ind w:left="0"/>
-        <w:rPr>
-          <w:rFonts w:ascii="Times New Roman" w:eastAsia="Times New Roman" w:hAnsi="Times New Roman" w:cs="Times New Roman"/>
-          <w:color w:val="0D0D0D"/>
-          <w:sz w:val="24"/>
-          <w:szCs w:val="24"/>
-        </w:rPr>
-      </w:pPr>
-      <w:r>
-        <w:rPr>
-          <w:rFonts w:ascii="Times New Roman" w:eastAsia="Times New Roman" w:hAnsi="Times New Roman" w:cs="Times New Roman"/>
-          <w:color w:val="0D0D0D"/>
-          <w:sz w:val="24"/>
-          <w:szCs w:val="24"/>
-        </w:rPr>
-        <w:t>Payment system</w:t>
-      </w:r>
-    </w:p>
-    <w:p>
-      <w:pPr>
-        <w:spacing w:before="100" w:beforeAutospacing="1" w:after="100" w:afterAutospacing="1" w:line="390" w:lineRule="atLeast"/>
-        <w:rPr>
-          <w:rFonts w:ascii="Times New Roman" w:eastAsia="Times New Roman" w:hAnsi="Times New Roman" w:cs="Times New Roman"/>
-          <w:color w:val="0D0D0D"/>
-          <w:sz w:val="24"/>
-          <w:szCs w:val="24"/>
-        </w:rPr>
-      </w:pPr>
-      <w:r>
-        <w:rPr>
-          <w:rFonts w:ascii="Times New Roman" w:eastAsia="Times New Roman" w:hAnsi="Times New Roman" w:cs="Times New Roman"/>
-          <w:color w:val="0D0D0D"/>
-          <w:sz w:val="24"/>
-          <w:szCs w:val="24"/>
-        </w:rPr>
-        <w:t>Non functional example:</w:t>
-      </w:r>
-    </w:p>
-    <w:p>
-      <w:pPr>
-        <w:numPr>
-          <w:ilvl w:val="0"/>
-          <w:numId w:val="44"/>
-        </w:numPr>
-        <w:spacing w:after="0" w:line="390" w:lineRule="atLeast"/>
-        <w:ind w:left="0"/>
-        <w:rPr>
-          <w:rFonts w:ascii="Times New Roman" w:eastAsia="Times New Roman" w:hAnsi="Times New Roman" w:cs="Times New Roman"/>
-          <w:color w:val="0D0D0D"/>
-          <w:sz w:val="24"/>
-          <w:szCs w:val="24"/>
-        </w:rPr>
-      </w:pPr>
-      <w:r>
-        <w:rPr>
-          <w:rFonts w:ascii="Times New Roman" w:eastAsia="Times New Roman" w:hAnsi="Times New Roman" w:cs="Times New Roman"/>
-          <w:color w:val="0D0D0D"/>
-          <w:sz w:val="24"/>
-          <w:szCs w:val="24"/>
-        </w:rPr>
-        <w:t>Security</w:t>
-      </w:r>
-    </w:p>
-    <w:p>
-      <w:pPr>
-        <w:numPr>
-          <w:ilvl w:val="0"/>
-          <w:numId w:val="44"/>
-        </w:numPr>
-        <w:spacing w:after="0" w:line="390" w:lineRule="atLeast"/>
-        <w:ind w:left="0"/>
-        <w:rPr>
-          <w:rFonts w:ascii="Times New Roman" w:eastAsia="Times New Roman" w:hAnsi="Times New Roman" w:cs="Times New Roman"/>
-          <w:color w:val="0D0D0D"/>
-          <w:sz w:val="24"/>
-          <w:szCs w:val="24"/>
-        </w:rPr>
-      </w:pPr>
-      <w:r>
-        <w:rPr>
-          <w:rFonts w:ascii="Times New Roman" w:eastAsia="Times New Roman" w:hAnsi="Times New Roman" w:cs="Times New Roman"/>
-          <w:color w:val="0D0D0D"/>
-          <w:sz w:val="24"/>
-          <w:szCs w:val="24"/>
-        </w:rPr>
-        <w:t>Performance</w:t>
-      </w:r>
-    </w:p>
-    <w:p>
-      <w:pPr>
-        <w:numPr>
-          <w:ilvl w:val="0"/>
-          <w:numId w:val="44"/>
-        </w:numPr>
-        <w:spacing w:after="0" w:line="390" w:lineRule="atLeast"/>
-        <w:ind w:left="0"/>
-        <w:rPr>
-          <w:rFonts w:ascii="Times New Roman" w:eastAsia="Times New Roman" w:hAnsi="Times New Roman" w:cs="Times New Roman"/>
-          <w:color w:val="0D0D0D"/>
-          <w:sz w:val="24"/>
-          <w:szCs w:val="24"/>
-        </w:rPr>
-      </w:pPr>
-      <w:r>
-        <w:rPr>
-          <w:rFonts w:ascii="Times New Roman" w:eastAsia="Times New Roman" w:hAnsi="Times New Roman" w:cs="Times New Roman"/>
-          <w:color w:val="0D0D0D"/>
-          <w:sz w:val="24"/>
-          <w:szCs w:val="24"/>
-        </w:rPr>
-        <w:t>Scalability</w:t>
-      </w:r>
-    </w:p>
-    <w:p>
-      <w:pPr>
-        <w:spacing w:after="0" w:line="390" w:lineRule="atLeast"/>
-        <w:rPr>
-          <w:rFonts w:ascii="Times New Roman" w:eastAsia="Times New Roman" w:hAnsi="Times New Roman" w:cs="Times New Roman"/>
-          <w:color w:val="0D0D0D"/>
-          <w:sz w:val="24"/>
-          <w:szCs w:val="24"/>
-        </w:rPr>
-      </w:pPr>
-    </w:p>
-    <w:p>
-      <w:pPr>
-        <w:spacing w:after="60" w:line="240" w:lineRule="auto"/>
-        <w:outlineLvl w:val="2"/>
-        <w:rPr>
-          <w:rFonts w:ascii="Times New Roman" w:eastAsia="Times New Roman" w:hAnsi="Times New Roman" w:cs="Times New Roman"/>
-          <w:b/>
-          <w:bCs/>
-          <w:color w:val="0D0D0D"/>
-          <w:sz w:val="24"/>
-          <w:szCs w:val="24"/>
-        </w:rPr>
-      </w:pPr>
-      <w:r>
-        <w:rPr>
-          <w:rFonts w:ascii="Times New Roman" w:eastAsia="Times New Roman" w:hAnsi="Times New Roman" w:cs="Times New Roman"/>
-          <w:b/>
-          <w:bCs/>
-          <w:color w:val="0D0D0D"/>
-          <w:sz w:val="24"/>
-          <w:szCs w:val="24"/>
-        </w:rPr>
-        <w:t>Requirement Documentation</w:t>
-      </w:r>
-    </w:p>
-    <w:p>
-      <w:pPr>
-        <w:spacing w:before="100" w:beforeAutospacing="1" w:after="100" w:afterAutospacing="1" w:line="390" w:lineRule="atLeast"/>
-        <w:rPr>
-          <w:rFonts w:ascii="Times New Roman" w:eastAsia="Times New Roman" w:hAnsi="Times New Roman" w:cs="Times New Roman"/>
-          <w:color w:val="0D0D0D"/>
-          <w:sz w:val="24"/>
-          <w:szCs w:val="24"/>
-        </w:rPr>
-      </w:pPr>
-      <w:r>
-        <w:rPr>
-          <w:rFonts w:ascii="Times New Roman" w:eastAsia="Times New Roman" w:hAnsi="Times New Roman" w:cs="Times New Roman"/>
-          <w:color w:val="0D0D0D"/>
-          <w:sz w:val="24"/>
-          <w:szCs w:val="24"/>
-        </w:rPr>
-        <w:lastRenderedPageBreak/>
-        <w:t>Tools:</w:t>
-      </w:r>
-    </w:p>
-    <w:p>
-      <w:pPr>
-        <w:numPr>
-          <w:ilvl w:val="0"/>
-          <w:numId w:val="45"/>
-        </w:numPr>
-        <w:spacing w:after="0" w:line="390" w:lineRule="atLeast"/>
-        <w:ind w:left="0"/>
-        <w:rPr>
-          <w:rFonts w:ascii="Times New Roman" w:eastAsia="Times New Roman" w:hAnsi="Times New Roman" w:cs="Times New Roman"/>
-          <w:color w:val="0D0D0D"/>
-          <w:sz w:val="24"/>
-          <w:szCs w:val="24"/>
-        </w:rPr>
-      </w:pPr>
-      <w:r>
-        <w:rPr>
-          <w:rFonts w:ascii="Times New Roman" w:eastAsia="Times New Roman" w:hAnsi="Times New Roman" w:cs="Times New Roman"/>
-          <w:color w:val="0D0D0D"/>
-          <w:sz w:val="24"/>
-          <w:szCs w:val="24"/>
-        </w:rPr>
-        <w:t>Use cases</w:t>
-      </w:r>
-    </w:p>
-    <w:p>
-      <w:pPr>
-        <w:numPr>
-          <w:ilvl w:val="0"/>
-          <w:numId w:val="45"/>
-        </w:numPr>
-        <w:spacing w:after="0" w:line="390" w:lineRule="atLeast"/>
-        <w:ind w:left="0"/>
-        <w:rPr>
-          <w:rFonts w:ascii="Times New Roman" w:eastAsia="Times New Roman" w:hAnsi="Times New Roman" w:cs="Times New Roman"/>
-          <w:color w:val="0D0D0D"/>
-          <w:sz w:val="24"/>
-          <w:szCs w:val="24"/>
-        </w:rPr>
-      </w:pPr>
-      <w:r>
-        <w:rPr>
-          <w:rFonts w:ascii="Times New Roman" w:eastAsia="Times New Roman" w:hAnsi="Times New Roman" w:cs="Times New Roman"/>
-          <w:color w:val="0D0D0D"/>
-          <w:sz w:val="24"/>
-          <w:szCs w:val="24"/>
-        </w:rPr>
-        <w:t>User stories</w:t>
-      </w:r>
-    </w:p>
-    <w:p>
-      <w:pPr>
-        <w:numPr>
-          <w:ilvl w:val="0"/>
-          <w:numId w:val="45"/>
-        </w:numPr>
-        <w:spacing w:after="0" w:line="390" w:lineRule="atLeast"/>
-        <w:ind w:left="0"/>
-        <w:rPr>
-          <w:rFonts w:ascii="Times New Roman" w:eastAsia="Times New Roman" w:hAnsi="Times New Roman" w:cs="Times New Roman"/>
-          <w:color w:val="0D0D0D"/>
-          <w:sz w:val="24"/>
-          <w:szCs w:val="24"/>
-        </w:rPr>
-      </w:pPr>
-      <w:r>
-        <w:rPr>
-          <w:rFonts w:ascii="Times New Roman" w:eastAsia="Times New Roman" w:hAnsi="Times New Roman" w:cs="Times New Roman"/>
-          <w:color w:val="0D0D0D"/>
-          <w:sz w:val="24"/>
-          <w:szCs w:val="24"/>
-        </w:rPr>
-        <w:t>Requirement specification document</w:t>
-      </w:r>
-    </w:p>
-    <w:p>
-      <w:pPr>
-        <w:spacing w:after="60" w:line="240" w:lineRule="auto"/>
-        <w:outlineLvl w:val="2"/>
-        <w:rPr>
-          <w:rFonts w:ascii="Times New Roman" w:eastAsia="Times New Roman" w:hAnsi="Times New Roman" w:cs="Times New Roman"/>
-          <w:color w:val="0D0D0D"/>
-          <w:sz w:val="24"/>
-          <w:szCs w:val="24"/>
-        </w:rPr>
-      </w:pPr>
-    </w:p>
-    <w:p>
-      <w:pPr>
-        <w:spacing w:after="60" w:line="240" w:lineRule="auto"/>
-        <w:outlineLvl w:val="2"/>
-        <w:rPr>
-          <w:rFonts w:ascii="Times New Roman" w:eastAsia="Times New Roman" w:hAnsi="Times New Roman" w:cs="Times New Roman"/>
-          <w:b/>
-          <w:bCs/>
-          <w:color w:val="0D0D0D"/>
-          <w:sz w:val="24"/>
-          <w:szCs w:val="24"/>
-        </w:rPr>
-      </w:pPr>
-      <w:r>
-        <w:rPr>
-          <w:rFonts w:ascii="Times New Roman" w:eastAsia="Times New Roman" w:hAnsi="Times New Roman" w:cs="Times New Roman"/>
-          <w:b/>
-          <w:bCs/>
-          <w:color w:val="0D0D0D"/>
-          <w:sz w:val="24"/>
-          <w:szCs w:val="24"/>
-        </w:rPr>
-        <w:t>Requirement Validation</w:t>
-      </w:r>
-    </w:p>
-    <w:p>
-      <w:pPr>
-        <w:spacing w:before="100" w:beforeAutospacing="1" w:after="100" w:afterAutospacing="1" w:line="390" w:lineRule="atLeast"/>
-        <w:rPr>
-          <w:rFonts w:ascii="Times New Roman" w:eastAsia="Times New Roman" w:hAnsi="Times New Roman" w:cs="Times New Roman"/>
-          <w:color w:val="0D0D0D"/>
-          <w:sz w:val="24"/>
-          <w:szCs w:val="24"/>
-        </w:rPr>
-      </w:pPr>
-      <w:r>
-        <w:rPr>
-          <w:rFonts w:ascii="Times New Roman" w:eastAsia="Times New Roman" w:hAnsi="Times New Roman" w:cs="Times New Roman"/>
-          <w:color w:val="0D0D0D"/>
-          <w:sz w:val="24"/>
-          <w:szCs w:val="24"/>
-        </w:rPr>
-        <w:t>Ensures:</w:t>
-      </w:r>
-    </w:p>
-    <w:p>
-      <w:pPr>
-        <w:numPr>
-          <w:ilvl w:val="0"/>
-          <w:numId w:val="46"/>
-        </w:numPr>
-        <w:spacing w:after="0" w:line="390" w:lineRule="atLeast"/>
-        <w:ind w:left="0"/>
-        <w:rPr>
-          <w:rFonts w:ascii="Times New Roman" w:eastAsia="Times New Roman" w:hAnsi="Times New Roman" w:cs="Times New Roman"/>
-          <w:color w:val="0D0D0D"/>
-          <w:sz w:val="24"/>
-          <w:szCs w:val="24"/>
-        </w:rPr>
-      </w:pPr>
-      <w:r>
-        <w:rPr>
-          <w:rFonts w:ascii="Times New Roman" w:eastAsia="Times New Roman" w:hAnsi="Times New Roman" w:cs="Times New Roman"/>
-          <w:color w:val="0D0D0D"/>
-          <w:sz w:val="24"/>
-          <w:szCs w:val="24"/>
-        </w:rPr>
-        <w:t>Requirements are correct</w:t>
-      </w:r>
-    </w:p>
-    <w:p>
-      <w:pPr>
-        <w:numPr>
-          <w:ilvl w:val="0"/>
-          <w:numId w:val="46"/>
-        </w:numPr>
-        <w:spacing w:after="0" w:line="390" w:lineRule="atLeast"/>
-        <w:ind w:left="0"/>
-        <w:rPr>
-          <w:rFonts w:ascii="Times New Roman" w:eastAsia="Times New Roman" w:hAnsi="Times New Roman" w:cs="Times New Roman"/>
-          <w:color w:val="0D0D0D"/>
-          <w:sz w:val="24"/>
-          <w:szCs w:val="24"/>
-        </w:rPr>
-      </w:pPr>
-      <w:r>
-        <w:rPr>
-          <w:rFonts w:ascii="Times New Roman" w:eastAsia="Times New Roman" w:hAnsi="Times New Roman" w:cs="Times New Roman"/>
-          <w:color w:val="0D0D0D"/>
-          <w:sz w:val="24"/>
-          <w:szCs w:val="24"/>
-        </w:rPr>
-        <w:t>Requirements are complete</w:t>
-      </w:r>
-    </w:p>
-    <w:p>
-      <w:pPr>
-        <w:numPr>
-          <w:ilvl w:val="0"/>
-          <w:numId w:val="46"/>
-        </w:numPr>
-        <w:spacing w:after="0" w:line="390" w:lineRule="atLeast"/>
-        <w:ind w:left="0"/>
-        <w:rPr>
-          <w:rFonts w:ascii="Times New Roman" w:eastAsia="Times New Roman" w:hAnsi="Times New Roman" w:cs="Times New Roman"/>
-          <w:color w:val="0D0D0D"/>
-          <w:sz w:val="24"/>
-          <w:szCs w:val="24"/>
-        </w:rPr>
-      </w:pPr>
-      <w:r>
-        <w:rPr>
-          <w:rFonts w:ascii="Times New Roman" w:eastAsia="Times New Roman" w:hAnsi="Times New Roman" w:cs="Times New Roman"/>
-          <w:color w:val="0D0D0D"/>
-          <w:sz w:val="24"/>
-          <w:szCs w:val="24"/>
-        </w:rPr>
-        <w:t>Requirements are feasible</w:t>
-      </w:r>
-    </w:p>
-    <w:p>
-      <w:pPr>
-        <w:spacing w:after="120" w:line="240" w:lineRule="auto"/>
-        <w:outlineLvl w:val="0"/>
-        <w:rPr>
-          <w:rFonts w:ascii="Times New Roman" w:eastAsia="Times New Roman" w:hAnsi="Times New Roman" w:cs="Times New Roman"/>
-          <w:color w:val="0D0D0D"/>
-          <w:sz w:val="24"/>
-          <w:szCs w:val="24"/>
-        </w:rPr>
-      </w:pPr>
-    </w:p>
-    <w:p>
-      <w:pPr>
-        <w:pStyle w:val="Heading2"/>
-      </w:pPr>
-      <w:r>
-        <w:t>6. Estimating Mobile App Development Cost</w:t>
-      </w:r>
-    </w:p>
-    <w:p>
-      <w:pPr>
-        <w:spacing w:before="100" w:beforeAutospacing="1" w:after="100" w:afterAutospacing="1" w:line="390" w:lineRule="atLeast"/>
-        <w:rPr>
-          <w:rFonts w:ascii="Times New Roman" w:eastAsia="Times New Roman" w:hAnsi="Times New Roman" w:cs="Times New Roman"/>
-          <w:color w:val="0D0D0D"/>
-          <w:sz w:val="24"/>
-          <w:szCs w:val="24"/>
-        </w:rPr>
-      </w:pPr>
-      <w:r>
-        <w:rPr>
-          <w:rFonts w:ascii="Times New Roman" w:eastAsia="Times New Roman" w:hAnsi="Times New Roman" w:cs="Times New Roman"/>
-          <w:color w:val="0D0D0D"/>
-          <w:sz w:val="24"/>
-          <w:szCs w:val="24"/>
-        </w:rPr>
-        <w:t>Cost depends on multiple factors.</w:t>
-      </w:r>
-    </w:p>
-    <w:p>
-      <w:pPr>
-        <w:spacing w:before="240" w:after="60" w:line="240" w:lineRule="auto"/>
-        <w:outlineLvl w:val="1"/>
-        <w:rPr>
-          <w:rFonts w:ascii="Times New Roman" w:eastAsia="Times New Roman" w:hAnsi="Times New Roman" w:cs="Times New Roman"/>
-          <w:b/>
-          <w:bCs/>
-          <w:color w:val="0D0D0D"/>
-          <w:sz w:val="24"/>
-          <w:szCs w:val="24"/>
-        </w:rPr>
-      </w:pPr>
-      <w:r>
-        <w:rPr>
-          <w:rFonts w:ascii="Times New Roman" w:eastAsia="Times New Roman" w:hAnsi="Times New Roman" w:cs="Times New Roman"/>
-          <w:b/>
-          <w:bCs/>
-          <w:color w:val="0D0D0D"/>
-          <w:sz w:val="24"/>
-          <w:szCs w:val="24"/>
-        </w:rPr>
-        <w:t>Factors affecting cost:</w:t>
-      </w:r>
-    </w:p>
-    <w:p>
-      <w:pPr>
-        <w:spacing w:before="240" w:after="60" w:line="240" w:lineRule="auto"/>
-        <w:outlineLvl w:val="2"/>
-        <w:rPr>
-          <w:rFonts w:ascii="Times New Roman" w:eastAsia="Times New Roman" w:hAnsi="Times New Roman" w:cs="Times New Roman"/>
-          <w:b/>
-          <w:bCs/>
-          <w:color w:val="0D0D0D"/>
-          <w:sz w:val="24"/>
-          <w:szCs w:val="24"/>
-        </w:rPr>
-      </w:pPr>
-      <w:r>
-        <w:rPr>
-          <w:rFonts w:ascii="Times New Roman" w:eastAsia="Times New Roman" w:hAnsi="Times New Roman" w:cs="Times New Roman"/>
-          <w:b/>
-          <w:bCs/>
-          <w:color w:val="0D0D0D"/>
-          <w:sz w:val="24"/>
-          <w:szCs w:val="24"/>
-        </w:rPr>
-        <w:t>App Complexity</w:t>
-      </w:r>
-    </w:p>
-    <w:p>
-      <w:pPr>
-        <w:spacing w:before="100" w:beforeAutospacing="1" w:after="100" w:afterAutospacing="1" w:line="390" w:lineRule="atLeast"/>
-        <w:rPr>
-          <w:rFonts w:ascii="Times New Roman" w:eastAsia="Times New Roman" w:hAnsi="Times New Roman" w:cs="Times New Roman"/>
-          <w:color w:val="0D0D0D"/>
-          <w:sz w:val="24"/>
-          <w:szCs w:val="24"/>
-        </w:rPr>
-      </w:pPr>
-      <w:r>
-        <w:rPr>
-          <w:rFonts w:ascii="Times New Roman" w:eastAsia="Times New Roman" w:hAnsi="Times New Roman" w:cs="Times New Roman"/>
-          <w:color w:val="0D0D0D"/>
-          <w:sz w:val="24"/>
-          <w:szCs w:val="24"/>
-        </w:rPr>
-        <w:t>Simple apps:</w:t>
-      </w:r>
-    </w:p>
-    <w:p>
-      <w:pPr>
-        <w:numPr>
-          <w:ilvl w:val="0"/>
-          <w:numId w:val="47"/>
-        </w:numPr>
-        <w:spacing w:after="0" w:line="390" w:lineRule="atLeast"/>
-        <w:ind w:left="0"/>
-        <w:rPr>
-          <w:rFonts w:ascii="Times New Roman" w:eastAsia="Times New Roman" w:hAnsi="Times New Roman" w:cs="Times New Roman"/>
-          <w:color w:val="0D0D0D"/>
-          <w:sz w:val="24"/>
-          <w:szCs w:val="24"/>
-        </w:rPr>
-      </w:pPr>
-      <w:r>
-        <w:rPr>
-          <w:rFonts w:ascii="Times New Roman" w:eastAsia="Times New Roman" w:hAnsi="Times New Roman" w:cs="Times New Roman"/>
-          <w:color w:val="0D0D0D"/>
-          <w:sz w:val="24"/>
-          <w:szCs w:val="24"/>
-        </w:rPr>
-        <w:t>Calculator</w:t>
-      </w:r>
-    </w:p>
-    <w:p>
-      <w:pPr>
-        <w:numPr>
-          <w:ilvl w:val="0"/>
-          <w:numId w:val="47"/>
-        </w:numPr>
-        <w:spacing w:after="0" w:line="390" w:lineRule="atLeast"/>
-        <w:ind w:left="0"/>
-        <w:rPr>
-          <w:rFonts w:ascii="Times New Roman" w:eastAsia="Times New Roman" w:hAnsi="Times New Roman" w:cs="Times New Roman"/>
-          <w:color w:val="0D0D0D"/>
-          <w:sz w:val="24"/>
-          <w:szCs w:val="24"/>
-        </w:rPr>
-      </w:pPr>
-      <w:r>
-        <w:rPr>
-          <w:rFonts w:ascii="Times New Roman" w:eastAsia="Times New Roman" w:hAnsi="Times New Roman" w:cs="Times New Roman"/>
-          <w:color w:val="0D0D0D"/>
-          <w:sz w:val="24"/>
-          <w:szCs w:val="24"/>
-        </w:rPr>
-        <w:t>Notes app</w:t>
-      </w:r>
-    </w:p>
-    <w:p>
-      <w:pPr>
-        <w:spacing w:before="100" w:beforeAutospacing="1" w:after="100" w:afterAutospacing="1" w:line="390" w:lineRule="atLeast"/>
-        <w:rPr>
-          <w:rFonts w:ascii="Times New Roman" w:eastAsia="Times New Roman" w:hAnsi="Times New Roman" w:cs="Times New Roman"/>
-          <w:color w:val="0D0D0D"/>
-          <w:sz w:val="24"/>
-          <w:szCs w:val="24"/>
-        </w:rPr>
-      </w:pPr>
-      <w:r>
-        <w:rPr>
-          <w:rFonts w:ascii="Times New Roman" w:eastAsia="Times New Roman" w:hAnsi="Times New Roman" w:cs="Times New Roman"/>
-          <w:color w:val="0D0D0D"/>
-          <w:sz w:val="24"/>
-          <w:szCs w:val="24"/>
-        </w:rPr>
-        <w:t>Medium apps:</w:t>
-      </w:r>
-    </w:p>
-    <w:p>
-      <w:pPr>
-        <w:numPr>
-          <w:ilvl w:val="0"/>
-          <w:numId w:val="48"/>
-        </w:numPr>
-        <w:spacing w:after="0" w:line="390" w:lineRule="atLeast"/>
-        <w:ind w:left="0"/>
-        <w:rPr>
-          <w:rFonts w:ascii="Times New Roman" w:eastAsia="Times New Roman" w:hAnsi="Times New Roman" w:cs="Times New Roman"/>
-          <w:color w:val="0D0D0D"/>
-          <w:sz w:val="24"/>
-          <w:szCs w:val="24"/>
-        </w:rPr>
-      </w:pPr>
-      <w:r>
-        <w:rPr>
-          <w:rFonts w:ascii="Times New Roman" w:eastAsia="Times New Roman" w:hAnsi="Times New Roman" w:cs="Times New Roman"/>
-          <w:color w:val="0D0D0D"/>
-          <w:sz w:val="24"/>
-          <w:szCs w:val="24"/>
-        </w:rPr>
-        <w:t>Chat apps</w:t>
-      </w:r>
-    </w:p>
-    <w:p>
-      <w:pPr>
-        <w:numPr>
-          <w:ilvl w:val="0"/>
-          <w:numId w:val="48"/>
-        </w:numPr>
-        <w:spacing w:after="0" w:line="390" w:lineRule="atLeast"/>
-        <w:ind w:left="0"/>
-        <w:rPr>
-          <w:rFonts w:ascii="Times New Roman" w:eastAsia="Times New Roman" w:hAnsi="Times New Roman" w:cs="Times New Roman"/>
-          <w:color w:val="0D0D0D"/>
-          <w:sz w:val="24"/>
-          <w:szCs w:val="24"/>
-        </w:rPr>
-      </w:pPr>
-      <w:r>
-        <w:rPr>
-          <w:rFonts w:ascii="Times New Roman" w:eastAsia="Times New Roman" w:hAnsi="Times New Roman" w:cs="Times New Roman"/>
-          <w:color w:val="0D0D0D"/>
-          <w:sz w:val="24"/>
-          <w:szCs w:val="24"/>
-        </w:rPr>
-        <w:t>Booking apps</w:t>
-      </w:r>
-    </w:p>
-    <w:p>
-      <w:pPr>
-        <w:spacing w:before="100" w:beforeAutospacing="1" w:after="100" w:afterAutospacing="1" w:line="390" w:lineRule="atLeast"/>
-        <w:rPr>
-          <w:rFonts w:ascii="Times New Roman" w:eastAsia="Times New Roman" w:hAnsi="Times New Roman" w:cs="Times New Roman"/>
-          <w:color w:val="0D0D0D"/>
-          <w:sz w:val="24"/>
-          <w:szCs w:val="24"/>
-        </w:rPr>
-      </w:pPr>
-      <w:r>
-        <w:rPr>
-          <w:rFonts w:ascii="Times New Roman" w:eastAsia="Times New Roman" w:hAnsi="Times New Roman" w:cs="Times New Roman"/>
-          <w:color w:val="0D0D0D"/>
-          <w:sz w:val="24"/>
-          <w:szCs w:val="24"/>
-        </w:rPr>
-        <w:t>Complex apps:</w:t>
-      </w:r>
-    </w:p>
-    <w:p>
-      <w:pPr>
-        <w:numPr>
-          <w:ilvl w:val="0"/>
-          <w:numId w:val="49"/>
-        </w:numPr>
-        <w:spacing w:after="0" w:line="390" w:lineRule="atLeast"/>
-        <w:ind w:left="0"/>
-        <w:rPr>
-          <w:rFonts w:ascii="Times New Roman" w:eastAsia="Times New Roman" w:hAnsi="Times New Roman" w:cs="Times New Roman"/>
-          <w:color w:val="0D0D0D"/>
-          <w:sz w:val="24"/>
-          <w:szCs w:val="24"/>
-        </w:rPr>
-      </w:pPr>
-      <w:r>
-        <w:rPr>
-          <w:rFonts w:ascii="Times New Roman" w:eastAsia="Times New Roman" w:hAnsi="Times New Roman" w:cs="Times New Roman"/>
-          <w:color w:val="0D0D0D"/>
-          <w:sz w:val="24"/>
-          <w:szCs w:val="24"/>
-        </w:rPr>
-        <w:t>Banking apps</w:t>
-      </w:r>
-    </w:p>
-    <w:p>
-      <w:pPr>
-        <w:numPr>
-          <w:ilvl w:val="0"/>
-          <w:numId w:val="49"/>
-        </w:numPr>
-        <w:spacing w:after="0" w:line="390" w:lineRule="atLeast"/>
-        <w:ind w:left="0"/>
-        <w:rPr>
-          <w:rFonts w:ascii="Times New Roman" w:eastAsia="Times New Roman" w:hAnsi="Times New Roman" w:cs="Times New Roman"/>
-          <w:color w:val="0D0D0D"/>
-          <w:sz w:val="24"/>
-          <w:szCs w:val="24"/>
-        </w:rPr>
-      </w:pPr>
-      <w:r>
-        <w:rPr>
-          <w:rFonts w:ascii="Times New Roman" w:eastAsia="Times New Roman" w:hAnsi="Times New Roman" w:cs="Times New Roman"/>
-          <w:color w:val="0D0D0D"/>
-          <w:sz w:val="24"/>
-          <w:szCs w:val="24"/>
-        </w:rPr>
-        <w:t>AI apps</w:t>
-      </w:r>
-    </w:p>
-    <w:p>
-      <w:pPr>
-        <w:spacing w:after="0" w:line="390" w:lineRule="atLeast"/>
-        <w:rPr>
-          <w:rFonts w:ascii="Times New Roman" w:eastAsia="Times New Roman" w:hAnsi="Times New Roman" w:cs="Times New Roman"/>
-          <w:color w:val="0D0D0D"/>
-          <w:sz w:val="24"/>
-          <w:szCs w:val="24"/>
-        </w:rPr>
-      </w:pPr>
-    </w:p>
-    <w:p>
-      <w:pPr>
-        <w:spacing w:after="60" w:line="240" w:lineRule="auto"/>
-        <w:outlineLvl w:val="2"/>
-        <w:rPr>
-          <w:rFonts w:ascii="Times New Roman" w:eastAsia="Times New Roman" w:hAnsi="Times New Roman" w:cs="Times New Roman"/>
-          <w:b/>
-          <w:bCs/>
-          <w:color w:val="0D0D0D"/>
-          <w:sz w:val="24"/>
-          <w:szCs w:val="24"/>
-        </w:rPr>
-      </w:pPr>
-      <w:r>
-        <w:rPr>
-          <w:rFonts w:ascii="Times New Roman" w:eastAsia="Times New Roman" w:hAnsi="Times New Roman" w:cs="Times New Roman"/>
-          <w:b/>
-          <w:bCs/>
-          <w:color w:val="0D0D0D"/>
-          <w:sz w:val="24"/>
-          <w:szCs w:val="24"/>
-        </w:rPr>
-        <w:lastRenderedPageBreak/>
-        <w:t>Development Time</w:t>
-      </w:r>
-    </w:p>
-    <w:p>
-      <w:pPr>
-        <w:spacing w:beforeAutospacing="1" w:after="0" w:afterAutospacing="1" w:line="390" w:lineRule="atLeast"/>
-        <w:rPr>
-          <w:rFonts w:ascii="Times New Roman" w:eastAsia="Times New Roman" w:hAnsi="Times New Roman" w:cs="Times New Roman"/>
-          <w:color w:val="0D0D0D"/>
-          <w:sz w:val="24"/>
-          <w:szCs w:val="24"/>
-        </w:rPr>
-      </w:pPr>
-      <w:r>
-        <w:rPr>
-          <w:rFonts w:ascii="Times New Roman" w:eastAsia="Times New Roman" w:hAnsi="Times New Roman" w:cs="Times New Roman"/>
-          <w:color w:val="0D0D0D"/>
-          <w:sz w:val="24"/>
-          <w:szCs w:val="24"/>
-        </w:rPr>
-        <w:t>Simple:</w:t>
-      </w:r>
-      <w:r>
-        <w:rPr>
-          <w:rFonts w:ascii="Times New Roman" w:eastAsia="Times New Roman" w:hAnsi="Times New Roman" w:cs="Times New Roman"/>
-          <w:color w:val="0D0D0D"/>
-          <w:sz w:val="24"/>
-          <w:szCs w:val="24"/>
-        </w:rPr>
-        <w:br/>
-        <w:t>1–2 months</w:t>
-      </w:r>
-    </w:p>
-    <w:p>
-      <w:pPr>
-        <w:spacing w:beforeAutospacing="1" w:after="0" w:afterAutospacing="1" w:line="390" w:lineRule="atLeast"/>
-        <w:rPr>
-          <w:rFonts w:ascii="Times New Roman" w:eastAsia="Times New Roman" w:hAnsi="Times New Roman" w:cs="Times New Roman"/>
-          <w:color w:val="0D0D0D"/>
-          <w:sz w:val="24"/>
-          <w:szCs w:val="24"/>
-        </w:rPr>
-      </w:pPr>
-      <w:r>
-        <w:rPr>
-          <w:rFonts w:ascii="Times New Roman" w:eastAsia="Times New Roman" w:hAnsi="Times New Roman" w:cs="Times New Roman"/>
-          <w:color w:val="0D0D0D"/>
-          <w:sz w:val="24"/>
-          <w:szCs w:val="24"/>
-        </w:rPr>
-        <w:t>Medium:</w:t>
-      </w:r>
-      <w:r>
-        <w:rPr>
-          <w:rFonts w:ascii="Times New Roman" w:eastAsia="Times New Roman" w:hAnsi="Times New Roman" w:cs="Times New Roman"/>
-          <w:color w:val="0D0D0D"/>
-          <w:sz w:val="24"/>
-          <w:szCs w:val="24"/>
-        </w:rPr>
-        <w:br/>
-        <w:t>3–6 months</w:t>
-      </w:r>
-    </w:p>
-    <w:p>
-      <w:pPr>
-        <w:spacing w:beforeAutospacing="1" w:after="0" w:afterAutospacing="1" w:line="390" w:lineRule="atLeast"/>
-        <w:rPr>
-          <w:rFonts w:ascii="Times New Roman" w:eastAsia="Times New Roman" w:hAnsi="Times New Roman" w:cs="Times New Roman"/>
-          <w:color w:val="0D0D0D"/>
-          <w:sz w:val="24"/>
-          <w:szCs w:val="24"/>
-        </w:rPr>
-      </w:pPr>
-      <w:r>
-        <w:rPr>
-          <w:rFonts w:ascii="Times New Roman" w:eastAsia="Times New Roman" w:hAnsi="Times New Roman" w:cs="Times New Roman"/>
-          <w:color w:val="0D0D0D"/>
-          <w:sz w:val="24"/>
-          <w:szCs w:val="24"/>
-        </w:rPr>
-        <w:t>Complex:</w:t>
-      </w:r>
-      <w:r>
-        <w:rPr>
-          <w:rFonts w:ascii="Times New Roman" w:eastAsia="Times New Roman" w:hAnsi="Times New Roman" w:cs="Times New Roman"/>
-          <w:color w:val="0D0D0D"/>
-          <w:sz w:val="24"/>
-          <w:szCs w:val="24"/>
-        </w:rPr>
-        <w:br/>
-        <w:t>6–12 months</w:t>
-      </w:r>
-    </w:p>
-    <w:p>
-      <w:pPr>
-        <w:spacing w:after="60" w:line="240" w:lineRule="auto"/>
-        <w:outlineLvl w:val="2"/>
-        <w:rPr>
-          <w:rFonts w:ascii="Times New Roman" w:eastAsia="Times New Roman" w:hAnsi="Times New Roman" w:cs="Times New Roman"/>
-          <w:b/>
-          <w:bCs/>
-          <w:color w:val="0D0D0D"/>
-          <w:sz w:val="24"/>
-          <w:szCs w:val="24"/>
-        </w:rPr>
-      </w:pPr>
-      <w:r>
-        <w:rPr>
-          <w:rFonts w:ascii="Times New Roman" w:eastAsia="Times New Roman" w:hAnsi="Times New Roman" w:cs="Times New Roman"/>
-          <w:b/>
-          <w:bCs/>
-          <w:color w:val="0D0D0D"/>
-          <w:sz w:val="24"/>
-          <w:szCs w:val="24"/>
-        </w:rPr>
-        <w:t>Developer Cost</w:t>
-      </w:r>
-    </w:p>
-    <w:p>
-      <w:pPr>
-        <w:spacing w:before="100" w:beforeAutospacing="1" w:after="100" w:afterAutospacing="1" w:line="390" w:lineRule="atLeast"/>
-        <w:rPr>
-          <w:rFonts w:ascii="Times New Roman" w:eastAsia="Times New Roman" w:hAnsi="Times New Roman" w:cs="Times New Roman"/>
-          <w:color w:val="0D0D0D"/>
-          <w:sz w:val="24"/>
-          <w:szCs w:val="24"/>
-        </w:rPr>
-      </w:pPr>
-      <w:r>
-        <w:rPr>
-          <w:rFonts w:ascii="Times New Roman" w:eastAsia="Times New Roman" w:hAnsi="Times New Roman" w:cs="Times New Roman"/>
-          <w:color w:val="0D0D0D"/>
-          <w:sz w:val="24"/>
-          <w:szCs w:val="24"/>
-        </w:rPr>
-        <w:t>Depends on:</w:t>
-      </w:r>
-    </w:p>
-    <w:p>
-      <w:pPr>
-        <w:numPr>
-          <w:ilvl w:val="0"/>
-          <w:numId w:val="50"/>
-        </w:numPr>
-        <w:spacing w:after="0" w:line="390" w:lineRule="atLeast"/>
-        <w:ind w:left="0"/>
-        <w:rPr>
-          <w:rFonts w:ascii="Times New Roman" w:eastAsia="Times New Roman" w:hAnsi="Times New Roman" w:cs="Times New Roman"/>
-          <w:color w:val="0D0D0D"/>
-          <w:sz w:val="24"/>
-          <w:szCs w:val="24"/>
-        </w:rPr>
-      </w:pPr>
-      <w:r>
-        <w:rPr>
-          <w:rFonts w:ascii="Times New Roman" w:eastAsia="Times New Roman" w:hAnsi="Times New Roman" w:cs="Times New Roman"/>
-          <w:color w:val="0D0D0D"/>
-          <w:sz w:val="24"/>
-          <w:szCs w:val="24"/>
-        </w:rPr>
-        <w:t>Experience</w:t>
-      </w:r>
-    </w:p>
-    <w:p>
-      <w:pPr>
-        <w:numPr>
-          <w:ilvl w:val="0"/>
-          <w:numId w:val="50"/>
-        </w:numPr>
-        <w:spacing w:after="0" w:line="390" w:lineRule="atLeast"/>
-        <w:ind w:left="0"/>
-        <w:rPr>
-          <w:rFonts w:ascii="Times New Roman" w:eastAsia="Times New Roman" w:hAnsi="Times New Roman" w:cs="Times New Roman"/>
-          <w:color w:val="0D0D0D"/>
-          <w:sz w:val="24"/>
-          <w:szCs w:val="24"/>
-        </w:rPr>
-      </w:pPr>
-      <w:r>
-        <w:rPr>
-          <w:rFonts w:ascii="Times New Roman" w:eastAsia="Times New Roman" w:hAnsi="Times New Roman" w:cs="Times New Roman"/>
-          <w:color w:val="0D0D0D"/>
-          <w:sz w:val="24"/>
-          <w:szCs w:val="24"/>
-        </w:rPr>
-        <w:t>Country</w:t>
-      </w:r>
-    </w:p>
-    <w:p>
-      <w:pPr>
-        <w:numPr>
-          <w:ilvl w:val="0"/>
-          <w:numId w:val="50"/>
-        </w:numPr>
-        <w:spacing w:after="0" w:line="390" w:lineRule="atLeast"/>
-        <w:ind w:left="0"/>
-        <w:rPr>
-          <w:rFonts w:ascii="Times New Roman" w:eastAsia="Times New Roman" w:hAnsi="Times New Roman" w:cs="Times New Roman"/>
-          <w:color w:val="0D0D0D"/>
-          <w:sz w:val="24"/>
-          <w:szCs w:val="24"/>
-        </w:rPr>
-      </w:pPr>
-      <w:r>
-        <w:rPr>
-          <w:rFonts w:ascii="Times New Roman" w:eastAsia="Times New Roman" w:hAnsi="Times New Roman" w:cs="Times New Roman"/>
-          <w:color w:val="0D0D0D"/>
-          <w:sz w:val="24"/>
-          <w:szCs w:val="24"/>
-        </w:rPr>
-        <w:t>Technology</w:t>
-      </w:r>
-    </w:p>
-    <w:p>
-      <w:pPr>
-        <w:spacing w:before="100" w:beforeAutospacing="1" w:after="100" w:afterAutospacing="1" w:line="390" w:lineRule="atLeast"/>
-        <w:rPr>
-          <w:rFonts w:ascii="Times New Roman" w:eastAsia="Times New Roman" w:hAnsi="Times New Roman" w:cs="Times New Roman"/>
-          <w:color w:val="0D0D0D"/>
-          <w:sz w:val="24"/>
-          <w:szCs w:val="24"/>
-        </w:rPr>
-      </w:pPr>
-      <w:r>
-        <w:rPr>
-          <w:rFonts w:ascii="Times New Roman" w:eastAsia="Times New Roman" w:hAnsi="Times New Roman" w:cs="Times New Roman"/>
-          <w:color w:val="0D0D0D"/>
-          <w:sz w:val="24"/>
-          <w:szCs w:val="24"/>
-        </w:rPr>
-        <w:t>Example:</w:t>
-      </w:r>
-    </w:p>
-    <w:p>
-      <w:pPr>
-        <w:spacing w:after="60" w:line="240" w:lineRule="auto"/>
-        <w:outlineLvl w:val="2"/>
-        <w:rPr>
-          <w:rFonts w:ascii="Times New Roman" w:eastAsia="Times New Roman" w:hAnsi="Times New Roman" w:cs="Times New Roman"/>
-          <w:b/>
-          <w:bCs/>
-          <w:color w:val="0D0D0D"/>
-          <w:sz w:val="24"/>
-          <w:szCs w:val="24"/>
-        </w:rPr>
-      </w:pPr>
-      <w:r>
-        <w:rPr>
-          <w:rFonts w:ascii="Times New Roman" w:eastAsia="Times New Roman" w:hAnsi="Times New Roman" w:cs="Times New Roman"/>
-          <w:b/>
-          <w:bCs/>
-          <w:color w:val="0D0D0D"/>
-          <w:sz w:val="24"/>
-          <w:szCs w:val="24"/>
-        </w:rPr>
-        <w:t>Features Affecting Cost:</w:t>
-      </w:r>
-    </w:p>
-    <w:p>
-      <w:pPr>
-        <w:numPr>
-          <w:ilvl w:val="0"/>
-          <w:numId w:val="51"/>
-        </w:numPr>
-        <w:spacing w:after="0" w:line="390" w:lineRule="atLeast"/>
-        <w:ind w:left="0"/>
-        <w:rPr>
-          <w:rFonts w:ascii="Times New Roman" w:eastAsia="Times New Roman" w:hAnsi="Times New Roman" w:cs="Times New Roman"/>
-          <w:color w:val="0D0D0D"/>
-          <w:sz w:val="24"/>
-          <w:szCs w:val="24"/>
-        </w:rPr>
-      </w:pPr>
-      <w:r>
-        <w:rPr>
-          <w:rFonts w:ascii="Times New Roman" w:eastAsia="Times New Roman" w:hAnsi="Times New Roman" w:cs="Times New Roman"/>
-          <w:color w:val="0D0D0D"/>
-          <w:sz w:val="24"/>
-          <w:szCs w:val="24"/>
-        </w:rPr>
-        <w:t>Authentication</w:t>
-      </w:r>
-    </w:p>
-    <w:p>
-      <w:pPr>
-        <w:numPr>
-          <w:ilvl w:val="0"/>
-          <w:numId w:val="51"/>
-        </w:numPr>
-        <w:spacing w:after="0" w:line="390" w:lineRule="atLeast"/>
-        <w:ind w:left="0"/>
-        <w:rPr>
-          <w:rFonts w:ascii="Times New Roman" w:eastAsia="Times New Roman" w:hAnsi="Times New Roman" w:cs="Times New Roman"/>
-          <w:color w:val="0D0D0D"/>
-          <w:sz w:val="24"/>
-          <w:szCs w:val="24"/>
-        </w:rPr>
-      </w:pPr>
-      <w:r>
-        <w:rPr>
-          <w:rFonts w:ascii="Times New Roman" w:eastAsia="Times New Roman" w:hAnsi="Times New Roman" w:cs="Times New Roman"/>
-          <w:color w:val="0D0D0D"/>
-          <w:sz w:val="24"/>
-          <w:szCs w:val="24"/>
-        </w:rPr>
-        <w:t>Payment integration</w:t>
-      </w:r>
-    </w:p>
-    <w:p>
-      <w:pPr>
-        <w:numPr>
-          <w:ilvl w:val="0"/>
-          <w:numId w:val="51"/>
-        </w:numPr>
-        <w:spacing w:after="0" w:line="390" w:lineRule="atLeast"/>
-        <w:ind w:left="0"/>
-        <w:rPr>
-          <w:rFonts w:ascii="Times New Roman" w:eastAsia="Times New Roman" w:hAnsi="Times New Roman" w:cs="Times New Roman"/>
-          <w:color w:val="0D0D0D"/>
-          <w:sz w:val="24"/>
-          <w:szCs w:val="24"/>
-        </w:rPr>
-      </w:pPr>
-      <w:r>
-        <w:rPr>
-          <w:rFonts w:ascii="Times New Roman" w:eastAsia="Times New Roman" w:hAnsi="Times New Roman" w:cs="Times New Roman"/>
-          <w:color w:val="0D0D0D"/>
-          <w:sz w:val="24"/>
-          <w:szCs w:val="24"/>
-        </w:rPr>
-        <w:t>Cloud storage</w:t>
-      </w:r>
-    </w:p>
-    <w:p>
-      <w:pPr>
-        <w:numPr>
-          <w:ilvl w:val="0"/>
-          <w:numId w:val="51"/>
-        </w:numPr>
-        <w:spacing w:after="0" w:line="390" w:lineRule="atLeast"/>
-        <w:ind w:left="0"/>
-        <w:rPr>
-          <w:rFonts w:ascii="Times New Roman" w:eastAsia="Times New Roman" w:hAnsi="Times New Roman" w:cs="Times New Roman"/>
-          <w:color w:val="0D0D0D"/>
-          <w:sz w:val="24"/>
-          <w:szCs w:val="24"/>
-        </w:rPr>
-      </w:pPr>
-      <w:r>
-        <w:rPr>
-          <w:rFonts w:ascii="Times New Roman" w:eastAsia="Times New Roman" w:hAnsi="Times New Roman" w:cs="Times New Roman"/>
-          <w:color w:val="0D0D0D"/>
-          <w:sz w:val="24"/>
-          <w:szCs w:val="24"/>
-        </w:rPr>
-        <w:t>Notifications</w:t>
-      </w:r>
-    </w:p>
-    <w:p>
-      <w:pPr>
-        <w:numPr>
-          <w:ilvl w:val="0"/>
-          <w:numId w:val="51"/>
-        </w:numPr>
-        <w:spacing w:after="0" w:line="390" w:lineRule="atLeast"/>
-        <w:ind w:left="0"/>
-        <w:rPr>
-          <w:rFonts w:ascii="Times New Roman" w:eastAsia="Times New Roman" w:hAnsi="Times New Roman" w:cs="Times New Roman"/>
-          <w:color w:val="0D0D0D"/>
-          <w:sz w:val="24"/>
-          <w:szCs w:val="24"/>
-        </w:rPr>
-      </w:pPr>
-      <w:r>
-        <w:rPr>
-          <w:rFonts w:ascii="Times New Roman" w:eastAsia="Times New Roman" w:hAnsi="Times New Roman" w:cs="Times New Roman"/>
-          <w:color w:val="0D0D0D"/>
-          <w:sz w:val="24"/>
-          <w:szCs w:val="24"/>
-        </w:rPr>
-        <w:t>API integration</w:t>
-      </w:r>
-    </w:p>
-    <w:p>
-      <w:pPr>
-        <w:spacing w:after="60" w:line="240" w:lineRule="auto"/>
-        <w:outlineLvl w:val="1"/>
-        <w:rPr>
-          <w:rFonts w:ascii="Times New Roman" w:eastAsia="Times New Roman" w:hAnsi="Times New Roman" w:cs="Times New Roman"/>
-          <w:color w:val="0D0D0D"/>
-          <w:sz w:val="24"/>
-          <w:szCs w:val="24"/>
-        </w:rPr>
-      </w:pPr>
-    </w:p>
-    <w:p>
-      <w:pPr>
-        <w:spacing w:after="60" w:line="240" w:lineRule="auto"/>
-        <w:outlineLvl w:val="1"/>
-        <w:rPr>
-          <w:rFonts w:ascii="Times New Roman" w:eastAsia="Times New Roman" w:hAnsi="Times New Roman" w:cs="Times New Roman"/>
-          <w:b/>
-          <w:bCs/>
-          <w:color w:val="0D0D0D"/>
-          <w:sz w:val="24"/>
-          <w:szCs w:val="24"/>
-        </w:rPr>
-      </w:pPr>
-      <w:r>
-        <w:rPr>
-          <w:rFonts w:ascii="Times New Roman" w:eastAsia="Times New Roman" w:hAnsi="Times New Roman" w:cs="Times New Roman"/>
-          <w:b/>
-          <w:bCs/>
-          <w:color w:val="0D0D0D"/>
-          <w:sz w:val="24"/>
-          <w:szCs w:val="24"/>
-        </w:rPr>
-        <w:t>Basic Cost Formula:</w:t>
-      </w:r>
-    </w:p>
-    <w:p>
-      <w:pPr>
-        <w:spacing w:before="100" w:beforeAutospacing="1" w:after="100" w:afterAutospacing="1" w:line="390" w:lineRule="atLeast"/>
-        <w:rPr>
-          <w:rFonts w:ascii="Times New Roman" w:eastAsia="Times New Roman" w:hAnsi="Times New Roman" w:cs="Times New Roman"/>
-          <w:color w:val="0D0D0D"/>
-          <w:sz w:val="24"/>
-          <w:szCs w:val="24"/>
-        </w:rPr>
-      </w:pPr>
-      <w:r>
-        <w:rPr>
-          <w:rFonts w:ascii="Times New Roman" w:eastAsia="Times New Roman" w:hAnsi="Times New Roman" w:cs="Times New Roman"/>
-          <w:color w:val="0D0D0D"/>
-          <w:sz w:val="24"/>
-          <w:szCs w:val="24"/>
-        </w:rPr>
-        <w:t>Cost = Development Time × Hourly Rate</w:t>
-      </w:r>
-    </w:p>
-    <w:p>
-      <w:pPr>
-        <w:spacing w:before="100" w:beforeAutospacing="1" w:after="100" w:afterAutospacing="1" w:line="390" w:lineRule="atLeast"/>
-        <w:rPr>
-          <w:rFonts w:ascii="Times New Roman" w:eastAsia="Times New Roman" w:hAnsi="Times New Roman" w:cs="Times New Roman"/>
-          <w:color w:val="0D0D0D"/>
-          <w:sz w:val="24"/>
-          <w:szCs w:val="24"/>
-        </w:rPr>
-      </w:pPr>
-      <w:r>
-        <w:rPr>
-          <w:rFonts w:ascii="Times New Roman" w:eastAsia="Times New Roman" w:hAnsi="Times New Roman" w:cs="Times New Roman"/>
-          <w:color w:val="0D0D0D"/>
-          <w:sz w:val="24"/>
-          <w:szCs w:val="24"/>
-        </w:rPr>
-        <w:t>Example:</w:t>
-      </w:r>
-    </w:p>
-    <w:p>
-      <w:pPr>
-        <w:spacing w:after="120" w:line="240" w:lineRule="auto"/>
-        <w:outlineLvl w:val="0"/>
-        <w:rPr>
-          <w:rFonts w:ascii="Times New Roman" w:eastAsia="Times New Roman" w:hAnsi="Times New Roman" w:cs="Times New Roman"/>
-          <w:b/>
-          <w:bCs/>
-          <w:color w:val="0D0D0D"/>
           <w:kern w:val="36"/>
           <w:sz w:val="24"/>
           <w:szCs w:val="24"/>
         </w:rPr>
-      </w:pPr>
-      <w:r>
-        <w:rPr>
-          <w:rFonts w:ascii="Times New Roman" w:eastAsia="Times New Roman" w:hAnsi="Times New Roman" w:cs="Times New Roman"/>
-          <w:b/>
-          <w:bCs/>
-          <w:color w:val="0D0D0D"/>
-          <w:kern w:val="36"/>
-          <w:sz w:val="24"/>
-          <w:szCs w:val="24"/>
-        </w:rPr>
         <w:t>Conclusion</w:t>
       </w:r>
     </w:p>
     <w:p>
       <w:pPr>
-        <w:spacing w:before="100" w:beforeAutospacing="1" w:after="100" w:afterAutospacing="1" w:line="390" w:lineRule="atLeast"/>
-        <w:rPr>
-          <w:rFonts w:ascii="Times New Roman" w:eastAsia="Times New Roman" w:hAnsi="Times New Roman" w:cs="Times New Roman"/>
-          <w:color w:val="0D0D0D"/>
-          <w:sz w:val="24"/>
-          <w:szCs w:val="24"/>
-        </w:rPr>
-      </w:pPr>
-      <w:r>
-        <w:rPr>
-          <w:rFonts w:ascii="Times New Roman" w:eastAsia="Times New Roman" w:hAnsi="Times New Roman" w:cs="Times New Roman"/>
-          <w:color w:val="0D0D0D"/>
-          <w:sz w:val="24"/>
-          <w:szCs w:val="24"/>
-        </w:rPr>
-        <w:t xml:space="preserve">Mobile application development involves selecting the right application type, programming language, framework, and architecture. Native apps provide the best performance but are </w:t>
-      </w:r>
-      <w:r>
-        <w:rPr>
-          <w:rFonts w:ascii="Times New Roman" w:eastAsia="Times New Roman" w:hAnsi="Times New Roman" w:cs="Times New Roman"/>
-          <w:color w:val="0D0D0D"/>
-          <w:sz w:val="24"/>
-          <w:szCs w:val="24"/>
-        </w:rPr>
-        <w:lastRenderedPageBreak/>
-        <w:t>expensive, while hybrid and PWAs reduce cost and development time. Requirement engineering ensures the application meets user needs, while proper cost estimation helps planning and budgeting.</w:t>
-      </w:r>
-    </w:p>
-    <w:p>
-      <w:pPr>
-        <w:spacing w:before="100" w:beforeAutospacing="1" w:after="100" w:afterAutospacing="1" w:line="390" w:lineRule="atLeast"/>
+        <w:spacing w:after="100" w:afterAutospacing="1" w:line="390" w:lineRule="atLeast"/>
+        <w:rPr>
+          <w:rFonts w:ascii="Times New Roman" w:eastAsia="Times New Roman" w:hAnsi="Times New Roman" w:cs="Times New Roman"/>
+          <w:color w:val="0D0D0D"/>
+          <w:sz w:val="24"/>
+          <w:szCs w:val="24"/>
+        </w:rPr>
+      </w:pPr>
+      <w:r>
+        <w:rPr>
+          <w:rFonts w:ascii="Times New Roman" w:eastAsia="Times New Roman" w:hAnsi="Times New Roman" w:cs="Times New Roman"/>
+          <w:color w:val="0D0D0D"/>
+          <w:sz w:val="24"/>
+          <w:szCs w:val="24"/>
+        </w:rPr>
+        <w:t>Mobile application development involves selecting the right application type, programming language, framework, and architecture. Native apps provide the best performance but are expensive, while hybrid and PWAs reduce cost and development time. Requirement engineering ensures the application meets user needs, while proper cost estimation helps planning and budgeting.</w:t>
+      </w:r>
+    </w:p>
+    <w:p>
+      <w:pPr>
+        <w:spacing w:after="100" w:afterAutospacing="1" w:line="390" w:lineRule="atLeast"/>
         <w:rPr>
           <w:rFonts w:ascii="Times New Roman" w:eastAsia="Times New Roman" w:hAnsi="Times New Roman" w:cs="Times New Roman"/>
           <w:color w:val="0D0D0D"/>
@@ -7935,7 +6435,7 @@
     </w:p>
     <w:p>
       <w:pPr>
-        <w:spacing w:before="100" w:beforeAutospacing="1" w:after="100" w:afterAutospacing="1" w:line="390" w:lineRule="atLeast"/>
+        <w:spacing w:after="100" w:afterAutospacing="1" w:line="390" w:lineRule="atLeast"/>
         <w:rPr>
           <w:rFonts w:ascii="Times New Roman" w:eastAsia="Times New Roman" w:hAnsi="Times New Roman" w:cs="Times New Roman"/>
           <w:color w:val="0D0D0D"/>
@@ -7946,7 +6446,7 @@
     </w:p>
     <w:p>
       <w:pPr>
-        <w:spacing w:before="100" w:beforeAutospacing="1" w:after="100" w:afterAutospacing="1" w:line="390" w:lineRule="atLeast"/>
+        <w:spacing w:after="100" w:afterAutospacing="1" w:line="390" w:lineRule="atLeast"/>
         <w:rPr>
           <w:rFonts w:ascii="Times New Roman" w:eastAsia="Times New Roman" w:hAnsi="Times New Roman" w:cs="Times New Roman"/>
           <w:color w:val="0D0D0D"/>
@@ -8008,7 +6508,7 @@
           <w:ilvl w:val="0"/>
           <w:numId w:val="52"/>
         </w:numPr>
-        <w:spacing w:after="0" w:line="390" w:lineRule="atLeast"/>
+        <w:spacing w:line="390" w:lineRule="atLeast"/>
         <w:ind w:left="0"/>
         <w:rPr>
           <w:rFonts w:ascii="Times New Roman" w:eastAsia="Times New Roman" w:hAnsi="Times New Roman" w:cs="Times New Roman"/>
@@ -8033,7 +6533,7 @@
           <w:ilvl w:val="0"/>
           <w:numId w:val="52"/>
         </w:numPr>
-        <w:spacing w:after="0" w:line="390" w:lineRule="atLeast"/>
+        <w:spacing w:line="390" w:lineRule="atLeast"/>
         <w:ind w:left="0"/>
         <w:rPr>
           <w:rFonts w:ascii="Times New Roman" w:eastAsia="Times New Roman" w:hAnsi="Times New Roman" w:cs="Times New Roman"/>
@@ -8058,7 +6558,7 @@
           <w:ilvl w:val="0"/>
           <w:numId w:val="52"/>
         </w:numPr>
-        <w:spacing w:after="0" w:line="390" w:lineRule="atLeast"/>
+        <w:spacing w:line="390" w:lineRule="atLeast"/>
         <w:ind w:left="0"/>
         <w:rPr>
           <w:rFonts w:ascii="Times New Roman" w:eastAsia="Times New Roman" w:hAnsi="Times New Roman" w:cs="Times New Roman"/>
@@ -8083,7 +6583,7 @@
           <w:ilvl w:val="0"/>
           <w:numId w:val="52"/>
         </w:numPr>
-        <w:spacing w:after="0" w:line="390" w:lineRule="atLeast"/>
+        <w:spacing w:line="390" w:lineRule="atLeast"/>
         <w:ind w:left="0"/>
         <w:rPr>
           <w:rFonts w:ascii="Times New Roman" w:eastAsia="Times New Roman" w:hAnsi="Times New Roman" w:cs="Times New Roman"/>
@@ -8108,7 +6608,7 @@
           <w:ilvl w:val="0"/>
           <w:numId w:val="52"/>
         </w:numPr>
-        <w:spacing w:after="0" w:line="390" w:lineRule="atLeast"/>
+        <w:spacing w:line="390" w:lineRule="atLeast"/>
         <w:ind w:left="0"/>
         <w:rPr>
           <w:rFonts w:ascii="Times New Roman" w:eastAsia="Times New Roman" w:hAnsi="Times New Roman" w:cs="Times New Roman"/>
@@ -8143,7 +6643,7 @@
         <w:pBdr>
           <w:bottom w:val="single" w:sz="6" w:space="1" w:color="auto"/>
         </w:pBdr>
-        <w:spacing w:after="0" w:line="240" w:lineRule="auto"/>
+        <w:spacing w:line="240" w:lineRule="auto"/>
         <w:jc w:val="center"/>
         <w:rPr>
           <w:rFonts w:ascii="Times New Roman" w:eastAsia="Times New Roman" w:hAnsi="Times New Roman" w:cs="Times New Roman"/>
@@ -15777,6 +14277,95 @@
     </w:lvl>
   </w:abstractNum>
   <w:abstractNum w:abstractNumId="51" w15:restartNumberingAfterBreak="0">
+    <w:nsid w:val="716F76B6"/>
+    <w:multiLevelType w:val="hybridMultilevel"/>
+    <w:tmpl w:val="D34245DE"/>
+    <w:lvl w:ilvl="0" w:tplc="0409000F">
+      <w:start w:val="1"/>
+      <w:numFmt w:val="decimal"/>
+      <w:lvlText w:val="%1."/>
+      <w:lvlJc w:val="left"/>
+      <w:pPr>
+        <w:ind w:left="720" w:hanging="360"/>
+      </w:pPr>
+      <w:rPr>
+        <w:rFonts w:hint="default"/>
+      </w:rPr>
+    </w:lvl>
+    <w:lvl w:ilvl="1" w:tplc="04090019" w:tentative="1">
+      <w:start w:val="1"/>
+      <w:numFmt w:val="lowerLetter"/>
+      <w:lvlText w:val="%2."/>
+      <w:lvlJc w:val="left"/>
+      <w:pPr>
+        <w:ind w:left="1440" w:hanging="360"/>
+      </w:pPr>
+    </w:lvl>
+    <w:lvl w:ilvl="2" w:tplc="0409001B" w:tentative="1">
+      <w:start w:val="1"/>
+      <w:numFmt w:val="lowerRoman"/>
+      <w:lvlText w:val="%3."/>
+      <w:lvlJc w:val="right"/>
+      <w:pPr>
+        <w:ind w:left="2160" w:hanging="180"/>
+      </w:pPr>
+    </w:lvl>
+    <w:lvl w:ilvl="3" w:tplc="0409000F" w:tentative="1">
+      <w:start w:val="1"/>
+      <w:numFmt w:val="decimal"/>
+      <w:lvlText w:val="%4."/>
+      <w:lvlJc w:val="left"/>
+      <w:pPr>
+        <w:ind w:left="2880" w:hanging="360"/>
+      </w:pPr>
+    </w:lvl>
+    <w:lvl w:ilvl="4" w:tplc="04090019" w:tentative="1">
+      <w:start w:val="1"/>
+      <w:numFmt w:val="lowerLetter"/>
+      <w:lvlText w:val="%5."/>
+      <w:lvlJc w:val="left"/>
+      <w:pPr>
+        <w:ind w:left="3600" w:hanging="360"/>
+      </w:pPr>
+    </w:lvl>
+    <w:lvl w:ilvl="5" w:tplc="0409001B" w:tentative="1">
+      <w:start w:val="1"/>
+      <w:numFmt w:val="lowerRoman"/>
+      <w:lvlText w:val="%6."/>
+      <w:lvlJc w:val="right"/>
+      <w:pPr>
+        <w:ind w:left="4320" w:hanging="180"/>
+      </w:pPr>
+    </w:lvl>
+    <w:lvl w:ilvl="6" w:tplc="0409000F" w:tentative="1">
+      <w:start w:val="1"/>
+      <w:numFmt w:val="decimal"/>
+      <w:lvlText w:val="%7."/>
+      <w:lvlJc w:val="left"/>
+      <w:pPr>
+        <w:ind w:left="5040" w:hanging="360"/>
+      </w:pPr>
+    </w:lvl>
+    <w:lvl w:ilvl="7" w:tplc="04090019" w:tentative="1">
+      <w:start w:val="1"/>
+      <w:numFmt w:val="lowerLetter"/>
+      <w:lvlText w:val="%8."/>
+      <w:lvlJc w:val="left"/>
+      <w:pPr>
+        <w:ind w:left="5760" w:hanging="360"/>
+      </w:pPr>
+    </w:lvl>
+    <w:lvl w:ilvl="8" w:tplc="0409001B" w:tentative="1">
+      <w:start w:val="1"/>
+      <w:numFmt w:val="lowerRoman"/>
+      <w:lvlText w:val="%9."/>
+      <w:lvlJc w:val="right"/>
+      <w:pPr>
+        <w:ind w:left="6480" w:hanging="180"/>
+      </w:pPr>
+    </w:lvl>
+  </w:abstractNum>
+  <w:abstractNum w:abstractNumId="52" w15:restartNumberingAfterBreak="0">
     <w:nsid w:val="756D1D78"/>
     <w:multiLevelType w:val="multilevel"/>
     <w:tmpl w:val="92F431D4"/>
@@ -15925,7 +14514,7 @@
       </w:rPr>
     </w:lvl>
   </w:abstractNum>
-  <w:abstractNum w:abstractNumId="52" w15:restartNumberingAfterBreak="0">
+  <w:abstractNum w:abstractNumId="53" w15:restartNumberingAfterBreak="0">
     <w:nsid w:val="773920B2"/>
     <w:multiLevelType w:val="multilevel"/>
     <w:tmpl w:val="01A46B20"/>
@@ -16074,7 +14663,7 @@
       </w:rPr>
     </w:lvl>
   </w:abstractNum>
-  <w:abstractNum w:abstractNumId="53" w15:restartNumberingAfterBreak="0">
+  <w:abstractNum w:abstractNumId="54" w15:restartNumberingAfterBreak="0">
     <w:nsid w:val="7B9F537A"/>
     <w:multiLevelType w:val="multilevel"/>
     <w:tmpl w:val="849E2410"/>
@@ -16223,7 +14812,7 @@
       </w:rPr>
     </w:lvl>
   </w:abstractNum>
-  <w:abstractNum w:abstractNumId="54" w15:restartNumberingAfterBreak="0">
+  <w:abstractNum w:abstractNumId="55" w15:restartNumberingAfterBreak="0">
     <w:nsid w:val="7E6E0BEC"/>
     <w:multiLevelType w:val="multilevel"/>
     <w:tmpl w:val="2E06E3F4"/>
@@ -16388,7 +14977,7 @@
     <w:abstractNumId w:val="43"/>
   </w:num>
   <w:num w:numId="6" w16cid:durableId="766972457">
-    <w:abstractNumId w:val="54"/>
+    <w:abstractNumId w:val="55"/>
   </w:num>
   <w:num w:numId="7" w16cid:durableId="1988049983">
     <w:abstractNumId w:val="35"/>
@@ -16445,7 +15034,7 @@
     <w:abstractNumId w:val="1"/>
   </w:num>
   <w:num w:numId="25" w16cid:durableId="1172336169">
-    <w:abstractNumId w:val="52"/>
+    <w:abstractNumId w:val="53"/>
   </w:num>
   <w:num w:numId="26" w16cid:durableId="823358324">
     <w:abstractNumId w:val="27"/>
@@ -16505,7 +15094,7 @@
     <w:abstractNumId w:val="37"/>
   </w:num>
   <w:num w:numId="45" w16cid:durableId="440228789">
-    <w:abstractNumId w:val="51"/>
+    <w:abstractNumId w:val="52"/>
   </w:num>
   <w:num w:numId="46" w16cid:durableId="192771741">
     <w:abstractNumId w:val="6"/>
@@ -16514,7 +15103,7 @@
     <w:abstractNumId w:val="13"/>
   </w:num>
   <w:num w:numId="48" w16cid:durableId="290325897">
-    <w:abstractNumId w:val="53"/>
+    <w:abstractNumId w:val="54"/>
   </w:num>
   <w:num w:numId="49" w16cid:durableId="1625573534">
     <w:abstractNumId w:val="3"/>
@@ -16537,6 +15126,9 @@
   <w:num w:numId="55" w16cid:durableId="1520587660">
     <w:abstractNumId w:val="15"/>
   </w:num>
+  <w:num w:numId="56" w16cid:durableId="840854070">
+    <w:abstractNumId w:val="51"/>
+  </w:num>
   <w:numIdMacAtCleanup w:val="52"/>
 </w:numbering>
 </file>
@@ -16554,7 +15146,7 @@
     </w:rPrDefault>
     <w:pPrDefault>
       <w:pPr>
-        <w:spacing w:after="160" w:line="259" w:lineRule="auto"/>
+        <w:spacing w:before="100" w:beforeAutospacing="1" w:line="240" w:lineRule="atLeast"/>
       </w:pPr>
     </w:pPrDefault>
   </w:docDefaults>
@@ -16949,7 +15541,7 @@
     <w:qFormat/>
     <w:rsid w:val="00A37BE8"/>
     <w:pPr>
-      <w:spacing w:before="100" w:beforeAutospacing="1" w:after="100" w:afterAutospacing="1" w:line="240" w:lineRule="auto"/>
+      <w:spacing w:after="100" w:afterAutospacing="1" w:line="240" w:lineRule="auto"/>
       <w:outlineLvl w:val="0"/>
     </w:pPr>
     <w:rPr>
@@ -16968,9 +15560,9 @@
     <w:autoRedefine/>
     <w:uiPriority w:val="9"/>
     <w:qFormat/>
-    <w:rsid w:val="00167267"/>
+    <w:rsid w:val="001A34B7"/>
     <w:pPr>
-      <w:spacing w:before="100" w:beforeAutospacing="1" w:after="100" w:afterAutospacing="1" w:line="360" w:lineRule="auto"/>
+      <w:spacing w:line="360" w:lineRule="auto"/>
       <w:outlineLvl w:val="1"/>
     </w:pPr>
     <w:rPr>
@@ -16990,7 +15582,7 @@
     <w:qFormat/>
     <w:rsid w:val="00167267"/>
     <w:pPr>
-      <w:spacing w:before="100" w:beforeAutospacing="1" w:after="100" w:afterAutospacing="1" w:line="240" w:lineRule="auto"/>
+      <w:spacing w:after="100" w:afterAutospacing="1" w:line="240" w:lineRule="auto"/>
       <w:outlineLvl w:val="2"/>
     </w:pPr>
     <w:rPr>
@@ -17004,7 +15596,6 @@
   <w:style w:type="character" w:default="1" w:styleId="DefaultParagraphFont">
     <w:name w:val="Default Paragraph Font"/>
     <w:uiPriority w:val="1"/>
-    <w:semiHidden/>
     <w:unhideWhenUsed/>
   </w:style>
   <w:style w:type="table" w:default="1" w:styleId="TableNormal">
@@ -17059,7 +15650,7 @@
     <w:basedOn w:val="DefaultParagraphFont"/>
     <w:link w:val="Heading2"/>
     <w:uiPriority w:val="9"/>
-    <w:rsid w:val="00167267"/>
+    <w:rsid w:val="001A34B7"/>
     <w:rPr>
       <w:rFonts w:ascii="Times New Roman" w:eastAsia="Times New Roman" w:hAnsi="Times New Roman" w:cs="Times New Roman"/>
       <w:b/>
@@ -17094,7 +15685,7 @@
     <w:unhideWhenUsed/>
     <w:rsid w:val="001D379F"/>
     <w:pPr>
-      <w:spacing w:before="100" w:beforeAutospacing="1" w:after="100" w:afterAutospacing="1" w:line="240" w:lineRule="auto"/>
+      <w:spacing w:after="100" w:afterAutospacing="1" w:line="240" w:lineRule="auto"/>
     </w:pPr>
     <w:rPr>
       <w:rFonts w:ascii="Times New Roman" w:eastAsia="Times New Roman" w:hAnsi="Times New Roman" w:cs="Times New Roman"/>
@@ -17127,7 +15718,7 @@
       <w:pBdr>
         <w:bottom w:val="single" w:sz="6" w:space="1" w:color="auto"/>
       </w:pBdr>
-      <w:spacing w:after="0" w:line="240" w:lineRule="auto"/>
+      <w:spacing w:line="240" w:lineRule="auto"/>
       <w:jc w:val="center"/>
     </w:pPr>
     <w:rPr>
@@ -17165,7 +15756,7 @@
       <w:pBdr>
         <w:top w:val="single" w:sz="6" w:space="1" w:color="auto"/>
       </w:pBdr>
-      <w:spacing w:after="0" w:line="240" w:lineRule="auto"/>
+      <w:spacing w:line="240" w:lineRule="auto"/>
       <w:jc w:val="center"/>
     </w:pPr>
     <w:rPr>
@@ -17195,7 +15786,7 @@
     <w:uiPriority w:val="39"/>
     <w:rsid w:val="005D0599"/>
     <w:pPr>
-      <w:spacing w:after="0" w:line="240" w:lineRule="auto"/>
+      <w:spacing w:line="240" w:lineRule="auto"/>
     </w:pPr>
     <w:tblPr>
       <w:tblBorders>

--- a/internet and mobile programming task 1.docx
+++ b/internet and mobile programming task 1.docx
@@ -96,7 +96,6 @@
     <w:p>
       <w:pPr>
         <w:spacing w:line="240" w:lineRule="auto"/>
-        <w:jc w:val="center"/>
         <w:rPr>
           <w:rFonts w:ascii="Times New Roman" w:eastAsia="Times New Roman" w:hAnsi="Times New Roman" w:cs="Times New Roman"/>
           <w:b/>
@@ -108,7 +107,7 @@
     </w:p>
     <w:p>
       <w:pPr>
-        <w:spacing w:line="240" w:lineRule="auto"/>
+        <w:spacing w:before="0" w:beforeAutospacing="0" w:line="360" w:lineRule="auto"/>
         <w:jc w:val="center"/>
         <w:rPr>
           <w:rFonts w:ascii="Times New Roman" w:eastAsia="Times New Roman" w:hAnsi="Times New Roman" w:cs="Times New Roman"/>
@@ -118,11 +117,7 @@
           <w:szCs w:val="32"/>
         </w:rPr>
       </w:pPr>
-    </w:p>
-    <w:p>
-      <w:pPr>
-        <w:spacing w:line="240" w:lineRule="auto"/>
-        <w:jc w:val="center"/>
+      <w:r>
         <w:rPr>
           <w:rFonts w:ascii="Times New Roman" w:eastAsia="Times New Roman" w:hAnsi="Times New Roman" w:cs="Times New Roman"/>
           <w:b/>
@@ -130,11 +125,12 @@
           <w:sz w:val="32"/>
           <w:szCs w:val="32"/>
         </w:rPr>
-      </w:pPr>
-    </w:p>
-    <w:p>
-      <w:pPr>
-        <w:spacing w:line="360" w:lineRule="auto"/>
+        <w:t>UNIVERSITY OF BUEA</w:t>
+      </w:r>
+    </w:p>
+    <w:p>
+      <w:pPr>
+        <w:spacing w:before="0" w:beforeAutospacing="0" w:line="360" w:lineRule="auto"/>
         <w:jc w:val="center"/>
         <w:rPr>
           <w:rFonts w:ascii="Times New Roman" w:eastAsia="Times New Roman" w:hAnsi="Times New Roman" w:cs="Times New Roman"/>
@@ -152,35 +148,12 @@
           <w:sz w:val="32"/>
           <w:szCs w:val="32"/>
         </w:rPr>
-        <w:t>UNIVERSITY OF BUEA</w:t>
-      </w:r>
-    </w:p>
-    <w:p>
-      <w:pPr>
-        <w:spacing w:line="360" w:lineRule="auto"/>
-        <w:jc w:val="center"/>
-        <w:rPr>
-          <w:rFonts w:ascii="Times New Roman" w:eastAsia="Times New Roman" w:hAnsi="Times New Roman" w:cs="Times New Roman"/>
-          <w:b/>
-          <w:color w:val="0D0D0D"/>
-          <w:sz w:val="32"/>
-          <w:szCs w:val="32"/>
-        </w:rPr>
-      </w:pPr>
-      <w:r>
-        <w:rPr>
-          <w:rFonts w:ascii="Times New Roman" w:eastAsia="Times New Roman" w:hAnsi="Times New Roman" w:cs="Times New Roman"/>
-          <w:b/>
-          <w:color w:val="0D0D0D"/>
-          <w:sz w:val="32"/>
-          <w:szCs w:val="32"/>
-        </w:rPr>
         <w:t>FACULTY OF ENGINEERING AND TECHNOLOGY</w:t>
       </w:r>
     </w:p>
     <w:p>
       <w:pPr>
-        <w:spacing w:line="360" w:lineRule="auto"/>
+        <w:spacing w:before="0" w:beforeAutospacing="0" w:line="360" w:lineRule="auto"/>
         <w:jc w:val="center"/>
         <w:rPr>
           <w:rFonts w:ascii="Times New Roman" w:eastAsia="Times New Roman" w:hAnsi="Times New Roman" w:cs="Times New Roman"/>
@@ -470,11 +443,7 @@
           <w:szCs w:val="32"/>
         </w:rPr>
       </w:pPr>
-    </w:p>
-    <w:p>
-      <w:pPr>
-        <w:spacing w:line="240" w:lineRule="auto"/>
-        <w:jc w:val="center"/>
+      <w:r>
         <w:rPr>
           <w:rFonts w:ascii="Times New Roman" w:eastAsia="Times New Roman" w:hAnsi="Times New Roman" w:cs="Times New Roman"/>
           <w:b/>
@@ -482,24 +451,16 @@
           <w:sz w:val="32"/>
           <w:szCs w:val="32"/>
         </w:rPr>
-      </w:pPr>
-      <w:r>
+        <w:t>Group 9</w:t>
+      </w:r>
+    </w:p>
+    <w:p>
+      <w:pPr>
+        <w:spacing w:before="0" w:beforeAutospacing="0" w:line="240" w:lineRule="auto"/>
+        <w:jc w:val="center"/>
         <w:rPr>
           <w:rFonts w:ascii="Times New Roman" w:eastAsia="Times New Roman" w:hAnsi="Times New Roman" w:cs="Times New Roman"/>
           <w:b/>
-          <w:color w:val="0D0D0D"/>
-          <w:sz w:val="32"/>
-          <w:szCs w:val="32"/>
-        </w:rPr>
-        <w:t>Group 9</w:t>
-      </w:r>
-    </w:p>
-    <w:p>
-      <w:pPr>
-        <w:spacing w:line="240" w:lineRule="auto"/>
-        <w:jc w:val="center"/>
-        <w:rPr>
-          <w:rFonts w:ascii="Times New Roman" w:eastAsia="Times New Roman" w:hAnsi="Times New Roman" w:cs="Times New Roman"/>
           <w:color w:val="0D0D0D"/>
           <w:sz w:val="32"/>
           <w:szCs w:val="32"/>
@@ -710,7 +671,6 @@
                 <w:sz w:val="24"/>
                 <w:szCs w:val="24"/>
               </w:rPr>
-              <w:lastRenderedPageBreak/>
               <w:t xml:space="preserve">NEIL AMBAYI MPOCHE </w:t>
             </w:r>
           </w:p>
@@ -952,6 +912,7 @@
           <w:sz w:val="24"/>
           <w:szCs w:val="24"/>
         </w:rPr>
+        <w:lastRenderedPageBreak/>
         <w:t>Task 1 Report</w:t>
       </w:r>
     </w:p>
@@ -1113,7 +1074,6 @@
           <w:sz w:val="24"/>
           <w:szCs w:val="24"/>
         </w:rPr>
-        <w:lastRenderedPageBreak/>
         <w:t>Native applications are developed specifically for one operating system such as Android or iOS.</w:t>
       </w:r>
     </w:p>
@@ -1289,6 +1249,7 @@
           <w:sz w:val="24"/>
           <w:szCs w:val="24"/>
         </w:rPr>
+        <w:lastRenderedPageBreak/>
         <w:t>Android -</w:t>
       </w:r>
       <w:r>
@@ -1784,7 +1745,6 @@
           <w:sz w:val="24"/>
           <w:szCs w:val="24"/>
         </w:rPr>
-        <w:lastRenderedPageBreak/>
         <w:t>Characteristics:</w:t>
       </w:r>
     </w:p>
@@ -1960,6 +1920,7 @@
           <w:sz w:val="24"/>
           <w:szCs w:val="24"/>
         </w:rPr>
+        <w:lastRenderedPageBreak/>
         <w:t>CSS</w:t>
       </w:r>
     </w:p>
@@ -2507,7 +2468,6 @@
           <w:sz w:val="24"/>
           <w:szCs w:val="24"/>
         </w:rPr>
-        <w:lastRenderedPageBreak/>
         <w:t>Characteristics:</w:t>
       </w:r>
     </w:p>
@@ -2685,6 +2645,7 @@
           <w:sz w:val="24"/>
           <w:szCs w:val="24"/>
         </w:rPr>
+        <w:lastRenderedPageBreak/>
         <w:t>React Native</w:t>
       </w:r>
     </w:p>
@@ -3132,7 +3093,6 @@
         <w:spacing w:after="0" w:afterAutospacing="0" w:line="360" w:lineRule="auto"/>
       </w:pPr>
       <w:r>
-        <w:lastRenderedPageBreak/>
         <w:t>Examples include:</w:t>
       </w:r>
     </w:p>
@@ -3179,6 +3139,7 @@
           <w:sz w:val="24"/>
           <w:szCs w:val="24"/>
         </w:rPr>
+        <w:lastRenderedPageBreak/>
         <w:t>Used mainly for Android development.</w:t>
       </w:r>
     </w:p>
@@ -3602,7 +3563,6 @@
           <w:sz w:val="24"/>
           <w:szCs w:val="24"/>
         </w:rPr>
-        <w:lastRenderedPageBreak/>
         <w:t>Swift</w:t>
       </w:r>
       <w:r>
@@ -3757,6 +3717,7 @@
           <w:sz w:val="24"/>
           <w:szCs w:val="24"/>
         </w:rPr>
+        <w:lastRenderedPageBreak/>
         <w:t>Disadvantages:</w:t>
       </w:r>
     </w:p>
@@ -4212,7 +4173,6 @@
           <w:sz w:val="24"/>
           <w:szCs w:val="24"/>
         </w:rPr>
-        <w:lastRenderedPageBreak/>
         <w:t>Smaller community than JavaScript</w:t>
       </w:r>
     </w:p>
@@ -4286,6 +4246,7 @@
           <w:sz w:val="24"/>
           <w:szCs w:val="24"/>
         </w:rPr>
+        <w:lastRenderedPageBreak/>
         <w:t>Frameworks help developers:</w:t>
       </w:r>
     </w:p>
@@ -4678,7 +4639,6 @@
           <w:sz w:val="24"/>
           <w:szCs w:val="24"/>
         </w:rPr>
-        <w:lastRenderedPageBreak/>
         <w:t>Fast development</w:t>
       </w:r>
     </w:p>
@@ -4820,6 +4780,7 @@
           <w:sz w:val="24"/>
           <w:szCs w:val="24"/>
         </w:rPr>
+        <w:lastRenderedPageBreak/>
         <w:t>E-commerce apps</w:t>
       </w:r>
     </w:p>
@@ -5179,7 +5140,6 @@
           <w:sz w:val="24"/>
           <w:szCs w:val="24"/>
         </w:rPr>
-        <w:lastRenderedPageBreak/>
         <w:t>Xamarin</w:t>
       </w:r>
     </w:p>
@@ -5337,6 +5297,7 @@
           <w:sz w:val="24"/>
           <w:szCs w:val="24"/>
         </w:rPr>
+        <w:lastRenderedPageBreak/>
         <w:t>Enterprise support</w:t>
       </w:r>
     </w:p>
@@ -5664,7 +5625,6 @@
           <w:sz w:val="24"/>
           <w:szCs w:val="24"/>
         </w:rPr>
-        <w:lastRenderedPageBreak/>
         <w:t xml:space="preserve">Advantages: </w:t>
       </w:r>
       <w:r>
@@ -5785,6 +5745,7 @@
           <w:sz w:val="24"/>
           <w:szCs w:val="24"/>
         </w:rPr>
+        <w:lastRenderedPageBreak/>
         <w:t xml:space="preserve">In this architecture, the </w:t>
       </w:r>
       <w:proofErr w:type="spellStart"/>
@@ -6205,7 +6166,6 @@
           <w:sz w:val="24"/>
           <w:szCs w:val="24"/>
         </w:rPr>
-        <w:lastRenderedPageBreak/>
         <w:t xml:space="preserve">This aims to ensure that requirements are </w:t>
       </w:r>
       <w:r>
@@ -6343,6 +6303,7 @@
           <w:sz w:val="24"/>
           <w:szCs w:val="24"/>
         </w:rPr>
+        <w:lastRenderedPageBreak/>
         <w:t>Resources like developers and application features like authentication, API integration, cloud storage are also factors which increase the cost of development of mobile applications.</w:t>
       </w:r>
     </w:p>

--- a/internet and mobile programming task 1.docx
+++ b/internet and mobile programming task 1.docx
@@ -971,36 +971,6 @@
     </w:p>
     <w:p>
       <w:pPr>
-        <w:pStyle w:val="NormalWeb"/>
-      </w:pPr>
-      <w:r>
-        <w:t>Examples include:</w:t>
-      </w:r>
-    </w:p>
-    <w:p>
-      <w:pPr>
-        <w:numPr>
-          <w:ilvl w:val="0"/>
-          <w:numId w:val="53"/>
-        </w:numPr>
-        <w:spacing w:after="100" w:afterAutospacing="1" w:line="240" w:lineRule="auto"/>
-        <w:rPr>
-          <w:rFonts w:ascii="Times New Roman" w:hAnsi="Times New Roman" w:cs="Times New Roman"/>
-          <w:sz w:val="24"/>
-          <w:szCs w:val="24"/>
-        </w:rPr>
-      </w:pPr>
-      <w:r>
-        <w:rPr>
-          <w:rFonts w:ascii="Times New Roman" w:hAnsi="Times New Roman" w:cs="Times New Roman"/>
-          <w:sz w:val="24"/>
-          <w:szCs w:val="24"/>
-        </w:rPr>
-        <w:t>WhatsApp</w:t>
-      </w:r>
-    </w:p>
-    <w:p>
-      <w:pPr>
         <w:pStyle w:val="Heading2"/>
         <w:numPr>
           <w:ilvl w:val="0"/>
@@ -1075,6 +1045,42 @@
           <w:szCs w:val="24"/>
         </w:rPr>
         <w:t>Native applications are developed specifically for one operating system such as Android or iOS.</w:t>
+      </w:r>
+      <w:r>
+        <w:rPr>
+          <w:rFonts w:ascii="Times New Roman" w:eastAsia="Times New Roman" w:hAnsi="Times New Roman" w:cs="Times New Roman"/>
+          <w:color w:val="0D0D0D"/>
+          <w:sz w:val="24"/>
+          <w:szCs w:val="24"/>
+        </w:rPr>
+        <w:t xml:space="preserve"> </w:t>
+      </w:r>
+      <w:r>
+        <w:rPr>
+          <w:rFonts w:ascii="Times New Roman" w:eastAsia="Times New Roman" w:hAnsi="Times New Roman" w:cs="Times New Roman"/>
+          <w:color w:val="0D0D0D"/>
+          <w:sz w:val="24"/>
+          <w:szCs w:val="24"/>
+        </w:rPr>
+        <w:t xml:space="preserve">By communicating directly with the OS APIs, they offer the highest performance, zero-latency UI transitions, and full access to device hardware such as high-speed sensors, cameras, and GPS. However, </w:t>
+      </w:r>
+      <w:r>
+        <w:rPr>
+          <w:rFonts w:ascii="Times New Roman" w:eastAsia="Times New Roman" w:hAnsi="Times New Roman" w:cs="Times New Roman"/>
+          <w:color w:val="0D0D0D"/>
+          <w:sz w:val="24"/>
+          <w:szCs w:val="24"/>
+        </w:rPr>
+        <w:t xml:space="preserve">due to the fact that they are developed for specific platforms, they require separate codebases leading to increased </w:t>
+      </w:r>
+      <w:r>
+        <w:rPr>
+          <w:rFonts w:ascii="Times New Roman" w:eastAsia="Times New Roman" w:hAnsi="Times New Roman" w:cs="Times New Roman"/>
+          <w:color w:val="0D0D0D"/>
+          <w:sz w:val="24"/>
+          <w:szCs w:val="24"/>
+        </w:rPr>
+        <w:t>development effort and maintenance costs.</w:t>
       </w:r>
     </w:p>
     <w:p>
@@ -1224,6 +1230,7 @@
           <w:sz w:val="24"/>
           <w:szCs w:val="24"/>
         </w:rPr>
+        <w:lastRenderedPageBreak/>
         <w:t>Technologies:</w:t>
       </w:r>
     </w:p>
@@ -1249,7 +1256,6 @@
           <w:sz w:val="24"/>
           <w:szCs w:val="24"/>
         </w:rPr>
-        <w:lastRenderedPageBreak/>
         <w:t>Android -</w:t>
       </w:r>
       <w:r>
@@ -1298,405 +1304,6 @@
     </w:p>
     <w:p>
       <w:pPr>
-        <w:spacing w:before="240" w:after="60" w:line="240" w:lineRule="auto"/>
-        <w:outlineLvl w:val="2"/>
-        <w:rPr>
-          <w:rFonts w:ascii="Times New Roman" w:eastAsia="Times New Roman" w:hAnsi="Times New Roman" w:cs="Times New Roman"/>
-          <w:b/>
-          <w:bCs/>
-          <w:color w:val="0D0D0D"/>
-          <w:sz w:val="24"/>
-          <w:szCs w:val="24"/>
-        </w:rPr>
-      </w:pPr>
-      <w:r>
-        <w:rPr>
-          <w:rFonts w:ascii="Times New Roman" w:eastAsia="Times New Roman" w:hAnsi="Times New Roman" w:cs="Times New Roman"/>
-          <w:b/>
-          <w:bCs/>
-          <w:color w:val="0D0D0D"/>
-          <w:sz w:val="24"/>
-          <w:szCs w:val="24"/>
-        </w:rPr>
-        <w:t>Advantages:</w:t>
-      </w:r>
-    </w:p>
-    <w:p>
-      <w:pPr>
-        <w:numPr>
-          <w:ilvl w:val="0"/>
-          <w:numId w:val="3"/>
-        </w:numPr>
-        <w:spacing w:line="390" w:lineRule="atLeast"/>
-        <w:ind w:left="360"/>
-        <w:rPr>
-          <w:rFonts w:ascii="Times New Roman" w:eastAsia="Times New Roman" w:hAnsi="Times New Roman" w:cs="Times New Roman"/>
-          <w:color w:val="0D0D0D"/>
-          <w:sz w:val="24"/>
-          <w:szCs w:val="24"/>
-        </w:rPr>
-      </w:pPr>
-      <w:r>
-        <w:rPr>
-          <w:rFonts w:ascii="Times New Roman" w:eastAsia="Times New Roman" w:hAnsi="Times New Roman" w:cs="Times New Roman"/>
-          <w:color w:val="0D0D0D"/>
-          <w:sz w:val="24"/>
-          <w:szCs w:val="24"/>
-        </w:rPr>
-        <w:t>Very fast performance</w:t>
-      </w:r>
-      <w:r>
-        <w:rPr>
-          <w:rFonts w:ascii="Times New Roman" w:eastAsia="Times New Roman" w:hAnsi="Times New Roman" w:cs="Times New Roman"/>
-          <w:color w:val="0D0D0D"/>
-          <w:sz w:val="24"/>
-          <w:szCs w:val="24"/>
-        </w:rPr>
-        <w:t>.</w:t>
-      </w:r>
-    </w:p>
-    <w:p>
-      <w:pPr>
-        <w:numPr>
-          <w:ilvl w:val="0"/>
-          <w:numId w:val="3"/>
-        </w:numPr>
-        <w:spacing w:line="390" w:lineRule="atLeast"/>
-        <w:ind w:left="360"/>
-        <w:rPr>
-          <w:rFonts w:ascii="Times New Roman" w:eastAsia="Times New Roman" w:hAnsi="Times New Roman" w:cs="Times New Roman"/>
-          <w:color w:val="0D0D0D"/>
-          <w:sz w:val="24"/>
-          <w:szCs w:val="24"/>
-        </w:rPr>
-      </w:pPr>
-      <w:r>
-        <w:rPr>
-          <w:rFonts w:ascii="Times New Roman" w:eastAsia="Times New Roman" w:hAnsi="Times New Roman" w:cs="Times New Roman"/>
-          <w:color w:val="0D0D0D"/>
-          <w:sz w:val="24"/>
-          <w:szCs w:val="24"/>
-        </w:rPr>
-        <w:t>Better user experience</w:t>
-      </w:r>
-      <w:r>
-        <w:rPr>
-          <w:rFonts w:ascii="Times New Roman" w:eastAsia="Times New Roman" w:hAnsi="Times New Roman" w:cs="Times New Roman"/>
-          <w:color w:val="0D0D0D"/>
-          <w:sz w:val="24"/>
-          <w:szCs w:val="24"/>
-        </w:rPr>
-        <w:t>.</w:t>
-      </w:r>
-    </w:p>
-    <w:p>
-      <w:pPr>
-        <w:numPr>
-          <w:ilvl w:val="0"/>
-          <w:numId w:val="3"/>
-        </w:numPr>
-        <w:spacing w:line="390" w:lineRule="atLeast"/>
-        <w:ind w:left="360"/>
-        <w:rPr>
-          <w:rFonts w:ascii="Times New Roman" w:eastAsia="Times New Roman" w:hAnsi="Times New Roman" w:cs="Times New Roman"/>
-          <w:color w:val="0D0D0D"/>
-          <w:sz w:val="24"/>
-          <w:szCs w:val="24"/>
-        </w:rPr>
-      </w:pPr>
-      <w:r>
-        <w:rPr>
-          <w:rFonts w:ascii="Times New Roman" w:eastAsia="Times New Roman" w:hAnsi="Times New Roman" w:cs="Times New Roman"/>
-          <w:color w:val="0D0D0D"/>
-          <w:sz w:val="24"/>
-          <w:szCs w:val="24"/>
-        </w:rPr>
-        <w:t>Full device integration</w:t>
-      </w:r>
-      <w:r>
-        <w:rPr>
-          <w:rFonts w:ascii="Times New Roman" w:eastAsia="Times New Roman" w:hAnsi="Times New Roman" w:cs="Times New Roman"/>
-          <w:color w:val="0D0D0D"/>
-          <w:sz w:val="24"/>
-          <w:szCs w:val="24"/>
-        </w:rPr>
-        <w:t>.</w:t>
-      </w:r>
-    </w:p>
-    <w:p>
-      <w:pPr>
-        <w:numPr>
-          <w:ilvl w:val="0"/>
-          <w:numId w:val="3"/>
-        </w:numPr>
-        <w:spacing w:line="390" w:lineRule="atLeast"/>
-        <w:ind w:left="360"/>
-        <w:rPr>
-          <w:rFonts w:ascii="Times New Roman" w:eastAsia="Times New Roman" w:hAnsi="Times New Roman" w:cs="Times New Roman"/>
-          <w:color w:val="0D0D0D"/>
-          <w:sz w:val="24"/>
-          <w:szCs w:val="24"/>
-        </w:rPr>
-      </w:pPr>
-      <w:r>
-        <w:rPr>
-          <w:rFonts w:ascii="Times New Roman" w:eastAsia="Times New Roman" w:hAnsi="Times New Roman" w:cs="Times New Roman"/>
-          <w:color w:val="0D0D0D"/>
-          <w:sz w:val="24"/>
-          <w:szCs w:val="24"/>
-        </w:rPr>
-        <w:t>High security</w:t>
-      </w:r>
-      <w:r>
-        <w:rPr>
-          <w:rFonts w:ascii="Times New Roman" w:eastAsia="Times New Roman" w:hAnsi="Times New Roman" w:cs="Times New Roman"/>
-          <w:color w:val="0D0D0D"/>
-          <w:sz w:val="24"/>
-          <w:szCs w:val="24"/>
-        </w:rPr>
-        <w:t>.</w:t>
-      </w:r>
-    </w:p>
-    <w:p>
-      <w:pPr>
-        <w:spacing w:before="240" w:after="60" w:line="240" w:lineRule="auto"/>
-        <w:outlineLvl w:val="2"/>
-        <w:rPr>
-          <w:rFonts w:ascii="Times New Roman" w:eastAsia="Times New Roman" w:hAnsi="Times New Roman" w:cs="Times New Roman"/>
-          <w:b/>
-          <w:bCs/>
-          <w:color w:val="0D0D0D"/>
-          <w:sz w:val="24"/>
-          <w:szCs w:val="24"/>
-        </w:rPr>
-      </w:pPr>
-      <w:r>
-        <w:rPr>
-          <w:rFonts w:ascii="Times New Roman" w:eastAsia="Times New Roman" w:hAnsi="Times New Roman" w:cs="Times New Roman"/>
-          <w:b/>
-          <w:bCs/>
-          <w:color w:val="0D0D0D"/>
-          <w:sz w:val="24"/>
-          <w:szCs w:val="24"/>
-        </w:rPr>
-        <w:t>Disadvantages:</w:t>
-      </w:r>
-    </w:p>
-    <w:p>
-      <w:pPr>
-        <w:numPr>
-          <w:ilvl w:val="0"/>
-          <w:numId w:val="4"/>
-        </w:numPr>
-        <w:spacing w:line="390" w:lineRule="atLeast"/>
-        <w:ind w:left="360"/>
-        <w:rPr>
-          <w:rFonts w:ascii="Times New Roman" w:eastAsia="Times New Roman" w:hAnsi="Times New Roman" w:cs="Times New Roman"/>
-          <w:color w:val="0D0D0D"/>
-          <w:sz w:val="24"/>
-          <w:szCs w:val="24"/>
-        </w:rPr>
-      </w:pPr>
-      <w:r>
-        <w:rPr>
-          <w:rFonts w:ascii="Times New Roman" w:eastAsia="Times New Roman" w:hAnsi="Times New Roman" w:cs="Times New Roman"/>
-          <w:color w:val="0D0D0D"/>
-          <w:sz w:val="24"/>
-          <w:szCs w:val="24"/>
-        </w:rPr>
-        <w:t>Expensive to develop</w:t>
-      </w:r>
-      <w:r>
-        <w:rPr>
-          <w:rFonts w:ascii="Times New Roman" w:eastAsia="Times New Roman" w:hAnsi="Times New Roman" w:cs="Times New Roman"/>
-          <w:color w:val="0D0D0D"/>
-          <w:sz w:val="24"/>
-          <w:szCs w:val="24"/>
-        </w:rPr>
-        <w:t>.</w:t>
-      </w:r>
-    </w:p>
-    <w:p>
-      <w:pPr>
-        <w:numPr>
-          <w:ilvl w:val="0"/>
-          <w:numId w:val="4"/>
-        </w:numPr>
-        <w:spacing w:line="390" w:lineRule="atLeast"/>
-        <w:ind w:left="360"/>
-        <w:rPr>
-          <w:rFonts w:ascii="Times New Roman" w:eastAsia="Times New Roman" w:hAnsi="Times New Roman" w:cs="Times New Roman"/>
-          <w:color w:val="0D0D0D"/>
-          <w:sz w:val="24"/>
-          <w:szCs w:val="24"/>
-        </w:rPr>
-      </w:pPr>
-      <w:r>
-        <w:rPr>
-          <w:rFonts w:ascii="Times New Roman" w:eastAsia="Times New Roman" w:hAnsi="Times New Roman" w:cs="Times New Roman"/>
-          <w:color w:val="0D0D0D"/>
-          <w:sz w:val="24"/>
-          <w:szCs w:val="24"/>
-        </w:rPr>
-        <w:t>Requires separate codebases</w:t>
-      </w:r>
-      <w:r>
-        <w:rPr>
-          <w:rFonts w:ascii="Times New Roman" w:eastAsia="Times New Roman" w:hAnsi="Times New Roman" w:cs="Times New Roman"/>
-          <w:color w:val="0D0D0D"/>
-          <w:sz w:val="24"/>
-          <w:szCs w:val="24"/>
-        </w:rPr>
-        <w:t>.</w:t>
-      </w:r>
-    </w:p>
-    <w:p>
-      <w:pPr>
-        <w:numPr>
-          <w:ilvl w:val="0"/>
-          <w:numId w:val="4"/>
-        </w:numPr>
-        <w:spacing w:line="390" w:lineRule="atLeast"/>
-        <w:ind w:left="360"/>
-        <w:rPr>
-          <w:rFonts w:ascii="Times New Roman" w:eastAsia="Times New Roman" w:hAnsi="Times New Roman" w:cs="Times New Roman"/>
-          <w:color w:val="0D0D0D"/>
-          <w:sz w:val="24"/>
-          <w:szCs w:val="24"/>
-        </w:rPr>
-      </w:pPr>
-      <w:r>
-        <w:rPr>
-          <w:rFonts w:ascii="Times New Roman" w:eastAsia="Times New Roman" w:hAnsi="Times New Roman" w:cs="Times New Roman"/>
-          <w:color w:val="0D0D0D"/>
-          <w:sz w:val="24"/>
-          <w:szCs w:val="24"/>
-        </w:rPr>
-        <w:t>Maintenance cost is high</w:t>
-      </w:r>
-      <w:r>
-        <w:rPr>
-          <w:rFonts w:ascii="Times New Roman" w:eastAsia="Times New Roman" w:hAnsi="Times New Roman" w:cs="Times New Roman"/>
-          <w:color w:val="0D0D0D"/>
-          <w:sz w:val="24"/>
-          <w:szCs w:val="24"/>
-        </w:rPr>
-        <w:t>.</w:t>
-      </w:r>
-    </w:p>
-    <w:p>
-      <w:pPr>
-        <w:spacing w:before="240" w:after="60" w:line="240" w:lineRule="auto"/>
-        <w:outlineLvl w:val="2"/>
-        <w:rPr>
-          <w:rFonts w:ascii="Times New Roman" w:eastAsia="Times New Roman" w:hAnsi="Times New Roman" w:cs="Times New Roman"/>
-          <w:b/>
-          <w:bCs/>
-          <w:color w:val="0D0D0D"/>
-          <w:sz w:val="24"/>
-          <w:szCs w:val="24"/>
-        </w:rPr>
-      </w:pPr>
-      <w:r>
-        <w:rPr>
-          <w:rFonts w:ascii="Times New Roman" w:eastAsia="Times New Roman" w:hAnsi="Times New Roman" w:cs="Times New Roman"/>
-          <w:b/>
-          <w:bCs/>
-          <w:color w:val="0D0D0D"/>
-          <w:sz w:val="24"/>
-          <w:szCs w:val="24"/>
-        </w:rPr>
-        <w:t>Examples:</w:t>
-      </w:r>
-    </w:p>
-    <w:p>
-      <w:pPr>
-        <w:numPr>
-          <w:ilvl w:val="0"/>
-          <w:numId w:val="5"/>
-        </w:numPr>
-        <w:spacing w:line="390" w:lineRule="atLeast"/>
-        <w:ind w:left="360"/>
-        <w:rPr>
-          <w:rFonts w:ascii="Times New Roman" w:eastAsia="Times New Roman" w:hAnsi="Times New Roman" w:cs="Times New Roman"/>
-          <w:color w:val="0D0D0D"/>
-          <w:sz w:val="24"/>
-          <w:szCs w:val="24"/>
-        </w:rPr>
-      </w:pPr>
-      <w:r>
-        <w:rPr>
-          <w:rFonts w:ascii="Times New Roman" w:eastAsia="Times New Roman" w:hAnsi="Times New Roman" w:cs="Times New Roman"/>
-          <w:color w:val="0D0D0D"/>
-          <w:sz w:val="24"/>
-          <w:szCs w:val="24"/>
-        </w:rPr>
-        <w:t>WhatsApp</w:t>
-      </w:r>
-    </w:p>
-    <w:p>
-      <w:pPr>
-        <w:numPr>
-          <w:ilvl w:val="0"/>
-          <w:numId w:val="5"/>
-        </w:numPr>
-        <w:spacing w:line="390" w:lineRule="atLeast"/>
-        <w:ind w:left="360"/>
-        <w:rPr>
-          <w:rFonts w:ascii="Times New Roman" w:eastAsia="Times New Roman" w:hAnsi="Times New Roman" w:cs="Times New Roman"/>
-          <w:color w:val="0D0D0D"/>
-          <w:sz w:val="24"/>
-          <w:szCs w:val="24"/>
-        </w:rPr>
-      </w:pPr>
-      <w:r>
-        <w:rPr>
-          <w:rFonts w:ascii="Times New Roman" w:eastAsia="Times New Roman" w:hAnsi="Times New Roman" w:cs="Times New Roman"/>
-          <w:color w:val="0D0D0D"/>
-          <w:sz w:val="24"/>
-          <w:szCs w:val="24"/>
-        </w:rPr>
-        <w:t>Facebook</w:t>
-      </w:r>
-    </w:p>
-    <w:p>
-      <w:pPr>
-        <w:numPr>
-          <w:ilvl w:val="0"/>
-          <w:numId w:val="5"/>
-        </w:numPr>
-        <w:spacing w:line="390" w:lineRule="atLeast"/>
-        <w:ind w:left="360"/>
-        <w:rPr>
-          <w:rFonts w:ascii="Times New Roman" w:eastAsia="Times New Roman" w:hAnsi="Times New Roman" w:cs="Times New Roman"/>
-          <w:color w:val="0D0D0D"/>
-          <w:sz w:val="24"/>
-          <w:szCs w:val="24"/>
-        </w:rPr>
-      </w:pPr>
-      <w:r>
-        <w:rPr>
-          <w:rFonts w:ascii="Times New Roman" w:eastAsia="Times New Roman" w:hAnsi="Times New Roman" w:cs="Times New Roman"/>
-          <w:color w:val="0D0D0D"/>
-          <w:sz w:val="24"/>
-          <w:szCs w:val="24"/>
-        </w:rPr>
-        <w:t>Instagram</w:t>
-      </w:r>
-    </w:p>
-    <w:p>
-      <w:pPr>
-        <w:spacing w:line="390" w:lineRule="atLeast"/>
-        <w:rPr>
-          <w:rFonts w:ascii="Times New Roman" w:eastAsia="Times New Roman" w:hAnsi="Times New Roman" w:cs="Times New Roman"/>
-          <w:color w:val="0D0D0D"/>
-          <w:sz w:val="24"/>
-          <w:szCs w:val="24"/>
-        </w:rPr>
-      </w:pPr>
-    </w:p>
-    <w:p>
-      <w:pPr>
         <w:pStyle w:val="Heading3"/>
       </w:pPr>
       <w:r>
@@ -1721,6 +1328,15 @@
           <w:szCs w:val="24"/>
         </w:rPr>
         <w:t>PWAs are web applications that behave like mobile apps but run in browsers.</w:t>
+      </w:r>
+      <w:r>
+        <w:rPr>
+          <w:rFonts w:ascii="Times New Roman" w:eastAsia="Times New Roman" w:hAnsi="Times New Roman" w:cs="Times New Roman"/>
+          <w:color w:val="0D0D0D"/>
+          <w:sz w:val="24"/>
+          <w:szCs w:val="24"/>
+        </w:rPr>
+        <w:t xml:space="preserve"> They are highly cost-effective and instantly deployable without app store approval.</w:t>
       </w:r>
     </w:p>
     <w:p>
@@ -1772,6 +1388,15 @@
         </w:rPr>
         <w:t>Built using web technologies</w:t>
       </w:r>
+      <w:r>
+        <w:rPr>
+          <w:rFonts w:ascii="Times New Roman" w:eastAsia="Times New Roman" w:hAnsi="Times New Roman" w:cs="Times New Roman"/>
+          <w:color w:val="0D0D0D"/>
+          <w:sz w:val="24"/>
+          <w:szCs w:val="24"/>
+        </w:rPr>
+        <w:t>.</w:t>
+      </w:r>
     </w:p>
     <w:p>
       <w:pPr>
@@ -1797,6 +1422,15 @@
         </w:rPr>
         <w:t>No installation required (optional install)</w:t>
       </w:r>
+      <w:r>
+        <w:rPr>
+          <w:rFonts w:ascii="Times New Roman" w:eastAsia="Times New Roman" w:hAnsi="Times New Roman" w:cs="Times New Roman"/>
+          <w:color w:val="0D0D0D"/>
+          <w:sz w:val="24"/>
+          <w:szCs w:val="24"/>
+        </w:rPr>
+        <w:t>.</w:t>
+      </w:r>
     </w:p>
     <w:p>
       <w:pPr>
@@ -1822,6 +1456,15 @@
         </w:rPr>
         <w:t>Works offline (using caching)</w:t>
       </w:r>
+      <w:r>
+        <w:rPr>
+          <w:rFonts w:ascii="Times New Roman" w:eastAsia="Times New Roman" w:hAnsi="Times New Roman" w:cs="Times New Roman"/>
+          <w:color w:val="0D0D0D"/>
+          <w:sz w:val="24"/>
+          <w:szCs w:val="24"/>
+        </w:rPr>
+        <w:t>.</w:t>
+      </w:r>
     </w:p>
     <w:p>
       <w:pPr>
@@ -1847,6 +1490,15 @@
         </w:rPr>
         <w:t>Cross platform</w:t>
       </w:r>
+      <w:r>
+        <w:rPr>
+          <w:rFonts w:ascii="Times New Roman" w:eastAsia="Times New Roman" w:hAnsi="Times New Roman" w:cs="Times New Roman"/>
+          <w:color w:val="0D0D0D"/>
+          <w:sz w:val="24"/>
+          <w:szCs w:val="24"/>
+        </w:rPr>
+        <w:t>.</w:t>
+      </w:r>
     </w:p>
     <w:p>
       <w:pPr>
@@ -1871,6 +1523,31 @@
           <w:szCs w:val="24"/>
         </w:rPr>
         <w:t>Technologies:</w:t>
+      </w:r>
+    </w:p>
+    <w:p>
+      <w:pPr>
+        <w:numPr>
+          <w:ilvl w:val="0"/>
+          <w:numId w:val="7"/>
+        </w:numPr>
+        <w:spacing w:before="0" w:beforeAutospacing="0" w:line="390" w:lineRule="atLeast"/>
+        <w:ind w:left="360"/>
+        <w:rPr>
+          <w:rFonts w:ascii="Times New Roman" w:eastAsia="Times New Roman" w:hAnsi="Times New Roman" w:cs="Times New Roman"/>
+          <w:color w:val="0D0D0D"/>
+          <w:sz w:val="24"/>
+          <w:szCs w:val="24"/>
+        </w:rPr>
+      </w:pPr>
+      <w:r>
+        <w:rPr>
+          <w:rFonts w:ascii="Times New Roman" w:eastAsia="Times New Roman" w:hAnsi="Times New Roman" w:cs="Times New Roman"/>
+          <w:color w:val="0D0D0D"/>
+          <w:sz w:val="24"/>
+          <w:szCs w:val="24"/>
+        </w:rPr>
+        <w:t>HTML</w:t>
       </w:r>
     </w:p>
     <w:p>
@@ -1895,7 +1572,7 @@
           <w:sz w:val="24"/>
           <w:szCs w:val="24"/>
         </w:rPr>
-        <w:t>HTML</w:t>
+        <w:t>CSS</w:t>
       </w:r>
     </w:p>
     <w:p>
@@ -1920,8 +1597,7 @@
           <w:sz w:val="24"/>
           <w:szCs w:val="24"/>
         </w:rPr>
-        <w:lastRenderedPageBreak/>
-        <w:t>CSS</w:t>
+        <w:t>JavaScript</w:t>
       </w:r>
     </w:p>
     <w:p>
@@ -1946,38 +1622,33 @@
           <w:sz w:val="24"/>
           <w:szCs w:val="24"/>
         </w:rPr>
-        <w:t>JavaScript</w:t>
-      </w:r>
-    </w:p>
-    <w:p>
-      <w:pPr>
-        <w:numPr>
-          <w:ilvl w:val="0"/>
-          <w:numId w:val="7"/>
-        </w:numPr>
+        <w:t>Service Workers</w:t>
+      </w:r>
+    </w:p>
+    <w:p>
+      <w:pPr>
         <w:spacing w:line="390" w:lineRule="atLeast"/>
-        <w:ind w:left="360"/>
-        <w:rPr>
-          <w:rFonts w:ascii="Times New Roman" w:eastAsia="Times New Roman" w:hAnsi="Times New Roman" w:cs="Times New Roman"/>
-          <w:color w:val="0D0D0D"/>
-          <w:sz w:val="24"/>
-          <w:szCs w:val="24"/>
-        </w:rPr>
-      </w:pPr>
-      <w:r>
-        <w:rPr>
-          <w:rFonts w:ascii="Times New Roman" w:eastAsia="Times New Roman" w:hAnsi="Times New Roman" w:cs="Times New Roman"/>
-          <w:color w:val="0D0D0D"/>
-          <w:sz w:val="24"/>
-          <w:szCs w:val="24"/>
-        </w:rPr>
-        <w:t>Service Workers</w:t>
-      </w:r>
-    </w:p>
-    <w:p>
-      <w:pPr>
-        <w:spacing w:before="240" w:after="60" w:line="240" w:lineRule="auto"/>
-        <w:outlineLvl w:val="2"/>
+        <w:rPr>
+          <w:rFonts w:ascii="Times New Roman" w:eastAsia="Times New Roman" w:hAnsi="Times New Roman" w:cs="Times New Roman"/>
+          <w:color w:val="0D0D0D"/>
+          <w:sz w:val="24"/>
+          <w:szCs w:val="24"/>
+        </w:rPr>
+      </w:pPr>
+      <w:r>
+        <w:rPr>
+          <w:rFonts w:ascii="Times New Roman" w:eastAsia="Times New Roman" w:hAnsi="Times New Roman" w:cs="Times New Roman"/>
+          <w:color w:val="0D0D0D"/>
+          <w:sz w:val="24"/>
+          <w:szCs w:val="24"/>
+        </w:rPr>
+        <w:t>Examples include Twitter Lite, Starbucks PWA, Pinterest PWA.</w:t>
+      </w:r>
+    </w:p>
+    <w:p>
+      <w:pPr>
+        <w:spacing w:after="60" w:line="240" w:lineRule="auto"/>
+        <w:outlineLvl w:val="1"/>
         <w:rPr>
           <w:rFonts w:ascii="Times New Roman" w:eastAsia="Times New Roman" w:hAnsi="Times New Roman" w:cs="Times New Roman"/>
           <w:b/>
@@ -1996,433 +1667,6 @@
           <w:sz w:val="24"/>
           <w:szCs w:val="24"/>
         </w:rPr>
-        <w:t>Advantages:</w:t>
-      </w:r>
-    </w:p>
-    <w:p>
-      <w:pPr>
-        <w:numPr>
-          <w:ilvl w:val="0"/>
-          <w:numId w:val="8"/>
-        </w:numPr>
-        <w:spacing w:line="390" w:lineRule="atLeast"/>
-        <w:ind w:left="360"/>
-        <w:rPr>
-          <w:rFonts w:ascii="Times New Roman" w:eastAsia="Times New Roman" w:hAnsi="Times New Roman" w:cs="Times New Roman"/>
-          <w:color w:val="0D0D0D"/>
-          <w:sz w:val="24"/>
-          <w:szCs w:val="24"/>
-        </w:rPr>
-      </w:pPr>
-      <w:r>
-        <w:rPr>
-          <w:rFonts w:ascii="Times New Roman" w:eastAsia="Times New Roman" w:hAnsi="Times New Roman" w:cs="Times New Roman"/>
-          <w:color w:val="0D0D0D"/>
-          <w:sz w:val="24"/>
-          <w:szCs w:val="24"/>
-        </w:rPr>
-        <w:t>Relatively c</w:t>
-      </w:r>
-      <w:r>
-        <w:rPr>
-          <w:rFonts w:ascii="Times New Roman" w:eastAsia="Times New Roman" w:hAnsi="Times New Roman" w:cs="Times New Roman"/>
-          <w:color w:val="0D0D0D"/>
-          <w:sz w:val="24"/>
-          <w:szCs w:val="24"/>
-        </w:rPr>
-        <w:t>heap</w:t>
-      </w:r>
-      <w:r>
-        <w:rPr>
-          <w:rFonts w:ascii="Times New Roman" w:eastAsia="Times New Roman" w:hAnsi="Times New Roman" w:cs="Times New Roman"/>
-          <w:color w:val="0D0D0D"/>
-          <w:sz w:val="24"/>
-          <w:szCs w:val="24"/>
-        </w:rPr>
-        <w:t>er</w:t>
-      </w:r>
-      <w:r>
-        <w:rPr>
-          <w:rFonts w:ascii="Times New Roman" w:eastAsia="Times New Roman" w:hAnsi="Times New Roman" w:cs="Times New Roman"/>
-          <w:color w:val="0D0D0D"/>
-          <w:sz w:val="24"/>
-          <w:szCs w:val="24"/>
-        </w:rPr>
-        <w:t xml:space="preserve"> to develop</w:t>
-      </w:r>
-      <w:r>
-        <w:rPr>
-          <w:rFonts w:ascii="Times New Roman" w:eastAsia="Times New Roman" w:hAnsi="Times New Roman" w:cs="Times New Roman"/>
-          <w:color w:val="0D0D0D"/>
-          <w:sz w:val="24"/>
-          <w:szCs w:val="24"/>
-        </w:rPr>
-        <w:t>.</w:t>
-      </w:r>
-    </w:p>
-    <w:p>
-      <w:pPr>
-        <w:numPr>
-          <w:ilvl w:val="0"/>
-          <w:numId w:val="8"/>
-        </w:numPr>
-        <w:spacing w:line="390" w:lineRule="atLeast"/>
-        <w:ind w:left="360"/>
-        <w:rPr>
-          <w:rFonts w:ascii="Times New Roman" w:eastAsia="Times New Roman" w:hAnsi="Times New Roman" w:cs="Times New Roman"/>
-          <w:color w:val="0D0D0D"/>
-          <w:sz w:val="24"/>
-          <w:szCs w:val="24"/>
-        </w:rPr>
-      </w:pPr>
-      <w:r>
-        <w:rPr>
-          <w:rFonts w:ascii="Times New Roman" w:eastAsia="Times New Roman" w:hAnsi="Times New Roman" w:cs="Times New Roman"/>
-          <w:color w:val="0D0D0D"/>
-          <w:sz w:val="24"/>
-          <w:szCs w:val="24"/>
-        </w:rPr>
-        <w:t>Fast deployment</w:t>
-      </w:r>
-      <w:r>
-        <w:rPr>
-          <w:rFonts w:ascii="Times New Roman" w:eastAsia="Times New Roman" w:hAnsi="Times New Roman" w:cs="Times New Roman"/>
-          <w:color w:val="0D0D0D"/>
-          <w:sz w:val="24"/>
-          <w:szCs w:val="24"/>
-        </w:rPr>
-        <w:t>.</w:t>
-      </w:r>
-    </w:p>
-    <w:p>
-      <w:pPr>
-        <w:numPr>
-          <w:ilvl w:val="0"/>
-          <w:numId w:val="8"/>
-        </w:numPr>
-        <w:spacing w:line="390" w:lineRule="atLeast"/>
-        <w:ind w:left="360"/>
-        <w:rPr>
-          <w:rFonts w:ascii="Times New Roman" w:eastAsia="Times New Roman" w:hAnsi="Times New Roman" w:cs="Times New Roman"/>
-          <w:color w:val="0D0D0D"/>
-          <w:sz w:val="24"/>
-          <w:szCs w:val="24"/>
-        </w:rPr>
-      </w:pPr>
-      <w:r>
-        <w:rPr>
-          <w:rFonts w:ascii="Times New Roman" w:eastAsia="Times New Roman" w:hAnsi="Times New Roman" w:cs="Times New Roman"/>
-          <w:color w:val="0D0D0D"/>
-          <w:sz w:val="24"/>
-          <w:szCs w:val="24"/>
-        </w:rPr>
-        <w:t>Cross platform</w:t>
-      </w:r>
-      <w:r>
-        <w:rPr>
-          <w:rFonts w:ascii="Times New Roman" w:eastAsia="Times New Roman" w:hAnsi="Times New Roman" w:cs="Times New Roman"/>
-          <w:color w:val="0D0D0D"/>
-          <w:sz w:val="24"/>
-          <w:szCs w:val="24"/>
-        </w:rPr>
-        <w:t>.</w:t>
-      </w:r>
-    </w:p>
-    <w:p>
-      <w:pPr>
-        <w:numPr>
-          <w:ilvl w:val="0"/>
-          <w:numId w:val="8"/>
-        </w:numPr>
-        <w:spacing w:line="390" w:lineRule="atLeast"/>
-        <w:ind w:left="360"/>
-        <w:rPr>
-          <w:rFonts w:ascii="Times New Roman" w:eastAsia="Times New Roman" w:hAnsi="Times New Roman" w:cs="Times New Roman"/>
-          <w:color w:val="0D0D0D"/>
-          <w:sz w:val="24"/>
-          <w:szCs w:val="24"/>
-        </w:rPr>
-      </w:pPr>
-      <w:r>
-        <w:rPr>
-          <w:rFonts w:ascii="Times New Roman" w:eastAsia="Times New Roman" w:hAnsi="Times New Roman" w:cs="Times New Roman"/>
-          <w:color w:val="0D0D0D"/>
-          <w:sz w:val="24"/>
-          <w:szCs w:val="24"/>
-        </w:rPr>
-        <w:t>No app store approval needed</w:t>
-      </w:r>
-      <w:r>
-        <w:rPr>
-          <w:rFonts w:ascii="Times New Roman" w:eastAsia="Times New Roman" w:hAnsi="Times New Roman" w:cs="Times New Roman"/>
-          <w:color w:val="0D0D0D"/>
-          <w:sz w:val="24"/>
-          <w:szCs w:val="24"/>
-        </w:rPr>
-        <w:t>.</w:t>
-      </w:r>
-    </w:p>
-    <w:p>
-      <w:pPr>
-        <w:spacing w:before="240" w:after="60" w:line="240" w:lineRule="auto"/>
-        <w:outlineLvl w:val="2"/>
-        <w:rPr>
-          <w:rFonts w:ascii="Times New Roman" w:eastAsia="Times New Roman" w:hAnsi="Times New Roman" w:cs="Times New Roman"/>
-          <w:b/>
-          <w:bCs/>
-          <w:color w:val="0D0D0D"/>
-          <w:sz w:val="24"/>
-          <w:szCs w:val="24"/>
-        </w:rPr>
-      </w:pPr>
-      <w:r>
-        <w:rPr>
-          <w:rFonts w:ascii="Times New Roman" w:eastAsia="Times New Roman" w:hAnsi="Times New Roman" w:cs="Times New Roman"/>
-          <w:b/>
-          <w:bCs/>
-          <w:color w:val="0D0D0D"/>
-          <w:sz w:val="24"/>
-          <w:szCs w:val="24"/>
-        </w:rPr>
-        <w:t>Disadvantages:</w:t>
-      </w:r>
-    </w:p>
-    <w:p>
-      <w:pPr>
-        <w:numPr>
-          <w:ilvl w:val="0"/>
-          <w:numId w:val="9"/>
-        </w:numPr>
-        <w:spacing w:line="390" w:lineRule="atLeast"/>
-        <w:ind w:left="360"/>
-        <w:rPr>
-          <w:rFonts w:ascii="Times New Roman" w:eastAsia="Times New Roman" w:hAnsi="Times New Roman" w:cs="Times New Roman"/>
-          <w:color w:val="0D0D0D"/>
-          <w:sz w:val="24"/>
-          <w:szCs w:val="24"/>
-        </w:rPr>
-      </w:pPr>
-      <w:r>
-        <w:rPr>
-          <w:rFonts w:ascii="Times New Roman" w:eastAsia="Times New Roman" w:hAnsi="Times New Roman" w:cs="Times New Roman"/>
-          <w:color w:val="0D0D0D"/>
-          <w:sz w:val="24"/>
-          <w:szCs w:val="24"/>
-        </w:rPr>
-        <w:t>Limited hardware access</w:t>
-      </w:r>
-      <w:r>
-        <w:rPr>
-          <w:rFonts w:ascii="Times New Roman" w:eastAsia="Times New Roman" w:hAnsi="Times New Roman" w:cs="Times New Roman"/>
-          <w:color w:val="0D0D0D"/>
-          <w:sz w:val="24"/>
-          <w:szCs w:val="24"/>
-        </w:rPr>
-        <w:t>.</w:t>
-      </w:r>
-    </w:p>
-    <w:p>
-      <w:pPr>
-        <w:numPr>
-          <w:ilvl w:val="0"/>
-          <w:numId w:val="9"/>
-        </w:numPr>
-        <w:spacing w:line="390" w:lineRule="atLeast"/>
-        <w:ind w:left="360"/>
-        <w:rPr>
-          <w:rFonts w:ascii="Times New Roman" w:eastAsia="Times New Roman" w:hAnsi="Times New Roman" w:cs="Times New Roman"/>
-          <w:color w:val="0D0D0D"/>
-          <w:sz w:val="24"/>
-          <w:szCs w:val="24"/>
-        </w:rPr>
-      </w:pPr>
-      <w:r>
-        <w:rPr>
-          <w:rFonts w:ascii="Times New Roman" w:eastAsia="Times New Roman" w:hAnsi="Times New Roman" w:cs="Times New Roman"/>
-          <w:color w:val="0D0D0D"/>
-          <w:sz w:val="24"/>
-          <w:szCs w:val="24"/>
-        </w:rPr>
-        <w:t>Lower performance than native apps</w:t>
-      </w:r>
-      <w:r>
-        <w:rPr>
-          <w:rFonts w:ascii="Times New Roman" w:eastAsia="Times New Roman" w:hAnsi="Times New Roman" w:cs="Times New Roman"/>
-          <w:color w:val="0D0D0D"/>
-          <w:sz w:val="24"/>
-          <w:szCs w:val="24"/>
-        </w:rPr>
-        <w:t>.</w:t>
-      </w:r>
-    </w:p>
-    <w:p>
-      <w:pPr>
-        <w:numPr>
-          <w:ilvl w:val="0"/>
-          <w:numId w:val="9"/>
-        </w:numPr>
-        <w:spacing w:line="390" w:lineRule="atLeast"/>
-        <w:ind w:left="360"/>
-        <w:rPr>
-          <w:rFonts w:ascii="Times New Roman" w:eastAsia="Times New Roman" w:hAnsi="Times New Roman" w:cs="Times New Roman"/>
-          <w:color w:val="0D0D0D"/>
-          <w:sz w:val="24"/>
-          <w:szCs w:val="24"/>
-        </w:rPr>
-      </w:pPr>
-      <w:r>
-        <w:rPr>
-          <w:rFonts w:ascii="Times New Roman" w:eastAsia="Times New Roman" w:hAnsi="Times New Roman" w:cs="Times New Roman"/>
-          <w:color w:val="0D0D0D"/>
-          <w:sz w:val="24"/>
-          <w:szCs w:val="24"/>
-        </w:rPr>
-        <w:t>Limited iOS support</w:t>
-      </w:r>
-      <w:r>
-        <w:rPr>
-          <w:rFonts w:ascii="Times New Roman" w:eastAsia="Times New Roman" w:hAnsi="Times New Roman" w:cs="Times New Roman"/>
-          <w:color w:val="0D0D0D"/>
-          <w:sz w:val="24"/>
-          <w:szCs w:val="24"/>
-        </w:rPr>
-        <w:t>.</w:t>
-      </w:r>
-    </w:p>
-    <w:p>
-      <w:pPr>
-        <w:spacing w:before="240" w:after="60" w:line="240" w:lineRule="auto"/>
-        <w:outlineLvl w:val="2"/>
-        <w:rPr>
-          <w:rFonts w:ascii="Times New Roman" w:eastAsia="Times New Roman" w:hAnsi="Times New Roman" w:cs="Times New Roman"/>
-          <w:b/>
-          <w:bCs/>
-          <w:color w:val="0D0D0D"/>
-          <w:sz w:val="24"/>
-          <w:szCs w:val="24"/>
-        </w:rPr>
-      </w:pPr>
-      <w:r>
-        <w:rPr>
-          <w:rFonts w:ascii="Times New Roman" w:eastAsia="Times New Roman" w:hAnsi="Times New Roman" w:cs="Times New Roman"/>
-          <w:b/>
-          <w:bCs/>
-          <w:color w:val="0D0D0D"/>
-          <w:sz w:val="24"/>
-          <w:szCs w:val="24"/>
-        </w:rPr>
-        <w:t>Examples:</w:t>
-      </w:r>
-    </w:p>
-    <w:p>
-      <w:pPr>
-        <w:numPr>
-          <w:ilvl w:val="0"/>
-          <w:numId w:val="10"/>
-        </w:numPr>
-        <w:spacing w:line="390" w:lineRule="atLeast"/>
-        <w:ind w:left="360"/>
-        <w:rPr>
-          <w:rFonts w:ascii="Times New Roman" w:eastAsia="Times New Roman" w:hAnsi="Times New Roman" w:cs="Times New Roman"/>
-          <w:color w:val="0D0D0D"/>
-          <w:sz w:val="24"/>
-          <w:szCs w:val="24"/>
-        </w:rPr>
-      </w:pPr>
-      <w:r>
-        <w:rPr>
-          <w:rFonts w:ascii="Times New Roman" w:eastAsia="Times New Roman" w:hAnsi="Times New Roman" w:cs="Times New Roman"/>
-          <w:color w:val="0D0D0D"/>
-          <w:sz w:val="24"/>
-          <w:szCs w:val="24"/>
-        </w:rPr>
-        <w:t>Twitter Lite</w:t>
-      </w:r>
-    </w:p>
-    <w:p>
-      <w:pPr>
-        <w:numPr>
-          <w:ilvl w:val="0"/>
-          <w:numId w:val="10"/>
-        </w:numPr>
-        <w:spacing w:line="390" w:lineRule="atLeast"/>
-        <w:ind w:left="360"/>
-        <w:rPr>
-          <w:rFonts w:ascii="Times New Roman" w:eastAsia="Times New Roman" w:hAnsi="Times New Roman" w:cs="Times New Roman"/>
-          <w:color w:val="0D0D0D"/>
-          <w:sz w:val="24"/>
-          <w:szCs w:val="24"/>
-        </w:rPr>
-      </w:pPr>
-      <w:r>
-        <w:rPr>
-          <w:rFonts w:ascii="Times New Roman" w:eastAsia="Times New Roman" w:hAnsi="Times New Roman" w:cs="Times New Roman"/>
-          <w:color w:val="0D0D0D"/>
-          <w:sz w:val="24"/>
-          <w:szCs w:val="24"/>
-        </w:rPr>
-        <w:t>Starbucks PWA</w:t>
-      </w:r>
-    </w:p>
-    <w:p>
-      <w:pPr>
-        <w:numPr>
-          <w:ilvl w:val="0"/>
-          <w:numId w:val="10"/>
-        </w:numPr>
-        <w:spacing w:line="390" w:lineRule="atLeast"/>
-        <w:ind w:left="360"/>
-        <w:rPr>
-          <w:rFonts w:ascii="Times New Roman" w:eastAsia="Times New Roman" w:hAnsi="Times New Roman" w:cs="Times New Roman"/>
-          <w:color w:val="0D0D0D"/>
-          <w:sz w:val="24"/>
-          <w:szCs w:val="24"/>
-        </w:rPr>
-      </w:pPr>
-      <w:r>
-        <w:rPr>
-          <w:rFonts w:ascii="Times New Roman" w:eastAsia="Times New Roman" w:hAnsi="Times New Roman" w:cs="Times New Roman"/>
-          <w:color w:val="0D0D0D"/>
-          <w:sz w:val="24"/>
-          <w:szCs w:val="24"/>
-        </w:rPr>
-        <w:t>Pinterest PWA</w:t>
-      </w:r>
-    </w:p>
-    <w:p>
-      <w:pPr>
-        <w:spacing w:after="60" w:line="240" w:lineRule="auto"/>
-        <w:outlineLvl w:val="1"/>
-        <w:rPr>
-          <w:rFonts w:ascii="Times New Roman" w:eastAsia="Times New Roman" w:hAnsi="Times New Roman" w:cs="Times New Roman"/>
-          <w:color w:val="0D0D0D"/>
-          <w:sz w:val="24"/>
-          <w:szCs w:val="24"/>
-        </w:rPr>
-      </w:pPr>
-    </w:p>
-    <w:p>
-      <w:pPr>
-        <w:spacing w:after="60" w:line="240" w:lineRule="auto"/>
-        <w:outlineLvl w:val="1"/>
-        <w:rPr>
-          <w:rFonts w:ascii="Times New Roman" w:eastAsia="Times New Roman" w:hAnsi="Times New Roman" w:cs="Times New Roman"/>
-          <w:b/>
-          <w:bCs/>
-          <w:color w:val="0D0D0D"/>
-          <w:sz w:val="24"/>
-          <w:szCs w:val="24"/>
-        </w:rPr>
-      </w:pPr>
-      <w:r>
-        <w:rPr>
-          <w:rFonts w:ascii="Times New Roman" w:eastAsia="Times New Roman" w:hAnsi="Times New Roman" w:cs="Times New Roman"/>
-          <w:b/>
-          <w:bCs/>
-          <w:color w:val="0D0D0D"/>
-          <w:sz w:val="24"/>
-          <w:szCs w:val="24"/>
-        </w:rPr>
         <w:t>1.3 Hybrid Applications</w:t>
       </w:r>
     </w:p>
@@ -2444,6 +1688,24 @@
           <w:szCs w:val="24"/>
         </w:rPr>
         <w:t>Hybrid apps combine native and web technologies.</w:t>
+      </w:r>
+      <w:r>
+        <w:rPr>
+          <w:rFonts w:ascii="Times New Roman" w:eastAsia="Times New Roman" w:hAnsi="Times New Roman" w:cs="Times New Roman"/>
+          <w:color w:val="0D0D0D"/>
+          <w:sz w:val="24"/>
+          <w:szCs w:val="24"/>
+        </w:rPr>
+        <w:t xml:space="preserve"> </w:t>
+      </w:r>
+      <w:r>
+        <w:rPr>
+          <w:rFonts w:ascii="Times New Roman" w:eastAsia="Times New Roman" w:hAnsi="Times New Roman" w:cs="Times New Roman"/>
+          <w:color w:val="0D0D0D"/>
+          <w:sz w:val="24"/>
+          <w:szCs w:val="24"/>
+        </w:rPr>
+        <w:t>They provide a strategic balance by significantly reducing time-to-market and development costs while maintaining a consistent user experience across both platforms</w:t>
       </w:r>
     </w:p>
     <w:p>
@@ -2620,6 +1882,7 @@
           <w:sz w:val="24"/>
           <w:szCs w:val="24"/>
         </w:rPr>
+        <w:lastRenderedPageBreak/>
         <w:t>Flutter</w:t>
       </w:r>
     </w:p>
@@ -2645,7 +1908,6 @@
           <w:sz w:val="24"/>
           <w:szCs w:val="24"/>
         </w:rPr>
-        <w:lastRenderedPageBreak/>
         <w:t>React Native</w:t>
       </w:r>
     </w:p>
@@ -2701,371 +1963,35 @@
     </w:p>
     <w:p>
       <w:pPr>
-        <w:spacing w:before="240" w:after="60" w:line="240" w:lineRule="auto"/>
-        <w:outlineLvl w:val="2"/>
-        <w:rPr>
-          <w:rFonts w:ascii="Times New Roman" w:eastAsia="Times New Roman" w:hAnsi="Times New Roman" w:cs="Times New Roman"/>
-          <w:b/>
-          <w:bCs/>
-          <w:color w:val="0D0D0D"/>
-          <w:sz w:val="24"/>
-          <w:szCs w:val="24"/>
-        </w:rPr>
-      </w:pPr>
-      <w:r>
-        <w:rPr>
-          <w:rFonts w:ascii="Times New Roman" w:eastAsia="Times New Roman" w:hAnsi="Times New Roman" w:cs="Times New Roman"/>
-          <w:b/>
-          <w:bCs/>
-          <w:color w:val="0D0D0D"/>
-          <w:sz w:val="24"/>
-          <w:szCs w:val="24"/>
-        </w:rPr>
-        <w:t>Advantages:</w:t>
-      </w:r>
-    </w:p>
-    <w:p>
-      <w:pPr>
+        <w:spacing w:line="390" w:lineRule="atLeast"/>
+        <w:ind w:left="360"/>
+        <w:rPr>
+          <w:rFonts w:ascii="Times New Roman" w:eastAsia="Times New Roman" w:hAnsi="Times New Roman" w:cs="Times New Roman"/>
+          <w:color w:val="0D0D0D"/>
+          <w:sz w:val="24"/>
+          <w:szCs w:val="24"/>
+        </w:rPr>
+      </w:pPr>
+      <w:r>
+        <w:rPr>
+          <w:rFonts w:ascii="Times New Roman" w:eastAsia="Times New Roman" w:hAnsi="Times New Roman" w:cs="Times New Roman"/>
+          <w:color w:val="0D0D0D"/>
+          <w:sz w:val="24"/>
+          <w:szCs w:val="24"/>
+        </w:rPr>
+        <w:t>Examples include Discord, Uber Eats.</w:t>
+      </w:r>
+    </w:p>
+    <w:p>
+      <w:pPr>
+        <w:pStyle w:val="Heading2"/>
         <w:numPr>
           <w:ilvl w:val="0"/>
-          <w:numId w:val="13"/>
+          <w:numId w:val="56"/>
         </w:numPr>
-        <w:spacing w:line="390" w:lineRule="atLeast"/>
-        <w:ind w:left="360"/>
-        <w:rPr>
-          <w:rFonts w:ascii="Times New Roman" w:eastAsia="Times New Roman" w:hAnsi="Times New Roman" w:cs="Times New Roman"/>
-          <w:color w:val="0D0D0D"/>
-          <w:sz w:val="24"/>
-          <w:szCs w:val="24"/>
-        </w:rPr>
-      </w:pPr>
-      <w:r>
-        <w:rPr>
-          <w:rFonts w:ascii="Times New Roman" w:eastAsia="Times New Roman" w:hAnsi="Times New Roman" w:cs="Times New Roman"/>
-          <w:color w:val="0D0D0D"/>
-          <w:sz w:val="24"/>
-          <w:szCs w:val="24"/>
-        </w:rPr>
-        <w:t>Relatively l</w:t>
-      </w:r>
-      <w:r>
-        <w:rPr>
-          <w:rFonts w:ascii="Times New Roman" w:eastAsia="Times New Roman" w:hAnsi="Times New Roman" w:cs="Times New Roman"/>
-          <w:color w:val="0D0D0D"/>
-          <w:sz w:val="24"/>
-          <w:szCs w:val="24"/>
-        </w:rPr>
-        <w:t>ower cost</w:t>
-      </w:r>
-    </w:p>
-    <w:p>
-      <w:pPr>
-        <w:numPr>
-          <w:ilvl w:val="0"/>
-          <w:numId w:val="13"/>
-        </w:numPr>
-        <w:spacing w:line="390" w:lineRule="atLeast"/>
-        <w:ind w:left="360"/>
-        <w:rPr>
-          <w:rFonts w:ascii="Times New Roman" w:eastAsia="Times New Roman" w:hAnsi="Times New Roman" w:cs="Times New Roman"/>
-          <w:color w:val="0D0D0D"/>
-          <w:sz w:val="24"/>
-          <w:szCs w:val="24"/>
-        </w:rPr>
-      </w:pPr>
-      <w:r>
-        <w:rPr>
-          <w:rFonts w:ascii="Times New Roman" w:eastAsia="Times New Roman" w:hAnsi="Times New Roman" w:cs="Times New Roman"/>
-          <w:color w:val="0D0D0D"/>
-          <w:sz w:val="24"/>
-          <w:szCs w:val="24"/>
-        </w:rPr>
-        <w:t>Faster development</w:t>
-      </w:r>
-      <w:r>
-        <w:rPr>
-          <w:rFonts w:ascii="Times New Roman" w:eastAsia="Times New Roman" w:hAnsi="Times New Roman" w:cs="Times New Roman"/>
-          <w:color w:val="0D0D0D"/>
-          <w:sz w:val="24"/>
-          <w:szCs w:val="24"/>
-        </w:rPr>
-        <w:t>.</w:t>
-      </w:r>
-    </w:p>
-    <w:p>
-      <w:pPr>
-        <w:numPr>
-          <w:ilvl w:val="0"/>
-          <w:numId w:val="13"/>
-        </w:numPr>
-        <w:spacing w:line="390" w:lineRule="atLeast"/>
-        <w:ind w:left="360"/>
-        <w:rPr>
-          <w:rFonts w:ascii="Times New Roman" w:eastAsia="Times New Roman" w:hAnsi="Times New Roman" w:cs="Times New Roman"/>
-          <w:color w:val="0D0D0D"/>
-          <w:sz w:val="24"/>
-          <w:szCs w:val="24"/>
-        </w:rPr>
-      </w:pPr>
-      <w:r>
-        <w:rPr>
-          <w:rFonts w:ascii="Times New Roman" w:eastAsia="Times New Roman" w:hAnsi="Times New Roman" w:cs="Times New Roman"/>
-          <w:color w:val="0D0D0D"/>
-          <w:sz w:val="24"/>
-          <w:szCs w:val="24"/>
-        </w:rPr>
-        <w:t>Cross platform support</w:t>
-      </w:r>
-      <w:r>
-        <w:rPr>
-          <w:rFonts w:ascii="Times New Roman" w:eastAsia="Times New Roman" w:hAnsi="Times New Roman" w:cs="Times New Roman"/>
-          <w:color w:val="0D0D0D"/>
-          <w:sz w:val="24"/>
-          <w:szCs w:val="24"/>
-        </w:rPr>
-        <w:t>.</w:t>
-      </w:r>
-    </w:p>
-    <w:p>
-      <w:pPr>
-        <w:numPr>
-          <w:ilvl w:val="0"/>
-          <w:numId w:val="13"/>
-        </w:numPr>
-        <w:spacing w:line="390" w:lineRule="atLeast"/>
-        <w:ind w:left="360"/>
-        <w:rPr>
-          <w:rFonts w:ascii="Times New Roman" w:eastAsia="Times New Roman" w:hAnsi="Times New Roman" w:cs="Times New Roman"/>
-          <w:color w:val="0D0D0D"/>
-          <w:sz w:val="24"/>
-          <w:szCs w:val="24"/>
-        </w:rPr>
-      </w:pPr>
-      <w:r>
-        <w:rPr>
-          <w:rFonts w:ascii="Times New Roman" w:eastAsia="Times New Roman" w:hAnsi="Times New Roman" w:cs="Times New Roman"/>
-          <w:color w:val="0D0D0D"/>
-          <w:sz w:val="24"/>
-          <w:szCs w:val="24"/>
-        </w:rPr>
-        <w:t>Code reuse</w:t>
-      </w:r>
-      <w:r>
-        <w:rPr>
-          <w:rFonts w:ascii="Times New Roman" w:eastAsia="Times New Roman" w:hAnsi="Times New Roman" w:cs="Times New Roman"/>
-          <w:color w:val="0D0D0D"/>
-          <w:sz w:val="24"/>
-          <w:szCs w:val="24"/>
-        </w:rPr>
-        <w:t>.</w:t>
-      </w:r>
-    </w:p>
-    <w:p>
-      <w:pPr>
-        <w:spacing w:before="240" w:after="60" w:line="240" w:lineRule="auto"/>
-        <w:outlineLvl w:val="2"/>
-        <w:rPr>
-          <w:rFonts w:ascii="Times New Roman" w:eastAsia="Times New Roman" w:hAnsi="Times New Roman" w:cs="Times New Roman"/>
-          <w:b/>
-          <w:bCs/>
-          <w:color w:val="0D0D0D"/>
-          <w:sz w:val="24"/>
-          <w:szCs w:val="24"/>
-        </w:rPr>
-      </w:pPr>
-      <w:r>
-        <w:rPr>
-          <w:rFonts w:ascii="Times New Roman" w:eastAsia="Times New Roman" w:hAnsi="Times New Roman" w:cs="Times New Roman"/>
-          <w:b/>
-          <w:bCs/>
-          <w:color w:val="0D0D0D"/>
-          <w:sz w:val="24"/>
-          <w:szCs w:val="24"/>
-        </w:rPr>
-        <w:t>Disadvantages:</w:t>
-      </w:r>
-    </w:p>
-    <w:p>
-      <w:pPr>
-        <w:numPr>
-          <w:ilvl w:val="0"/>
-          <w:numId w:val="14"/>
-        </w:numPr>
-        <w:spacing w:line="390" w:lineRule="atLeast"/>
-        <w:ind w:left="360"/>
-        <w:rPr>
-          <w:rFonts w:ascii="Times New Roman" w:eastAsia="Times New Roman" w:hAnsi="Times New Roman" w:cs="Times New Roman"/>
-          <w:color w:val="0D0D0D"/>
-          <w:sz w:val="24"/>
-          <w:szCs w:val="24"/>
-        </w:rPr>
-      </w:pPr>
-      <w:r>
-        <w:rPr>
-          <w:rFonts w:ascii="Times New Roman" w:eastAsia="Times New Roman" w:hAnsi="Times New Roman" w:cs="Times New Roman"/>
-          <w:color w:val="0D0D0D"/>
-          <w:sz w:val="24"/>
-          <w:szCs w:val="24"/>
-        </w:rPr>
-        <w:t>Slightly lower performance than native</w:t>
-      </w:r>
-    </w:p>
-    <w:p>
-      <w:pPr>
-        <w:numPr>
-          <w:ilvl w:val="0"/>
-          <w:numId w:val="14"/>
-        </w:numPr>
-        <w:spacing w:line="390" w:lineRule="atLeast"/>
-        <w:ind w:left="360"/>
-        <w:rPr>
-          <w:rFonts w:ascii="Times New Roman" w:eastAsia="Times New Roman" w:hAnsi="Times New Roman" w:cs="Times New Roman"/>
-          <w:color w:val="0D0D0D"/>
-          <w:sz w:val="24"/>
-          <w:szCs w:val="24"/>
-        </w:rPr>
-      </w:pPr>
-      <w:r>
-        <w:rPr>
-          <w:rFonts w:ascii="Times New Roman" w:eastAsia="Times New Roman" w:hAnsi="Times New Roman" w:cs="Times New Roman"/>
-          <w:color w:val="0D0D0D"/>
-          <w:sz w:val="24"/>
-          <w:szCs w:val="24"/>
-        </w:rPr>
-        <w:t>Sometimes UI not fully native</w:t>
-      </w:r>
-    </w:p>
-    <w:p>
-      <w:pPr>
-        <w:numPr>
-          <w:ilvl w:val="0"/>
-          <w:numId w:val="14"/>
-        </w:numPr>
-        <w:spacing w:line="390" w:lineRule="atLeast"/>
-        <w:ind w:left="360"/>
-        <w:rPr>
-          <w:rFonts w:ascii="Times New Roman" w:eastAsia="Times New Roman" w:hAnsi="Times New Roman" w:cs="Times New Roman"/>
-          <w:color w:val="0D0D0D"/>
-          <w:sz w:val="24"/>
-          <w:szCs w:val="24"/>
-        </w:rPr>
-      </w:pPr>
-      <w:r>
-        <w:rPr>
-          <w:rFonts w:ascii="Times New Roman" w:eastAsia="Times New Roman" w:hAnsi="Times New Roman" w:cs="Times New Roman"/>
-          <w:color w:val="0D0D0D"/>
-          <w:sz w:val="24"/>
-          <w:szCs w:val="24"/>
-        </w:rPr>
-        <w:t>Debugging can be complex</w:t>
-      </w:r>
-    </w:p>
-    <w:p>
-      <w:pPr>
-        <w:spacing w:before="240" w:after="60" w:line="240" w:lineRule="auto"/>
-        <w:outlineLvl w:val="2"/>
-        <w:rPr>
-          <w:rFonts w:ascii="Times New Roman" w:eastAsia="Times New Roman" w:hAnsi="Times New Roman" w:cs="Times New Roman"/>
-          <w:b/>
-          <w:bCs/>
-          <w:color w:val="0D0D0D"/>
-          <w:sz w:val="24"/>
-          <w:szCs w:val="24"/>
-        </w:rPr>
-      </w:pPr>
-      <w:r>
-        <w:rPr>
-          <w:rFonts w:ascii="Times New Roman" w:eastAsia="Times New Roman" w:hAnsi="Times New Roman" w:cs="Times New Roman"/>
-          <w:b/>
-          <w:bCs/>
-          <w:color w:val="0D0D0D"/>
-          <w:sz w:val="24"/>
-          <w:szCs w:val="24"/>
-        </w:rPr>
-        <w:t>Examples:</w:t>
-      </w:r>
-    </w:p>
-    <w:p>
-      <w:pPr>
-        <w:numPr>
-          <w:ilvl w:val="0"/>
-          <w:numId w:val="15"/>
-        </w:numPr>
-        <w:spacing w:line="390" w:lineRule="atLeast"/>
-        <w:ind w:left="360"/>
-        <w:rPr>
-          <w:rFonts w:ascii="Times New Roman" w:eastAsia="Times New Roman" w:hAnsi="Times New Roman" w:cs="Times New Roman"/>
-          <w:color w:val="0D0D0D"/>
-          <w:sz w:val="24"/>
-          <w:szCs w:val="24"/>
-        </w:rPr>
-      </w:pPr>
-      <w:r>
-        <w:rPr>
-          <w:rFonts w:ascii="Times New Roman" w:eastAsia="Times New Roman" w:hAnsi="Times New Roman" w:cs="Times New Roman"/>
-          <w:color w:val="0D0D0D"/>
-          <w:sz w:val="24"/>
-          <w:szCs w:val="24"/>
-        </w:rPr>
-        <w:t>Uber Eats</w:t>
-      </w:r>
-    </w:p>
-    <w:p>
-      <w:pPr>
-        <w:numPr>
-          <w:ilvl w:val="0"/>
-          <w:numId w:val="15"/>
-        </w:numPr>
-        <w:spacing w:line="390" w:lineRule="atLeast"/>
-        <w:ind w:left="360"/>
-        <w:rPr>
-          <w:rFonts w:ascii="Times New Roman" w:eastAsia="Times New Roman" w:hAnsi="Times New Roman" w:cs="Times New Roman"/>
-          <w:color w:val="0D0D0D"/>
-          <w:sz w:val="24"/>
-          <w:szCs w:val="24"/>
-        </w:rPr>
-      </w:pPr>
-      <w:r>
-        <w:rPr>
-          <w:rFonts w:ascii="Times New Roman" w:eastAsia="Times New Roman" w:hAnsi="Times New Roman" w:cs="Times New Roman"/>
-          <w:color w:val="0D0D0D"/>
-          <w:sz w:val="24"/>
-          <w:szCs w:val="24"/>
-        </w:rPr>
-        <w:t>Discord</w:t>
-      </w:r>
-    </w:p>
-    <w:p>
-      <w:pPr>
-        <w:numPr>
-          <w:ilvl w:val="0"/>
-          <w:numId w:val="15"/>
-        </w:numPr>
-        <w:spacing w:line="390" w:lineRule="atLeast"/>
-        <w:ind w:left="360"/>
-        <w:rPr>
-          <w:rFonts w:ascii="Times New Roman" w:eastAsia="Times New Roman" w:hAnsi="Times New Roman" w:cs="Times New Roman"/>
-          <w:color w:val="0D0D0D"/>
-          <w:sz w:val="24"/>
-          <w:szCs w:val="24"/>
-        </w:rPr>
-      </w:pPr>
-      <w:r>
-        <w:rPr>
-          <w:rFonts w:ascii="Times New Roman" w:eastAsia="Times New Roman" w:hAnsi="Times New Roman" w:cs="Times New Roman"/>
-          <w:color w:val="0D0D0D"/>
-          <w:sz w:val="24"/>
-          <w:szCs w:val="24"/>
-        </w:rPr>
-        <w:t>Skype</w:t>
-      </w:r>
-    </w:p>
-    <w:p>
-      <w:pPr>
-        <w:pStyle w:val="Heading2"/>
-      </w:pPr>
-      <w:r>
-        <w:t>2.Mobile App Programming Language</w:t>
+      </w:pPr>
+      <w:r>
+        <w:t>Mobile App Programming Language</w:t>
       </w:r>
     </w:p>
     <w:p>
@@ -3090,161 +2016,85 @@
     <w:p>
       <w:pPr>
         <w:pStyle w:val="NormalWeb"/>
-        <w:spacing w:after="0" w:afterAutospacing="0" w:line="360" w:lineRule="auto"/>
-      </w:pPr>
-      <w:r>
-        <w:t>Examples include:</w:t>
+        <w:spacing w:line="360" w:lineRule="auto"/>
+        <w:jc w:val="both"/>
+      </w:pPr>
+      <w:r>
+        <w:t xml:space="preserve">The programming language choice is highly dependent on the platform for which the mobile application system is intended for use. There are 3 standard ecosystems which are considered when choosing the mobile programming language: the Android ecosystem, the iOS ecosystem and Cross-platform applications. </w:t>
       </w:r>
     </w:p>
     <w:p>
       <w:pPr>
         <w:pStyle w:val="NormalWeb"/>
-        <w:spacing w:before="0" w:beforeAutospacing="0" w:after="0" w:afterAutospacing="0" w:line="360" w:lineRule="auto"/>
-      </w:pPr>
-      <w:r>
-        <w:t>Java:</w:t>
-      </w:r>
-      <w:r>
-        <w:br/>
-        <w:t>Used for Android development.</w:t>
-      </w:r>
-    </w:p>
-    <w:p>
-      <w:pPr>
-        <w:pStyle w:val="NormalWeb"/>
-        <w:spacing w:after="0" w:afterAutospacing="0" w:line="360" w:lineRule="auto"/>
-      </w:pPr>
-      <w:r>
-        <w:t>Kotlin:</w:t>
-      </w:r>
-      <w:r>
-        <w:br/>
-        <w:t>Modern Android development language</w:t>
-      </w:r>
-    </w:p>
-    <w:p>
-      <w:pPr>
+        <w:numPr>
+          <w:ilvl w:val="0"/>
+          <w:numId w:val="58"/>
+        </w:numPr>
         <w:spacing w:line="360" w:lineRule="auto"/>
-        <w:rPr>
-          <w:rFonts w:ascii="Times New Roman" w:eastAsia="Times New Roman" w:hAnsi="Times New Roman" w:cs="Times New Roman"/>
-          <w:color w:val="0D0D0D"/>
-          <w:sz w:val="24"/>
-          <w:szCs w:val="24"/>
-        </w:rPr>
-      </w:pPr>
-      <w:r>
-        <w:rPr>
-          <w:rFonts w:ascii="Times New Roman" w:eastAsia="Times New Roman" w:hAnsi="Times New Roman" w:cs="Times New Roman"/>
-          <w:color w:val="0D0D0D"/>
-          <w:sz w:val="24"/>
-          <w:szCs w:val="24"/>
-        </w:rPr>
-        <w:lastRenderedPageBreak/>
-        <w:t>Used mainly for Android development.</w:t>
-      </w:r>
-    </w:p>
-    <w:p>
-      <w:pPr>
-        <w:spacing w:after="100" w:afterAutospacing="1" w:line="390" w:lineRule="atLeast"/>
-        <w:rPr>
-          <w:rFonts w:ascii="Times New Roman" w:eastAsia="Times New Roman" w:hAnsi="Times New Roman" w:cs="Times New Roman"/>
+        <w:jc w:val="both"/>
+        <w:rPr>
           <w:b/>
           <w:bCs/>
-          <w:color w:val="0D0D0D"/>
-          <w:sz w:val="24"/>
-          <w:szCs w:val="24"/>
-        </w:rPr>
-      </w:pPr>
-      <w:r>
-        <w:rPr>
-          <w:rFonts w:ascii="Times New Roman" w:eastAsia="Times New Roman" w:hAnsi="Times New Roman" w:cs="Times New Roman"/>
+        </w:rPr>
+      </w:pPr>
+      <w:r>
+        <w:rPr>
           <w:b/>
           <w:bCs/>
-          <w:color w:val="0D0D0D"/>
-          <w:sz w:val="24"/>
-          <w:szCs w:val="24"/>
-        </w:rPr>
-        <w:t>Advantages:</w:t>
-      </w:r>
-    </w:p>
-    <w:p>
-      <w:pPr>
+        </w:rPr>
+        <w:t xml:space="preserve">Android Ecosystem (Kotlin and Java): </w:t>
+      </w:r>
+    </w:p>
+    <w:p>
+      <w:pPr>
+        <w:pStyle w:val="NormalWeb"/>
+        <w:spacing w:line="360" w:lineRule="auto"/>
+        <w:jc w:val="both"/>
+      </w:pPr>
+      <w:r>
+        <w:t>Kotlin over the years has become the modern industry standard for app development for the Android ecosystem. This is mainly due to its modern syntax, built-in safety mechanisms and deep integration with the latest Android tools. Java on the other hand still remains a robust legacy option with a large community for support and high stability.</w:t>
+      </w:r>
+    </w:p>
+    <w:p>
+      <w:pPr>
+        <w:pStyle w:val="NormalWeb"/>
         <w:numPr>
           <w:ilvl w:val="0"/>
-          <w:numId w:val="16"/>
+          <w:numId w:val="58"/>
+        </w:numPr>
+        <w:spacing w:line="360" w:lineRule="auto"/>
+        <w:jc w:val="both"/>
+        <w:rPr>
+          <w:b/>
+          <w:bCs/>
+        </w:rPr>
+      </w:pPr>
+      <w:r>
+        <w:rPr>
+          <w:b/>
+          <w:bCs/>
+        </w:rPr>
+        <w:t>iOS Ecosystem (Swift and Objective-C):</w:t>
+      </w:r>
+    </w:p>
+    <w:p>
+      <w:pPr>
+        <w:pStyle w:val="NormalWeb"/>
+        <w:spacing w:line="360" w:lineRule="auto"/>
+        <w:jc w:val="both"/>
+      </w:pPr>
+      <w:r>
+        <w:t>Swift is the primary choice for modern iOS development as it offers high-speed execution and a safe syntax that prevents common coding errors. Objective-C is still used for maintaining older legacy systems.</w:t>
+      </w:r>
+    </w:p>
+    <w:p>
+      <w:pPr>
+        <w:pStyle w:val="ListParagraph"/>
+        <w:numPr>
+          <w:ilvl w:val="0"/>
+          <w:numId w:val="58"/>
         </w:numPr>
         <w:spacing w:line="390" w:lineRule="atLeast"/>
-        <w:ind w:left="360"/>
-        <w:rPr>
-          <w:rFonts w:ascii="Times New Roman" w:eastAsia="Times New Roman" w:hAnsi="Times New Roman" w:cs="Times New Roman"/>
-          <w:color w:val="0D0D0D"/>
-          <w:sz w:val="24"/>
-          <w:szCs w:val="24"/>
-        </w:rPr>
-      </w:pPr>
-      <w:r>
-        <w:rPr>
-          <w:rFonts w:ascii="Times New Roman" w:eastAsia="Times New Roman" w:hAnsi="Times New Roman" w:cs="Times New Roman"/>
-          <w:color w:val="0D0D0D"/>
-          <w:sz w:val="24"/>
-          <w:szCs w:val="24"/>
-        </w:rPr>
-        <w:t>Mature language</w:t>
-      </w:r>
-    </w:p>
-    <w:p>
-      <w:pPr>
-        <w:numPr>
-          <w:ilvl w:val="0"/>
-          <w:numId w:val="16"/>
-        </w:numPr>
-        <w:spacing w:line="390" w:lineRule="atLeast"/>
-        <w:ind w:left="360"/>
-        <w:rPr>
-          <w:rFonts w:ascii="Times New Roman" w:eastAsia="Times New Roman" w:hAnsi="Times New Roman" w:cs="Times New Roman"/>
-          <w:color w:val="0D0D0D"/>
-          <w:sz w:val="24"/>
-          <w:szCs w:val="24"/>
-        </w:rPr>
-      </w:pPr>
-      <w:r>
-        <w:rPr>
-          <w:rFonts w:ascii="Times New Roman" w:eastAsia="Times New Roman" w:hAnsi="Times New Roman" w:cs="Times New Roman"/>
-          <w:color w:val="0D0D0D"/>
-          <w:sz w:val="24"/>
-          <w:szCs w:val="24"/>
-        </w:rPr>
-        <w:t>Large community</w:t>
-      </w:r>
-    </w:p>
-    <w:p>
-      <w:pPr>
-        <w:numPr>
-          <w:ilvl w:val="0"/>
-          <w:numId w:val="16"/>
-        </w:numPr>
-        <w:spacing w:line="390" w:lineRule="atLeast"/>
-        <w:ind w:left="360"/>
-        <w:rPr>
-          <w:rFonts w:ascii="Times New Roman" w:eastAsia="Times New Roman" w:hAnsi="Times New Roman" w:cs="Times New Roman"/>
-          <w:color w:val="0D0D0D"/>
-          <w:sz w:val="24"/>
-          <w:szCs w:val="24"/>
-        </w:rPr>
-      </w:pPr>
-      <w:r>
-        <w:rPr>
-          <w:rFonts w:ascii="Times New Roman" w:eastAsia="Times New Roman" w:hAnsi="Times New Roman" w:cs="Times New Roman"/>
-          <w:color w:val="0D0D0D"/>
-          <w:sz w:val="24"/>
-          <w:szCs w:val="24"/>
-        </w:rPr>
-        <w:t>Stable</w:t>
-      </w:r>
-    </w:p>
-    <w:p>
-      <w:pPr>
-        <w:spacing w:after="100" w:afterAutospacing="1" w:line="390" w:lineRule="atLeast"/>
         <w:rPr>
           <w:rFonts w:ascii="Times New Roman" w:eastAsia="Times New Roman" w:hAnsi="Times New Roman" w:cs="Times New Roman"/>
           <w:b/>
@@ -3263,936 +2113,83 @@
           <w:sz w:val="24"/>
           <w:szCs w:val="24"/>
         </w:rPr>
-        <w:t>Disadvantages:</w:t>
-      </w:r>
-    </w:p>
-    <w:p>
-      <w:pPr>
-        <w:numPr>
-          <w:ilvl w:val="0"/>
-          <w:numId w:val="17"/>
-        </w:numPr>
+        <w:t>Cross-Platform (Dart &amp; JavaScript):</w:t>
+      </w:r>
+    </w:p>
+    <w:p>
+      <w:pPr>
         <w:spacing w:line="390" w:lineRule="atLeast"/>
-        <w:ind w:left="360"/>
-        <w:rPr>
-          <w:rFonts w:ascii="Times New Roman" w:eastAsia="Times New Roman" w:hAnsi="Times New Roman" w:cs="Times New Roman"/>
-          <w:color w:val="0D0D0D"/>
-          <w:sz w:val="24"/>
-          <w:szCs w:val="24"/>
-        </w:rPr>
-      </w:pPr>
-      <w:r>
-        <w:rPr>
-          <w:rFonts w:ascii="Times New Roman" w:eastAsia="Times New Roman" w:hAnsi="Times New Roman" w:cs="Times New Roman"/>
-          <w:color w:val="0D0D0D"/>
-          <w:sz w:val="24"/>
-          <w:szCs w:val="24"/>
-        </w:rPr>
-        <w:t>More verbose</w:t>
-      </w:r>
-    </w:p>
-    <w:p>
-      <w:pPr>
-        <w:numPr>
-          <w:ilvl w:val="0"/>
-          <w:numId w:val="17"/>
-        </w:numPr>
+        <w:rPr>
+          <w:rFonts w:ascii="Times New Roman" w:eastAsia="Times New Roman" w:hAnsi="Times New Roman" w:cs="Times New Roman"/>
+          <w:color w:val="0D0D0D"/>
+          <w:sz w:val="24"/>
+          <w:szCs w:val="24"/>
+        </w:rPr>
+      </w:pPr>
+      <w:r>
+        <w:rPr>
+          <w:rFonts w:ascii="Times New Roman" w:eastAsia="Times New Roman" w:hAnsi="Times New Roman" w:cs="Times New Roman"/>
+          <w:color w:val="0D0D0D"/>
+          <w:sz w:val="24"/>
+          <w:szCs w:val="24"/>
+        </w:rPr>
+        <w:lastRenderedPageBreak/>
+        <w:t>JavaScript is the most versatile language as it powers React Native and PWAs due to its large developer ecosystem. Dart on the other hand is optimized for high-speed UI rendering in Flutter, allowing for development using modern technologies like Hot Reload</w:t>
+      </w:r>
+    </w:p>
+    <w:p>
+      <w:pPr>
         <w:spacing w:line="390" w:lineRule="atLeast"/>
-        <w:ind w:left="360"/>
-        <w:rPr>
-          <w:rFonts w:ascii="Times New Roman" w:eastAsia="Times New Roman" w:hAnsi="Times New Roman" w:cs="Times New Roman"/>
-          <w:color w:val="0D0D0D"/>
-          <w:sz w:val="24"/>
-          <w:szCs w:val="24"/>
-        </w:rPr>
-      </w:pPr>
-      <w:r>
-        <w:rPr>
-          <w:rFonts w:ascii="Times New Roman" w:eastAsia="Times New Roman" w:hAnsi="Times New Roman" w:cs="Times New Roman"/>
-          <w:color w:val="0D0D0D"/>
-          <w:sz w:val="24"/>
-          <w:szCs w:val="24"/>
-        </w:rPr>
-        <w:t>Slower than Kotlin</w:t>
-      </w:r>
-    </w:p>
-    <w:p>
-      <w:pPr>
-        <w:spacing w:after="60" w:line="240" w:lineRule="auto"/>
-        <w:outlineLvl w:val="1"/>
-        <w:rPr>
-          <w:rFonts w:ascii="Times New Roman" w:eastAsia="Times New Roman" w:hAnsi="Times New Roman" w:cs="Times New Roman"/>
-          <w:color w:val="0D0D0D"/>
-          <w:sz w:val="24"/>
-          <w:szCs w:val="24"/>
-        </w:rPr>
-      </w:pPr>
-    </w:p>
-    <w:p>
-      <w:pPr>
-        <w:spacing w:after="60" w:line="240" w:lineRule="auto"/>
-        <w:outlineLvl w:val="1"/>
+        <w:rPr>
+          <w:rFonts w:ascii="Times New Roman" w:eastAsia="Times New Roman" w:hAnsi="Times New Roman" w:cs="Times New Roman"/>
+          <w:color w:val="0D0D0D"/>
+          <w:sz w:val="24"/>
+          <w:szCs w:val="24"/>
+        </w:rPr>
+      </w:pPr>
+    </w:p>
+    <w:p>
+      <w:pPr>
+        <w:pStyle w:val="Heading2"/>
+      </w:pPr>
+      <w:r>
+        <w:t>3. Mobile Development Frameworks</w:t>
+      </w:r>
+    </w:p>
+    <w:p>
+      <w:pPr>
+        <w:spacing w:line="360" w:lineRule="auto"/>
+        <w:rPr>
+          <w:rFonts w:ascii="Times New Roman" w:eastAsia="Times New Roman" w:hAnsi="Times New Roman" w:cs="Times New Roman"/>
+          <w:sz w:val="24"/>
+          <w:szCs w:val="24"/>
+        </w:rPr>
+      </w:pPr>
+      <w:r>
+        <w:rPr>
+          <w:rFonts w:ascii="Times New Roman" w:eastAsia="Times New Roman" w:hAnsi="Times New Roman" w:cs="Times New Roman"/>
+          <w:sz w:val="24"/>
+          <w:szCs w:val="24"/>
+        </w:rPr>
+        <w:t xml:space="preserve">A </w:t>
+      </w:r>
+      <w:r>
         <w:rPr>
           <w:rFonts w:ascii="Times New Roman" w:eastAsia="Times New Roman" w:hAnsi="Times New Roman" w:cs="Times New Roman"/>
           <w:b/>
           <w:bCs/>
-          <w:color w:val="0D0D0D"/>
-          <w:sz w:val="24"/>
-          <w:szCs w:val="24"/>
-        </w:rPr>
-      </w:pPr>
-      <w:r>
-        <w:rPr>
-          <w:rFonts w:ascii="Times New Roman" w:eastAsia="Times New Roman" w:hAnsi="Times New Roman" w:cs="Times New Roman"/>
-          <w:b/>
-          <w:bCs/>
-          <w:color w:val="0D0D0D"/>
-          <w:sz w:val="24"/>
-          <w:szCs w:val="24"/>
-        </w:rPr>
-        <w:t>Kotlin</w:t>
-      </w:r>
-    </w:p>
-    <w:p>
-      <w:pPr>
-        <w:spacing w:after="100" w:afterAutospacing="1" w:line="390" w:lineRule="atLeast"/>
-        <w:rPr>
-          <w:rFonts w:ascii="Times New Roman" w:eastAsia="Times New Roman" w:hAnsi="Times New Roman" w:cs="Times New Roman"/>
-          <w:color w:val="0D0D0D"/>
-          <w:sz w:val="24"/>
-          <w:szCs w:val="24"/>
-        </w:rPr>
-      </w:pPr>
-      <w:r>
-        <w:rPr>
-          <w:rFonts w:ascii="Times New Roman" w:eastAsia="Times New Roman" w:hAnsi="Times New Roman" w:cs="Times New Roman"/>
-          <w:color w:val="0D0D0D"/>
-          <w:sz w:val="24"/>
-          <w:szCs w:val="24"/>
-        </w:rPr>
-        <w:t>Modern Android language.</w:t>
-      </w:r>
-    </w:p>
-    <w:p>
-      <w:pPr>
-        <w:spacing w:after="100" w:afterAutospacing="1" w:line="390" w:lineRule="atLeast"/>
-        <w:rPr>
-          <w:rFonts w:ascii="Times New Roman" w:eastAsia="Times New Roman" w:hAnsi="Times New Roman" w:cs="Times New Roman"/>
-          <w:b/>
-          <w:bCs/>
-          <w:color w:val="0D0D0D"/>
-          <w:sz w:val="24"/>
-          <w:szCs w:val="24"/>
-        </w:rPr>
-      </w:pPr>
-      <w:r>
-        <w:rPr>
-          <w:rFonts w:ascii="Times New Roman" w:eastAsia="Times New Roman" w:hAnsi="Times New Roman" w:cs="Times New Roman"/>
-          <w:b/>
-          <w:bCs/>
-          <w:color w:val="0D0D0D"/>
-          <w:sz w:val="24"/>
-          <w:szCs w:val="24"/>
-        </w:rPr>
-        <w:t>Advantages:</w:t>
-      </w:r>
-    </w:p>
-    <w:p>
-      <w:pPr>
-        <w:numPr>
-          <w:ilvl w:val="0"/>
-          <w:numId w:val="18"/>
-        </w:numPr>
-        <w:spacing w:line="390" w:lineRule="atLeast"/>
-        <w:ind w:left="360"/>
-        <w:rPr>
-          <w:rFonts w:ascii="Times New Roman" w:eastAsia="Times New Roman" w:hAnsi="Times New Roman" w:cs="Times New Roman"/>
-          <w:color w:val="0D0D0D"/>
-          <w:sz w:val="24"/>
-          <w:szCs w:val="24"/>
-        </w:rPr>
-      </w:pPr>
-      <w:r>
-        <w:rPr>
-          <w:rFonts w:ascii="Times New Roman" w:eastAsia="Times New Roman" w:hAnsi="Times New Roman" w:cs="Times New Roman"/>
-          <w:color w:val="0D0D0D"/>
-          <w:sz w:val="24"/>
-          <w:szCs w:val="24"/>
-        </w:rPr>
-        <w:t>Concise code</w:t>
-      </w:r>
-    </w:p>
-    <w:p>
-      <w:pPr>
-        <w:numPr>
-          <w:ilvl w:val="0"/>
-          <w:numId w:val="18"/>
-        </w:numPr>
-        <w:spacing w:line="390" w:lineRule="atLeast"/>
-        <w:ind w:left="360"/>
-        <w:rPr>
-          <w:rFonts w:ascii="Times New Roman" w:eastAsia="Times New Roman" w:hAnsi="Times New Roman" w:cs="Times New Roman"/>
-          <w:color w:val="0D0D0D"/>
-          <w:sz w:val="24"/>
-          <w:szCs w:val="24"/>
-        </w:rPr>
-      </w:pPr>
-      <w:r>
-        <w:rPr>
-          <w:rFonts w:ascii="Times New Roman" w:eastAsia="Times New Roman" w:hAnsi="Times New Roman" w:cs="Times New Roman"/>
-          <w:color w:val="0D0D0D"/>
-          <w:sz w:val="24"/>
-          <w:szCs w:val="24"/>
-        </w:rPr>
-        <w:t>Null safety</w:t>
-      </w:r>
-    </w:p>
-    <w:p>
-      <w:pPr>
-        <w:numPr>
-          <w:ilvl w:val="0"/>
-          <w:numId w:val="18"/>
-        </w:numPr>
-        <w:spacing w:line="390" w:lineRule="atLeast"/>
-        <w:ind w:left="360"/>
-        <w:rPr>
-          <w:rFonts w:ascii="Times New Roman" w:eastAsia="Times New Roman" w:hAnsi="Times New Roman" w:cs="Times New Roman"/>
-          <w:color w:val="0D0D0D"/>
-          <w:sz w:val="24"/>
-          <w:szCs w:val="24"/>
-        </w:rPr>
-      </w:pPr>
-      <w:r>
-        <w:rPr>
-          <w:rFonts w:ascii="Times New Roman" w:eastAsia="Times New Roman" w:hAnsi="Times New Roman" w:cs="Times New Roman"/>
-          <w:color w:val="0D0D0D"/>
-          <w:sz w:val="24"/>
-          <w:szCs w:val="24"/>
-        </w:rPr>
-        <w:t>Official Android language</w:t>
-      </w:r>
-    </w:p>
-    <w:p>
-      <w:pPr>
-        <w:spacing w:after="100" w:afterAutospacing="1" w:line="390" w:lineRule="atLeast"/>
-        <w:rPr>
-          <w:rFonts w:ascii="Times New Roman" w:eastAsia="Times New Roman" w:hAnsi="Times New Roman" w:cs="Times New Roman"/>
-          <w:b/>
-          <w:bCs/>
-          <w:color w:val="0D0D0D"/>
-          <w:sz w:val="24"/>
-          <w:szCs w:val="24"/>
-        </w:rPr>
-      </w:pPr>
-      <w:r>
-        <w:rPr>
-          <w:rFonts w:ascii="Times New Roman" w:eastAsia="Times New Roman" w:hAnsi="Times New Roman" w:cs="Times New Roman"/>
-          <w:b/>
-          <w:bCs/>
-          <w:color w:val="0D0D0D"/>
-          <w:sz w:val="24"/>
-          <w:szCs w:val="24"/>
-        </w:rPr>
-        <w:t>Disadvantages:</w:t>
-      </w:r>
-    </w:p>
-    <w:p>
-      <w:pPr>
-        <w:numPr>
-          <w:ilvl w:val="0"/>
-          <w:numId w:val="19"/>
-        </w:numPr>
-        <w:spacing w:line="390" w:lineRule="atLeast"/>
-        <w:ind w:left="360"/>
-        <w:rPr>
-          <w:rFonts w:ascii="Times New Roman" w:eastAsia="Times New Roman" w:hAnsi="Times New Roman" w:cs="Times New Roman"/>
-          <w:color w:val="0D0D0D"/>
-          <w:sz w:val="24"/>
-          <w:szCs w:val="24"/>
-        </w:rPr>
-      </w:pPr>
-      <w:r>
-        <w:rPr>
-          <w:rFonts w:ascii="Times New Roman" w:eastAsia="Times New Roman" w:hAnsi="Times New Roman" w:cs="Times New Roman"/>
-          <w:color w:val="0D0D0D"/>
-          <w:sz w:val="24"/>
-          <w:szCs w:val="24"/>
-        </w:rPr>
-        <w:t>Steep l</w:t>
-      </w:r>
-      <w:r>
-        <w:rPr>
-          <w:rFonts w:ascii="Times New Roman" w:eastAsia="Times New Roman" w:hAnsi="Times New Roman" w:cs="Times New Roman"/>
-          <w:color w:val="0D0D0D"/>
-          <w:sz w:val="24"/>
-          <w:szCs w:val="24"/>
-        </w:rPr>
-        <w:t>earning curve</w:t>
-      </w:r>
-    </w:p>
-    <w:p>
-      <w:pPr>
-        <w:spacing w:line="390" w:lineRule="atLeast"/>
-        <w:rPr>
-          <w:rFonts w:ascii="Times New Roman" w:eastAsia="Times New Roman" w:hAnsi="Times New Roman" w:cs="Times New Roman"/>
-          <w:color w:val="0D0D0D"/>
-          <w:sz w:val="24"/>
-          <w:szCs w:val="24"/>
-        </w:rPr>
-      </w:pPr>
-    </w:p>
-    <w:p>
-      <w:pPr>
-        <w:spacing w:after="60" w:line="240" w:lineRule="auto"/>
-        <w:outlineLvl w:val="1"/>
-        <w:rPr>
-          <w:rFonts w:ascii="Times New Roman" w:eastAsia="Times New Roman" w:hAnsi="Times New Roman" w:cs="Times New Roman"/>
-          <w:b/>
-          <w:bCs/>
-          <w:color w:val="0D0D0D"/>
-          <w:sz w:val="24"/>
-          <w:szCs w:val="24"/>
-        </w:rPr>
-      </w:pPr>
-      <w:r>
-        <w:rPr>
-          <w:rFonts w:ascii="Times New Roman" w:eastAsia="Times New Roman" w:hAnsi="Times New Roman" w:cs="Times New Roman"/>
-          <w:b/>
-          <w:bCs/>
-          <w:color w:val="0D0D0D"/>
-          <w:sz w:val="24"/>
-          <w:szCs w:val="24"/>
-        </w:rPr>
-        <w:t>Swift</w:t>
-      </w:r>
-      <w:r>
-        <w:rPr>
-          <w:rFonts w:ascii="Times New Roman" w:eastAsia="Times New Roman" w:hAnsi="Times New Roman" w:cs="Times New Roman"/>
-          <w:b/>
-          <w:bCs/>
-          <w:color w:val="0D0D0D"/>
-          <w:sz w:val="24"/>
-          <w:szCs w:val="24"/>
-        </w:rPr>
-        <w:t>:</w:t>
-      </w:r>
-      <w:r>
-        <w:rPr>
-          <w:rFonts w:ascii="Times New Roman" w:eastAsia="Times New Roman" w:hAnsi="Times New Roman" w:cs="Times New Roman"/>
-          <w:b/>
-          <w:bCs/>
-          <w:color w:val="0D0D0D"/>
-          <w:sz w:val="24"/>
-          <w:szCs w:val="24"/>
-        </w:rPr>
-        <w:t xml:space="preserve"> </w:t>
-      </w:r>
-      <w:r>
-        <w:rPr>
-          <w:rFonts w:ascii="Times New Roman" w:eastAsia="Times New Roman" w:hAnsi="Times New Roman" w:cs="Times New Roman"/>
-          <w:color w:val="0D0D0D"/>
-          <w:sz w:val="24"/>
-          <w:szCs w:val="24"/>
-        </w:rPr>
-        <w:t>Used for iOS development.</w:t>
-      </w:r>
-    </w:p>
-    <w:p>
-      <w:pPr>
-        <w:spacing w:after="100" w:afterAutospacing="1" w:line="390" w:lineRule="atLeast"/>
-        <w:rPr>
-          <w:rFonts w:ascii="Times New Roman" w:eastAsia="Times New Roman" w:hAnsi="Times New Roman" w:cs="Times New Roman"/>
-          <w:b/>
-          <w:bCs/>
-          <w:color w:val="0D0D0D"/>
-          <w:sz w:val="24"/>
-          <w:szCs w:val="24"/>
-        </w:rPr>
-      </w:pPr>
-      <w:r>
-        <w:rPr>
-          <w:rFonts w:ascii="Times New Roman" w:eastAsia="Times New Roman" w:hAnsi="Times New Roman" w:cs="Times New Roman"/>
-          <w:b/>
-          <w:bCs/>
-          <w:color w:val="0D0D0D"/>
-          <w:sz w:val="24"/>
-          <w:szCs w:val="24"/>
-        </w:rPr>
-        <w:t>Advantages:</w:t>
-      </w:r>
-    </w:p>
-    <w:p>
-      <w:pPr>
-        <w:numPr>
-          <w:ilvl w:val="0"/>
-          <w:numId w:val="20"/>
-        </w:numPr>
-        <w:spacing w:line="390" w:lineRule="atLeast"/>
-        <w:ind w:left="360"/>
-        <w:rPr>
-          <w:rFonts w:ascii="Times New Roman" w:eastAsia="Times New Roman" w:hAnsi="Times New Roman" w:cs="Times New Roman"/>
-          <w:color w:val="0D0D0D"/>
-          <w:sz w:val="24"/>
-          <w:szCs w:val="24"/>
-        </w:rPr>
-      </w:pPr>
-      <w:r>
-        <w:rPr>
-          <w:rFonts w:ascii="Times New Roman" w:eastAsia="Times New Roman" w:hAnsi="Times New Roman" w:cs="Times New Roman"/>
-          <w:color w:val="0D0D0D"/>
-          <w:sz w:val="24"/>
-          <w:szCs w:val="24"/>
-        </w:rPr>
-        <w:t>Fast</w:t>
-      </w:r>
-    </w:p>
-    <w:p>
-      <w:pPr>
-        <w:numPr>
-          <w:ilvl w:val="0"/>
-          <w:numId w:val="20"/>
-        </w:numPr>
-        <w:spacing w:line="390" w:lineRule="atLeast"/>
-        <w:ind w:left="360"/>
-        <w:rPr>
-          <w:rFonts w:ascii="Times New Roman" w:eastAsia="Times New Roman" w:hAnsi="Times New Roman" w:cs="Times New Roman"/>
-          <w:color w:val="0D0D0D"/>
-          <w:sz w:val="24"/>
-          <w:szCs w:val="24"/>
-        </w:rPr>
-      </w:pPr>
-      <w:r>
-        <w:rPr>
-          <w:rFonts w:ascii="Times New Roman" w:eastAsia="Times New Roman" w:hAnsi="Times New Roman" w:cs="Times New Roman"/>
-          <w:color w:val="0D0D0D"/>
-          <w:sz w:val="24"/>
-          <w:szCs w:val="24"/>
-        </w:rPr>
-        <w:t>Safe</w:t>
-      </w:r>
-    </w:p>
-    <w:p>
-      <w:pPr>
-        <w:numPr>
-          <w:ilvl w:val="0"/>
-          <w:numId w:val="20"/>
-        </w:numPr>
-        <w:spacing w:line="390" w:lineRule="atLeast"/>
-        <w:ind w:left="360"/>
-        <w:rPr>
-          <w:rFonts w:ascii="Times New Roman" w:eastAsia="Times New Roman" w:hAnsi="Times New Roman" w:cs="Times New Roman"/>
-          <w:color w:val="0D0D0D"/>
-          <w:sz w:val="24"/>
-          <w:szCs w:val="24"/>
-        </w:rPr>
-      </w:pPr>
-      <w:r>
-        <w:rPr>
-          <w:rFonts w:ascii="Times New Roman" w:eastAsia="Times New Roman" w:hAnsi="Times New Roman" w:cs="Times New Roman"/>
-          <w:color w:val="0D0D0D"/>
-          <w:sz w:val="24"/>
-          <w:szCs w:val="24"/>
-        </w:rPr>
-        <w:t>Modern design</w:t>
-      </w:r>
-    </w:p>
-    <w:p>
-      <w:pPr>
-        <w:spacing w:after="100" w:afterAutospacing="1" w:line="390" w:lineRule="atLeast"/>
-        <w:rPr>
-          <w:rFonts w:ascii="Times New Roman" w:eastAsia="Times New Roman" w:hAnsi="Times New Roman" w:cs="Times New Roman"/>
-          <w:b/>
-          <w:bCs/>
-          <w:color w:val="0D0D0D"/>
-          <w:sz w:val="24"/>
-          <w:szCs w:val="24"/>
-        </w:rPr>
-      </w:pPr>
-      <w:r>
-        <w:rPr>
-          <w:rFonts w:ascii="Times New Roman" w:eastAsia="Times New Roman" w:hAnsi="Times New Roman" w:cs="Times New Roman"/>
-          <w:b/>
-          <w:bCs/>
-          <w:color w:val="0D0D0D"/>
-          <w:sz w:val="24"/>
-          <w:szCs w:val="24"/>
-        </w:rPr>
-        <w:lastRenderedPageBreak/>
-        <w:t>Disadvantages:</w:t>
-      </w:r>
-    </w:p>
-    <w:p>
-      <w:pPr>
-        <w:numPr>
-          <w:ilvl w:val="0"/>
-          <w:numId w:val="21"/>
-        </w:numPr>
-        <w:spacing w:line="390" w:lineRule="atLeast"/>
-        <w:ind w:left="360"/>
-        <w:rPr>
-          <w:rFonts w:ascii="Times New Roman" w:eastAsia="Times New Roman" w:hAnsi="Times New Roman" w:cs="Times New Roman"/>
-          <w:color w:val="0D0D0D"/>
-          <w:sz w:val="24"/>
-          <w:szCs w:val="24"/>
-        </w:rPr>
-      </w:pPr>
-      <w:r>
-        <w:rPr>
-          <w:rFonts w:ascii="Times New Roman" w:eastAsia="Times New Roman" w:hAnsi="Times New Roman" w:cs="Times New Roman"/>
-          <w:color w:val="0D0D0D"/>
-          <w:sz w:val="24"/>
-          <w:szCs w:val="24"/>
-        </w:rPr>
-        <w:t>Only for Apple ecosystem</w:t>
-      </w:r>
-    </w:p>
-    <w:p>
-      <w:pPr>
-        <w:spacing w:line="390" w:lineRule="atLeast"/>
-        <w:rPr>
-          <w:rFonts w:ascii="Times New Roman" w:eastAsia="Times New Roman" w:hAnsi="Times New Roman" w:cs="Times New Roman"/>
-          <w:color w:val="0D0D0D"/>
-          <w:sz w:val="24"/>
-          <w:szCs w:val="24"/>
-        </w:rPr>
-      </w:pPr>
-    </w:p>
-    <w:p>
-      <w:pPr>
-        <w:spacing w:after="60" w:line="240" w:lineRule="auto"/>
-        <w:outlineLvl w:val="1"/>
-        <w:rPr>
-          <w:rFonts w:ascii="Times New Roman" w:eastAsia="Times New Roman" w:hAnsi="Times New Roman" w:cs="Times New Roman"/>
-          <w:b/>
-          <w:bCs/>
-          <w:color w:val="0D0D0D"/>
-          <w:sz w:val="24"/>
-          <w:szCs w:val="24"/>
-        </w:rPr>
-      </w:pPr>
-      <w:r>
-        <w:rPr>
-          <w:rFonts w:ascii="Times New Roman" w:eastAsia="Times New Roman" w:hAnsi="Times New Roman" w:cs="Times New Roman"/>
-          <w:b/>
-          <w:bCs/>
-          <w:color w:val="0D0D0D"/>
-          <w:sz w:val="24"/>
-          <w:szCs w:val="24"/>
-        </w:rPr>
-        <w:t>JavaScript</w:t>
-      </w:r>
-      <w:r>
-        <w:rPr>
-          <w:rFonts w:ascii="Times New Roman" w:eastAsia="Times New Roman" w:hAnsi="Times New Roman" w:cs="Times New Roman"/>
-          <w:b/>
-          <w:bCs/>
-          <w:color w:val="0D0D0D"/>
-          <w:sz w:val="24"/>
-          <w:szCs w:val="24"/>
-        </w:rPr>
-        <w:t>:</w:t>
-      </w:r>
-      <w:r>
-        <w:rPr>
-          <w:rFonts w:ascii="Times New Roman" w:eastAsia="Times New Roman" w:hAnsi="Times New Roman" w:cs="Times New Roman"/>
-          <w:b/>
-          <w:bCs/>
-          <w:color w:val="0D0D0D"/>
-          <w:sz w:val="24"/>
-          <w:szCs w:val="24"/>
-        </w:rPr>
-        <w:t xml:space="preserve"> </w:t>
-      </w:r>
-      <w:r>
-        <w:rPr>
-          <w:rFonts w:ascii="Times New Roman" w:eastAsia="Times New Roman" w:hAnsi="Times New Roman" w:cs="Times New Roman"/>
-          <w:color w:val="0D0D0D"/>
-          <w:sz w:val="24"/>
-          <w:szCs w:val="24"/>
-        </w:rPr>
-        <w:t>Used in hybrid and PWA development.</w:t>
-      </w:r>
-    </w:p>
-    <w:p>
-      <w:pPr>
-        <w:spacing w:after="100" w:afterAutospacing="1" w:line="390" w:lineRule="atLeast"/>
-        <w:rPr>
-          <w:rFonts w:ascii="Times New Roman" w:eastAsia="Times New Roman" w:hAnsi="Times New Roman" w:cs="Times New Roman"/>
-          <w:b/>
-          <w:bCs/>
-          <w:color w:val="0D0D0D"/>
-          <w:sz w:val="24"/>
-          <w:szCs w:val="24"/>
-        </w:rPr>
-      </w:pPr>
-      <w:r>
-        <w:rPr>
-          <w:rFonts w:ascii="Times New Roman" w:eastAsia="Times New Roman" w:hAnsi="Times New Roman" w:cs="Times New Roman"/>
-          <w:b/>
-          <w:bCs/>
-          <w:color w:val="0D0D0D"/>
-          <w:sz w:val="24"/>
-          <w:szCs w:val="24"/>
-        </w:rPr>
-        <w:t>Advantages:</w:t>
-      </w:r>
-    </w:p>
-    <w:p>
-      <w:pPr>
-        <w:numPr>
-          <w:ilvl w:val="0"/>
-          <w:numId w:val="22"/>
-        </w:numPr>
-        <w:spacing w:line="390" w:lineRule="atLeast"/>
-        <w:ind w:left="0"/>
-        <w:rPr>
-          <w:rFonts w:ascii="Times New Roman" w:eastAsia="Times New Roman" w:hAnsi="Times New Roman" w:cs="Times New Roman"/>
-          <w:color w:val="0D0D0D"/>
-          <w:sz w:val="24"/>
-          <w:szCs w:val="24"/>
-        </w:rPr>
-      </w:pPr>
-      <w:r>
-        <w:rPr>
-          <w:rFonts w:ascii="Times New Roman" w:eastAsia="Times New Roman" w:hAnsi="Times New Roman" w:cs="Times New Roman"/>
-          <w:color w:val="0D0D0D"/>
-          <w:sz w:val="24"/>
-          <w:szCs w:val="24"/>
-        </w:rPr>
-        <w:t>Cross platform</w:t>
-      </w:r>
-    </w:p>
-    <w:p>
-      <w:pPr>
-        <w:numPr>
-          <w:ilvl w:val="0"/>
-          <w:numId w:val="22"/>
-        </w:numPr>
-        <w:spacing w:line="390" w:lineRule="atLeast"/>
-        <w:ind w:left="0"/>
-        <w:rPr>
-          <w:rFonts w:ascii="Times New Roman" w:eastAsia="Times New Roman" w:hAnsi="Times New Roman" w:cs="Times New Roman"/>
-          <w:color w:val="0D0D0D"/>
-          <w:sz w:val="24"/>
-          <w:szCs w:val="24"/>
-        </w:rPr>
-      </w:pPr>
-      <w:r>
-        <w:rPr>
-          <w:rFonts w:ascii="Times New Roman" w:eastAsia="Times New Roman" w:hAnsi="Times New Roman" w:cs="Times New Roman"/>
-          <w:color w:val="0D0D0D"/>
-          <w:sz w:val="24"/>
-          <w:szCs w:val="24"/>
-        </w:rPr>
-        <w:t>Large ecosystem</w:t>
-      </w:r>
-    </w:p>
-    <w:p>
-      <w:pPr>
-        <w:numPr>
-          <w:ilvl w:val="0"/>
-          <w:numId w:val="22"/>
-        </w:numPr>
-        <w:spacing w:line="390" w:lineRule="atLeast"/>
-        <w:ind w:left="0"/>
-        <w:rPr>
-          <w:rFonts w:ascii="Times New Roman" w:eastAsia="Times New Roman" w:hAnsi="Times New Roman" w:cs="Times New Roman"/>
-          <w:color w:val="0D0D0D"/>
-          <w:sz w:val="24"/>
-          <w:szCs w:val="24"/>
-        </w:rPr>
-      </w:pPr>
-      <w:r>
-        <w:rPr>
-          <w:rFonts w:ascii="Times New Roman" w:eastAsia="Times New Roman" w:hAnsi="Times New Roman" w:cs="Times New Roman"/>
-          <w:color w:val="0D0D0D"/>
-          <w:sz w:val="24"/>
-          <w:szCs w:val="24"/>
-        </w:rPr>
-        <w:t>Fast development</w:t>
-      </w:r>
-    </w:p>
-    <w:p>
-      <w:pPr>
-        <w:spacing w:after="100" w:afterAutospacing="1" w:line="390" w:lineRule="atLeast"/>
-        <w:rPr>
-          <w:rFonts w:ascii="Times New Roman" w:eastAsia="Times New Roman" w:hAnsi="Times New Roman" w:cs="Times New Roman"/>
-          <w:b/>
-          <w:bCs/>
-          <w:color w:val="0D0D0D"/>
-          <w:sz w:val="24"/>
-          <w:szCs w:val="24"/>
-        </w:rPr>
-      </w:pPr>
-      <w:r>
-        <w:rPr>
-          <w:rFonts w:ascii="Times New Roman" w:eastAsia="Times New Roman" w:hAnsi="Times New Roman" w:cs="Times New Roman"/>
-          <w:b/>
-          <w:bCs/>
-          <w:color w:val="0D0D0D"/>
-          <w:sz w:val="24"/>
-          <w:szCs w:val="24"/>
-        </w:rPr>
-        <w:t>Disadvantages:</w:t>
-      </w:r>
-    </w:p>
-    <w:p>
-      <w:pPr>
-        <w:numPr>
-          <w:ilvl w:val="0"/>
-          <w:numId w:val="23"/>
-        </w:numPr>
-        <w:spacing w:line="390" w:lineRule="atLeast"/>
-        <w:ind w:left="360"/>
-        <w:rPr>
-          <w:rFonts w:ascii="Times New Roman" w:eastAsia="Times New Roman" w:hAnsi="Times New Roman" w:cs="Times New Roman"/>
-          <w:color w:val="0D0D0D"/>
-          <w:sz w:val="24"/>
-          <w:szCs w:val="24"/>
-        </w:rPr>
-      </w:pPr>
-      <w:r>
-        <w:rPr>
-          <w:rFonts w:ascii="Times New Roman" w:eastAsia="Times New Roman" w:hAnsi="Times New Roman" w:cs="Times New Roman"/>
-          <w:color w:val="0D0D0D"/>
-          <w:sz w:val="24"/>
-          <w:szCs w:val="24"/>
-        </w:rPr>
-        <w:t>Performance lower than native</w:t>
-      </w:r>
-    </w:p>
-    <w:p>
-      <w:pPr>
-        <w:spacing w:line="390" w:lineRule="atLeast"/>
-        <w:rPr>
-          <w:rFonts w:ascii="Times New Roman" w:eastAsia="Times New Roman" w:hAnsi="Times New Roman" w:cs="Times New Roman"/>
-          <w:color w:val="0D0D0D"/>
-          <w:sz w:val="24"/>
-          <w:szCs w:val="24"/>
-        </w:rPr>
-      </w:pPr>
-    </w:p>
-    <w:p>
-      <w:pPr>
-        <w:spacing w:after="60" w:line="240" w:lineRule="auto"/>
-        <w:outlineLvl w:val="1"/>
-        <w:rPr>
-          <w:rFonts w:ascii="Times New Roman" w:eastAsia="Times New Roman" w:hAnsi="Times New Roman" w:cs="Times New Roman"/>
-          <w:b/>
-          <w:bCs/>
-          <w:color w:val="0D0D0D"/>
-          <w:sz w:val="24"/>
-          <w:szCs w:val="24"/>
-        </w:rPr>
-      </w:pPr>
-      <w:r>
-        <w:rPr>
-          <w:rFonts w:ascii="Times New Roman" w:eastAsia="Times New Roman" w:hAnsi="Times New Roman" w:cs="Times New Roman"/>
-          <w:b/>
-          <w:bCs/>
-          <w:color w:val="0D0D0D"/>
-          <w:sz w:val="24"/>
-          <w:szCs w:val="24"/>
-        </w:rPr>
-        <w:t>Dart</w:t>
-      </w:r>
-      <w:r>
-        <w:rPr>
-          <w:rFonts w:ascii="Times New Roman" w:eastAsia="Times New Roman" w:hAnsi="Times New Roman" w:cs="Times New Roman"/>
-          <w:b/>
-          <w:bCs/>
-          <w:color w:val="0D0D0D"/>
-          <w:sz w:val="24"/>
-          <w:szCs w:val="24"/>
-        </w:rPr>
-        <w:t>:</w:t>
-      </w:r>
-      <w:r>
-        <w:rPr>
-          <w:rFonts w:ascii="Times New Roman" w:eastAsia="Times New Roman" w:hAnsi="Times New Roman" w:cs="Times New Roman"/>
-          <w:b/>
-          <w:bCs/>
-          <w:color w:val="0D0D0D"/>
-          <w:sz w:val="24"/>
-          <w:szCs w:val="24"/>
-        </w:rPr>
-        <w:t xml:space="preserve"> </w:t>
-      </w:r>
-      <w:r>
-        <w:rPr>
-          <w:rFonts w:ascii="Times New Roman" w:eastAsia="Times New Roman" w:hAnsi="Times New Roman" w:cs="Times New Roman"/>
-          <w:color w:val="0D0D0D"/>
-          <w:sz w:val="24"/>
-          <w:szCs w:val="24"/>
-        </w:rPr>
-        <w:t>Used in Flutter.</w:t>
-      </w:r>
-    </w:p>
-    <w:p>
-      <w:pPr>
-        <w:spacing w:after="100" w:afterAutospacing="1" w:line="390" w:lineRule="atLeast"/>
-        <w:rPr>
-          <w:rFonts w:ascii="Times New Roman" w:eastAsia="Times New Roman" w:hAnsi="Times New Roman" w:cs="Times New Roman"/>
-          <w:b/>
-          <w:bCs/>
-          <w:color w:val="0D0D0D"/>
-          <w:sz w:val="24"/>
-          <w:szCs w:val="24"/>
-        </w:rPr>
-      </w:pPr>
-      <w:r>
-        <w:rPr>
-          <w:rFonts w:ascii="Times New Roman" w:eastAsia="Times New Roman" w:hAnsi="Times New Roman" w:cs="Times New Roman"/>
-          <w:b/>
-          <w:bCs/>
-          <w:color w:val="0D0D0D"/>
-          <w:sz w:val="24"/>
-          <w:szCs w:val="24"/>
-        </w:rPr>
-        <w:t>Advantages:</w:t>
-      </w:r>
-    </w:p>
-    <w:p>
-      <w:pPr>
-        <w:numPr>
-          <w:ilvl w:val="0"/>
-          <w:numId w:val="24"/>
-        </w:numPr>
-        <w:spacing w:line="390" w:lineRule="atLeast"/>
-        <w:ind w:left="360"/>
-        <w:rPr>
-          <w:rFonts w:ascii="Times New Roman" w:eastAsia="Times New Roman" w:hAnsi="Times New Roman" w:cs="Times New Roman"/>
-          <w:color w:val="0D0D0D"/>
-          <w:sz w:val="24"/>
-          <w:szCs w:val="24"/>
-        </w:rPr>
-      </w:pPr>
-      <w:r>
-        <w:rPr>
-          <w:rFonts w:ascii="Times New Roman" w:eastAsia="Times New Roman" w:hAnsi="Times New Roman" w:cs="Times New Roman"/>
-          <w:color w:val="0D0D0D"/>
-          <w:sz w:val="24"/>
-          <w:szCs w:val="24"/>
-        </w:rPr>
-        <w:t>Fast UI rendering</w:t>
-      </w:r>
-    </w:p>
-    <w:p>
-      <w:pPr>
-        <w:numPr>
-          <w:ilvl w:val="0"/>
-          <w:numId w:val="24"/>
-        </w:numPr>
-        <w:spacing w:line="390" w:lineRule="atLeast"/>
-        <w:ind w:left="360"/>
-        <w:rPr>
-          <w:rFonts w:ascii="Times New Roman" w:eastAsia="Times New Roman" w:hAnsi="Times New Roman" w:cs="Times New Roman"/>
-          <w:color w:val="0D0D0D"/>
-          <w:sz w:val="24"/>
-          <w:szCs w:val="24"/>
-        </w:rPr>
-      </w:pPr>
-      <w:r>
-        <w:rPr>
-          <w:rFonts w:ascii="Times New Roman" w:eastAsia="Times New Roman" w:hAnsi="Times New Roman" w:cs="Times New Roman"/>
-          <w:color w:val="0D0D0D"/>
-          <w:sz w:val="24"/>
-          <w:szCs w:val="24"/>
-        </w:rPr>
-        <w:t>Good performance</w:t>
-      </w:r>
-    </w:p>
-    <w:p>
-      <w:pPr>
-        <w:numPr>
-          <w:ilvl w:val="0"/>
-          <w:numId w:val="24"/>
-        </w:numPr>
-        <w:spacing w:line="390" w:lineRule="atLeast"/>
-        <w:ind w:left="360"/>
-        <w:rPr>
-          <w:rFonts w:ascii="Times New Roman" w:eastAsia="Times New Roman" w:hAnsi="Times New Roman" w:cs="Times New Roman"/>
-          <w:color w:val="0D0D0D"/>
-          <w:sz w:val="24"/>
-          <w:szCs w:val="24"/>
-        </w:rPr>
-      </w:pPr>
-      <w:r>
-        <w:rPr>
-          <w:rFonts w:ascii="Times New Roman" w:eastAsia="Times New Roman" w:hAnsi="Times New Roman" w:cs="Times New Roman"/>
-          <w:color w:val="0D0D0D"/>
-          <w:sz w:val="24"/>
-          <w:szCs w:val="24"/>
-        </w:rPr>
-        <w:t>Easy learning</w:t>
-      </w:r>
-    </w:p>
-    <w:p>
-      <w:pPr>
-        <w:spacing w:after="100" w:afterAutospacing="1" w:line="390" w:lineRule="atLeast"/>
-        <w:rPr>
-          <w:rFonts w:ascii="Times New Roman" w:eastAsia="Times New Roman" w:hAnsi="Times New Roman" w:cs="Times New Roman"/>
-          <w:b/>
-          <w:bCs/>
-          <w:color w:val="0D0D0D"/>
-          <w:sz w:val="24"/>
-          <w:szCs w:val="24"/>
-        </w:rPr>
-      </w:pPr>
-      <w:r>
-        <w:rPr>
-          <w:rFonts w:ascii="Times New Roman" w:eastAsia="Times New Roman" w:hAnsi="Times New Roman" w:cs="Times New Roman"/>
-          <w:b/>
-          <w:bCs/>
-          <w:color w:val="0D0D0D"/>
-          <w:sz w:val="24"/>
-          <w:szCs w:val="24"/>
-        </w:rPr>
-        <w:t>Disadvantages:</w:t>
-      </w:r>
-    </w:p>
-    <w:p>
-      <w:pPr>
-        <w:numPr>
-          <w:ilvl w:val="0"/>
-          <w:numId w:val="25"/>
-        </w:numPr>
-        <w:spacing w:line="390" w:lineRule="atLeast"/>
-        <w:ind w:left="360"/>
-        <w:rPr>
-          <w:rFonts w:ascii="Times New Roman" w:eastAsia="Times New Roman" w:hAnsi="Times New Roman" w:cs="Times New Roman"/>
-          <w:color w:val="0D0D0D"/>
-          <w:sz w:val="24"/>
-          <w:szCs w:val="24"/>
-        </w:rPr>
-      </w:pPr>
-      <w:r>
-        <w:rPr>
-          <w:rFonts w:ascii="Times New Roman" w:eastAsia="Times New Roman" w:hAnsi="Times New Roman" w:cs="Times New Roman"/>
-          <w:color w:val="0D0D0D"/>
-          <w:sz w:val="24"/>
-          <w:szCs w:val="24"/>
-        </w:rPr>
-        <w:t>Smaller community than JavaScript</w:t>
-      </w:r>
-    </w:p>
-    <w:p>
-      <w:pPr>
-        <w:spacing w:line="390" w:lineRule="atLeast"/>
-        <w:rPr>
-          <w:rFonts w:ascii="Times New Roman" w:eastAsia="Times New Roman" w:hAnsi="Times New Roman" w:cs="Times New Roman"/>
-          <w:color w:val="0D0D0D"/>
-          <w:sz w:val="24"/>
-          <w:szCs w:val="24"/>
-        </w:rPr>
-      </w:pPr>
-    </w:p>
-    <w:p>
-      <w:pPr>
-        <w:pStyle w:val="Heading2"/>
-      </w:pPr>
-      <w:r>
-        <w:t>3. Mobile Development Frameworks</w:t>
+          <w:sz w:val="24"/>
+          <w:szCs w:val="24"/>
+        </w:rPr>
+        <w:t>mobile app development framework</w:t>
+      </w:r>
+      <w:r>
+        <w:rPr>
+          <w:rFonts w:ascii="Times New Roman" w:eastAsia="Times New Roman" w:hAnsi="Times New Roman" w:cs="Times New Roman"/>
+          <w:sz w:val="24"/>
+          <w:szCs w:val="24"/>
+        </w:rPr>
+        <w:t xml:space="preserve"> is a software platform that provides tools, libraries, APIs, and pre-written code to simplify mobile application development.</w:t>
       </w:r>
     </w:p>
     <w:p>
@@ -4210,43 +2207,6 @@
           <w:sz w:val="24"/>
           <w:szCs w:val="24"/>
         </w:rPr>
-        <w:t xml:space="preserve">A </w:t>
-      </w:r>
-      <w:r>
-        <w:rPr>
-          <w:rFonts w:ascii="Times New Roman" w:eastAsia="Times New Roman" w:hAnsi="Times New Roman" w:cs="Times New Roman"/>
-          <w:b/>
-          <w:bCs/>
-          <w:sz w:val="24"/>
-          <w:szCs w:val="24"/>
-        </w:rPr>
-        <w:t>mobile app development framework</w:t>
-      </w:r>
-      <w:r>
-        <w:rPr>
-          <w:rFonts w:ascii="Times New Roman" w:eastAsia="Times New Roman" w:hAnsi="Times New Roman" w:cs="Times New Roman"/>
-          <w:sz w:val="24"/>
-          <w:szCs w:val="24"/>
-        </w:rPr>
-        <w:t xml:space="preserve"> is a software platform that provides tools, libraries, APIs, and pre-written code to simplify mobile application development.</w:t>
-      </w:r>
-    </w:p>
-    <w:p>
-      <w:pPr>
-        <w:spacing w:line="360" w:lineRule="auto"/>
-        <w:rPr>
-          <w:rFonts w:ascii="Times New Roman" w:eastAsia="Times New Roman" w:hAnsi="Times New Roman" w:cs="Times New Roman"/>
-          <w:sz w:val="24"/>
-          <w:szCs w:val="24"/>
-        </w:rPr>
-      </w:pPr>
-      <w:r>
-        <w:rPr>
-          <w:rFonts w:ascii="Times New Roman" w:eastAsia="Times New Roman" w:hAnsi="Times New Roman" w:cs="Times New Roman"/>
-          <w:sz w:val="24"/>
-          <w:szCs w:val="24"/>
-        </w:rPr>
-        <w:lastRenderedPageBreak/>
         <w:t>Frameworks help developers:</w:t>
       </w:r>
     </w:p>
@@ -4589,6 +2549,7 @@
           <w:sz w:val="24"/>
           <w:szCs w:val="24"/>
         </w:rPr>
+        <w:lastRenderedPageBreak/>
         <w:t>Code reuse</w:t>
       </w:r>
     </w:p>
@@ -4780,7 +2741,6 @@
           <w:sz w:val="24"/>
           <w:szCs w:val="24"/>
         </w:rPr>
-        <w:lastRenderedPageBreak/>
         <w:t>E-commerce apps</w:t>
       </w:r>
     </w:p>
@@ -5297,7 +3257,6 @@
           <w:sz w:val="24"/>
           <w:szCs w:val="24"/>
         </w:rPr>
-        <w:lastRenderedPageBreak/>
         <w:t>Enterprise support</w:t>
       </w:r>
     </w:p>
@@ -5601,6 +3560,7 @@
           <w:sz w:val="24"/>
           <w:szCs w:val="24"/>
         </w:rPr>
+        <w:lastRenderedPageBreak/>
         <w:t>In this architecture, the presenter sits between the Model and the View, manually pushing updates to the UI whenever the data changes.</w:t>
       </w:r>
     </w:p>
@@ -5745,7 +3705,6 @@
           <w:sz w:val="24"/>
           <w:szCs w:val="24"/>
         </w:rPr>
-        <w:lastRenderedPageBreak/>
         <w:t xml:space="preserve">In this architecture, the </w:t>
       </w:r>
       <w:proofErr w:type="spellStart"/>
@@ -6081,6 +4040,7 @@
           <w:sz w:val="24"/>
           <w:szCs w:val="24"/>
         </w:rPr>
+        <w:lastRenderedPageBreak/>
         <w:t xml:space="preserve">In order to ensure that various user requirements are met, requirements are documented. Some tools for documentation of requirements are </w:t>
       </w:r>
       <w:r>
@@ -6303,7 +4263,6 @@
           <w:sz w:val="24"/>
           <w:szCs w:val="24"/>
         </w:rPr>
-        <w:lastRenderedPageBreak/>
         <w:t>Resources like developers and application features like authentication, API integration, cloud storage are also factors which increase the cost of development of mobile applications.</w:t>
       </w:r>
     </w:p>
@@ -11890,6 +9849,119 @@
     </w:lvl>
   </w:abstractNum>
   <w:abstractNum w:abstractNumId="35" w15:restartNumberingAfterBreak="0">
+    <w:nsid w:val="5BE6606F"/>
+    <w:multiLevelType w:val="hybridMultilevel"/>
+    <w:tmpl w:val="DCFC5482"/>
+    <w:lvl w:ilvl="0" w:tplc="1F5A3D3E">
+      <w:start w:val="2"/>
+      <w:numFmt w:val="bullet"/>
+      <w:lvlText w:val="-"/>
+      <w:lvlJc w:val="left"/>
+      <w:pPr>
+        <w:ind w:left="720" w:hanging="360"/>
+      </w:pPr>
+      <w:rPr>
+        <w:rFonts w:ascii="Times New Roman" w:eastAsia="Times New Roman" w:hAnsi="Times New Roman" w:cs="Times New Roman" w:hint="default"/>
+      </w:rPr>
+    </w:lvl>
+    <w:lvl w:ilvl="1" w:tplc="04090003" w:tentative="1">
+      <w:start w:val="1"/>
+      <w:numFmt w:val="bullet"/>
+      <w:lvlText w:val="o"/>
+      <w:lvlJc w:val="left"/>
+      <w:pPr>
+        <w:ind w:left="1440" w:hanging="360"/>
+      </w:pPr>
+      <w:rPr>
+        <w:rFonts w:ascii="Courier New" w:hAnsi="Courier New" w:cs="Courier New" w:hint="default"/>
+      </w:rPr>
+    </w:lvl>
+    <w:lvl w:ilvl="2" w:tplc="04090005" w:tentative="1">
+      <w:start w:val="1"/>
+      <w:numFmt w:val="bullet"/>
+      <w:lvlText w:val=""/>
+      <w:lvlJc w:val="left"/>
+      <w:pPr>
+        <w:ind w:left="2160" w:hanging="360"/>
+      </w:pPr>
+      <w:rPr>
+        <w:rFonts w:ascii="Wingdings" w:hAnsi="Wingdings" w:hint="default"/>
+      </w:rPr>
+    </w:lvl>
+    <w:lvl w:ilvl="3" w:tplc="04090001" w:tentative="1">
+      <w:start w:val="1"/>
+      <w:numFmt w:val="bullet"/>
+      <w:lvlText w:val=""/>
+      <w:lvlJc w:val="left"/>
+      <w:pPr>
+        <w:ind w:left="2880" w:hanging="360"/>
+      </w:pPr>
+      <w:rPr>
+        <w:rFonts w:ascii="Symbol" w:hAnsi="Symbol" w:hint="default"/>
+      </w:rPr>
+    </w:lvl>
+    <w:lvl w:ilvl="4" w:tplc="04090003" w:tentative="1">
+      <w:start w:val="1"/>
+      <w:numFmt w:val="bullet"/>
+      <w:lvlText w:val="o"/>
+      <w:lvlJc w:val="left"/>
+      <w:pPr>
+        <w:ind w:left="3600" w:hanging="360"/>
+      </w:pPr>
+      <w:rPr>
+        <w:rFonts w:ascii="Courier New" w:hAnsi="Courier New" w:cs="Courier New" w:hint="default"/>
+      </w:rPr>
+    </w:lvl>
+    <w:lvl w:ilvl="5" w:tplc="04090005" w:tentative="1">
+      <w:start w:val="1"/>
+      <w:numFmt w:val="bullet"/>
+      <w:lvlText w:val=""/>
+      <w:lvlJc w:val="left"/>
+      <w:pPr>
+        <w:ind w:left="4320" w:hanging="360"/>
+      </w:pPr>
+      <w:rPr>
+        <w:rFonts w:ascii="Wingdings" w:hAnsi="Wingdings" w:hint="default"/>
+      </w:rPr>
+    </w:lvl>
+    <w:lvl w:ilvl="6" w:tplc="04090001" w:tentative="1">
+      <w:start w:val="1"/>
+      <w:numFmt w:val="bullet"/>
+      <w:lvlText w:val=""/>
+      <w:lvlJc w:val="left"/>
+      <w:pPr>
+        <w:ind w:left="5040" w:hanging="360"/>
+      </w:pPr>
+      <w:rPr>
+        <w:rFonts w:ascii="Symbol" w:hAnsi="Symbol" w:hint="default"/>
+      </w:rPr>
+    </w:lvl>
+    <w:lvl w:ilvl="7" w:tplc="04090003" w:tentative="1">
+      <w:start w:val="1"/>
+      <w:numFmt w:val="bullet"/>
+      <w:lvlText w:val="o"/>
+      <w:lvlJc w:val="left"/>
+      <w:pPr>
+        <w:ind w:left="5760" w:hanging="360"/>
+      </w:pPr>
+      <w:rPr>
+        <w:rFonts w:ascii="Courier New" w:hAnsi="Courier New" w:cs="Courier New" w:hint="default"/>
+      </w:rPr>
+    </w:lvl>
+    <w:lvl w:ilvl="8" w:tplc="04090005" w:tentative="1">
+      <w:start w:val="1"/>
+      <w:numFmt w:val="bullet"/>
+      <w:lvlText w:val=""/>
+      <w:lvlJc w:val="left"/>
+      <w:pPr>
+        <w:ind w:left="6480" w:hanging="360"/>
+      </w:pPr>
+      <w:rPr>
+        <w:rFonts w:ascii="Wingdings" w:hAnsi="Wingdings" w:hint="default"/>
+      </w:rPr>
+    </w:lvl>
+  </w:abstractNum>
+  <w:abstractNum w:abstractNumId="36" w15:restartNumberingAfterBreak="0">
     <w:nsid w:val="5C933ECB"/>
     <w:multiLevelType w:val="multilevel"/>
     <w:tmpl w:val="82661DE4"/>
@@ -12038,7 +10110,7 @@
       </w:rPr>
     </w:lvl>
   </w:abstractNum>
-  <w:abstractNum w:abstractNumId="36" w15:restartNumberingAfterBreak="0">
+  <w:abstractNum w:abstractNumId="37" w15:restartNumberingAfterBreak="0">
     <w:nsid w:val="5D2477E9"/>
     <w:multiLevelType w:val="multilevel"/>
     <w:tmpl w:val="0D9C54A8"/>
@@ -12187,7 +10259,7 @@
       </w:rPr>
     </w:lvl>
   </w:abstractNum>
-  <w:abstractNum w:abstractNumId="37" w15:restartNumberingAfterBreak="0">
+  <w:abstractNum w:abstractNumId="38" w15:restartNumberingAfterBreak="0">
     <w:nsid w:val="5D344C65"/>
     <w:multiLevelType w:val="multilevel"/>
     <w:tmpl w:val="0BBCA45C"/>
@@ -12336,7 +10408,7 @@
       </w:rPr>
     </w:lvl>
   </w:abstractNum>
-  <w:abstractNum w:abstractNumId="38" w15:restartNumberingAfterBreak="0">
+  <w:abstractNum w:abstractNumId="39" w15:restartNumberingAfterBreak="0">
     <w:nsid w:val="5D752C51"/>
     <w:multiLevelType w:val="multilevel"/>
     <w:tmpl w:val="DC123446"/>
@@ -12485,7 +10557,7 @@
       </w:rPr>
     </w:lvl>
   </w:abstractNum>
-  <w:abstractNum w:abstractNumId="39" w15:restartNumberingAfterBreak="0">
+  <w:abstractNum w:abstractNumId="40" w15:restartNumberingAfterBreak="0">
     <w:nsid w:val="5EAF195E"/>
     <w:multiLevelType w:val="multilevel"/>
     <w:tmpl w:val="A10CE45A"/>
@@ -12634,7 +10706,7 @@
       </w:rPr>
     </w:lvl>
   </w:abstractNum>
-  <w:abstractNum w:abstractNumId="40" w15:restartNumberingAfterBreak="0">
+  <w:abstractNum w:abstractNumId="41" w15:restartNumberingAfterBreak="0">
     <w:nsid w:val="60D62E9D"/>
     <w:multiLevelType w:val="multilevel"/>
     <w:tmpl w:val="02723CB8"/>
@@ -12783,7 +10855,7 @@
       </w:rPr>
     </w:lvl>
   </w:abstractNum>
-  <w:abstractNum w:abstractNumId="41" w15:restartNumberingAfterBreak="0">
+  <w:abstractNum w:abstractNumId="42" w15:restartNumberingAfterBreak="0">
     <w:nsid w:val="63F44775"/>
     <w:multiLevelType w:val="multilevel"/>
     <w:tmpl w:val="1D42CC70"/>
@@ -12932,7 +11004,7 @@
       </w:rPr>
     </w:lvl>
   </w:abstractNum>
-  <w:abstractNum w:abstractNumId="42" w15:restartNumberingAfterBreak="0">
+  <w:abstractNum w:abstractNumId="43" w15:restartNumberingAfterBreak="0">
     <w:nsid w:val="64CD5F28"/>
     <w:multiLevelType w:val="multilevel"/>
     <w:tmpl w:val="A810DCE4"/>
@@ -13081,7 +11153,7 @@
       </w:rPr>
     </w:lvl>
   </w:abstractNum>
-  <w:abstractNum w:abstractNumId="43" w15:restartNumberingAfterBreak="0">
+  <w:abstractNum w:abstractNumId="44" w15:restartNumberingAfterBreak="0">
     <w:nsid w:val="65006EA9"/>
     <w:multiLevelType w:val="multilevel"/>
     <w:tmpl w:val="17FED95A"/>
@@ -13230,7 +11302,7 @@
       </w:rPr>
     </w:lvl>
   </w:abstractNum>
-  <w:abstractNum w:abstractNumId="44" w15:restartNumberingAfterBreak="0">
+  <w:abstractNum w:abstractNumId="45" w15:restartNumberingAfterBreak="0">
     <w:nsid w:val="66BF6E09"/>
     <w:multiLevelType w:val="multilevel"/>
     <w:tmpl w:val="23E464A6"/>
@@ -13379,7 +11451,7 @@
       </w:rPr>
     </w:lvl>
   </w:abstractNum>
-  <w:abstractNum w:abstractNumId="45" w15:restartNumberingAfterBreak="0">
+  <w:abstractNum w:abstractNumId="46" w15:restartNumberingAfterBreak="0">
     <w:nsid w:val="67C5319F"/>
     <w:multiLevelType w:val="multilevel"/>
     <w:tmpl w:val="DE54ECE6"/>
@@ -13528,7 +11600,7 @@
       </w:rPr>
     </w:lvl>
   </w:abstractNum>
-  <w:abstractNum w:abstractNumId="46" w15:restartNumberingAfterBreak="0">
+  <w:abstractNum w:abstractNumId="47" w15:restartNumberingAfterBreak="0">
     <w:nsid w:val="686B1160"/>
     <w:multiLevelType w:val="multilevel"/>
     <w:tmpl w:val="6ED43A9A"/>
@@ -13677,7 +11749,7 @@
       </w:rPr>
     </w:lvl>
   </w:abstractNum>
-  <w:abstractNum w:abstractNumId="47" w15:restartNumberingAfterBreak="0">
+  <w:abstractNum w:abstractNumId="48" w15:restartNumberingAfterBreak="0">
     <w:nsid w:val="68CA5089"/>
     <w:multiLevelType w:val="multilevel"/>
     <w:tmpl w:val="BB7E82A8"/>
@@ -13790,7 +11862,120 @@
       </w:pPr>
     </w:lvl>
   </w:abstractNum>
-  <w:abstractNum w:abstractNumId="48" w15:restartNumberingAfterBreak="0">
+  <w:abstractNum w:abstractNumId="49" w15:restartNumberingAfterBreak="0">
+    <w:nsid w:val="6934426C"/>
+    <w:multiLevelType w:val="hybridMultilevel"/>
+    <w:tmpl w:val="6694BF22"/>
+    <w:lvl w:ilvl="0" w:tplc="04090001">
+      <w:start w:val="1"/>
+      <w:numFmt w:val="bullet"/>
+      <w:lvlText w:val=""/>
+      <w:lvlJc w:val="left"/>
+      <w:pPr>
+        <w:ind w:left="720" w:hanging="360"/>
+      </w:pPr>
+      <w:rPr>
+        <w:rFonts w:ascii="Symbol" w:hAnsi="Symbol" w:hint="default"/>
+      </w:rPr>
+    </w:lvl>
+    <w:lvl w:ilvl="1" w:tplc="04090003" w:tentative="1">
+      <w:start w:val="1"/>
+      <w:numFmt w:val="bullet"/>
+      <w:lvlText w:val="o"/>
+      <w:lvlJc w:val="left"/>
+      <w:pPr>
+        <w:ind w:left="1440" w:hanging="360"/>
+      </w:pPr>
+      <w:rPr>
+        <w:rFonts w:ascii="Courier New" w:hAnsi="Courier New" w:cs="Courier New" w:hint="default"/>
+      </w:rPr>
+    </w:lvl>
+    <w:lvl w:ilvl="2" w:tplc="04090005" w:tentative="1">
+      <w:start w:val="1"/>
+      <w:numFmt w:val="bullet"/>
+      <w:lvlText w:val=""/>
+      <w:lvlJc w:val="left"/>
+      <w:pPr>
+        <w:ind w:left="2160" w:hanging="360"/>
+      </w:pPr>
+      <w:rPr>
+        <w:rFonts w:ascii="Wingdings" w:hAnsi="Wingdings" w:hint="default"/>
+      </w:rPr>
+    </w:lvl>
+    <w:lvl w:ilvl="3" w:tplc="04090001" w:tentative="1">
+      <w:start w:val="1"/>
+      <w:numFmt w:val="bullet"/>
+      <w:lvlText w:val=""/>
+      <w:lvlJc w:val="left"/>
+      <w:pPr>
+        <w:ind w:left="2880" w:hanging="360"/>
+      </w:pPr>
+      <w:rPr>
+        <w:rFonts w:ascii="Symbol" w:hAnsi="Symbol" w:hint="default"/>
+      </w:rPr>
+    </w:lvl>
+    <w:lvl w:ilvl="4" w:tplc="04090003" w:tentative="1">
+      <w:start w:val="1"/>
+      <w:numFmt w:val="bullet"/>
+      <w:lvlText w:val="o"/>
+      <w:lvlJc w:val="left"/>
+      <w:pPr>
+        <w:ind w:left="3600" w:hanging="360"/>
+      </w:pPr>
+      <w:rPr>
+        <w:rFonts w:ascii="Courier New" w:hAnsi="Courier New" w:cs="Courier New" w:hint="default"/>
+      </w:rPr>
+    </w:lvl>
+    <w:lvl w:ilvl="5" w:tplc="04090005" w:tentative="1">
+      <w:start w:val="1"/>
+      <w:numFmt w:val="bullet"/>
+      <w:lvlText w:val=""/>
+      <w:lvlJc w:val="left"/>
+      <w:pPr>
+        <w:ind w:left="4320" w:hanging="360"/>
+      </w:pPr>
+      <w:rPr>
+        <w:rFonts w:ascii="Wingdings" w:hAnsi="Wingdings" w:hint="default"/>
+      </w:rPr>
+    </w:lvl>
+    <w:lvl w:ilvl="6" w:tplc="04090001" w:tentative="1">
+      <w:start w:val="1"/>
+      <w:numFmt w:val="bullet"/>
+      <w:lvlText w:val=""/>
+      <w:lvlJc w:val="left"/>
+      <w:pPr>
+        <w:ind w:left="5040" w:hanging="360"/>
+      </w:pPr>
+      <w:rPr>
+        <w:rFonts w:ascii="Symbol" w:hAnsi="Symbol" w:hint="default"/>
+      </w:rPr>
+    </w:lvl>
+    <w:lvl w:ilvl="7" w:tplc="04090003" w:tentative="1">
+      <w:start w:val="1"/>
+      <w:numFmt w:val="bullet"/>
+      <w:lvlText w:val="o"/>
+      <w:lvlJc w:val="left"/>
+      <w:pPr>
+        <w:ind w:left="5760" w:hanging="360"/>
+      </w:pPr>
+      <w:rPr>
+        <w:rFonts w:ascii="Courier New" w:hAnsi="Courier New" w:cs="Courier New" w:hint="default"/>
+      </w:rPr>
+    </w:lvl>
+    <w:lvl w:ilvl="8" w:tplc="04090005" w:tentative="1">
+      <w:start w:val="1"/>
+      <w:numFmt w:val="bullet"/>
+      <w:lvlText w:val=""/>
+      <w:lvlJc w:val="left"/>
+      <w:pPr>
+        <w:ind w:left="6480" w:hanging="360"/>
+      </w:pPr>
+      <w:rPr>
+        <w:rFonts w:ascii="Wingdings" w:hAnsi="Wingdings" w:hint="default"/>
+      </w:rPr>
+    </w:lvl>
+  </w:abstractNum>
+  <w:abstractNum w:abstractNumId="50" w15:restartNumberingAfterBreak="0">
     <w:nsid w:val="6A8C4F19"/>
     <w:multiLevelType w:val="multilevel"/>
     <w:tmpl w:val="6BCC00BA"/>
@@ -13939,7 +12124,7 @@
       </w:rPr>
     </w:lvl>
   </w:abstractNum>
-  <w:abstractNum w:abstractNumId="49" w15:restartNumberingAfterBreak="0">
+  <w:abstractNum w:abstractNumId="51" w15:restartNumberingAfterBreak="0">
     <w:nsid w:val="6B9347BE"/>
     <w:multiLevelType w:val="multilevel"/>
     <w:tmpl w:val="F74A8600"/>
@@ -14088,7 +12273,7 @@
       </w:rPr>
     </w:lvl>
   </w:abstractNum>
-  <w:abstractNum w:abstractNumId="50" w15:restartNumberingAfterBreak="0">
+  <w:abstractNum w:abstractNumId="52" w15:restartNumberingAfterBreak="0">
     <w:nsid w:val="71227AA1"/>
     <w:multiLevelType w:val="multilevel"/>
     <w:tmpl w:val="9314E758"/>
@@ -14237,7 +12422,7 @@
       </w:rPr>
     </w:lvl>
   </w:abstractNum>
-  <w:abstractNum w:abstractNumId="51" w15:restartNumberingAfterBreak="0">
+  <w:abstractNum w:abstractNumId="53" w15:restartNumberingAfterBreak="0">
     <w:nsid w:val="716F76B6"/>
     <w:multiLevelType w:val="hybridMultilevel"/>
     <w:tmpl w:val="D34245DE"/>
@@ -14326,7 +12511,7 @@
       </w:pPr>
     </w:lvl>
   </w:abstractNum>
-  <w:abstractNum w:abstractNumId="52" w15:restartNumberingAfterBreak="0">
+  <w:abstractNum w:abstractNumId="54" w15:restartNumberingAfterBreak="0">
     <w:nsid w:val="756D1D78"/>
     <w:multiLevelType w:val="multilevel"/>
     <w:tmpl w:val="92F431D4"/>
@@ -14475,7 +12660,7 @@
       </w:rPr>
     </w:lvl>
   </w:abstractNum>
-  <w:abstractNum w:abstractNumId="53" w15:restartNumberingAfterBreak="0">
+  <w:abstractNum w:abstractNumId="55" w15:restartNumberingAfterBreak="0">
     <w:nsid w:val="773920B2"/>
     <w:multiLevelType w:val="multilevel"/>
     <w:tmpl w:val="01A46B20"/>
@@ -14624,7 +12809,7 @@
       </w:rPr>
     </w:lvl>
   </w:abstractNum>
-  <w:abstractNum w:abstractNumId="54" w15:restartNumberingAfterBreak="0">
+  <w:abstractNum w:abstractNumId="56" w15:restartNumberingAfterBreak="0">
     <w:nsid w:val="7B9F537A"/>
     <w:multiLevelType w:val="multilevel"/>
     <w:tmpl w:val="849E2410"/>
@@ -14773,7 +12958,7 @@
       </w:rPr>
     </w:lvl>
   </w:abstractNum>
-  <w:abstractNum w:abstractNumId="55" w15:restartNumberingAfterBreak="0">
+  <w:abstractNum w:abstractNumId="57" w15:restartNumberingAfterBreak="0">
     <w:nsid w:val="7E6E0BEC"/>
     <w:multiLevelType w:val="multilevel"/>
     <w:tmpl w:val="2E06E3F4"/>
@@ -14923,7 +13108,7 @@
     </w:lvl>
   </w:abstractNum>
   <w:num w:numId="1" w16cid:durableId="1194461476">
-    <w:abstractNumId w:val="49"/>
+    <w:abstractNumId w:val="51"/>
   </w:num>
   <w:num w:numId="2" w16cid:durableId="224728520">
     <w:abstractNumId w:val="9"/>
@@ -14935,13 +13120,13 @@
     <w:abstractNumId w:val="2"/>
   </w:num>
   <w:num w:numId="5" w16cid:durableId="2017685981">
-    <w:abstractNumId w:val="43"/>
+    <w:abstractNumId w:val="44"/>
   </w:num>
   <w:num w:numId="6" w16cid:durableId="766972457">
-    <w:abstractNumId w:val="55"/>
+    <w:abstractNumId w:val="57"/>
   </w:num>
   <w:num w:numId="7" w16cid:durableId="1988049983">
-    <w:abstractNumId w:val="35"/>
+    <w:abstractNumId w:val="36"/>
   </w:num>
   <w:num w:numId="8" w16cid:durableId="1044791148">
     <w:abstractNumId w:val="12"/>
@@ -14953,7 +13138,7 @@
     <w:abstractNumId w:val="20"/>
   </w:num>
   <w:num w:numId="11" w16cid:durableId="1230381344">
-    <w:abstractNumId w:val="46"/>
+    <w:abstractNumId w:val="47"/>
   </w:num>
   <w:num w:numId="12" w16cid:durableId="419256562">
     <w:abstractNumId w:val="23"/>
@@ -14965,16 +13150,16 @@
     <w:abstractNumId w:val="16"/>
   </w:num>
   <w:num w:numId="15" w16cid:durableId="772820272">
-    <w:abstractNumId w:val="50"/>
+    <w:abstractNumId w:val="52"/>
   </w:num>
   <w:num w:numId="16" w16cid:durableId="1917082377">
-    <w:abstractNumId w:val="38"/>
+    <w:abstractNumId w:val="39"/>
   </w:num>
   <w:num w:numId="17" w16cid:durableId="528295882">
-    <w:abstractNumId w:val="40"/>
+    <w:abstractNumId w:val="41"/>
   </w:num>
   <w:num w:numId="18" w16cid:durableId="294529758">
-    <w:abstractNumId w:val="41"/>
+    <w:abstractNumId w:val="42"/>
   </w:num>
   <w:num w:numId="19" w16cid:durableId="351298228">
     <w:abstractNumId w:val="26"/>
@@ -14983,7 +13168,7 @@
     <w:abstractNumId w:val="21"/>
   </w:num>
   <w:num w:numId="21" w16cid:durableId="187372896">
-    <w:abstractNumId w:val="36"/>
+    <w:abstractNumId w:val="37"/>
   </w:num>
   <w:num w:numId="22" w16cid:durableId="510145394">
     <w:abstractNumId w:val="5"/>
@@ -14995,7 +13180,7 @@
     <w:abstractNumId w:val="1"/>
   </w:num>
   <w:num w:numId="25" w16cid:durableId="1172336169">
-    <w:abstractNumId w:val="53"/>
+    <w:abstractNumId w:val="55"/>
   </w:num>
   <w:num w:numId="26" w16cid:durableId="823358324">
     <w:abstractNumId w:val="27"/>
@@ -15025,10 +13210,10 @@
     <w:abstractNumId w:val="0"/>
   </w:num>
   <w:num w:numId="35" w16cid:durableId="1799450803">
-    <w:abstractNumId w:val="44"/>
+    <w:abstractNumId w:val="45"/>
   </w:num>
   <w:num w:numId="36" w16cid:durableId="1200779958">
-    <w:abstractNumId w:val="48"/>
+    <w:abstractNumId w:val="50"/>
   </w:num>
   <w:num w:numId="37" w16cid:durableId="1748920375">
     <w:abstractNumId w:val="17"/>
@@ -15046,16 +13231,16 @@
     <w:abstractNumId w:val="11"/>
   </w:num>
   <w:num w:numId="42" w16cid:durableId="700588536">
-    <w:abstractNumId w:val="42"/>
+    <w:abstractNumId w:val="43"/>
   </w:num>
   <w:num w:numId="43" w16cid:durableId="1639797587">
-    <w:abstractNumId w:val="45"/>
+    <w:abstractNumId w:val="46"/>
   </w:num>
   <w:num w:numId="44" w16cid:durableId="923756903">
-    <w:abstractNumId w:val="37"/>
+    <w:abstractNumId w:val="38"/>
   </w:num>
   <w:num w:numId="45" w16cid:durableId="440228789">
-    <w:abstractNumId w:val="52"/>
+    <w:abstractNumId w:val="54"/>
   </w:num>
   <w:num w:numId="46" w16cid:durableId="192771741">
     <w:abstractNumId w:val="6"/>
@@ -15064,7 +13249,7 @@
     <w:abstractNumId w:val="13"/>
   </w:num>
   <w:num w:numId="48" w16cid:durableId="290325897">
-    <w:abstractNumId w:val="54"/>
+    <w:abstractNumId w:val="56"/>
   </w:num>
   <w:num w:numId="49" w16cid:durableId="1625573534">
     <w:abstractNumId w:val="3"/>
@@ -15076,10 +13261,10 @@
     <w:abstractNumId w:val="19"/>
   </w:num>
   <w:num w:numId="52" w16cid:durableId="1019426750">
-    <w:abstractNumId w:val="47"/>
+    <w:abstractNumId w:val="48"/>
   </w:num>
   <w:num w:numId="53" w16cid:durableId="194318043">
-    <w:abstractNumId w:val="39"/>
+    <w:abstractNumId w:val="40"/>
   </w:num>
   <w:num w:numId="54" w16cid:durableId="734397254">
     <w:abstractNumId w:val="32"/>
@@ -15088,7 +13273,13 @@
     <w:abstractNumId w:val="15"/>
   </w:num>
   <w:num w:numId="56" w16cid:durableId="840854070">
-    <w:abstractNumId w:val="51"/>
+    <w:abstractNumId w:val="53"/>
+  </w:num>
+  <w:num w:numId="57" w16cid:durableId="462815722">
+    <w:abstractNumId w:val="35"/>
+  </w:num>
+  <w:num w:numId="58" w16cid:durableId="1028067334">
+    <w:abstractNumId w:val="49"/>
   </w:num>
   <w:numIdMacAtCleanup w:val="52"/>
 </w:numbering>
@@ -15760,6 +13951,17 @@
       </w:tblBorders>
     </w:tblPr>
   </w:style>
+  <w:style w:type="paragraph" w:styleId="ListParagraph">
+    <w:name w:val="List Paragraph"/>
+    <w:basedOn w:val="Normal"/>
+    <w:uiPriority w:val="34"/>
+    <w:qFormat/>
+    <w:rsid w:val="00D2376C"/>
+    <w:pPr>
+      <w:ind w:left="720"/>
+      <w:contextualSpacing/>
+    </w:pPr>
+  </w:style>
 </w:styles>
 </file>
 

--- a/internet and mobile programming task 1.docx
+++ b/internet and mobile programming task 1.docx
@@ -902,6 +902,31 @@
           <w:sz w:val="24"/>
           <w:szCs w:val="24"/>
         </w:rPr>
+        <w:sectPr>
+          <w:pgSz w:w="12240" w:h="15840"/>
+          <w:pgMar w:top="1440" w:right="1440" w:bottom="1440" w:left="1440" w:header="720" w:footer="720" w:gutter="0"/>
+          <w:pgBorders w:display="firstPage" w:offsetFrom="page">
+            <w:top w:val="twistedLines1" w:sz="18" w:space="24" w:color="auto"/>
+            <w:left w:val="twistedLines1" w:sz="18" w:space="24" w:color="auto"/>
+            <w:bottom w:val="twistedLines1" w:sz="18" w:space="24" w:color="auto"/>
+            <w:right w:val="twistedLines1" w:sz="18" w:space="24" w:color="auto"/>
+          </w:pgBorders>
+          <w:cols w:space="720"/>
+          <w:docGrid w:linePitch="360"/>
+        </w:sectPr>
+      </w:pPr>
+    </w:p>
+    <w:p>
+      <w:pPr>
+        <w:jc w:val="center"/>
+        <w:rPr>
+          <w:rFonts w:ascii="Times New Roman" w:eastAsia="Times New Roman" w:hAnsi="Times New Roman" w:cs="Times New Roman"/>
+          <w:b/>
+          <w:bCs/>
+          <w:color w:val="0D0D0D"/>
+          <w:sz w:val="24"/>
+          <w:szCs w:val="24"/>
+        </w:rPr>
       </w:pPr>
       <w:r>
         <w:rPr>
@@ -1030,6 +1055,7 @@
     <w:p>
       <w:pPr>
         <w:spacing w:after="100" w:afterAutospacing="1" w:line="390" w:lineRule="atLeast"/>
+        <w:jc w:val="both"/>
         <w:rPr>
           <w:rFonts w:ascii="Times New Roman" w:eastAsia="Times New Roman" w:hAnsi="Times New Roman" w:cs="Times New Roman"/>
           <w:color w:val="0D0D0D"/>
@@ -1672,7 +1698,8 @@
     </w:p>
     <w:p>
       <w:pPr>
-        <w:spacing w:after="100" w:afterAutospacing="1" w:line="390" w:lineRule="atLeast"/>
+        <w:spacing w:after="100" w:afterAutospacing="1" w:line="360" w:lineRule="auto"/>
+        <w:jc w:val="both"/>
         <w:rPr>
           <w:rFonts w:ascii="Times New Roman" w:eastAsia="Times New Roman" w:hAnsi="Times New Roman" w:cs="Times New Roman"/>
           <w:color w:val="0D0D0D"/>
@@ -2119,6 +2146,7 @@
     <w:p>
       <w:pPr>
         <w:spacing w:line="390" w:lineRule="atLeast"/>
+        <w:jc w:val="both"/>
         <w:rPr>
           <w:rFonts w:ascii="Times New Roman" w:eastAsia="Times New Roman" w:hAnsi="Times New Roman" w:cs="Times New Roman"/>
           <w:color w:val="0D0D0D"/>
@@ -3751,6 +3779,7 @@
     <w:p>
       <w:pPr>
         <w:spacing w:after="100" w:afterAutospacing="1" w:line="390" w:lineRule="atLeast"/>
+        <w:jc w:val="both"/>
         <w:rPr>
           <w:rFonts w:ascii="Times New Roman" w:eastAsia="Times New Roman" w:hAnsi="Times New Roman" w:cs="Times New Roman"/>
           <w:color w:val="0D0D0D"/>
@@ -3934,6 +3963,7 @@
     <w:p>
       <w:pPr>
         <w:spacing w:before="0" w:beforeAutospacing="0" w:line="390" w:lineRule="atLeast"/>
+        <w:jc w:val="both"/>
         <w:rPr>
           <w:rFonts w:ascii="Times New Roman" w:eastAsia="Times New Roman" w:hAnsi="Times New Roman" w:cs="Times New Roman"/>
           <w:color w:val="0D0D0D"/>
@@ -3981,6 +4011,7 @@
     <w:p>
       <w:pPr>
         <w:spacing w:before="0" w:beforeAutospacing="0" w:line="390" w:lineRule="atLeast"/>
+        <w:jc w:val="both"/>
         <w:rPr>
           <w:rFonts w:ascii="Times New Roman" w:eastAsia="Times New Roman" w:hAnsi="Times New Roman" w:cs="Times New Roman"/>
           <w:color w:val="0D0D0D"/>
@@ -4026,6 +4057,7 @@
     <w:p>
       <w:pPr>
         <w:spacing w:after="100" w:afterAutospacing="1" w:line="390" w:lineRule="atLeast"/>
+        <w:jc w:val="both"/>
         <w:rPr>
           <w:rFonts w:ascii="Times New Roman" w:eastAsia="Times New Roman" w:hAnsi="Times New Roman" w:cs="Times New Roman"/>
           <w:color w:val="0D0D0D"/>
@@ -4199,7 +4231,8 @@
     </w:p>
     <w:p>
       <w:pPr>
-        <w:spacing w:line="390" w:lineRule="atLeast"/>
+        <w:spacing w:line="360" w:lineRule="auto"/>
+        <w:jc w:val="both"/>
         <w:rPr>
           <w:rFonts w:ascii="Times New Roman" w:eastAsia="Times New Roman" w:hAnsi="Times New Roman" w:cs="Times New Roman"/>
           <w:color w:val="0D0D0D"/>
@@ -4219,7 +4252,8 @@
     </w:p>
     <w:p>
       <w:pPr>
-        <w:spacing w:before="0" w:beforeAutospacing="0" w:line="390" w:lineRule="atLeast"/>
+        <w:spacing w:before="0" w:beforeAutospacing="0" w:line="360" w:lineRule="auto"/>
+        <w:jc w:val="both"/>
         <w:rPr>
           <w:rFonts w:ascii="Times New Roman" w:eastAsia="Times New Roman" w:hAnsi="Times New Roman" w:cs="Times New Roman"/>
           <w:color w:val="0D0D0D"/>
@@ -4248,7 +4282,8 @@
     </w:p>
     <w:p>
       <w:pPr>
-        <w:spacing w:before="0" w:beforeAutospacing="0" w:line="390" w:lineRule="atLeast"/>
+        <w:spacing w:before="0" w:beforeAutospacing="0" w:line="360" w:lineRule="auto"/>
+        <w:jc w:val="both"/>
         <w:rPr>
           <w:rFonts w:ascii="Times New Roman" w:eastAsia="Times New Roman" w:hAnsi="Times New Roman" w:cs="Times New Roman"/>
           <w:color w:val="0D0D0D"/>
@@ -4268,7 +4303,8 @@
     </w:p>
     <w:p>
       <w:pPr>
-        <w:spacing w:before="0" w:beforeAutospacing="0" w:line="390" w:lineRule="atLeast"/>
+        <w:spacing w:before="0" w:beforeAutospacing="0" w:line="360" w:lineRule="auto"/>
+        <w:jc w:val="both"/>
         <w:rPr>
           <w:rFonts w:ascii="Times New Roman" w:eastAsia="Times New Roman" w:hAnsi="Times New Roman" w:cs="Times New Roman"/>
           <w:color w:val="0D0D0D"/>
@@ -4315,6 +4351,27 @@
     </w:p>
     <w:p>
       <w:pPr>
+        <w:spacing w:after="100" w:afterAutospacing="1" w:line="360" w:lineRule="auto"/>
+        <w:jc w:val="both"/>
+        <w:rPr>
+          <w:rFonts w:ascii="Times New Roman" w:eastAsia="Times New Roman" w:hAnsi="Times New Roman" w:cs="Times New Roman"/>
+          <w:color w:val="0D0D0D"/>
+          <w:sz w:val="24"/>
+          <w:szCs w:val="24"/>
+        </w:rPr>
+      </w:pPr>
+      <w:r>
+        <w:rPr>
+          <w:rFonts w:ascii="Times New Roman" w:eastAsia="Times New Roman" w:hAnsi="Times New Roman" w:cs="Times New Roman"/>
+          <w:color w:val="0D0D0D"/>
+          <w:sz w:val="24"/>
+          <w:szCs w:val="24"/>
+        </w:rPr>
+        <w:t>Mobile application development involves selecting the right application type, programming language, framework, and architecture. Native apps provide the best performance but are expensive, while hybrid and PWAs reduce cost and development time. Requirement engineering ensures the application meets user needs, while proper cost estimation helps planning and budgeting.</w:t>
+      </w:r>
+    </w:p>
+    <w:p>
+      <w:pPr>
         <w:spacing w:after="100" w:afterAutospacing="1" w:line="390" w:lineRule="atLeast"/>
         <w:rPr>
           <w:rFonts w:ascii="Times New Roman" w:eastAsia="Times New Roman" w:hAnsi="Times New Roman" w:cs="Times New Roman"/>
@@ -4330,39 +4387,8 @@
           <w:sz w:val="24"/>
           <w:szCs w:val="24"/>
         </w:rPr>
-        <w:t>Mobile application development involves selecting the right application type, programming language, framework, and architecture. Native apps provide the best performance but are expensive, while hybrid and PWAs reduce cost and development time. Requirement engineering ensures the application meets user needs, while proper cost estimation helps planning and budgeting.</w:t>
-      </w:r>
-    </w:p>
-    <w:p>
-      <w:pPr>
-        <w:spacing w:after="100" w:afterAutospacing="1" w:line="390" w:lineRule="atLeast"/>
-        <w:rPr>
-          <w:rFonts w:ascii="Times New Roman" w:eastAsia="Times New Roman" w:hAnsi="Times New Roman" w:cs="Times New Roman"/>
-          <w:color w:val="0D0D0D"/>
-          <w:sz w:val="24"/>
-          <w:szCs w:val="24"/>
-        </w:rPr>
-      </w:pPr>
-      <w:r>
-        <w:rPr>
-          <w:rFonts w:ascii="Times New Roman" w:eastAsia="Times New Roman" w:hAnsi="Times New Roman" w:cs="Times New Roman"/>
-          <w:color w:val="0D0D0D"/>
-          <w:sz w:val="24"/>
-          <w:szCs w:val="24"/>
-        </w:rPr>
         <w:t>Organizations must choose technologies based on performance needs, cost constraints, and development timelines.</w:t>
       </w:r>
-    </w:p>
-    <w:p>
-      <w:pPr>
-        <w:spacing w:after="100" w:afterAutospacing="1" w:line="390" w:lineRule="atLeast"/>
-        <w:rPr>
-          <w:rFonts w:ascii="Times New Roman" w:eastAsia="Times New Roman" w:hAnsi="Times New Roman" w:cs="Times New Roman"/>
-          <w:color w:val="0D0D0D"/>
-          <w:sz w:val="32"/>
-          <w:szCs w:val="32"/>
-        </w:rPr>
-      </w:pPr>
     </w:p>
     <w:p>
       <w:pPr>
@@ -4616,14 +4642,9 @@
       </w:pPr>
     </w:p>
     <w:sectPr>
+      <w:type w:val="continuous"/>
       <w:pgSz w:w="12240" w:h="15840"/>
       <w:pgMar w:top="1440" w:right="1440" w:bottom="1440" w:left="1440" w:header="720" w:footer="720" w:gutter="0"/>
-      <w:pgBorders w:display="firstPage" w:offsetFrom="page">
-        <w:top w:val="twistedLines1" w:sz="18" w:space="24" w:color="auto"/>
-        <w:left w:val="twistedLines1" w:sz="18" w:space="24" w:color="auto"/>
-        <w:bottom w:val="twistedLines1" w:sz="18" w:space="24" w:color="auto"/>
-        <w:right w:val="twistedLines1" w:sz="18" w:space="24" w:color="auto"/>
-      </w:pgBorders>
       <w:cols w:space="720"/>
       <w:docGrid w:linePitch="360"/>
     </w:sectPr>
@@ -13748,6 +13769,7 @@
   <w:style w:type="character" w:default="1" w:styleId="DefaultParagraphFont">
     <w:name w:val="Default Paragraph Font"/>
     <w:uiPriority w:val="1"/>
+    <w:semiHidden/>
     <w:unhideWhenUsed/>
   </w:style>
   <w:style w:type="table" w:default="1" w:styleId="TableNormal">
